--- a/btc-expert-panel/docs/BTC_Expert_Panel_Guide.docx
+++ b/btc-expert-panel/docs/BTC_Expert_Panel_Guide.docx
@@ -7496,7 +7496,7 @@
         <w:pStyle w:val="Heading1"/>
       </w:pPr>
       <w:r>
-        <w:t xml:space="preserve">9. How to use it in an interview</w:t>
+        <w:t xml:space="preserve">9. How to present it</w:t>
       </w:r>
     </w:p>
     <w:p>

--- a/btc-expert-panel/docs/BTC_Expert_Panel_Guide.docx
+++ b/btc-expert-panel/docs/BTC_Expert_Panel_Guide.docx
@@ -31,7 +31,7 @@
           <w:sz w:val="28"/>
           <w:szCs w:val="28"/>
         </w:rPr>
-        <w:t xml:space="preserve">A plain-English guide to five AI experts calling Bitcoin's next week</w:t>
+        <w:t xml:space="preserve">A plain-English guide to six experts, including the Phantom Flow indicator, calling Bitcoin's next week</w:t>
       </w:r>
     </w:p>
     <w:p>
@@ -109,7 +109,7 @@
         <w:t xml:space="preserve">Bitcoin</w:t>
       </w:r>
       <w:r>
-        <w:t xml:space="preserve">, using AI models from three of Kwet's own projects plus Jev:</w:t>
+        <w:t xml:space="preserve">, using AI models from three of Kwet's own projects, Jev, and a trading indicator:</w:t>
       </w:r>
     </w:p>
     <w:p>
@@ -206,6 +206,26 @@
     </w:p>
     <w:p>
       <w:pPr>
+        <w:pStyle w:val="ListParagraph"/>
+        <w:numPr>
+          <w:ilvl w:val="0"/>
+          <w:numId w:val="2"/>
+        </w:numPr>
+        <w:spacing w:after="60"/>
+      </w:pPr>
+      <w:r>
+        <w:rPr>
+          <w:b/>
+          <w:bCs/>
+        </w:rPr>
+        <w:t xml:space="preserve">Phantom Flow:</w:t>
+      </w:r>
+      <w:r>
+        <w:t xml:space="preserve"> a technical indicator that combines a trend filter, market structure and momentum. This is an open re-implementation of the paid TradingView indicator (see section 3.6).</w:t>
+      </w:r>
+    </w:p>
+    <w:p>
+      <w:pPr>
         <w:spacing w:after="120"/>
       </w:pPr>
       <w:r>
@@ -229,7 +249,7 @@
         <w:t xml:space="preserve">panel chair</w:t>
       </w:r>
       <w:r>
-        <w:t xml:space="preserve"> then acts only if at least 3 of the 5 agree.</w:t>
+        <w:t xml:space="preserve"> then acts only if at least 3 of the 6 agree and they outnumber those on the other side.</w:t>
       </w:r>
     </w:p>
     <w:p>
@@ -262,7 +282,7 @@
         <w:t xml:space="preserve">In one sentence:</w:t>
       </w:r>
       <w:r>
-        <w:t xml:space="preserve"> five different AI experts vote on Bitcoin each week; on its own none beats simply holding Bitcoin by much, but the committee matched buy-and-hold's risk-adjusted return with roughly half the worst loss.</w:t>
+        <w:t xml:space="preserve"> six different experts vote on Bitcoin each week. On its own none beats simply holding Bitcoin by much. The five-expert committee matched buy-and-hold's risk-adjusted return with roughly half the worst loss, and adding Phantom Flow lifted it further, though that gain may be luck (section 5).</w:t>
       </w:r>
     </w:p>
     <w:p>
@@ -2094,7 +2114,7 @@
         <w:pStyle w:val="Heading2"/>
       </w:pPr>
       <w:r>
-        <w:t xml:space="preserve">3.6 The panel chair</w:t>
+        <w:t xml:space="preserve">3.6 Phantom Flow (trading indicator)</w:t>
       </w:r>
     </w:p>
     <w:p>
@@ -2109,58 +2129,17 @@
         <w:t xml:space="preserve">What it is:</w:t>
       </w:r>
       <w:r>
-        <w:t xml:space="preserve"> a simple rule. LONG if at least 3 of the 5 experts say LONG; SHORT if at least 3 say SHORT; otherwise FLAT.</w:t>
-      </w:r>
-    </w:p>
-    <w:p>
-      <w:pPr>
-        <w:spacing w:after="120"/>
-      </w:pPr>
+        <w:t xml:space="preserve"> Phantom Flow is a popular paid indicator for TradingView. Its makers describe three parts, plus a "combo" signal when two of them agree. Its formulas are private, so this project rebuilds each part with the standard textbook method. </w:t>
+      </w:r>
       <w:r>
         <w:rPr>
           <w:b/>
           <w:bCs/>
         </w:rPr>
-        <w:t xml:space="preserve">Latest call:</w:t>
-      </w:r>
-      <w:r>
-        <w:t xml:space="preserve"> FLAT. Two experts said LONG (Jev and the mini LLM), three said FLAT, none said SHORT.</w:t>
-      </w:r>
-    </w:p>
-    <w:p>
-      <w:pPr>
-        <w:pStyle w:val="Heading1"/>
-      </w:pPr>
-      <w:r>
-        <w:t xml:space="preserve">4. A worked example: one week</w:t>
-      </w:r>
-    </w:p>
-    <w:p>
-      <w:pPr>
-        <w:spacing w:after="120"/>
-      </w:pPr>
-      <w:r>
-        <w:t xml:space="preserve">The latest call was for the week after </w:t>
-      </w:r>
-      <w:r>
-        <w:rPr>
-          <w:b/>
-          <w:bCs/>
-        </w:rPr>
-        <w:t xml:space="preserve">17 May 2026</w:t>
-      </w:r>
-      <w:r>
-        <w:t xml:space="preserve">, with Bitcoin at </w:t>
-      </w:r>
-      <w:r>
-        <w:rPr>
-          <w:b/>
-          <w:bCs/>
-        </w:rPr>
-        <w:t xml:space="preserve">$77,498</w:t>
-      </w:r>
-      <w:r>
-        <w:t xml:space="preserve">. The public data ends on 23 May 2026, so this is the most recent week the system can call.</w:t>
+        <w:t xml:space="preserve">It is not the proprietary script</w:t>
+      </w:r>
+      <w:r>
+        <w:t xml:space="preserve">, and its signals will differ.</w:t>
       </w:r>
     </w:p>
     <w:tbl>
@@ -2176,10 +2155,9 @@
         </w:tblBorders>
       </w:tblPr>
       <w:tblGrid>
-        <w:gridCol w:w="2434"/>
-        <w:gridCol w:w="1927"/>
-        <w:gridCol w:w="811"/>
-        <w:gridCol w:w="3854"/>
+        <w:gridCol w:w="2054"/>
+        <w:gridCol w:w="3237"/>
+        <w:gridCol w:w="3735"/>
       </w:tblGrid>
       <w:tr>
         <w:trPr>
@@ -2187,7 +2165,7 @@
         </w:trPr>
         <w:tc>
           <w:tcPr>
-            <w:tcW w:type="dxa" w:w="2434"/>
+            <w:tcW w:type="dxa" w:w="2054"/>
             <w:tcBorders>
               <w:top w:val="single" w:color="BFBFBF" w:sz="4"/>
               <w:left w:val="single" w:color="BFBFBF" w:sz="4"/>
@@ -2214,13 +2192,13 @@
                 <w:sz w:val="19"/>
                 <w:szCs w:val="19"/>
               </w:rPr>
-              <w:t xml:space="preserve">Expert</w:t>
-            </w:r>
-          </w:p>
-        </w:tc>
-        <w:tc>
-          <w:tcPr>
-            <w:tcW w:type="dxa" w:w="1927"/>
+              <w:t xml:space="preserve">Part</w:t>
+            </w:r>
+          </w:p>
+        </w:tc>
+        <w:tc>
+          <w:tcPr>
+            <w:tcW w:type="dxa" w:w="3237"/>
             <w:tcBorders>
               <w:top w:val="single" w:color="BFBFBF" w:sz="4"/>
               <w:left w:val="single" w:color="BFBFBF" w:sz="4"/>
@@ -2247,13 +2225,13 @@
                 <w:sz w:val="19"/>
                 <w:szCs w:val="19"/>
               </w:rPr>
-              <w:t xml:space="preserve">P(price higher)</w:t>
-            </w:r>
-          </w:p>
-        </w:tc>
-        <w:tc>
-          <w:tcPr>
-            <w:tcW w:type="dxa" w:w="811"/>
+              <w:t xml:space="preserve">What it asks</w:t>
+            </w:r>
+          </w:p>
+        </w:tc>
+        <w:tc>
+          <w:tcPr>
+            <w:tcW w:type="dxa" w:w="3735"/>
             <w:tcBorders>
               <w:top w:val="single" w:color="BFBFBF" w:sz="4"/>
               <w:left w:val="single" w:color="BFBFBF" w:sz="4"/>
@@ -2280,40 +2258,7 @@
                 <w:sz w:val="19"/>
                 <w:szCs w:val="19"/>
               </w:rPr>
-              <w:t xml:space="preserve">Call</w:t>
-            </w:r>
-          </w:p>
-        </w:tc>
-        <w:tc>
-          <w:tcPr>
-            <w:tcW w:type="dxa" w:w="3854"/>
-            <w:tcBorders>
-              <w:top w:val="single" w:color="BFBFBF" w:sz="4"/>
-              <w:left w:val="single" w:color="BFBFBF" w:sz="4"/>
-              <w:bottom w:val="single" w:color="BFBFBF" w:sz="4"/>
-              <w:right w:val="single" w:color="BFBFBF" w:sz="4"/>
-            </w:tcBorders>
-            <w:shd w:fill="1F4E79" w:color="auto" w:val="clear"/>
-            <w:tcMar>
-              <w:top w:type="dxa" w:w="60"/>
-              <w:left w:type="dxa" w:w="100"/>
-              <w:bottom w:type="dxa" w:w="60"/>
-              <w:right w:type="dxa" w:w="100"/>
-            </w:tcMar>
-          </w:tcPr>
-          <w:p>
-            <w:pPr>
-              <w:spacing w:after="0" w:before="0"/>
-            </w:pPr>
-            <w:r>
-              <w:rPr>
-                <w:b/>
-                <w:bCs/>
-                <w:color w:val="FFFFFF"/>
-                <w:sz w:val="19"/>
-                <w:szCs w:val="19"/>
-              </w:rPr>
-              <w:t xml:space="preserve">Reason</w:t>
+              <w:t xml:space="preserve">How it is calculated here</w:t>
             </w:r>
           </w:p>
         </w:tc>
@@ -2324,117 +2269,97 @@
         </w:trPr>
         <w:tc>
           <w:tcPr>
-            <w:tcW w:type="dxa" w:w="2434"/>
-            <w:tcBorders>
-              <w:top w:val="single" w:color="BFBFBF" w:sz="4"/>
-              <w:left w:val="single" w:color="BFBFBF" w:sz="4"/>
-              <w:bottom w:val="single" w:color="BFBFBF" w:sz="4"/>
-              <w:right w:val="single" w:color="BFBFBF" w:sz="4"/>
-            </w:tcBorders>
-            <w:tcMar>
-              <w:top w:type="dxa" w:w="60"/>
-              <w:left w:type="dxa" w:w="100"/>
-              <w:bottom w:type="dxa" w:w="60"/>
-              <w:right w:type="dxa" w:w="100"/>
-            </w:tcMar>
-          </w:tcPr>
-          <w:p>
-            <w:pPr>
-              <w:spacing w:after="0" w:before="0"/>
-            </w:pPr>
-            <w:r>
-              <w:rPr>
-                <w:sz w:val="19"/>
-                <w:szCs w:val="19"/>
-              </w:rPr>
-              <w:t xml:space="preserve">Random Forest</w:t>
-            </w:r>
-          </w:p>
-        </w:tc>
-        <w:tc>
-          <w:tcPr>
-            <w:tcW w:type="dxa" w:w="1927"/>
-            <w:tcBorders>
-              <w:top w:val="single" w:color="BFBFBF" w:sz="4"/>
-              <w:left w:val="single" w:color="BFBFBF" w:sz="4"/>
-              <w:bottom w:val="single" w:color="BFBFBF" w:sz="4"/>
-              <w:right w:val="single" w:color="BFBFBF" w:sz="4"/>
-            </w:tcBorders>
-            <w:tcMar>
-              <w:top w:type="dxa" w:w="60"/>
-              <w:left w:type="dxa" w:w="100"/>
-              <w:bottom w:type="dxa" w:w="60"/>
-              <w:right w:type="dxa" w:w="100"/>
-            </w:tcMar>
-          </w:tcPr>
-          <w:p>
-            <w:pPr>
-              <w:spacing w:after="0" w:before="0"/>
-            </w:pPr>
-            <w:r>
-              <w:rPr>
-                <w:sz w:val="19"/>
-                <w:szCs w:val="19"/>
-              </w:rPr>
-              <w:t xml:space="preserve">49%</w:t>
-            </w:r>
-          </w:p>
-        </w:tc>
-        <w:tc>
-          <w:tcPr>
-            <w:tcW w:type="dxa" w:w="811"/>
-            <w:tcBorders>
-              <w:top w:val="single" w:color="BFBFBF" w:sz="4"/>
-              <w:left w:val="single" w:color="BFBFBF" w:sz="4"/>
-              <w:bottom w:val="single" w:color="BFBFBF" w:sz="4"/>
-              <w:right w:val="single" w:color="BFBFBF" w:sz="4"/>
-            </w:tcBorders>
-            <w:tcMar>
-              <w:top w:type="dxa" w:w="60"/>
-              <w:left w:type="dxa" w:w="100"/>
-              <w:bottom w:type="dxa" w:w="60"/>
-              <w:right w:type="dxa" w:w="100"/>
-            </w:tcMar>
-          </w:tcPr>
-          <w:p>
-            <w:pPr>
-              <w:spacing w:after="0" w:before="0"/>
-            </w:pPr>
-            <w:r>
-              <w:rPr>
-                <w:sz w:val="19"/>
-                <w:szCs w:val="19"/>
-              </w:rPr>
-              <w:t xml:space="preserve">FLAT</w:t>
-            </w:r>
-          </w:p>
-        </w:tc>
-        <w:tc>
-          <w:tcPr>
-            <w:tcW w:type="dxa" w:w="3854"/>
-            <w:tcBorders>
-              <w:top w:val="single" w:color="BFBFBF" w:sz="4"/>
-              <w:left w:val="single" w:color="BFBFBF" w:sz="4"/>
-              <w:bottom w:val="single" w:color="BFBFBF" w:sz="4"/>
-              <w:right w:val="single" w:color="BFBFBF" w:sz="4"/>
-            </w:tcBorders>
-            <w:tcMar>
-              <w:top w:type="dxa" w:w="60"/>
-              <w:left w:type="dxa" w:w="100"/>
-              <w:bottom w:type="dxa" w:w="60"/>
-              <w:right w:type="dxa" w:w="100"/>
-            </w:tcMar>
-          </w:tcPr>
-          <w:p>
-            <w:pPr>
-              <w:spacing w:after="0" w:before="0"/>
-            </w:pPr>
-            <w:r>
-              <w:rPr>
-                <w:sz w:val="19"/>
-                <w:szCs w:val="19"/>
-              </w:rPr>
-              <w:t xml:space="preserve">Between 45% and 55%</w:t>
+            <w:tcW w:type="dxa" w:w="2054"/>
+            <w:tcBorders>
+              <w:top w:val="single" w:color="BFBFBF" w:sz="4"/>
+              <w:left w:val="single" w:color="BFBFBF" w:sz="4"/>
+              <w:bottom w:val="single" w:color="BFBFBF" w:sz="4"/>
+              <w:right w:val="single" w:color="BFBFBF" w:sz="4"/>
+            </w:tcBorders>
+            <w:tcMar>
+              <w:top w:type="dxa" w:w="60"/>
+              <w:left w:type="dxa" w:w="100"/>
+              <w:bottom w:type="dxa" w:w="60"/>
+              <w:right w:type="dxa" w:w="100"/>
+            </w:tcMar>
+          </w:tcPr>
+          <w:p>
+            <w:pPr>
+              <w:spacing w:after="0" w:before="0"/>
+            </w:pPr>
+            <w:r>
+              <w:rPr>
+                <w:b/>
+                <w:bCs/>
+                <w:sz w:val="19"/>
+                <w:szCs w:val="19"/>
+              </w:rPr>
+              <w:t xml:space="preserve">Phantom Shift</w:t>
+            </w:r>
+            <w:r>
+              <w:rPr>
+                <w:sz w:val="19"/>
+                <w:szCs w:val="19"/>
+              </w:rPr>
+              <w:t xml:space="preserve"> (trend)</w:t>
+            </w:r>
+          </w:p>
+        </w:tc>
+        <w:tc>
+          <w:tcPr>
+            <w:tcW w:type="dxa" w:w="3237"/>
+            <w:tcBorders>
+              <w:top w:val="single" w:color="BFBFBF" w:sz="4"/>
+              <w:left w:val="single" w:color="BFBFBF" w:sz="4"/>
+              <w:bottom w:val="single" w:color="BFBFBF" w:sz="4"/>
+              <w:right w:val="single" w:color="BFBFBF" w:sz="4"/>
+            </w:tcBorders>
+            <w:tcMar>
+              <w:top w:type="dxa" w:w="60"/>
+              <w:left w:type="dxa" w:w="100"/>
+              <w:bottom w:type="dxa" w:w="60"/>
+              <w:right w:type="dxa" w:w="100"/>
+            </w:tcMar>
+          </w:tcPr>
+          <w:p>
+            <w:pPr>
+              <w:spacing w:after="0" w:before="0"/>
+            </w:pPr>
+            <w:r>
+              <w:rPr>
+                <w:sz w:val="19"/>
+                <w:szCs w:val="19"/>
+              </w:rPr>
+              <w:t xml:space="preserve">Is the trend up or down?</w:t>
+            </w:r>
+          </w:p>
+        </w:tc>
+        <w:tc>
+          <w:tcPr>
+            <w:tcW w:type="dxa" w:w="3735"/>
+            <w:tcBorders>
+              <w:top w:val="single" w:color="BFBFBF" w:sz="4"/>
+              <w:left w:val="single" w:color="BFBFBF" w:sz="4"/>
+              <w:bottom w:val="single" w:color="BFBFBF" w:sz="4"/>
+              <w:right w:val="single" w:color="BFBFBF" w:sz="4"/>
+            </w:tcBorders>
+            <w:tcMar>
+              <w:top w:type="dxa" w:w="60"/>
+              <w:left w:type="dxa" w:w="100"/>
+              <w:bottom w:type="dxa" w:w="60"/>
+              <w:right w:type="dxa" w:w="100"/>
+            </w:tcMar>
+          </w:tcPr>
+          <w:p>
+            <w:pPr>
+              <w:spacing w:after="0" w:before="0"/>
+            </w:pPr>
+            <w:r>
+              <w:rPr>
+                <w:sz w:val="19"/>
+                <w:szCs w:val="19"/>
+              </w:rPr>
+              <w:t xml:space="preserve">A trailing stop 3 × ATR away from the price (ATR = the average daily move over 10 days). In an uptrend the stop sits under the price and only moves up; a close below it flips the trend to down, and the other way round</w:t>
             </w:r>
           </w:p>
         </w:tc>
@@ -2445,117 +2370,122 @@
         </w:trPr>
         <w:tc>
           <w:tcPr>
-            <w:tcW w:type="dxa" w:w="2434"/>
-            <w:tcBorders>
-              <w:top w:val="single" w:color="BFBFBF" w:sz="4"/>
-              <w:left w:val="single" w:color="BFBFBF" w:sz="4"/>
-              <w:bottom w:val="single" w:color="BFBFBF" w:sz="4"/>
-              <w:right w:val="single" w:color="BFBFBF" w:sz="4"/>
-            </w:tcBorders>
-            <w:tcMar>
-              <w:top w:type="dxa" w:w="60"/>
-              <w:left w:type="dxa" w:w="100"/>
-              <w:bottom w:type="dxa" w:w="60"/>
-              <w:right w:type="dxa" w:w="100"/>
-            </w:tcMar>
-          </w:tcPr>
-          <w:p>
-            <w:pPr>
-              <w:spacing w:after="0" w:before="0"/>
-            </w:pPr>
-            <w:r>
-              <w:rPr>
-                <w:sz w:val="19"/>
-                <w:szCs w:val="19"/>
-              </w:rPr>
-              <w:t xml:space="preserve">Tabular Transformer</w:t>
-            </w:r>
-          </w:p>
-        </w:tc>
-        <w:tc>
-          <w:tcPr>
-            <w:tcW w:type="dxa" w:w="1927"/>
-            <w:tcBorders>
-              <w:top w:val="single" w:color="BFBFBF" w:sz="4"/>
-              <w:left w:val="single" w:color="BFBFBF" w:sz="4"/>
-              <w:bottom w:val="single" w:color="BFBFBF" w:sz="4"/>
-              <w:right w:val="single" w:color="BFBFBF" w:sz="4"/>
-            </w:tcBorders>
-            <w:tcMar>
-              <w:top w:type="dxa" w:w="60"/>
-              <w:left w:type="dxa" w:w="100"/>
-              <w:bottom w:type="dxa" w:w="60"/>
-              <w:right w:type="dxa" w:w="100"/>
-            </w:tcMar>
-          </w:tcPr>
-          <w:p>
-            <w:pPr>
-              <w:spacing w:after="0" w:before="0"/>
-            </w:pPr>
-            <w:r>
-              <w:rPr>
-                <w:sz w:val="19"/>
-                <w:szCs w:val="19"/>
-              </w:rPr>
-              <w:t xml:space="preserve">51%</w:t>
-            </w:r>
-          </w:p>
-        </w:tc>
-        <w:tc>
-          <w:tcPr>
-            <w:tcW w:type="dxa" w:w="811"/>
-            <w:tcBorders>
-              <w:top w:val="single" w:color="BFBFBF" w:sz="4"/>
-              <w:left w:val="single" w:color="BFBFBF" w:sz="4"/>
-              <w:bottom w:val="single" w:color="BFBFBF" w:sz="4"/>
-              <w:right w:val="single" w:color="BFBFBF" w:sz="4"/>
-            </w:tcBorders>
-            <w:tcMar>
-              <w:top w:type="dxa" w:w="60"/>
-              <w:left w:type="dxa" w:w="100"/>
-              <w:bottom w:type="dxa" w:w="60"/>
-              <w:right w:type="dxa" w:w="100"/>
-            </w:tcMar>
-          </w:tcPr>
-          <w:p>
-            <w:pPr>
-              <w:spacing w:after="0" w:before="0"/>
-            </w:pPr>
-            <w:r>
-              <w:rPr>
-                <w:sz w:val="19"/>
-                <w:szCs w:val="19"/>
-              </w:rPr>
-              <w:t xml:space="preserve">FLAT</w:t>
-            </w:r>
-          </w:p>
-        </w:tc>
-        <w:tc>
-          <w:tcPr>
-            <w:tcW w:type="dxa" w:w="3854"/>
-            <w:tcBorders>
-              <w:top w:val="single" w:color="BFBFBF" w:sz="4"/>
-              <w:left w:val="single" w:color="BFBFBF" w:sz="4"/>
-              <w:bottom w:val="single" w:color="BFBFBF" w:sz="4"/>
-              <w:right w:val="single" w:color="BFBFBF" w:sz="4"/>
-            </w:tcBorders>
-            <w:tcMar>
-              <w:top w:type="dxa" w:w="60"/>
-              <w:left w:type="dxa" w:w="100"/>
-              <w:bottom w:type="dxa" w:w="60"/>
-              <w:right w:type="dxa" w:w="100"/>
-            </w:tcMar>
-          </w:tcPr>
-          <w:p>
-            <w:pPr>
-              <w:spacing w:after="0" w:before="0"/>
-            </w:pPr>
-            <w:r>
-              <w:rPr>
-                <w:sz w:val="19"/>
-                <w:szCs w:val="19"/>
-              </w:rPr>
-              <w:t xml:space="preserve">Between 45% and 55%</w:t>
+            <w:tcW w:type="dxa" w:w="2054"/>
+            <w:tcBorders>
+              <w:top w:val="single" w:color="BFBFBF" w:sz="4"/>
+              <w:left w:val="single" w:color="BFBFBF" w:sz="4"/>
+              <w:bottom w:val="single" w:color="BFBFBF" w:sz="4"/>
+              <w:right w:val="single" w:color="BFBFBF" w:sz="4"/>
+            </w:tcBorders>
+            <w:tcMar>
+              <w:top w:type="dxa" w:w="60"/>
+              <w:left w:type="dxa" w:w="100"/>
+              <w:bottom w:type="dxa" w:w="60"/>
+              <w:right w:type="dxa" w:w="100"/>
+            </w:tcMar>
+          </w:tcPr>
+          <w:p>
+            <w:pPr>
+              <w:spacing w:after="0" w:before="0"/>
+            </w:pPr>
+            <w:r>
+              <w:rPr>
+                <w:b/>
+                <w:bCs/>
+                <w:sz w:val="19"/>
+                <w:szCs w:val="19"/>
+              </w:rPr>
+              <w:t xml:space="preserve">Structure</w:t>
+            </w:r>
+          </w:p>
+        </w:tc>
+        <w:tc>
+          <w:tcPr>
+            <w:tcW w:type="dxa" w:w="3237"/>
+            <w:tcBorders>
+              <w:top w:val="single" w:color="BFBFBF" w:sz="4"/>
+              <w:left w:val="single" w:color="BFBFBF" w:sz="4"/>
+              <w:bottom w:val="single" w:color="BFBFBF" w:sz="4"/>
+              <w:right w:val="single" w:color="BFBFBF" w:sz="4"/>
+            </w:tcBorders>
+            <w:tcMar>
+              <w:top w:type="dxa" w:w="60"/>
+              <w:left w:type="dxa" w:w="100"/>
+              <w:bottom w:type="dxa" w:w="60"/>
+              <w:right w:type="dxa" w:w="100"/>
+            </w:tcMar>
+          </w:tcPr>
+          <w:p>
+            <w:pPr>
+              <w:spacing w:after="0" w:before="0"/>
+            </w:pPr>
+            <w:r>
+              <w:rPr>
+                <w:sz w:val="19"/>
+                <w:szCs w:val="19"/>
+              </w:rPr>
+              <w:t xml:space="preserve">Is the market making higher highs, or breaking down?</w:t>
+            </w:r>
+          </w:p>
+        </w:tc>
+        <w:tc>
+          <w:tcPr>
+            <w:tcW w:type="dxa" w:w="3735"/>
+            <w:tcBorders>
+              <w:top w:val="single" w:color="BFBFBF" w:sz="4"/>
+              <w:left w:val="single" w:color="BFBFBF" w:sz="4"/>
+              <w:bottom w:val="single" w:color="BFBFBF" w:sz="4"/>
+              <w:right w:val="single" w:color="BFBFBF" w:sz="4"/>
+            </w:tcBorders>
+            <w:tcMar>
+              <w:top w:type="dxa" w:w="60"/>
+              <w:left w:type="dxa" w:w="100"/>
+              <w:bottom w:type="dxa" w:w="60"/>
+              <w:right w:type="dxa" w:w="100"/>
+            </w:tcMar>
+          </w:tcPr>
+          <w:p>
+            <w:pPr>
+              <w:spacing w:after="0" w:before="0"/>
+            </w:pPr>
+            <w:r>
+              <w:rPr>
+                <w:sz w:val="19"/>
+                <w:szCs w:val="19"/>
+              </w:rPr>
+              <w:t xml:space="preserve">A "swing high" is a close higher than the 5 days either side. A close above the last swing high is a </w:t>
+            </w:r>
+            <w:r>
+              <w:rPr>
+                <w:b/>
+                <w:bCs/>
+                <w:sz w:val="19"/>
+                <w:szCs w:val="19"/>
+              </w:rPr>
+              <w:t xml:space="preserve">break of structure</w:t>
+            </w:r>
+            <w:r>
+              <w:rPr>
+                <w:sz w:val="19"/>
+                <w:szCs w:val="19"/>
+              </w:rPr>
+              <w:t xml:space="preserve"> up if the trend was already up, or a </w:t>
+            </w:r>
+            <w:r>
+              <w:rPr>
+                <w:b/>
+                <w:bCs/>
+                <w:sz w:val="19"/>
+                <w:szCs w:val="19"/>
+              </w:rPr>
+              <w:t xml:space="preserve">change of character</w:t>
+            </w:r>
+            <w:r>
+              <w:rPr>
+                <w:sz w:val="19"/>
+                <w:szCs w:val="19"/>
+              </w:rPr>
+              <w:t xml:space="preserve"> if it was down (a reversal). The same applies for swing lows</w:t>
             </w:r>
           </w:p>
         </w:tc>
@@ -2566,117 +2496,494 @@
         </w:trPr>
         <w:tc>
           <w:tcPr>
-            <w:tcW w:type="dxa" w:w="2434"/>
-            <w:tcBorders>
-              <w:top w:val="single" w:color="BFBFBF" w:sz="4"/>
-              <w:left w:val="single" w:color="BFBFBF" w:sz="4"/>
-              <w:bottom w:val="single" w:color="BFBFBF" w:sz="4"/>
-              <w:right w:val="single" w:color="BFBFBF" w:sz="4"/>
-            </w:tcBorders>
-            <w:tcMar>
-              <w:top w:type="dxa" w:w="60"/>
-              <w:left w:type="dxa" w:w="100"/>
-              <w:bottom w:type="dxa" w:w="60"/>
-              <w:right w:type="dxa" w:w="100"/>
-            </w:tcMar>
-          </w:tcPr>
-          <w:p>
-            <w:pPr>
-              <w:spacing w:after="0" w:before="0"/>
-            </w:pPr>
-            <w:r>
-              <w:rPr>
-                <w:sz w:val="19"/>
-                <w:szCs w:val="19"/>
-              </w:rPr>
-              <w:t xml:space="preserve">Neuroplastic World Model</w:t>
-            </w:r>
-          </w:p>
-        </w:tc>
-        <w:tc>
-          <w:tcPr>
-            <w:tcW w:type="dxa" w:w="1927"/>
-            <w:tcBorders>
-              <w:top w:val="single" w:color="BFBFBF" w:sz="4"/>
-              <w:left w:val="single" w:color="BFBFBF" w:sz="4"/>
-              <w:bottom w:val="single" w:color="BFBFBF" w:sz="4"/>
-              <w:right w:val="single" w:color="BFBFBF" w:sz="4"/>
-            </w:tcBorders>
-            <w:tcMar>
-              <w:top w:type="dxa" w:w="60"/>
-              <w:left w:type="dxa" w:w="100"/>
-              <w:bottom w:type="dxa" w:w="60"/>
-              <w:right w:type="dxa" w:w="100"/>
-            </w:tcMar>
-          </w:tcPr>
-          <w:p>
-            <w:pPr>
-              <w:spacing w:after="0" w:before="0"/>
-            </w:pPr>
-            <w:r>
-              <w:rPr>
-                <w:sz w:val="19"/>
-                <w:szCs w:val="19"/>
-              </w:rPr>
-              <w:t xml:space="preserve">vote 2 BUY / 4 HOLD</w:t>
-            </w:r>
-          </w:p>
-        </w:tc>
-        <w:tc>
-          <w:tcPr>
-            <w:tcW w:type="dxa" w:w="811"/>
-            <w:tcBorders>
-              <w:top w:val="single" w:color="BFBFBF" w:sz="4"/>
-              <w:left w:val="single" w:color="BFBFBF" w:sz="4"/>
-              <w:bottom w:val="single" w:color="BFBFBF" w:sz="4"/>
-              <w:right w:val="single" w:color="BFBFBF" w:sz="4"/>
-            </w:tcBorders>
-            <w:tcMar>
-              <w:top w:type="dxa" w:w="60"/>
-              <w:left w:type="dxa" w:w="100"/>
-              <w:bottom w:type="dxa" w:w="60"/>
-              <w:right w:type="dxa" w:w="100"/>
-            </w:tcMar>
-          </w:tcPr>
-          <w:p>
-            <w:pPr>
-              <w:spacing w:after="0" w:before="0"/>
-            </w:pPr>
-            <w:r>
-              <w:rPr>
-                <w:sz w:val="19"/>
-                <w:szCs w:val="19"/>
-              </w:rPr>
-              <w:t xml:space="preserve">FLAT</w:t>
-            </w:r>
-          </w:p>
-        </w:tc>
-        <w:tc>
-          <w:tcPr>
-            <w:tcW w:type="dxa" w:w="3854"/>
-            <w:tcBorders>
-              <w:top w:val="single" w:color="BFBFBF" w:sz="4"/>
-              <w:left w:val="single" w:color="BFBFBF" w:sz="4"/>
-              <w:bottom w:val="single" w:color="BFBFBF" w:sz="4"/>
-              <w:right w:val="single" w:color="BFBFBF" w:sz="4"/>
-            </w:tcBorders>
-            <w:tcMar>
-              <w:top w:type="dxa" w:w="60"/>
-              <w:left w:type="dxa" w:w="100"/>
-              <w:bottom w:type="dxa" w:w="60"/>
-              <w:right w:type="dxa" w:w="100"/>
-            </w:tcMar>
-          </w:tcPr>
-          <w:p>
-            <w:pPr>
-              <w:spacing w:after="0" w:before="0"/>
-            </w:pPr>
-            <w:r>
-              <w:rPr>
-                <w:sz w:val="19"/>
-                <w:szCs w:val="19"/>
-              </w:rPr>
-              <w:t xml:space="preserve">Needs 4 of 6 to agree</w:t>
+            <w:tcW w:type="dxa" w:w="2054"/>
+            <w:tcBorders>
+              <w:top w:val="single" w:color="BFBFBF" w:sz="4"/>
+              <w:left w:val="single" w:color="BFBFBF" w:sz="4"/>
+              <w:bottom w:val="single" w:color="BFBFBF" w:sz="4"/>
+              <w:right w:val="single" w:color="BFBFBF" w:sz="4"/>
+            </w:tcBorders>
+            <w:tcMar>
+              <w:top w:type="dxa" w:w="60"/>
+              <w:left w:type="dxa" w:w="100"/>
+              <w:bottom w:type="dxa" w:w="60"/>
+              <w:right w:type="dxa" w:w="100"/>
+            </w:tcMar>
+          </w:tcPr>
+          <w:p>
+            <w:pPr>
+              <w:spacing w:after="0" w:before="0"/>
+            </w:pPr>
+            <w:r>
+              <w:rPr>
+                <w:b/>
+                <w:bCs/>
+                <w:sz w:val="19"/>
+                <w:szCs w:val="19"/>
+              </w:rPr>
+              <w:t xml:space="preserve">Phantom Oscillator</w:t>
+            </w:r>
+            <w:r>
+              <w:rPr>
+                <w:sz w:val="19"/>
+                <w:szCs w:val="19"/>
+              </w:rPr>
+              <w:t xml:space="preserve"> (momentum)</w:t>
+            </w:r>
+          </w:p>
+        </w:tc>
+        <w:tc>
+          <w:tcPr>
+            <w:tcW w:type="dxa" w:w="3237"/>
+            <w:tcBorders>
+              <w:top w:val="single" w:color="BFBFBF" w:sz="4"/>
+              <w:left w:val="single" w:color="BFBFBF" w:sz="4"/>
+              <w:bottom w:val="single" w:color="BFBFBF" w:sz="4"/>
+              <w:right w:val="single" w:color="BFBFBF" w:sz="4"/>
+            </w:tcBorders>
+            <w:tcMar>
+              <w:top w:type="dxa" w:w="60"/>
+              <w:left w:type="dxa" w:w="100"/>
+              <w:bottom w:type="dxa" w:w="60"/>
+              <w:right w:type="dxa" w:w="100"/>
+            </w:tcMar>
+          </w:tcPr>
+          <w:p>
+            <w:pPr>
+              <w:spacing w:after="0" w:before="0"/>
+            </w:pPr>
+            <w:r>
+              <w:rPr>
+                <w:sz w:val="19"/>
+                <w:szCs w:val="19"/>
+              </w:rPr>
+              <w:t xml:space="preserve">Is the price stretched above or below normal?</w:t>
+            </w:r>
+          </w:p>
+        </w:tc>
+        <w:tc>
+          <w:tcPr>
+            <w:tcW w:type="dxa" w:w="3735"/>
+            <w:tcBorders>
+              <w:top w:val="single" w:color="BFBFBF" w:sz="4"/>
+              <w:left w:val="single" w:color="BFBFBF" w:sz="4"/>
+              <w:bottom w:val="single" w:color="BFBFBF" w:sz="4"/>
+              <w:right w:val="single" w:color="BFBFBF" w:sz="4"/>
+            </w:tcBorders>
+            <w:tcMar>
+              <w:top w:type="dxa" w:w="60"/>
+              <w:left w:type="dxa" w:w="100"/>
+              <w:bottom w:type="dxa" w:w="60"/>
+              <w:right w:type="dxa" w:w="100"/>
+            </w:tcMar>
+          </w:tcPr>
+          <w:p>
+            <w:pPr>
+              <w:spacing w:after="0" w:before="0"/>
+            </w:pPr>
+            <w:r>
+              <w:rPr>
+                <w:sz w:val="19"/>
+                <w:szCs w:val="19"/>
+              </w:rPr>
+              <w:t xml:space="preserve">How far the close is from its 21-day average, measured in ATRs</w:t>
+            </w:r>
+          </w:p>
+        </w:tc>
+      </w:tr>
+    </w:tbl>
+    <w:p>
+      <w:pPr>
+        <w:spacing w:after="120"/>
+      </w:pPr>
+    </w:p>
+    <w:p>
+      <w:pPr>
+        <w:spacing w:after="120"/>
+      </w:pPr>
+      <w:r>
+        <w:rPr>
+          <w:b/>
+          <w:bCs/>
+        </w:rPr>
+        <w:t xml:space="preserve">How it decides:</w:t>
+      </w:r>
+      <w:r>
+        <w:t xml:space="preserve"> it goes </w:t>
+      </w:r>
+      <w:r>
+        <w:rPr>
+          <w:b/>
+          <w:bCs/>
+        </w:rPr>
+        <w:t xml:space="preserve">LONG</w:t>
+      </w:r>
+      <w:r>
+        <w:t xml:space="preserve"> only when the trend is up </w:t>
+      </w:r>
+      <w:r>
+        <w:rPr>
+          <w:b/>
+          <w:bCs/>
+        </w:rPr>
+        <w:t xml:space="preserve">and</w:t>
+      </w:r>
+      <w:r>
+        <w:t xml:space="preserve"> the oscillator is positive (Phantom Flow's "combo") </w:t>
+      </w:r>
+      <w:r>
+        <w:rPr>
+          <w:b/>
+          <w:bCs/>
+        </w:rPr>
+        <w:t xml:space="preserve">and</w:t>
+      </w:r>
+      <w:r>
+        <w:t xml:space="preserve"> the structure is not bearish. SHORT is the mirror image; anything else is FLAT. On the dashboard it shows a confluence score from −3 to +3 (one point per part) instead of a probability.</w:t>
+      </w:r>
+    </w:p>
+    <w:p>
+      <w:pPr>
+        <w:spacing w:after="120"/>
+      </w:pPr>
+      <w:r>
+        <w:rPr>
+          <w:b/>
+          <w:bCs/>
+        </w:rPr>
+        <w:t xml:space="preserve">A simple example:</w:t>
+      </w:r>
+      <w:r>
+        <w:t xml:space="preserve"> Bitcoin closes at $100,000. Its average daily move is $2,500, so the uptrend stop is 3 × $2,500 below the close, at $92,500, or higher if it has already ratcheted up. The 21-day average is $95,000, so the oscillator reads (100,000 − 95,000) ÷ 2,500 = +2 ATR. Last week it closed above its previous swing high: structure bullish. All three agree, so the call is LONG. If the price then falls below the stop, the trend flips to down and the call drops to FLAT at once, before the other parts have turned.</w:t>
+      </w:r>
+    </w:p>
+    <w:p>
+      <w:pPr>
+        <w:spacing w:after="120"/>
+      </w:pPr>
+      <w:r>
+        <w:rPr>
+          <w:b/>
+          <w:bCs/>
+        </w:rPr>
+        <w:t xml:space="preserve">No hindsight:</w:t>
+      </w:r>
+    </w:p>
+    <w:p>
+      <w:pPr>
+        <w:pStyle w:val="ListParagraph"/>
+        <w:numPr>
+          <w:ilvl w:val="0"/>
+          <w:numId w:val="2"/>
+        </w:numPr>
+        <w:spacing w:after="60"/>
+      </w:pPr>
+      <w:r>
+        <w:t xml:space="preserve">The indicator uses daily closes only, which is all the public data provides. So there are no order blocks or fair value gaps, which need intraday highs and lows.</w:t>
+      </w:r>
+    </w:p>
+    <w:p>
+      <w:pPr>
+        <w:pStyle w:val="ListParagraph"/>
+        <w:numPr>
+          <w:ilvl w:val="0"/>
+          <w:numId w:val="2"/>
+        </w:numPr>
+        <w:spacing w:after="60"/>
+      </w:pPr>
+      <w:r>
+        <w:t xml:space="preserve">It needs no training, so it is not refitted each year.</w:t>
+      </w:r>
+    </w:p>
+    <w:p>
+      <w:pPr>
+        <w:pStyle w:val="ListParagraph"/>
+        <w:numPr>
+          <w:ilvl w:val="0"/>
+          <w:numId w:val="2"/>
+        </w:numPr>
+        <w:spacing w:after="60"/>
+      </w:pPr>
+      <w:r>
+        <w:t xml:space="preserve">A swing point only counts once the 5 days after it have closed. On-chart indicators often draw a swing on the day it happened, which quietly uses future information ("repainting").</w:t>
+      </w:r>
+    </w:p>
+    <w:p>
+      <w:pPr>
+        <w:pStyle w:val="ListParagraph"/>
+        <w:numPr>
+          <w:ilvl w:val="0"/>
+          <w:numId w:val="2"/>
+        </w:numPr>
+        <w:spacing w:after="60"/>
+      </w:pPr>
+      <w:r>
+        <w:t xml:space="preserve">A test checks that the value on any day is identical whether or not later data exists.</w:t>
+      </w:r>
+    </w:p>
+    <w:p>
+      <w:pPr>
+        <w:spacing w:after="120"/>
+      </w:pPr>
+      <w:r>
+        <w:rPr>
+          <w:b/>
+          <w:bCs/>
+        </w:rPr>
+        <w:t xml:space="preserve">Settings:</w:t>
+      </w:r>
+      <w:r>
+        <w:t xml:space="preserve"> ATR 10 × 3, 5-day pivots and a 21-day average. These are common defaults, fixed before the backtest and never tuned on it.</w:t>
+      </w:r>
+    </w:p>
+    <w:p>
+      <w:pPr>
+        <w:spacing w:after="120"/>
+      </w:pPr>
+      <w:r>
+        <w:rPr>
+          <w:b/>
+          <w:bCs/>
+        </w:rPr>
+        <w:t xml:space="preserve">Latest call:</w:t>
+      </w:r>
+      <w:r>
+        <w:t xml:space="preserve"> FLAT, confluence −1. On Sunday 17 May the trend had just flipped down (stop $80,716) and the oscillator was −0.66 ATR, but structure was still bullish. By 23 May, the last day of data, structure had also turned down, which is a daily SHORT signal.</w:t>
+      </w:r>
+    </w:p>
+    <w:p>
+      <w:pPr>
+        <w:pStyle w:val="Heading2"/>
+      </w:pPr>
+      <w:r>
+        <w:t xml:space="preserve">3.7 The panel chair</w:t>
+      </w:r>
+    </w:p>
+    <w:p>
+      <w:pPr>
+        <w:spacing w:after="120"/>
+      </w:pPr>
+      <w:r>
+        <w:rPr>
+          <w:b/>
+          <w:bCs/>
+        </w:rPr>
+        <w:t xml:space="preserve">What it is:</w:t>
+      </w:r>
+      <w:r>
+        <w:t xml:space="preserve"> a simple rule. LONG if at least 3 of the 6 experts say LONG and they outnumber those saying SHORT. SHORT is the mirror image; otherwise FLAT.</w:t>
+      </w:r>
+    </w:p>
+    <w:p>
+      <w:pPr>
+        <w:spacing w:after="120"/>
+      </w:pPr>
+      <w:r>
+        <w:t xml:space="preserve">When Phantom Flow is FLAT, this is exactly the old 3-of-5 rule. So any difference in results comes from Phantom Flow's vote. The old chair is kept on the dashboard as "Chair without Phantom Flow".</w:t>
+      </w:r>
+    </w:p>
+    <w:p>
+      <w:pPr>
+        <w:spacing w:after="120"/>
+      </w:pPr>
+      <w:r>
+        <w:rPr>
+          <w:b/>
+          <w:bCs/>
+        </w:rPr>
+        <w:t xml:space="preserve">Latest call:</w:t>
+      </w:r>
+      <w:r>
+        <w:t xml:space="preserve"> FLAT. Two experts said LONG (Jev and the mini LLM), four said FLAT, none said SHORT.</w:t>
+      </w:r>
+    </w:p>
+    <w:p>
+      <w:pPr>
+        <w:pStyle w:val="Heading1"/>
+      </w:pPr>
+      <w:r>
+        <w:t xml:space="preserve">4. A worked example: one week</w:t>
+      </w:r>
+    </w:p>
+    <w:p>
+      <w:pPr>
+        <w:spacing w:after="120"/>
+      </w:pPr>
+      <w:r>
+        <w:t xml:space="preserve">The latest call was for the week after </w:t>
+      </w:r>
+      <w:r>
+        <w:rPr>
+          <w:b/>
+          <w:bCs/>
+        </w:rPr>
+        <w:t xml:space="preserve">17 May 2026</w:t>
+      </w:r>
+      <w:r>
+        <w:t xml:space="preserve">, with Bitcoin at </w:t>
+      </w:r>
+      <w:r>
+        <w:rPr>
+          <w:b/>
+          <w:bCs/>
+        </w:rPr>
+        <w:t xml:space="preserve">$77,498</w:t>
+      </w:r>
+      <w:r>
+        <w:t xml:space="preserve">. The public data ends on 23 May 2026, so this is the most recent week the system can call.</w:t>
+      </w:r>
+    </w:p>
+    <w:tbl>
+      <w:tblPr>
+        <w:tblW w:type="dxa" w:w="9026"/>
+        <w:tblBorders>
+          <w:top w:val="single" w:color="auto" w:sz="4"/>
+          <w:left w:val="single" w:color="auto" w:sz="4"/>
+          <w:bottom w:val="single" w:color="auto" w:sz="4"/>
+          <w:right w:val="single" w:color="auto" w:sz="4"/>
+          <w:insideH w:val="single" w:color="auto" w:sz="4"/>
+          <w:insideV w:val="single" w:color="auto" w:sz="4"/>
+        </w:tblBorders>
+      </w:tblPr>
+      <w:tblGrid>
+        <w:gridCol w:w="2025"/>
+        <w:gridCol w:w="1603"/>
+        <w:gridCol w:w="675"/>
+        <w:gridCol w:w="4723"/>
+      </w:tblGrid>
+      <w:tr>
+        <w:trPr>
+          <w:tblHeader/>
+        </w:trPr>
+        <w:tc>
+          <w:tcPr>
+            <w:tcW w:type="dxa" w:w="2025"/>
+            <w:tcBorders>
+              <w:top w:val="single" w:color="BFBFBF" w:sz="4"/>
+              <w:left w:val="single" w:color="BFBFBF" w:sz="4"/>
+              <w:bottom w:val="single" w:color="BFBFBF" w:sz="4"/>
+              <w:right w:val="single" w:color="BFBFBF" w:sz="4"/>
+            </w:tcBorders>
+            <w:shd w:fill="1F4E79" w:color="auto" w:val="clear"/>
+            <w:tcMar>
+              <w:top w:type="dxa" w:w="60"/>
+              <w:left w:type="dxa" w:w="100"/>
+              <w:bottom w:type="dxa" w:w="60"/>
+              <w:right w:type="dxa" w:w="100"/>
+            </w:tcMar>
+          </w:tcPr>
+          <w:p>
+            <w:pPr>
+              <w:spacing w:after="0" w:before="0"/>
+            </w:pPr>
+            <w:r>
+              <w:rPr>
+                <w:b/>
+                <w:bCs/>
+                <w:color w:val="FFFFFF"/>
+                <w:sz w:val="19"/>
+                <w:szCs w:val="19"/>
+              </w:rPr>
+              <w:t xml:space="preserve">Expert</w:t>
+            </w:r>
+          </w:p>
+        </w:tc>
+        <w:tc>
+          <w:tcPr>
+            <w:tcW w:type="dxa" w:w="1603"/>
+            <w:tcBorders>
+              <w:top w:val="single" w:color="BFBFBF" w:sz="4"/>
+              <w:left w:val="single" w:color="BFBFBF" w:sz="4"/>
+              <w:bottom w:val="single" w:color="BFBFBF" w:sz="4"/>
+              <w:right w:val="single" w:color="BFBFBF" w:sz="4"/>
+            </w:tcBorders>
+            <w:shd w:fill="1F4E79" w:color="auto" w:val="clear"/>
+            <w:tcMar>
+              <w:top w:type="dxa" w:w="60"/>
+              <w:left w:type="dxa" w:w="100"/>
+              <w:bottom w:type="dxa" w:w="60"/>
+              <w:right w:type="dxa" w:w="100"/>
+            </w:tcMar>
+          </w:tcPr>
+          <w:p>
+            <w:pPr>
+              <w:spacing w:after="0" w:before="0"/>
+            </w:pPr>
+            <w:r>
+              <w:rPr>
+                <w:b/>
+                <w:bCs/>
+                <w:color w:val="FFFFFF"/>
+                <w:sz w:val="19"/>
+                <w:szCs w:val="19"/>
+              </w:rPr>
+              <w:t xml:space="preserve">P(price higher)</w:t>
+            </w:r>
+          </w:p>
+        </w:tc>
+        <w:tc>
+          <w:tcPr>
+            <w:tcW w:type="dxa" w:w="675"/>
+            <w:tcBorders>
+              <w:top w:val="single" w:color="BFBFBF" w:sz="4"/>
+              <w:left w:val="single" w:color="BFBFBF" w:sz="4"/>
+              <w:bottom w:val="single" w:color="BFBFBF" w:sz="4"/>
+              <w:right w:val="single" w:color="BFBFBF" w:sz="4"/>
+            </w:tcBorders>
+            <w:shd w:fill="1F4E79" w:color="auto" w:val="clear"/>
+            <w:tcMar>
+              <w:top w:type="dxa" w:w="60"/>
+              <w:left w:type="dxa" w:w="100"/>
+              <w:bottom w:type="dxa" w:w="60"/>
+              <w:right w:type="dxa" w:w="100"/>
+            </w:tcMar>
+          </w:tcPr>
+          <w:p>
+            <w:pPr>
+              <w:spacing w:after="0" w:before="0"/>
+            </w:pPr>
+            <w:r>
+              <w:rPr>
+                <w:b/>
+                <w:bCs/>
+                <w:color w:val="FFFFFF"/>
+                <w:sz w:val="19"/>
+                <w:szCs w:val="19"/>
+              </w:rPr>
+              <w:t xml:space="preserve">Call</w:t>
+            </w:r>
+          </w:p>
+        </w:tc>
+        <w:tc>
+          <w:tcPr>
+            <w:tcW w:type="dxa" w:w="4723"/>
+            <w:tcBorders>
+              <w:top w:val="single" w:color="BFBFBF" w:sz="4"/>
+              <w:left w:val="single" w:color="BFBFBF" w:sz="4"/>
+              <w:bottom w:val="single" w:color="BFBFBF" w:sz="4"/>
+              <w:right w:val="single" w:color="BFBFBF" w:sz="4"/>
+            </w:tcBorders>
+            <w:shd w:fill="1F4E79" w:color="auto" w:val="clear"/>
+            <w:tcMar>
+              <w:top w:type="dxa" w:w="60"/>
+              <w:left w:type="dxa" w:w="100"/>
+              <w:bottom w:type="dxa" w:w="60"/>
+              <w:right w:type="dxa" w:w="100"/>
+            </w:tcMar>
+          </w:tcPr>
+          <w:p>
+            <w:pPr>
+              <w:spacing w:after="0" w:before="0"/>
+            </w:pPr>
+            <w:r>
+              <w:rPr>
+                <w:b/>
+                <w:bCs/>
+                <w:color w:val="FFFFFF"/>
+                <w:sz w:val="19"/>
+                <w:szCs w:val="19"/>
+              </w:rPr>
+              <w:t xml:space="preserve">Reason</w:t>
             </w:r>
           </w:p>
         </w:tc>
@@ -2687,117 +2994,117 @@
         </w:trPr>
         <w:tc>
           <w:tcPr>
-            <w:tcW w:type="dxa" w:w="2434"/>
-            <w:tcBorders>
-              <w:top w:val="single" w:color="BFBFBF" w:sz="4"/>
-              <w:left w:val="single" w:color="BFBFBF" w:sz="4"/>
-              <w:bottom w:val="single" w:color="BFBFBF" w:sz="4"/>
-              <w:right w:val="single" w:color="BFBFBF" w:sz="4"/>
-            </w:tcBorders>
-            <w:tcMar>
-              <w:top w:type="dxa" w:w="60"/>
-              <w:left w:type="dxa" w:w="100"/>
-              <w:bottom w:type="dxa" w:w="60"/>
-              <w:right w:type="dxa" w:w="100"/>
-            </w:tcMar>
-          </w:tcPr>
-          <w:p>
-            <w:pPr>
-              <w:spacing w:after="0" w:before="0"/>
-            </w:pPr>
-            <w:r>
-              <w:rPr>
-                <w:sz w:val="19"/>
-                <w:szCs w:val="19"/>
-              </w:rPr>
-              <w:t xml:space="preserve">Jev (stand-in)</w:t>
-            </w:r>
-          </w:p>
-        </w:tc>
-        <w:tc>
-          <w:tcPr>
-            <w:tcW w:type="dxa" w:w="1927"/>
-            <w:tcBorders>
-              <w:top w:val="single" w:color="BFBFBF" w:sz="4"/>
-              <w:left w:val="single" w:color="BFBFBF" w:sz="4"/>
-              <w:bottom w:val="single" w:color="BFBFBF" w:sz="4"/>
-              <w:right w:val="single" w:color="BFBFBF" w:sz="4"/>
-            </w:tcBorders>
-            <w:tcMar>
-              <w:top w:type="dxa" w:w="60"/>
-              <w:left w:type="dxa" w:w="100"/>
-              <w:bottom w:type="dxa" w:w="60"/>
-              <w:right w:type="dxa" w:w="100"/>
-            </w:tcMar>
-          </w:tcPr>
-          <w:p>
-            <w:pPr>
-              <w:spacing w:after="0" w:before="0"/>
-            </w:pPr>
-            <w:r>
-              <w:rPr>
-                <w:sz w:val="19"/>
-                <w:szCs w:val="19"/>
-              </w:rPr>
-              <w:t xml:space="preserve">62%</w:t>
-            </w:r>
-          </w:p>
-        </w:tc>
-        <w:tc>
-          <w:tcPr>
-            <w:tcW w:type="dxa" w:w="811"/>
-            <w:tcBorders>
-              <w:top w:val="single" w:color="BFBFBF" w:sz="4"/>
-              <w:left w:val="single" w:color="BFBFBF" w:sz="4"/>
-              <w:bottom w:val="single" w:color="BFBFBF" w:sz="4"/>
-              <w:right w:val="single" w:color="BFBFBF" w:sz="4"/>
-            </w:tcBorders>
-            <w:tcMar>
-              <w:top w:type="dxa" w:w="60"/>
-              <w:left w:type="dxa" w:w="100"/>
-              <w:bottom w:type="dxa" w:w="60"/>
-              <w:right w:type="dxa" w:w="100"/>
-            </w:tcMar>
-          </w:tcPr>
-          <w:p>
-            <w:pPr>
-              <w:spacing w:after="0" w:before="0"/>
-            </w:pPr>
-            <w:r>
-              <w:rPr>
-                <w:sz w:val="19"/>
-                <w:szCs w:val="19"/>
-              </w:rPr>
-              <w:t xml:space="preserve">LONG</w:t>
-            </w:r>
-          </w:p>
-        </w:tc>
-        <w:tc>
-          <w:tcPr>
-            <w:tcW w:type="dxa" w:w="3854"/>
-            <w:tcBorders>
-              <w:top w:val="single" w:color="BFBFBF" w:sz="4"/>
-              <w:left w:val="single" w:color="BFBFBF" w:sz="4"/>
-              <w:bottom w:val="single" w:color="BFBFBF" w:sz="4"/>
-              <w:right w:val="single" w:color="BFBFBF" w:sz="4"/>
-            </w:tcBorders>
-            <w:tcMar>
-              <w:top w:type="dxa" w:w="60"/>
-              <w:left w:type="dxa" w:w="100"/>
-              <w:bottom w:type="dxa" w:w="60"/>
-              <w:right w:type="dxa" w:w="100"/>
-            </w:tcMar>
-          </w:tcPr>
-          <w:p>
-            <w:pPr>
-              <w:spacing w:after="0" w:before="0"/>
-            </w:pPr>
-            <w:r>
-              <w:rPr>
-                <w:sz w:val="19"/>
-                <w:szCs w:val="19"/>
-              </w:rPr>
-              <w:t xml:space="preserve">Above 55%; regime range-bound</w:t>
+            <w:tcW w:type="dxa" w:w="2025"/>
+            <w:tcBorders>
+              <w:top w:val="single" w:color="BFBFBF" w:sz="4"/>
+              <w:left w:val="single" w:color="BFBFBF" w:sz="4"/>
+              <w:bottom w:val="single" w:color="BFBFBF" w:sz="4"/>
+              <w:right w:val="single" w:color="BFBFBF" w:sz="4"/>
+            </w:tcBorders>
+            <w:tcMar>
+              <w:top w:type="dxa" w:w="60"/>
+              <w:left w:type="dxa" w:w="100"/>
+              <w:bottom w:type="dxa" w:w="60"/>
+              <w:right w:type="dxa" w:w="100"/>
+            </w:tcMar>
+          </w:tcPr>
+          <w:p>
+            <w:pPr>
+              <w:spacing w:after="0" w:before="0"/>
+            </w:pPr>
+            <w:r>
+              <w:rPr>
+                <w:sz w:val="19"/>
+                <w:szCs w:val="19"/>
+              </w:rPr>
+              <w:t xml:space="preserve">Random Forest</w:t>
+            </w:r>
+          </w:p>
+        </w:tc>
+        <w:tc>
+          <w:tcPr>
+            <w:tcW w:type="dxa" w:w="1603"/>
+            <w:tcBorders>
+              <w:top w:val="single" w:color="BFBFBF" w:sz="4"/>
+              <w:left w:val="single" w:color="BFBFBF" w:sz="4"/>
+              <w:bottom w:val="single" w:color="BFBFBF" w:sz="4"/>
+              <w:right w:val="single" w:color="BFBFBF" w:sz="4"/>
+            </w:tcBorders>
+            <w:tcMar>
+              <w:top w:type="dxa" w:w="60"/>
+              <w:left w:type="dxa" w:w="100"/>
+              <w:bottom w:type="dxa" w:w="60"/>
+              <w:right w:type="dxa" w:w="100"/>
+            </w:tcMar>
+          </w:tcPr>
+          <w:p>
+            <w:pPr>
+              <w:spacing w:after="0" w:before="0"/>
+            </w:pPr>
+            <w:r>
+              <w:rPr>
+                <w:sz w:val="19"/>
+                <w:szCs w:val="19"/>
+              </w:rPr>
+              <w:t xml:space="preserve">49%</w:t>
+            </w:r>
+          </w:p>
+        </w:tc>
+        <w:tc>
+          <w:tcPr>
+            <w:tcW w:type="dxa" w:w="675"/>
+            <w:tcBorders>
+              <w:top w:val="single" w:color="BFBFBF" w:sz="4"/>
+              <w:left w:val="single" w:color="BFBFBF" w:sz="4"/>
+              <w:bottom w:val="single" w:color="BFBFBF" w:sz="4"/>
+              <w:right w:val="single" w:color="BFBFBF" w:sz="4"/>
+            </w:tcBorders>
+            <w:tcMar>
+              <w:top w:type="dxa" w:w="60"/>
+              <w:left w:type="dxa" w:w="100"/>
+              <w:bottom w:type="dxa" w:w="60"/>
+              <w:right w:type="dxa" w:w="100"/>
+            </w:tcMar>
+          </w:tcPr>
+          <w:p>
+            <w:pPr>
+              <w:spacing w:after="0" w:before="0"/>
+            </w:pPr>
+            <w:r>
+              <w:rPr>
+                <w:sz w:val="19"/>
+                <w:szCs w:val="19"/>
+              </w:rPr>
+              <w:t xml:space="preserve">FLAT</w:t>
+            </w:r>
+          </w:p>
+        </w:tc>
+        <w:tc>
+          <w:tcPr>
+            <w:tcW w:type="dxa" w:w="4723"/>
+            <w:tcBorders>
+              <w:top w:val="single" w:color="BFBFBF" w:sz="4"/>
+              <w:left w:val="single" w:color="BFBFBF" w:sz="4"/>
+              <w:bottom w:val="single" w:color="BFBFBF" w:sz="4"/>
+              <w:right w:val="single" w:color="BFBFBF" w:sz="4"/>
+            </w:tcBorders>
+            <w:tcMar>
+              <w:top w:type="dxa" w:w="60"/>
+              <w:left w:type="dxa" w:w="100"/>
+              <w:bottom w:type="dxa" w:w="60"/>
+              <w:right w:type="dxa" w:w="100"/>
+            </w:tcMar>
+          </w:tcPr>
+          <w:p>
+            <w:pPr>
+              <w:spacing w:after="0" w:before="0"/>
+            </w:pPr>
+            <w:r>
+              <w:rPr>
+                <w:sz w:val="19"/>
+                <w:szCs w:val="19"/>
+              </w:rPr>
+              <w:t xml:space="preserve">Between 45% and 55%</w:t>
             </w:r>
           </w:p>
         </w:tc>
@@ -2808,117 +3115,117 @@
         </w:trPr>
         <w:tc>
           <w:tcPr>
-            <w:tcW w:type="dxa" w:w="2434"/>
-            <w:tcBorders>
-              <w:top w:val="single" w:color="BFBFBF" w:sz="4"/>
-              <w:left w:val="single" w:color="BFBFBF" w:sz="4"/>
-              <w:bottom w:val="single" w:color="BFBFBF" w:sz="4"/>
-              <w:right w:val="single" w:color="BFBFBF" w:sz="4"/>
-            </w:tcBorders>
-            <w:tcMar>
-              <w:top w:type="dxa" w:w="60"/>
-              <w:left w:type="dxa" w:w="100"/>
-              <w:bottom w:type="dxa" w:w="60"/>
-              <w:right w:type="dxa" w:w="100"/>
-            </w:tcMar>
-          </w:tcPr>
-          <w:p>
-            <w:pPr>
-              <w:spacing w:after="0" w:before="0"/>
-            </w:pPr>
-            <w:r>
-              <w:rPr>
-                <w:sz w:val="19"/>
-                <w:szCs w:val="19"/>
-              </w:rPr>
-              <w:t xml:space="preserve">Mini LLM</w:t>
-            </w:r>
-          </w:p>
-        </w:tc>
-        <w:tc>
-          <w:tcPr>
-            <w:tcW w:type="dxa" w:w="1927"/>
-            <w:tcBorders>
-              <w:top w:val="single" w:color="BFBFBF" w:sz="4"/>
-              <w:left w:val="single" w:color="BFBFBF" w:sz="4"/>
-              <w:bottom w:val="single" w:color="BFBFBF" w:sz="4"/>
-              <w:right w:val="single" w:color="BFBFBF" w:sz="4"/>
-            </w:tcBorders>
-            <w:tcMar>
-              <w:top w:type="dxa" w:w="60"/>
-              <w:left w:type="dxa" w:w="100"/>
-              <w:bottom w:type="dxa" w:w="60"/>
-              <w:right w:type="dxa" w:w="100"/>
-            </w:tcMar>
-          </w:tcPr>
-          <w:p>
-            <w:pPr>
-              <w:spacing w:after="0" w:before="0"/>
-            </w:pPr>
-            <w:r>
-              <w:rPr>
-                <w:sz w:val="19"/>
-                <w:szCs w:val="19"/>
-              </w:rPr>
-              <w:t xml:space="preserve">79%</w:t>
-            </w:r>
-          </w:p>
-        </w:tc>
-        <w:tc>
-          <w:tcPr>
-            <w:tcW w:type="dxa" w:w="811"/>
-            <w:tcBorders>
-              <w:top w:val="single" w:color="BFBFBF" w:sz="4"/>
-              <w:left w:val="single" w:color="BFBFBF" w:sz="4"/>
-              <w:bottom w:val="single" w:color="BFBFBF" w:sz="4"/>
-              <w:right w:val="single" w:color="BFBFBF" w:sz="4"/>
-            </w:tcBorders>
-            <w:tcMar>
-              <w:top w:type="dxa" w:w="60"/>
-              <w:left w:type="dxa" w:w="100"/>
-              <w:bottom w:type="dxa" w:w="60"/>
-              <w:right w:type="dxa" w:w="100"/>
-            </w:tcMar>
-          </w:tcPr>
-          <w:p>
-            <w:pPr>
-              <w:spacing w:after="0" w:before="0"/>
-            </w:pPr>
-            <w:r>
-              <w:rPr>
-                <w:sz w:val="19"/>
-                <w:szCs w:val="19"/>
-              </w:rPr>
-              <w:t xml:space="preserve">LONG</w:t>
-            </w:r>
-          </w:p>
-        </w:tc>
-        <w:tc>
-          <w:tcPr>
-            <w:tcW w:type="dxa" w:w="3854"/>
-            <w:tcBorders>
-              <w:top w:val="single" w:color="BFBFBF" w:sz="4"/>
-              <w:left w:val="single" w:color="BFBFBF" w:sz="4"/>
-              <w:bottom w:val="single" w:color="BFBFBF" w:sz="4"/>
-              <w:right w:val="single" w:color="BFBFBF" w:sz="4"/>
-            </w:tcBorders>
-            <w:tcMar>
-              <w:top w:type="dxa" w:w="60"/>
-              <w:left w:type="dxa" w:w="100"/>
-              <w:bottom w:type="dxa" w:w="60"/>
-              <w:right w:type="dxa" w:w="100"/>
-            </w:tcMar>
-          </w:tcPr>
-          <w:p>
-            <w:pPr>
-              <w:spacing w:after="0" w:before="0"/>
-            </w:pPr>
-            <w:r>
-              <w:rPr>
-                <w:sz w:val="19"/>
-                <w:szCs w:val="19"/>
-              </w:rPr>
-              <w:t xml:space="preserve">203 of 256 imagined weeks ended higher</w:t>
+            <w:tcW w:type="dxa" w:w="2025"/>
+            <w:tcBorders>
+              <w:top w:val="single" w:color="BFBFBF" w:sz="4"/>
+              <w:left w:val="single" w:color="BFBFBF" w:sz="4"/>
+              <w:bottom w:val="single" w:color="BFBFBF" w:sz="4"/>
+              <w:right w:val="single" w:color="BFBFBF" w:sz="4"/>
+            </w:tcBorders>
+            <w:tcMar>
+              <w:top w:type="dxa" w:w="60"/>
+              <w:left w:type="dxa" w:w="100"/>
+              <w:bottom w:type="dxa" w:w="60"/>
+              <w:right w:type="dxa" w:w="100"/>
+            </w:tcMar>
+          </w:tcPr>
+          <w:p>
+            <w:pPr>
+              <w:spacing w:after="0" w:before="0"/>
+            </w:pPr>
+            <w:r>
+              <w:rPr>
+                <w:sz w:val="19"/>
+                <w:szCs w:val="19"/>
+              </w:rPr>
+              <w:t xml:space="preserve">Tabular Transformer</w:t>
+            </w:r>
+          </w:p>
+        </w:tc>
+        <w:tc>
+          <w:tcPr>
+            <w:tcW w:type="dxa" w:w="1603"/>
+            <w:tcBorders>
+              <w:top w:val="single" w:color="BFBFBF" w:sz="4"/>
+              <w:left w:val="single" w:color="BFBFBF" w:sz="4"/>
+              <w:bottom w:val="single" w:color="BFBFBF" w:sz="4"/>
+              <w:right w:val="single" w:color="BFBFBF" w:sz="4"/>
+            </w:tcBorders>
+            <w:tcMar>
+              <w:top w:type="dxa" w:w="60"/>
+              <w:left w:type="dxa" w:w="100"/>
+              <w:bottom w:type="dxa" w:w="60"/>
+              <w:right w:type="dxa" w:w="100"/>
+            </w:tcMar>
+          </w:tcPr>
+          <w:p>
+            <w:pPr>
+              <w:spacing w:after="0" w:before="0"/>
+            </w:pPr>
+            <w:r>
+              <w:rPr>
+                <w:sz w:val="19"/>
+                <w:szCs w:val="19"/>
+              </w:rPr>
+              <w:t xml:space="preserve">51%</w:t>
+            </w:r>
+          </w:p>
+        </w:tc>
+        <w:tc>
+          <w:tcPr>
+            <w:tcW w:type="dxa" w:w="675"/>
+            <w:tcBorders>
+              <w:top w:val="single" w:color="BFBFBF" w:sz="4"/>
+              <w:left w:val="single" w:color="BFBFBF" w:sz="4"/>
+              <w:bottom w:val="single" w:color="BFBFBF" w:sz="4"/>
+              <w:right w:val="single" w:color="BFBFBF" w:sz="4"/>
+            </w:tcBorders>
+            <w:tcMar>
+              <w:top w:type="dxa" w:w="60"/>
+              <w:left w:type="dxa" w:w="100"/>
+              <w:bottom w:type="dxa" w:w="60"/>
+              <w:right w:type="dxa" w:w="100"/>
+            </w:tcMar>
+          </w:tcPr>
+          <w:p>
+            <w:pPr>
+              <w:spacing w:after="0" w:before="0"/>
+            </w:pPr>
+            <w:r>
+              <w:rPr>
+                <w:sz w:val="19"/>
+                <w:szCs w:val="19"/>
+              </w:rPr>
+              <w:t xml:space="preserve">FLAT</w:t>
+            </w:r>
+          </w:p>
+        </w:tc>
+        <w:tc>
+          <w:tcPr>
+            <w:tcW w:type="dxa" w:w="4723"/>
+            <w:tcBorders>
+              <w:top w:val="single" w:color="BFBFBF" w:sz="4"/>
+              <w:left w:val="single" w:color="BFBFBF" w:sz="4"/>
+              <w:bottom w:val="single" w:color="BFBFBF" w:sz="4"/>
+              <w:right w:val="single" w:color="BFBFBF" w:sz="4"/>
+            </w:tcBorders>
+            <w:tcMar>
+              <w:top w:type="dxa" w:w="60"/>
+              <w:left w:type="dxa" w:w="100"/>
+              <w:bottom w:type="dxa" w:w="60"/>
+              <w:right w:type="dxa" w:w="100"/>
+            </w:tcMar>
+          </w:tcPr>
+          <w:p>
+            <w:pPr>
+              <w:spacing w:after="0" w:before="0"/>
+            </w:pPr>
+            <w:r>
+              <w:rPr>
+                <w:sz w:val="19"/>
+                <w:szCs w:val="19"/>
+              </w:rPr>
+              <w:t xml:space="preserve">Between 45% and 55%</w:t>
             </w:r>
           </w:p>
         </w:tc>
@@ -2929,7 +3236,491 @@
         </w:trPr>
         <w:tc>
           <w:tcPr>
-            <w:tcW w:type="dxa" w:w="2434"/>
+            <w:tcW w:type="dxa" w:w="2025"/>
+            <w:tcBorders>
+              <w:top w:val="single" w:color="BFBFBF" w:sz="4"/>
+              <w:left w:val="single" w:color="BFBFBF" w:sz="4"/>
+              <w:bottom w:val="single" w:color="BFBFBF" w:sz="4"/>
+              <w:right w:val="single" w:color="BFBFBF" w:sz="4"/>
+            </w:tcBorders>
+            <w:tcMar>
+              <w:top w:type="dxa" w:w="60"/>
+              <w:left w:type="dxa" w:w="100"/>
+              <w:bottom w:type="dxa" w:w="60"/>
+              <w:right w:type="dxa" w:w="100"/>
+            </w:tcMar>
+          </w:tcPr>
+          <w:p>
+            <w:pPr>
+              <w:spacing w:after="0" w:before="0"/>
+            </w:pPr>
+            <w:r>
+              <w:rPr>
+                <w:sz w:val="19"/>
+                <w:szCs w:val="19"/>
+              </w:rPr>
+              <w:t xml:space="preserve">Neuroplastic World Model</w:t>
+            </w:r>
+          </w:p>
+        </w:tc>
+        <w:tc>
+          <w:tcPr>
+            <w:tcW w:type="dxa" w:w="1603"/>
+            <w:tcBorders>
+              <w:top w:val="single" w:color="BFBFBF" w:sz="4"/>
+              <w:left w:val="single" w:color="BFBFBF" w:sz="4"/>
+              <w:bottom w:val="single" w:color="BFBFBF" w:sz="4"/>
+              <w:right w:val="single" w:color="BFBFBF" w:sz="4"/>
+            </w:tcBorders>
+            <w:tcMar>
+              <w:top w:type="dxa" w:w="60"/>
+              <w:left w:type="dxa" w:w="100"/>
+              <w:bottom w:type="dxa" w:w="60"/>
+              <w:right w:type="dxa" w:w="100"/>
+            </w:tcMar>
+          </w:tcPr>
+          <w:p>
+            <w:pPr>
+              <w:spacing w:after="0" w:before="0"/>
+            </w:pPr>
+            <w:r>
+              <w:rPr>
+                <w:sz w:val="19"/>
+                <w:szCs w:val="19"/>
+              </w:rPr>
+              <w:t xml:space="preserve">vote 2 BUY / 4 HOLD</w:t>
+            </w:r>
+          </w:p>
+        </w:tc>
+        <w:tc>
+          <w:tcPr>
+            <w:tcW w:type="dxa" w:w="675"/>
+            <w:tcBorders>
+              <w:top w:val="single" w:color="BFBFBF" w:sz="4"/>
+              <w:left w:val="single" w:color="BFBFBF" w:sz="4"/>
+              <w:bottom w:val="single" w:color="BFBFBF" w:sz="4"/>
+              <w:right w:val="single" w:color="BFBFBF" w:sz="4"/>
+            </w:tcBorders>
+            <w:tcMar>
+              <w:top w:type="dxa" w:w="60"/>
+              <w:left w:type="dxa" w:w="100"/>
+              <w:bottom w:type="dxa" w:w="60"/>
+              <w:right w:type="dxa" w:w="100"/>
+            </w:tcMar>
+          </w:tcPr>
+          <w:p>
+            <w:pPr>
+              <w:spacing w:after="0" w:before="0"/>
+            </w:pPr>
+            <w:r>
+              <w:rPr>
+                <w:sz w:val="19"/>
+                <w:szCs w:val="19"/>
+              </w:rPr>
+              <w:t xml:space="preserve">FLAT</w:t>
+            </w:r>
+          </w:p>
+        </w:tc>
+        <w:tc>
+          <w:tcPr>
+            <w:tcW w:type="dxa" w:w="4723"/>
+            <w:tcBorders>
+              <w:top w:val="single" w:color="BFBFBF" w:sz="4"/>
+              <w:left w:val="single" w:color="BFBFBF" w:sz="4"/>
+              <w:bottom w:val="single" w:color="BFBFBF" w:sz="4"/>
+              <w:right w:val="single" w:color="BFBFBF" w:sz="4"/>
+            </w:tcBorders>
+            <w:tcMar>
+              <w:top w:type="dxa" w:w="60"/>
+              <w:left w:type="dxa" w:w="100"/>
+              <w:bottom w:type="dxa" w:w="60"/>
+              <w:right w:type="dxa" w:w="100"/>
+            </w:tcMar>
+          </w:tcPr>
+          <w:p>
+            <w:pPr>
+              <w:spacing w:after="0" w:before="0"/>
+            </w:pPr>
+            <w:r>
+              <w:rPr>
+                <w:sz w:val="19"/>
+                <w:szCs w:val="19"/>
+              </w:rPr>
+              <w:t xml:space="preserve">Needs 4 of 6 to agree</w:t>
+            </w:r>
+          </w:p>
+        </w:tc>
+      </w:tr>
+      <w:tr>
+        <w:trPr>
+          <w:tblHeader w:val="false"/>
+        </w:trPr>
+        <w:tc>
+          <w:tcPr>
+            <w:tcW w:type="dxa" w:w="2025"/>
+            <w:tcBorders>
+              <w:top w:val="single" w:color="BFBFBF" w:sz="4"/>
+              <w:left w:val="single" w:color="BFBFBF" w:sz="4"/>
+              <w:bottom w:val="single" w:color="BFBFBF" w:sz="4"/>
+              <w:right w:val="single" w:color="BFBFBF" w:sz="4"/>
+            </w:tcBorders>
+            <w:tcMar>
+              <w:top w:type="dxa" w:w="60"/>
+              <w:left w:type="dxa" w:w="100"/>
+              <w:bottom w:type="dxa" w:w="60"/>
+              <w:right w:type="dxa" w:w="100"/>
+            </w:tcMar>
+          </w:tcPr>
+          <w:p>
+            <w:pPr>
+              <w:spacing w:after="0" w:before="0"/>
+            </w:pPr>
+            <w:r>
+              <w:rPr>
+                <w:sz w:val="19"/>
+                <w:szCs w:val="19"/>
+              </w:rPr>
+              <w:t xml:space="preserve">Jev (stand-in)</w:t>
+            </w:r>
+          </w:p>
+        </w:tc>
+        <w:tc>
+          <w:tcPr>
+            <w:tcW w:type="dxa" w:w="1603"/>
+            <w:tcBorders>
+              <w:top w:val="single" w:color="BFBFBF" w:sz="4"/>
+              <w:left w:val="single" w:color="BFBFBF" w:sz="4"/>
+              <w:bottom w:val="single" w:color="BFBFBF" w:sz="4"/>
+              <w:right w:val="single" w:color="BFBFBF" w:sz="4"/>
+            </w:tcBorders>
+            <w:tcMar>
+              <w:top w:type="dxa" w:w="60"/>
+              <w:left w:type="dxa" w:w="100"/>
+              <w:bottom w:type="dxa" w:w="60"/>
+              <w:right w:type="dxa" w:w="100"/>
+            </w:tcMar>
+          </w:tcPr>
+          <w:p>
+            <w:pPr>
+              <w:spacing w:after="0" w:before="0"/>
+            </w:pPr>
+            <w:r>
+              <w:rPr>
+                <w:sz w:val="19"/>
+                <w:szCs w:val="19"/>
+              </w:rPr>
+              <w:t xml:space="preserve">62%</w:t>
+            </w:r>
+          </w:p>
+        </w:tc>
+        <w:tc>
+          <w:tcPr>
+            <w:tcW w:type="dxa" w:w="675"/>
+            <w:tcBorders>
+              <w:top w:val="single" w:color="BFBFBF" w:sz="4"/>
+              <w:left w:val="single" w:color="BFBFBF" w:sz="4"/>
+              <w:bottom w:val="single" w:color="BFBFBF" w:sz="4"/>
+              <w:right w:val="single" w:color="BFBFBF" w:sz="4"/>
+            </w:tcBorders>
+            <w:tcMar>
+              <w:top w:type="dxa" w:w="60"/>
+              <w:left w:type="dxa" w:w="100"/>
+              <w:bottom w:type="dxa" w:w="60"/>
+              <w:right w:type="dxa" w:w="100"/>
+            </w:tcMar>
+          </w:tcPr>
+          <w:p>
+            <w:pPr>
+              <w:spacing w:after="0" w:before="0"/>
+            </w:pPr>
+            <w:r>
+              <w:rPr>
+                <w:sz w:val="19"/>
+                <w:szCs w:val="19"/>
+              </w:rPr>
+              <w:t xml:space="preserve">LONG</w:t>
+            </w:r>
+          </w:p>
+        </w:tc>
+        <w:tc>
+          <w:tcPr>
+            <w:tcW w:type="dxa" w:w="4723"/>
+            <w:tcBorders>
+              <w:top w:val="single" w:color="BFBFBF" w:sz="4"/>
+              <w:left w:val="single" w:color="BFBFBF" w:sz="4"/>
+              <w:bottom w:val="single" w:color="BFBFBF" w:sz="4"/>
+              <w:right w:val="single" w:color="BFBFBF" w:sz="4"/>
+            </w:tcBorders>
+            <w:tcMar>
+              <w:top w:type="dxa" w:w="60"/>
+              <w:left w:type="dxa" w:w="100"/>
+              <w:bottom w:type="dxa" w:w="60"/>
+              <w:right w:type="dxa" w:w="100"/>
+            </w:tcMar>
+          </w:tcPr>
+          <w:p>
+            <w:pPr>
+              <w:spacing w:after="0" w:before="0"/>
+            </w:pPr>
+            <w:r>
+              <w:rPr>
+                <w:sz w:val="19"/>
+                <w:szCs w:val="19"/>
+              </w:rPr>
+              <w:t xml:space="preserve">Above 55%; regime range-bound</w:t>
+            </w:r>
+          </w:p>
+        </w:tc>
+      </w:tr>
+      <w:tr>
+        <w:trPr>
+          <w:tblHeader w:val="false"/>
+        </w:trPr>
+        <w:tc>
+          <w:tcPr>
+            <w:tcW w:type="dxa" w:w="2025"/>
+            <w:tcBorders>
+              <w:top w:val="single" w:color="BFBFBF" w:sz="4"/>
+              <w:left w:val="single" w:color="BFBFBF" w:sz="4"/>
+              <w:bottom w:val="single" w:color="BFBFBF" w:sz="4"/>
+              <w:right w:val="single" w:color="BFBFBF" w:sz="4"/>
+            </w:tcBorders>
+            <w:tcMar>
+              <w:top w:type="dxa" w:w="60"/>
+              <w:left w:type="dxa" w:w="100"/>
+              <w:bottom w:type="dxa" w:w="60"/>
+              <w:right w:type="dxa" w:w="100"/>
+            </w:tcMar>
+          </w:tcPr>
+          <w:p>
+            <w:pPr>
+              <w:spacing w:after="0" w:before="0"/>
+            </w:pPr>
+            <w:r>
+              <w:rPr>
+                <w:sz w:val="19"/>
+                <w:szCs w:val="19"/>
+              </w:rPr>
+              <w:t xml:space="preserve">Mini LLM</w:t>
+            </w:r>
+          </w:p>
+        </w:tc>
+        <w:tc>
+          <w:tcPr>
+            <w:tcW w:type="dxa" w:w="1603"/>
+            <w:tcBorders>
+              <w:top w:val="single" w:color="BFBFBF" w:sz="4"/>
+              <w:left w:val="single" w:color="BFBFBF" w:sz="4"/>
+              <w:bottom w:val="single" w:color="BFBFBF" w:sz="4"/>
+              <w:right w:val="single" w:color="BFBFBF" w:sz="4"/>
+            </w:tcBorders>
+            <w:tcMar>
+              <w:top w:type="dxa" w:w="60"/>
+              <w:left w:type="dxa" w:w="100"/>
+              <w:bottom w:type="dxa" w:w="60"/>
+              <w:right w:type="dxa" w:w="100"/>
+            </w:tcMar>
+          </w:tcPr>
+          <w:p>
+            <w:pPr>
+              <w:spacing w:after="0" w:before="0"/>
+            </w:pPr>
+            <w:r>
+              <w:rPr>
+                <w:sz w:val="19"/>
+                <w:szCs w:val="19"/>
+              </w:rPr>
+              <w:t xml:space="preserve">79%</w:t>
+            </w:r>
+          </w:p>
+        </w:tc>
+        <w:tc>
+          <w:tcPr>
+            <w:tcW w:type="dxa" w:w="675"/>
+            <w:tcBorders>
+              <w:top w:val="single" w:color="BFBFBF" w:sz="4"/>
+              <w:left w:val="single" w:color="BFBFBF" w:sz="4"/>
+              <w:bottom w:val="single" w:color="BFBFBF" w:sz="4"/>
+              <w:right w:val="single" w:color="BFBFBF" w:sz="4"/>
+            </w:tcBorders>
+            <w:tcMar>
+              <w:top w:type="dxa" w:w="60"/>
+              <w:left w:type="dxa" w:w="100"/>
+              <w:bottom w:type="dxa" w:w="60"/>
+              <w:right w:type="dxa" w:w="100"/>
+            </w:tcMar>
+          </w:tcPr>
+          <w:p>
+            <w:pPr>
+              <w:spacing w:after="0" w:before="0"/>
+            </w:pPr>
+            <w:r>
+              <w:rPr>
+                <w:sz w:val="19"/>
+                <w:szCs w:val="19"/>
+              </w:rPr>
+              <w:t xml:space="preserve">LONG</w:t>
+            </w:r>
+          </w:p>
+        </w:tc>
+        <w:tc>
+          <w:tcPr>
+            <w:tcW w:type="dxa" w:w="4723"/>
+            <w:tcBorders>
+              <w:top w:val="single" w:color="BFBFBF" w:sz="4"/>
+              <w:left w:val="single" w:color="BFBFBF" w:sz="4"/>
+              <w:bottom w:val="single" w:color="BFBFBF" w:sz="4"/>
+              <w:right w:val="single" w:color="BFBFBF" w:sz="4"/>
+            </w:tcBorders>
+            <w:tcMar>
+              <w:top w:type="dxa" w:w="60"/>
+              <w:left w:type="dxa" w:w="100"/>
+              <w:bottom w:type="dxa" w:w="60"/>
+              <w:right w:type="dxa" w:w="100"/>
+            </w:tcMar>
+          </w:tcPr>
+          <w:p>
+            <w:pPr>
+              <w:spacing w:after="0" w:before="0"/>
+            </w:pPr>
+            <w:r>
+              <w:rPr>
+                <w:sz w:val="19"/>
+                <w:szCs w:val="19"/>
+              </w:rPr>
+              <w:t xml:space="preserve">203 of 256 imagined weeks ended higher</w:t>
+            </w:r>
+          </w:p>
+        </w:tc>
+      </w:tr>
+      <w:tr>
+        <w:trPr>
+          <w:tblHeader w:val="false"/>
+        </w:trPr>
+        <w:tc>
+          <w:tcPr>
+            <w:tcW w:type="dxa" w:w="2025"/>
+            <w:tcBorders>
+              <w:top w:val="single" w:color="BFBFBF" w:sz="4"/>
+              <w:left w:val="single" w:color="BFBFBF" w:sz="4"/>
+              <w:bottom w:val="single" w:color="BFBFBF" w:sz="4"/>
+              <w:right w:val="single" w:color="BFBFBF" w:sz="4"/>
+            </w:tcBorders>
+            <w:tcMar>
+              <w:top w:type="dxa" w:w="60"/>
+              <w:left w:type="dxa" w:w="100"/>
+              <w:bottom w:type="dxa" w:w="60"/>
+              <w:right w:type="dxa" w:w="100"/>
+            </w:tcMar>
+          </w:tcPr>
+          <w:p>
+            <w:pPr>
+              <w:spacing w:after="0" w:before="0"/>
+            </w:pPr>
+            <w:r>
+              <w:rPr>
+                <w:sz w:val="19"/>
+                <w:szCs w:val="19"/>
+              </w:rPr>
+              <w:t xml:space="preserve">Phantom Flow</w:t>
+            </w:r>
+          </w:p>
+        </w:tc>
+        <w:tc>
+          <w:tcPr>
+            <w:tcW w:type="dxa" w:w="1603"/>
+            <w:tcBorders>
+              <w:top w:val="single" w:color="BFBFBF" w:sz="4"/>
+              <w:left w:val="single" w:color="BFBFBF" w:sz="4"/>
+              <w:bottom w:val="single" w:color="BFBFBF" w:sz="4"/>
+              <w:right w:val="single" w:color="BFBFBF" w:sz="4"/>
+            </w:tcBorders>
+            <w:tcMar>
+              <w:top w:type="dxa" w:w="60"/>
+              <w:left w:type="dxa" w:w="100"/>
+              <w:bottom w:type="dxa" w:w="60"/>
+              <w:right w:type="dxa" w:w="100"/>
+            </w:tcMar>
+          </w:tcPr>
+          <w:p>
+            <w:pPr>
+              <w:spacing w:after="0" w:before="0"/>
+            </w:pPr>
+            <w:r>
+              <w:rPr>
+                <w:sz w:val="19"/>
+                <w:szCs w:val="19"/>
+              </w:rPr>
+              <w:t xml:space="preserve">score −1</w:t>
+            </w:r>
+          </w:p>
+        </w:tc>
+        <w:tc>
+          <w:tcPr>
+            <w:tcW w:type="dxa" w:w="675"/>
+            <w:tcBorders>
+              <w:top w:val="single" w:color="BFBFBF" w:sz="4"/>
+              <w:left w:val="single" w:color="BFBFBF" w:sz="4"/>
+              <w:bottom w:val="single" w:color="BFBFBF" w:sz="4"/>
+              <w:right w:val="single" w:color="BFBFBF" w:sz="4"/>
+            </w:tcBorders>
+            <w:tcMar>
+              <w:top w:type="dxa" w:w="60"/>
+              <w:left w:type="dxa" w:w="100"/>
+              <w:bottom w:type="dxa" w:w="60"/>
+              <w:right w:type="dxa" w:w="100"/>
+            </w:tcMar>
+          </w:tcPr>
+          <w:p>
+            <w:pPr>
+              <w:spacing w:after="0" w:before="0"/>
+            </w:pPr>
+            <w:r>
+              <w:rPr>
+                <w:sz w:val="19"/>
+                <w:szCs w:val="19"/>
+              </w:rPr>
+              <w:t xml:space="preserve">FLAT</w:t>
+            </w:r>
+          </w:p>
+        </w:tc>
+        <w:tc>
+          <w:tcPr>
+            <w:tcW w:type="dxa" w:w="4723"/>
+            <w:tcBorders>
+              <w:top w:val="single" w:color="BFBFBF" w:sz="4"/>
+              <w:left w:val="single" w:color="BFBFBF" w:sz="4"/>
+              <w:bottom w:val="single" w:color="BFBFBF" w:sz="4"/>
+              <w:right w:val="single" w:color="BFBFBF" w:sz="4"/>
+            </w:tcBorders>
+            <w:tcMar>
+              <w:top w:type="dxa" w:w="60"/>
+              <w:left w:type="dxa" w:w="100"/>
+              <w:bottom w:type="dxa" w:w="60"/>
+              <w:right w:type="dxa" w:w="100"/>
+            </w:tcMar>
+          </w:tcPr>
+          <w:p>
+            <w:pPr>
+              <w:spacing w:after="0" w:before="0"/>
+            </w:pPr>
+            <w:r>
+              <w:rPr>
+                <w:sz w:val="19"/>
+                <w:szCs w:val="19"/>
+              </w:rPr>
+              <w:t xml:space="preserve">Trend down, oscillator negative, structure still bullish</w:t>
+            </w:r>
+          </w:p>
+        </w:tc>
+      </w:tr>
+      <w:tr>
+        <w:trPr>
+          <w:tblHeader w:val="false"/>
+        </w:trPr>
+        <w:tc>
+          <w:tcPr>
+            <w:tcW w:type="dxa" w:w="2025"/>
             <w:tcBorders>
               <w:top w:val="single" w:color="BFBFBF" w:sz="4"/>
               <w:left w:val="single" w:color="BFBFBF" w:sz="4"/>
@@ -2960,7 +3751,7 @@
         </w:tc>
         <w:tc>
           <w:tcPr>
-            <w:tcW w:type="dxa" w:w="1927"/>
+            <w:tcW w:type="dxa" w:w="1603"/>
             <w:tcBorders>
               <w:top w:val="single" w:color="BFBFBF" w:sz="4"/>
               <w:left w:val="single" w:color="BFBFBF" w:sz="4"/>
@@ -2989,7 +3780,7 @@
         </w:tc>
         <w:tc>
           <w:tcPr>
-            <w:tcW w:type="dxa" w:w="811"/>
+            <w:tcW w:type="dxa" w:w="675"/>
             <w:tcBorders>
               <w:top w:val="single" w:color="BFBFBF" w:sz="4"/>
               <w:left w:val="single" w:color="BFBFBF" w:sz="4"/>
@@ -3020,30 +3811,30 @@
         </w:tc>
         <w:tc>
           <w:tcPr>
-            <w:tcW w:type="dxa" w:w="3854"/>
-            <w:tcBorders>
-              <w:top w:val="single" w:color="BFBFBF" w:sz="4"/>
-              <w:left w:val="single" w:color="BFBFBF" w:sz="4"/>
-              <w:bottom w:val="single" w:color="BFBFBF" w:sz="4"/>
-              <w:right w:val="single" w:color="BFBFBF" w:sz="4"/>
-            </w:tcBorders>
-            <w:tcMar>
-              <w:top w:type="dxa" w:w="60"/>
-              <w:left w:type="dxa" w:w="100"/>
-              <w:bottom w:type="dxa" w:w="60"/>
-              <w:right w:type="dxa" w:w="100"/>
-            </w:tcMar>
-          </w:tcPr>
-          <w:p>
-            <w:pPr>
-              <w:spacing w:after="0" w:before="0"/>
-            </w:pPr>
-            <w:r>
-              <w:rPr>
-                <w:sz w:val="19"/>
-                <w:szCs w:val="19"/>
-              </w:rPr>
-              <w:t xml:space="preserve">Only 2 of 5 LONG; needs 3</w:t>
+            <w:tcW w:type="dxa" w:w="4723"/>
+            <w:tcBorders>
+              <w:top w:val="single" w:color="BFBFBF" w:sz="4"/>
+              <w:left w:val="single" w:color="BFBFBF" w:sz="4"/>
+              <w:bottom w:val="single" w:color="BFBFBF" w:sz="4"/>
+              <w:right w:val="single" w:color="BFBFBF" w:sz="4"/>
+            </w:tcBorders>
+            <w:tcMar>
+              <w:top w:type="dxa" w:w="60"/>
+              <w:left w:type="dxa" w:w="100"/>
+              <w:bottom w:type="dxa" w:w="60"/>
+              <w:right w:type="dxa" w:w="100"/>
+            </w:tcMar>
+          </w:tcPr>
+          <w:p>
+            <w:pPr>
+              <w:spacing w:after="0" w:before="0"/>
+            </w:pPr>
+            <w:r>
+              <w:rPr>
+                <w:sz w:val="19"/>
+                <w:szCs w:val="19"/>
+              </w:rPr>
+              <w:t xml:space="preserve">Only 2 of 6 LONG; needs 3</w:t>
             </w:r>
           </w:p>
         </w:tc>
@@ -3084,7 +3875,7 @@
       <w:r>
         <w:drawing>
           <wp:inline distT="0" distB="0" distL="0" distR="0">
-            <wp:extent cx="5334000" cy="2085975"/>
+            <wp:extent cx="5334000" cy="2209800"/>
             <wp:effectExtent t="0" r="0" b="0" l="0"/>
             <wp:docPr id="1" name="docs_img_equity.png" descr="Figure 2 — Growth of $1 following each expert, after trading costs (log scale)" title="Figure 2 — Growth of $1 following each expert, after trading costs (log scale)"/>
             <wp:cNvGraphicFramePr>
@@ -3109,7 +3900,7 @@
                   <pic:spPr bwMode="auto">
                     <a:xfrm>
                       <a:off x="0" y="0"/>
-                      <a:ext cx="5334000" cy="2085975"/>
+                      <a:ext cx="5334000" cy="2209800"/>
                     </a:xfrm>
                     <a:prstGeom prst="rect">
                       <a:avLst/>
@@ -3267,13 +4058,13 @@
         </w:tblBorders>
       </w:tblPr>
       <w:tblGrid>
-        <w:gridCol w:w="2381"/>
-        <w:gridCol w:w="1196"/>
-        <w:gridCol w:w="801"/>
+        <w:gridCol w:w="2576"/>
+        <w:gridCol w:w="1158"/>
+        <w:gridCol w:w="776"/>
         <w:gridCol w:w="870"/>
-        <w:gridCol w:w="1199"/>
-        <w:gridCol w:w="899"/>
-        <w:gridCol w:w="1680"/>
+        <w:gridCol w:w="1162"/>
+        <w:gridCol w:w="869"/>
+        <w:gridCol w:w="1615"/>
       </w:tblGrid>
       <w:tr>
         <w:trPr>
@@ -3281,7 +4072,7 @@
         </w:trPr>
         <w:tc>
           <w:tcPr>
-            <w:tcW w:type="dxa" w:w="2381"/>
+            <w:tcW w:type="dxa" w:w="2576"/>
             <w:tcBorders>
               <w:top w:val="single" w:color="BFBFBF" w:sz="4"/>
               <w:left w:val="single" w:color="BFBFBF" w:sz="4"/>
@@ -3314,7 +4105,7 @@
         </w:tc>
         <w:tc>
           <w:tcPr>
-            <w:tcW w:type="dxa" w:w="1196"/>
+            <w:tcW w:type="dxa" w:w="1158"/>
             <w:tcBorders>
               <w:top w:val="single" w:color="BFBFBF" w:sz="4"/>
               <w:left w:val="single" w:color="BFBFBF" w:sz="4"/>
@@ -3347,7 +4138,7 @@
         </w:tc>
         <w:tc>
           <w:tcPr>
-            <w:tcW w:type="dxa" w:w="801"/>
+            <w:tcW w:type="dxa" w:w="776"/>
             <w:tcBorders>
               <w:top w:val="single" w:color="BFBFBF" w:sz="4"/>
               <w:left w:val="single" w:color="BFBFBF" w:sz="4"/>
@@ -3413,7 +4204,7 @@
         </w:tc>
         <w:tc>
           <w:tcPr>
-            <w:tcW w:type="dxa" w:w="1199"/>
+            <w:tcW w:type="dxa" w:w="1162"/>
             <w:tcBorders>
               <w:top w:val="single" w:color="BFBFBF" w:sz="4"/>
               <w:left w:val="single" w:color="BFBFBF" w:sz="4"/>
@@ -3446,7 +4237,7 @@
         </w:tc>
         <w:tc>
           <w:tcPr>
-            <w:tcW w:type="dxa" w:w="899"/>
+            <w:tcW w:type="dxa" w:w="869"/>
             <w:tcBorders>
               <w:top w:val="single" w:color="BFBFBF" w:sz="4"/>
               <w:left w:val="single" w:color="BFBFBF" w:sz="4"/>
@@ -3479,7 +4270,7 @@
         </w:tc>
         <w:tc>
           <w:tcPr>
-            <w:tcW w:type="dxa" w:w="1680"/>
+            <w:tcW w:type="dxa" w:w="1615"/>
             <w:tcBorders>
               <w:top w:val="single" w:color="BFBFBF" w:sz="4"/>
               <w:left w:val="single" w:color="BFBFBF" w:sz="4"/>
@@ -3517,7 +4308,7 @@
         </w:trPr>
         <w:tc>
           <w:tcPr>
-            <w:tcW w:type="dxa" w:w="2381"/>
+            <w:tcW w:type="dxa" w:w="2576"/>
             <w:tcBorders>
               <w:top w:val="single" w:color="BFBFBF" w:sz="4"/>
               <w:left w:val="single" w:color="BFBFBF" w:sz="4"/>
@@ -3546,7 +4337,7 @@
         </w:tc>
         <w:tc>
           <w:tcPr>
-            <w:tcW w:type="dxa" w:w="1196"/>
+            <w:tcW w:type="dxa" w:w="1158"/>
             <w:tcBorders>
               <w:top w:val="single" w:color="BFBFBF" w:sz="4"/>
               <w:left w:val="single" w:color="BFBFBF" w:sz="4"/>
@@ -3575,7 +4366,7 @@
         </w:tc>
         <w:tc>
           <w:tcPr>
-            <w:tcW w:type="dxa" w:w="801"/>
+            <w:tcW w:type="dxa" w:w="776"/>
             <w:tcBorders>
               <w:top w:val="single" w:color="BFBFBF" w:sz="4"/>
               <w:left w:val="single" w:color="BFBFBF" w:sz="4"/>
@@ -3635,7 +4426,7 @@
         </w:tc>
         <w:tc>
           <w:tcPr>
-            <w:tcW w:type="dxa" w:w="1199"/>
+            <w:tcW w:type="dxa" w:w="1162"/>
             <w:tcBorders>
               <w:top w:val="single" w:color="BFBFBF" w:sz="4"/>
               <w:left w:val="single" w:color="BFBFBF" w:sz="4"/>
@@ -3664,7 +4455,7 @@
         </w:tc>
         <w:tc>
           <w:tcPr>
-            <w:tcW w:type="dxa" w:w="899"/>
+            <w:tcW w:type="dxa" w:w="869"/>
             <w:tcBorders>
               <w:top w:val="single" w:color="BFBFBF" w:sz="4"/>
               <w:left w:val="single" w:color="BFBFBF" w:sz="4"/>
@@ -3693,7 +4484,7 @@
         </w:tc>
         <w:tc>
           <w:tcPr>
-            <w:tcW w:type="dxa" w:w="1680"/>
+            <w:tcW w:type="dxa" w:w="1615"/>
             <w:tcBorders>
               <w:top w:val="single" w:color="BFBFBF" w:sz="4"/>
               <w:left w:val="single" w:color="BFBFBF" w:sz="4"/>
@@ -3727,88 +4518,90 @@
         </w:trPr>
         <w:tc>
           <w:tcPr>
-            <w:tcW w:type="dxa" w:w="2381"/>
-            <w:tcBorders>
-              <w:top w:val="single" w:color="BFBFBF" w:sz="4"/>
-              <w:left w:val="single" w:color="BFBFBF" w:sz="4"/>
-              <w:bottom w:val="single" w:color="BFBFBF" w:sz="4"/>
-              <w:right w:val="single" w:color="BFBFBF" w:sz="4"/>
-            </w:tcBorders>
-            <w:tcMar>
-              <w:top w:type="dxa" w:w="60"/>
-              <w:left w:type="dxa" w:w="100"/>
-              <w:bottom w:type="dxa" w:w="60"/>
-              <w:right w:type="dxa" w:w="100"/>
-            </w:tcMar>
-          </w:tcPr>
-          <w:p>
-            <w:pPr>
-              <w:spacing w:after="0" w:before="0"/>
-            </w:pPr>
-            <w:r>
-              <w:rPr>
-                <w:sz w:val="19"/>
-                <w:szCs w:val="19"/>
-              </w:rPr>
-              <w:t xml:space="preserve">Jev (stand-in)</w:t>
-            </w:r>
-          </w:p>
-        </w:tc>
-        <w:tc>
-          <w:tcPr>
-            <w:tcW w:type="dxa" w:w="1196"/>
-            <w:tcBorders>
-              <w:top w:val="single" w:color="BFBFBF" w:sz="4"/>
-              <w:left w:val="single" w:color="BFBFBF" w:sz="4"/>
-              <w:bottom w:val="single" w:color="BFBFBF" w:sz="4"/>
-              <w:right w:val="single" w:color="BFBFBF" w:sz="4"/>
-            </w:tcBorders>
-            <w:tcMar>
-              <w:top w:type="dxa" w:w="60"/>
-              <w:left w:type="dxa" w:w="100"/>
-              <w:bottom w:type="dxa" w:w="60"/>
-              <w:right w:type="dxa" w:w="100"/>
-            </w:tcMar>
-          </w:tcPr>
-          <w:p>
-            <w:pPr>
-              <w:spacing w:after="0" w:before="0"/>
-            </w:pPr>
-            <w:r>
-              <w:rPr>
-                <w:sz w:val="19"/>
-                <w:szCs w:val="19"/>
-              </w:rPr>
-              <w:t xml:space="preserve">+863%</w:t>
-            </w:r>
-          </w:p>
-        </w:tc>
-        <w:tc>
-          <w:tcPr>
-            <w:tcW w:type="dxa" w:w="801"/>
-            <w:tcBorders>
-              <w:top w:val="single" w:color="BFBFBF" w:sz="4"/>
-              <w:left w:val="single" w:color="BFBFBF" w:sz="4"/>
-              <w:bottom w:val="single" w:color="BFBFBF" w:sz="4"/>
-              <w:right w:val="single" w:color="BFBFBF" w:sz="4"/>
-            </w:tcBorders>
-            <w:tcMar>
-              <w:top w:type="dxa" w:w="60"/>
-              <w:left w:type="dxa" w:w="100"/>
-              <w:bottom w:type="dxa" w:w="60"/>
-              <w:right w:type="dxa" w:w="100"/>
-            </w:tcMar>
-          </w:tcPr>
-          <w:p>
-            <w:pPr>
-              <w:spacing w:after="0" w:before="0"/>
-            </w:pPr>
-            <w:r>
-              <w:rPr>
-                <w:sz w:val="19"/>
-                <w:szCs w:val="19"/>
-              </w:rPr>
-              <w:t xml:space="preserve">42.6%</w:t>
+            <w:tcW w:type="dxa" w:w="2576"/>
+            <w:tcBorders>
+              <w:top w:val="single" w:color="BFBFBF" w:sz="4"/>
+              <w:left w:val="single" w:color="BFBFBF" w:sz="4"/>
+              <w:bottom w:val="single" w:color="BFBFBF" w:sz="4"/>
+              <w:right w:val="single" w:color="BFBFBF" w:sz="4"/>
+            </w:tcBorders>
+            <w:tcMar>
+              <w:top w:type="dxa" w:w="60"/>
+              <w:left w:type="dxa" w:w="100"/>
+              <w:bottom w:type="dxa" w:w="60"/>
+              <w:right w:type="dxa" w:w="100"/>
+            </w:tcMar>
+          </w:tcPr>
+          <w:p>
+            <w:pPr>
+              <w:spacing w:after="0" w:before="0"/>
+            </w:pPr>
+            <w:r>
+              <w:rPr>
+                <w:b/>
+                <w:bCs/>
+                <w:sz w:val="19"/>
+                <w:szCs w:val="19"/>
+              </w:rPr>
+              <w:t xml:space="preserve">Panel chair (6 experts)</w:t>
+            </w:r>
+          </w:p>
+        </w:tc>
+        <w:tc>
+          <w:tcPr>
+            <w:tcW w:type="dxa" w:w="1158"/>
+            <w:tcBorders>
+              <w:top w:val="single" w:color="BFBFBF" w:sz="4"/>
+              <w:left w:val="single" w:color="BFBFBF" w:sz="4"/>
+              <w:bottom w:val="single" w:color="BFBFBF" w:sz="4"/>
+              <w:right w:val="single" w:color="BFBFBF" w:sz="4"/>
+            </w:tcBorders>
+            <w:tcMar>
+              <w:top w:type="dxa" w:w="60"/>
+              <w:left w:type="dxa" w:w="100"/>
+              <w:bottom w:type="dxa" w:w="60"/>
+              <w:right w:type="dxa" w:w="100"/>
+            </w:tcMar>
+          </w:tcPr>
+          <w:p>
+            <w:pPr>
+              <w:spacing w:after="0" w:before="0"/>
+            </w:pPr>
+            <w:r>
+              <w:rPr>
+                <w:sz w:val="19"/>
+                <w:szCs w:val="19"/>
+              </w:rPr>
+              <w:t xml:space="preserve">+1,111%</w:t>
+            </w:r>
+          </w:p>
+        </w:tc>
+        <w:tc>
+          <w:tcPr>
+            <w:tcW w:type="dxa" w:w="776"/>
+            <w:tcBorders>
+              <w:top w:val="single" w:color="BFBFBF" w:sz="4"/>
+              <w:left w:val="single" w:color="BFBFBF" w:sz="4"/>
+              <w:bottom w:val="single" w:color="BFBFBF" w:sz="4"/>
+              <w:right w:val="single" w:color="BFBFBF" w:sz="4"/>
+            </w:tcBorders>
+            <w:tcMar>
+              <w:top w:type="dxa" w:w="60"/>
+              <w:left w:type="dxa" w:w="100"/>
+              <w:bottom w:type="dxa" w:w="60"/>
+              <w:right w:type="dxa" w:w="100"/>
+            </w:tcMar>
+          </w:tcPr>
+          <w:p>
+            <w:pPr>
+              <w:spacing w:after="0" w:before="0"/>
+            </w:pPr>
+            <w:r>
+              <w:rPr>
+                <w:sz w:val="19"/>
+                <w:szCs w:val="19"/>
+              </w:rPr>
+              <w:t xml:space="preserve">47.8%</w:t>
             </w:r>
           </w:p>
         </w:tc>
@@ -3837,94 +4630,94 @@
                 <w:sz w:val="19"/>
                 <w:szCs w:val="19"/>
               </w:rPr>
-              <w:t xml:space="preserve">0.94</w:t>
-            </w:r>
-          </w:p>
-        </w:tc>
-        <w:tc>
-          <w:tcPr>
-            <w:tcW w:type="dxa" w:w="1199"/>
-            <w:tcBorders>
-              <w:top w:val="single" w:color="BFBFBF" w:sz="4"/>
-              <w:left w:val="single" w:color="BFBFBF" w:sz="4"/>
-              <w:bottom w:val="single" w:color="BFBFBF" w:sz="4"/>
-              <w:right w:val="single" w:color="BFBFBF" w:sz="4"/>
-            </w:tcBorders>
-            <w:tcMar>
-              <w:top w:type="dxa" w:w="60"/>
-              <w:left w:type="dxa" w:w="100"/>
-              <w:bottom w:type="dxa" w:w="60"/>
-              <w:right w:type="dxa" w:w="100"/>
-            </w:tcMar>
-          </w:tcPr>
-          <w:p>
-            <w:pPr>
-              <w:spacing w:after="0" w:before="0"/>
-            </w:pPr>
-            <w:r>
-              <w:rPr>
-                <w:sz w:val="19"/>
-                <w:szCs w:val="19"/>
-              </w:rPr>
-              <w:t xml:space="preserve">−45%</w:t>
-            </w:r>
-          </w:p>
-        </w:tc>
-        <w:tc>
-          <w:tcPr>
-            <w:tcW w:type="dxa" w:w="899"/>
-            <w:tcBorders>
-              <w:top w:val="single" w:color="BFBFBF" w:sz="4"/>
-              <w:left w:val="single" w:color="BFBFBF" w:sz="4"/>
-              <w:bottom w:val="single" w:color="BFBFBF" w:sz="4"/>
-              <w:right w:val="single" w:color="BFBFBF" w:sz="4"/>
-            </w:tcBorders>
-            <w:tcMar>
-              <w:top w:type="dxa" w:w="60"/>
-              <w:left w:type="dxa" w:w="100"/>
-              <w:bottom w:type="dxa" w:w="60"/>
-              <w:right w:type="dxa" w:w="100"/>
-            </w:tcMar>
-          </w:tcPr>
-          <w:p>
-            <w:pPr>
-              <w:spacing w:after="0" w:before="0"/>
-            </w:pPr>
-            <w:r>
-              <w:rPr>
-                <w:sz w:val="19"/>
-                <w:szCs w:val="19"/>
-              </w:rPr>
-              <w:t xml:space="preserve">52.5%</w:t>
-            </w:r>
-          </w:p>
-        </w:tc>
-        <w:tc>
-          <w:tcPr>
-            <w:tcW w:type="dxa" w:w="1680"/>
-            <w:tcBorders>
-              <w:top w:val="single" w:color="BFBFBF" w:sz="4"/>
-              <w:left w:val="single" w:color="BFBFBF" w:sz="4"/>
-              <w:bottom w:val="single" w:color="BFBFBF" w:sz="4"/>
-              <w:right w:val="single" w:color="BFBFBF" w:sz="4"/>
-            </w:tcBorders>
-            <w:tcMar>
-              <w:top w:type="dxa" w:w="60"/>
-              <w:left w:type="dxa" w:w="100"/>
-              <w:bottom w:type="dxa" w:w="60"/>
-              <w:right w:type="dxa" w:w="100"/>
-            </w:tcMar>
-          </w:tcPr>
-          <w:p>
-            <w:pPr>
-              <w:spacing w:after="0" w:before="0"/>
-            </w:pPr>
-            <w:r>
-              <w:rPr>
-                <w:sz w:val="19"/>
-                <w:szCs w:val="19"/>
-              </w:rPr>
-              <w:t xml:space="preserve">53% / 26%</w:t>
+              <w:t xml:space="preserve">1.05</w:t>
+            </w:r>
+          </w:p>
+        </w:tc>
+        <w:tc>
+          <w:tcPr>
+            <w:tcW w:type="dxa" w:w="1162"/>
+            <w:tcBorders>
+              <w:top w:val="single" w:color="BFBFBF" w:sz="4"/>
+              <w:left w:val="single" w:color="BFBFBF" w:sz="4"/>
+              <w:bottom w:val="single" w:color="BFBFBF" w:sz="4"/>
+              <w:right w:val="single" w:color="BFBFBF" w:sz="4"/>
+            </w:tcBorders>
+            <w:tcMar>
+              <w:top w:type="dxa" w:w="60"/>
+              <w:left w:type="dxa" w:w="100"/>
+              <w:bottom w:type="dxa" w:w="60"/>
+              <w:right w:type="dxa" w:w="100"/>
+            </w:tcMar>
+          </w:tcPr>
+          <w:p>
+            <w:pPr>
+              <w:spacing w:after="0" w:before="0"/>
+            </w:pPr>
+            <w:r>
+              <w:rPr>
+                <w:sz w:val="19"/>
+                <w:szCs w:val="19"/>
+              </w:rPr>
+              <w:t xml:space="preserve">−43%</w:t>
+            </w:r>
+          </w:p>
+        </w:tc>
+        <w:tc>
+          <w:tcPr>
+            <w:tcW w:type="dxa" w:w="869"/>
+            <w:tcBorders>
+              <w:top w:val="single" w:color="BFBFBF" w:sz="4"/>
+              <w:left w:val="single" w:color="BFBFBF" w:sz="4"/>
+              <w:bottom w:val="single" w:color="BFBFBF" w:sz="4"/>
+              <w:right w:val="single" w:color="BFBFBF" w:sz="4"/>
+            </w:tcBorders>
+            <w:tcMar>
+              <w:top w:type="dxa" w:w="60"/>
+              <w:left w:type="dxa" w:w="100"/>
+              <w:bottom w:type="dxa" w:w="60"/>
+              <w:right w:type="dxa" w:w="100"/>
+            </w:tcMar>
+          </w:tcPr>
+          <w:p>
+            <w:pPr>
+              <w:spacing w:after="0" w:before="0"/>
+            </w:pPr>
+            <w:r>
+              <w:rPr>
+                <w:sz w:val="19"/>
+                <w:szCs w:val="19"/>
+              </w:rPr>
+              <w:t xml:space="preserve">56.9%</w:t>
+            </w:r>
+          </w:p>
+        </w:tc>
+        <w:tc>
+          <w:tcPr>
+            <w:tcW w:type="dxa" w:w="1615"/>
+            <w:tcBorders>
+              <w:top w:val="single" w:color="BFBFBF" w:sz="4"/>
+              <w:left w:val="single" w:color="BFBFBF" w:sz="4"/>
+              <w:bottom w:val="single" w:color="BFBFBF" w:sz="4"/>
+              <w:right w:val="single" w:color="BFBFBF" w:sz="4"/>
+            </w:tcBorders>
+            <w:tcMar>
+              <w:top w:type="dxa" w:w="60"/>
+              <w:left w:type="dxa" w:w="100"/>
+              <w:bottom w:type="dxa" w:w="60"/>
+              <w:right w:type="dxa" w:w="100"/>
+            </w:tcMar>
+          </w:tcPr>
+          <w:p>
+            <w:pPr>
+              <w:spacing w:after="0" w:before="0"/>
+            </w:pPr>
+            <w:r>
+              <w:rPr>
+                <w:sz w:val="19"/>
+                <w:szCs w:val="19"/>
+              </w:rPr>
+              <w:t xml:space="preserve">49% / 23%</w:t>
             </w:r>
           </w:p>
         </w:tc>
@@ -3935,90 +4728,88 @@
         </w:trPr>
         <w:tc>
           <w:tcPr>
-            <w:tcW w:type="dxa" w:w="2381"/>
-            <w:tcBorders>
-              <w:top w:val="single" w:color="BFBFBF" w:sz="4"/>
-              <w:left w:val="single" w:color="BFBFBF" w:sz="4"/>
-              <w:bottom w:val="single" w:color="BFBFBF" w:sz="4"/>
-              <w:right w:val="single" w:color="BFBFBF" w:sz="4"/>
-            </w:tcBorders>
-            <w:tcMar>
-              <w:top w:type="dxa" w:w="60"/>
-              <w:left w:type="dxa" w:w="100"/>
-              <w:bottom w:type="dxa" w:w="60"/>
-              <w:right w:type="dxa" w:w="100"/>
-            </w:tcMar>
-          </w:tcPr>
-          <w:p>
-            <w:pPr>
-              <w:spacing w:after="0" w:before="0"/>
-            </w:pPr>
-            <w:r>
-              <w:rPr>
-                <w:b/>
-                <w:bCs/>
-                <w:sz w:val="19"/>
-                <w:szCs w:val="19"/>
-              </w:rPr>
-              <w:t xml:space="preserve">Panel chair</w:t>
-            </w:r>
-          </w:p>
-        </w:tc>
-        <w:tc>
-          <w:tcPr>
-            <w:tcW w:type="dxa" w:w="1196"/>
-            <w:tcBorders>
-              <w:top w:val="single" w:color="BFBFBF" w:sz="4"/>
-              <w:left w:val="single" w:color="BFBFBF" w:sz="4"/>
-              <w:bottom w:val="single" w:color="BFBFBF" w:sz="4"/>
-              <w:right w:val="single" w:color="BFBFBF" w:sz="4"/>
-            </w:tcBorders>
-            <w:tcMar>
-              <w:top w:type="dxa" w:w="60"/>
-              <w:left w:type="dxa" w:w="100"/>
-              <w:bottom w:type="dxa" w:w="60"/>
-              <w:right w:type="dxa" w:w="100"/>
-            </w:tcMar>
-          </w:tcPr>
-          <w:p>
-            <w:pPr>
-              <w:spacing w:after="0" w:before="0"/>
-            </w:pPr>
-            <w:r>
-              <w:rPr>
-                <w:sz w:val="19"/>
-                <w:szCs w:val="19"/>
-              </w:rPr>
-              <w:t xml:space="preserve">+671%</w:t>
-            </w:r>
-          </w:p>
-        </w:tc>
-        <w:tc>
-          <w:tcPr>
-            <w:tcW w:type="dxa" w:w="801"/>
-            <w:tcBorders>
-              <w:top w:val="single" w:color="BFBFBF" w:sz="4"/>
-              <w:left w:val="single" w:color="BFBFBF" w:sz="4"/>
-              <w:bottom w:val="single" w:color="BFBFBF" w:sz="4"/>
-              <w:right w:val="single" w:color="BFBFBF" w:sz="4"/>
-            </w:tcBorders>
-            <w:tcMar>
-              <w:top w:type="dxa" w:w="60"/>
-              <w:left w:type="dxa" w:w="100"/>
-              <w:bottom w:type="dxa" w:w="60"/>
-              <w:right w:type="dxa" w:w="100"/>
-            </w:tcMar>
-          </w:tcPr>
-          <w:p>
-            <w:pPr>
-              <w:spacing w:after="0" w:before="0"/>
-            </w:pPr>
-            <w:r>
-              <w:rPr>
-                <w:sz w:val="19"/>
-                <w:szCs w:val="19"/>
-              </w:rPr>
-              <w:t xml:space="preserve">37.7%</w:t>
+            <w:tcW w:type="dxa" w:w="2576"/>
+            <w:tcBorders>
+              <w:top w:val="single" w:color="BFBFBF" w:sz="4"/>
+              <w:left w:val="single" w:color="BFBFBF" w:sz="4"/>
+              <w:bottom w:val="single" w:color="BFBFBF" w:sz="4"/>
+              <w:right w:val="single" w:color="BFBFBF" w:sz="4"/>
+            </w:tcBorders>
+            <w:tcMar>
+              <w:top w:type="dxa" w:w="60"/>
+              <w:left w:type="dxa" w:w="100"/>
+              <w:bottom w:type="dxa" w:w="60"/>
+              <w:right w:type="dxa" w:w="100"/>
+            </w:tcMar>
+          </w:tcPr>
+          <w:p>
+            <w:pPr>
+              <w:spacing w:after="0" w:before="0"/>
+            </w:pPr>
+            <w:r>
+              <w:rPr>
+                <w:sz w:val="19"/>
+                <w:szCs w:val="19"/>
+              </w:rPr>
+              <w:t xml:space="preserve">Jev (stand-in)</w:t>
+            </w:r>
+          </w:p>
+        </w:tc>
+        <w:tc>
+          <w:tcPr>
+            <w:tcW w:type="dxa" w:w="1158"/>
+            <w:tcBorders>
+              <w:top w:val="single" w:color="BFBFBF" w:sz="4"/>
+              <w:left w:val="single" w:color="BFBFBF" w:sz="4"/>
+              <w:bottom w:val="single" w:color="BFBFBF" w:sz="4"/>
+              <w:right w:val="single" w:color="BFBFBF" w:sz="4"/>
+            </w:tcBorders>
+            <w:tcMar>
+              <w:top w:type="dxa" w:w="60"/>
+              <w:left w:type="dxa" w:w="100"/>
+              <w:bottom w:type="dxa" w:w="60"/>
+              <w:right w:type="dxa" w:w="100"/>
+            </w:tcMar>
+          </w:tcPr>
+          <w:p>
+            <w:pPr>
+              <w:spacing w:after="0" w:before="0"/>
+            </w:pPr>
+            <w:r>
+              <w:rPr>
+                <w:sz w:val="19"/>
+                <w:szCs w:val="19"/>
+              </w:rPr>
+              <w:t xml:space="preserve">+863%</w:t>
+            </w:r>
+          </w:p>
+        </w:tc>
+        <w:tc>
+          <w:tcPr>
+            <w:tcW w:type="dxa" w:w="776"/>
+            <w:tcBorders>
+              <w:top w:val="single" w:color="BFBFBF" w:sz="4"/>
+              <w:left w:val="single" w:color="BFBFBF" w:sz="4"/>
+              <w:bottom w:val="single" w:color="BFBFBF" w:sz="4"/>
+              <w:right w:val="single" w:color="BFBFBF" w:sz="4"/>
+            </w:tcBorders>
+            <w:tcMar>
+              <w:top w:type="dxa" w:w="60"/>
+              <w:left w:type="dxa" w:w="100"/>
+              <w:bottom w:type="dxa" w:w="60"/>
+              <w:right w:type="dxa" w:w="100"/>
+            </w:tcMar>
+          </w:tcPr>
+          <w:p>
+            <w:pPr>
+              <w:spacing w:after="0" w:before="0"/>
+            </w:pPr>
+            <w:r>
+              <w:rPr>
+                <w:sz w:val="19"/>
+                <w:szCs w:val="19"/>
+              </w:rPr>
+              <w:t xml:space="preserve">42.6%</w:t>
             </w:r>
           </w:p>
         </w:tc>
@@ -4047,98 +4838,94 @@
                 <w:sz w:val="19"/>
                 <w:szCs w:val="19"/>
               </w:rPr>
-              <w:t xml:space="preserve">0.93</w:t>
-            </w:r>
-          </w:p>
-        </w:tc>
-        <w:tc>
-          <w:tcPr>
-            <w:tcW w:type="dxa" w:w="1199"/>
-            <w:tcBorders>
-              <w:top w:val="single" w:color="BFBFBF" w:sz="4"/>
-              <w:left w:val="single" w:color="BFBFBF" w:sz="4"/>
-              <w:bottom w:val="single" w:color="BFBFBF" w:sz="4"/>
-              <w:right w:val="single" w:color="BFBFBF" w:sz="4"/>
-            </w:tcBorders>
-            <w:tcMar>
-              <w:top w:type="dxa" w:w="60"/>
-              <w:left w:type="dxa" w:w="100"/>
-              <w:bottom w:type="dxa" w:w="60"/>
-              <w:right w:type="dxa" w:w="100"/>
-            </w:tcMar>
-          </w:tcPr>
-          <w:p>
-            <w:pPr>
-              <w:spacing w:after="0" w:before="0"/>
-            </w:pPr>
-            <w:r>
-              <w:rPr>
-                <w:b/>
-                <w:bCs/>
-                <w:sz w:val="19"/>
-                <w:szCs w:val="19"/>
-              </w:rPr>
-              <w:t xml:space="preserve">−41%</w:t>
-            </w:r>
-          </w:p>
-        </w:tc>
-        <w:tc>
-          <w:tcPr>
-            <w:tcW w:type="dxa" w:w="899"/>
-            <w:tcBorders>
-              <w:top w:val="single" w:color="BFBFBF" w:sz="4"/>
-              <w:left w:val="single" w:color="BFBFBF" w:sz="4"/>
-              <w:bottom w:val="single" w:color="BFBFBF" w:sz="4"/>
-              <w:right w:val="single" w:color="BFBFBF" w:sz="4"/>
-            </w:tcBorders>
-            <w:tcMar>
-              <w:top w:type="dxa" w:w="60"/>
-              <w:left w:type="dxa" w:w="100"/>
-              <w:bottom w:type="dxa" w:w="60"/>
-              <w:right w:type="dxa" w:w="100"/>
-            </w:tcMar>
-          </w:tcPr>
-          <w:p>
-            <w:pPr>
-              <w:spacing w:after="0" w:before="0"/>
-            </w:pPr>
-            <w:r>
-              <w:rPr>
-                <w:b/>
-                <w:bCs/>
-                <w:sz w:val="19"/>
-                <w:szCs w:val="19"/>
-              </w:rPr>
-              <w:t xml:space="preserve">57.6%</w:t>
-            </w:r>
-          </w:p>
-        </w:tc>
-        <w:tc>
-          <w:tcPr>
-            <w:tcW w:type="dxa" w:w="1680"/>
-            <w:tcBorders>
-              <w:top w:val="single" w:color="BFBFBF" w:sz="4"/>
-              <w:left w:val="single" w:color="BFBFBF" w:sz="4"/>
-              <w:bottom w:val="single" w:color="BFBFBF" w:sz="4"/>
-              <w:right w:val="single" w:color="BFBFBF" w:sz="4"/>
-            </w:tcBorders>
-            <w:tcMar>
-              <w:top w:type="dxa" w:w="60"/>
-              <w:left w:type="dxa" w:w="100"/>
-              <w:bottom w:type="dxa" w:w="60"/>
-              <w:right w:type="dxa" w:w="100"/>
-            </w:tcMar>
-          </w:tcPr>
-          <w:p>
-            <w:pPr>
-              <w:spacing w:after="0" w:before="0"/>
-            </w:pPr>
-            <w:r>
-              <w:rPr>
-                <w:sz w:val="19"/>
-                <w:szCs w:val="19"/>
-              </w:rPr>
-              <w:t xml:space="preserve">45% / 14%</w:t>
+              <w:t xml:space="preserve">0.94</w:t>
+            </w:r>
+          </w:p>
+        </w:tc>
+        <w:tc>
+          <w:tcPr>
+            <w:tcW w:type="dxa" w:w="1162"/>
+            <w:tcBorders>
+              <w:top w:val="single" w:color="BFBFBF" w:sz="4"/>
+              <w:left w:val="single" w:color="BFBFBF" w:sz="4"/>
+              <w:bottom w:val="single" w:color="BFBFBF" w:sz="4"/>
+              <w:right w:val="single" w:color="BFBFBF" w:sz="4"/>
+            </w:tcBorders>
+            <w:tcMar>
+              <w:top w:type="dxa" w:w="60"/>
+              <w:left w:type="dxa" w:w="100"/>
+              <w:bottom w:type="dxa" w:w="60"/>
+              <w:right w:type="dxa" w:w="100"/>
+            </w:tcMar>
+          </w:tcPr>
+          <w:p>
+            <w:pPr>
+              <w:spacing w:after="0" w:before="0"/>
+            </w:pPr>
+            <w:r>
+              <w:rPr>
+                <w:sz w:val="19"/>
+                <w:szCs w:val="19"/>
+              </w:rPr>
+              <w:t xml:space="preserve">−45%</w:t>
+            </w:r>
+          </w:p>
+        </w:tc>
+        <w:tc>
+          <w:tcPr>
+            <w:tcW w:type="dxa" w:w="869"/>
+            <w:tcBorders>
+              <w:top w:val="single" w:color="BFBFBF" w:sz="4"/>
+              <w:left w:val="single" w:color="BFBFBF" w:sz="4"/>
+              <w:bottom w:val="single" w:color="BFBFBF" w:sz="4"/>
+              <w:right w:val="single" w:color="BFBFBF" w:sz="4"/>
+            </w:tcBorders>
+            <w:tcMar>
+              <w:top w:type="dxa" w:w="60"/>
+              <w:left w:type="dxa" w:w="100"/>
+              <w:bottom w:type="dxa" w:w="60"/>
+              <w:right w:type="dxa" w:w="100"/>
+            </w:tcMar>
+          </w:tcPr>
+          <w:p>
+            <w:pPr>
+              <w:spacing w:after="0" w:before="0"/>
+            </w:pPr>
+            <w:r>
+              <w:rPr>
+                <w:sz w:val="19"/>
+                <w:szCs w:val="19"/>
+              </w:rPr>
+              <w:t xml:space="preserve">52.5%</w:t>
+            </w:r>
+          </w:p>
+        </w:tc>
+        <w:tc>
+          <w:tcPr>
+            <w:tcW w:type="dxa" w:w="1615"/>
+            <w:tcBorders>
+              <w:top w:val="single" w:color="BFBFBF" w:sz="4"/>
+              <w:left w:val="single" w:color="BFBFBF" w:sz="4"/>
+              <w:bottom w:val="single" w:color="BFBFBF" w:sz="4"/>
+              <w:right w:val="single" w:color="BFBFBF" w:sz="4"/>
+            </w:tcBorders>
+            <w:tcMar>
+              <w:top w:type="dxa" w:w="60"/>
+              <w:left w:type="dxa" w:w="100"/>
+              <w:bottom w:type="dxa" w:w="60"/>
+              <w:right w:type="dxa" w:w="100"/>
+            </w:tcMar>
+          </w:tcPr>
+          <w:p>
+            <w:pPr>
+              <w:spacing w:after="0" w:before="0"/>
+            </w:pPr>
+            <w:r>
+              <w:rPr>
+                <w:sz w:val="19"/>
+                <w:szCs w:val="19"/>
+              </w:rPr>
+              <w:t xml:space="preserve">53% / 26%</w:t>
             </w:r>
           </w:p>
         </w:tc>
@@ -4149,88 +4936,88 @@
         </w:trPr>
         <w:tc>
           <w:tcPr>
-            <w:tcW w:type="dxa" w:w="2381"/>
-            <w:tcBorders>
-              <w:top w:val="single" w:color="BFBFBF" w:sz="4"/>
-              <w:left w:val="single" w:color="BFBFBF" w:sz="4"/>
-              <w:bottom w:val="single" w:color="BFBFBF" w:sz="4"/>
-              <w:right w:val="single" w:color="BFBFBF" w:sz="4"/>
-            </w:tcBorders>
-            <w:tcMar>
-              <w:top w:type="dxa" w:w="60"/>
-              <w:left w:type="dxa" w:w="100"/>
-              <w:bottom w:type="dxa" w:w="60"/>
-              <w:right w:type="dxa" w:w="100"/>
-            </w:tcMar>
-          </w:tcPr>
-          <w:p>
-            <w:pPr>
-              <w:spacing w:after="0" w:before="0"/>
-            </w:pPr>
-            <w:r>
-              <w:rPr>
-                <w:sz w:val="19"/>
-                <w:szCs w:val="19"/>
-              </w:rPr>
-              <w:t xml:space="preserve">Buy &amp; hold</w:t>
-            </w:r>
-          </w:p>
-        </w:tc>
-        <w:tc>
-          <w:tcPr>
-            <w:tcW w:type="dxa" w:w="1196"/>
-            <w:tcBorders>
-              <w:top w:val="single" w:color="BFBFBF" w:sz="4"/>
-              <w:left w:val="single" w:color="BFBFBF" w:sz="4"/>
-              <w:bottom w:val="single" w:color="BFBFBF" w:sz="4"/>
-              <w:right w:val="single" w:color="BFBFBF" w:sz="4"/>
-            </w:tcBorders>
-            <w:tcMar>
-              <w:top w:type="dxa" w:w="60"/>
-              <w:left w:type="dxa" w:w="100"/>
-              <w:bottom w:type="dxa" w:w="60"/>
-              <w:right w:type="dxa" w:w="100"/>
-            </w:tcMar>
-          </w:tcPr>
-          <w:p>
-            <w:pPr>
-              <w:spacing w:after="0" w:before="0"/>
-            </w:pPr>
-            <w:r>
-              <w:rPr>
-                <w:sz w:val="19"/>
-                <w:szCs w:val="19"/>
-              </w:rPr>
-              <w:t xml:space="preserve">+954%</w:t>
-            </w:r>
-          </w:p>
-        </w:tc>
-        <w:tc>
-          <w:tcPr>
-            <w:tcW w:type="dxa" w:w="801"/>
-            <w:tcBorders>
-              <w:top w:val="single" w:color="BFBFBF" w:sz="4"/>
-              <w:left w:val="single" w:color="BFBFBF" w:sz="4"/>
-              <w:bottom w:val="single" w:color="BFBFBF" w:sz="4"/>
-              <w:right w:val="single" w:color="BFBFBF" w:sz="4"/>
-            </w:tcBorders>
-            <w:tcMar>
-              <w:top w:type="dxa" w:w="60"/>
-              <w:left w:type="dxa" w:w="100"/>
-              <w:bottom w:type="dxa" w:w="60"/>
-              <w:right w:type="dxa" w:w="100"/>
-            </w:tcMar>
-          </w:tcPr>
-          <w:p>
-            <w:pPr>
-              <w:spacing w:after="0" w:before="0"/>
-            </w:pPr>
-            <w:r>
-              <w:rPr>
-                <w:sz w:val="19"/>
-                <w:szCs w:val="19"/>
-              </w:rPr>
-              <w:t xml:space="preserve">44.6%</w:t>
+            <w:tcW w:type="dxa" w:w="2576"/>
+            <w:tcBorders>
+              <w:top w:val="single" w:color="BFBFBF" w:sz="4"/>
+              <w:left w:val="single" w:color="BFBFBF" w:sz="4"/>
+              <w:bottom w:val="single" w:color="BFBFBF" w:sz="4"/>
+              <w:right w:val="single" w:color="BFBFBF" w:sz="4"/>
+            </w:tcBorders>
+            <w:tcMar>
+              <w:top w:type="dxa" w:w="60"/>
+              <w:left w:type="dxa" w:w="100"/>
+              <w:bottom w:type="dxa" w:w="60"/>
+              <w:right w:type="dxa" w:w="100"/>
+            </w:tcMar>
+          </w:tcPr>
+          <w:p>
+            <w:pPr>
+              <w:spacing w:after="0" w:before="0"/>
+            </w:pPr>
+            <w:r>
+              <w:rPr>
+                <w:sz w:val="19"/>
+                <w:szCs w:val="19"/>
+              </w:rPr>
+              <w:t xml:space="preserve">Chair without Phantom Flow</w:t>
+            </w:r>
+          </w:p>
+        </w:tc>
+        <w:tc>
+          <w:tcPr>
+            <w:tcW w:type="dxa" w:w="1158"/>
+            <w:tcBorders>
+              <w:top w:val="single" w:color="BFBFBF" w:sz="4"/>
+              <w:left w:val="single" w:color="BFBFBF" w:sz="4"/>
+              <w:bottom w:val="single" w:color="BFBFBF" w:sz="4"/>
+              <w:right w:val="single" w:color="BFBFBF" w:sz="4"/>
+            </w:tcBorders>
+            <w:tcMar>
+              <w:top w:type="dxa" w:w="60"/>
+              <w:left w:type="dxa" w:w="100"/>
+              <w:bottom w:type="dxa" w:w="60"/>
+              <w:right w:type="dxa" w:w="100"/>
+            </w:tcMar>
+          </w:tcPr>
+          <w:p>
+            <w:pPr>
+              <w:spacing w:after="0" w:before="0"/>
+            </w:pPr>
+            <w:r>
+              <w:rPr>
+                <w:sz w:val="19"/>
+                <w:szCs w:val="19"/>
+              </w:rPr>
+              <w:t xml:space="preserve">+671%</w:t>
+            </w:r>
+          </w:p>
+        </w:tc>
+        <w:tc>
+          <w:tcPr>
+            <w:tcW w:type="dxa" w:w="776"/>
+            <w:tcBorders>
+              <w:top w:val="single" w:color="BFBFBF" w:sz="4"/>
+              <w:left w:val="single" w:color="BFBFBF" w:sz="4"/>
+              <w:bottom w:val="single" w:color="BFBFBF" w:sz="4"/>
+              <w:right w:val="single" w:color="BFBFBF" w:sz="4"/>
+            </w:tcBorders>
+            <w:tcMar>
+              <w:top w:type="dxa" w:w="60"/>
+              <w:left w:type="dxa" w:w="100"/>
+              <w:bottom w:type="dxa" w:w="60"/>
+              <w:right w:type="dxa" w:w="100"/>
+            </w:tcMar>
+          </w:tcPr>
+          <w:p>
+            <w:pPr>
+              <w:spacing w:after="0" w:before="0"/>
+            </w:pPr>
+            <w:r>
+              <w:rPr>
+                <w:sz w:val="19"/>
+                <w:szCs w:val="19"/>
+              </w:rPr>
+              <w:t xml:space="preserve">37.7%</w:t>
             </w:r>
           </w:p>
         </w:tc>
@@ -4265,88 +5052,92 @@
         </w:tc>
         <w:tc>
           <w:tcPr>
-            <w:tcW w:type="dxa" w:w="1199"/>
-            <w:tcBorders>
-              <w:top w:val="single" w:color="BFBFBF" w:sz="4"/>
-              <w:left w:val="single" w:color="BFBFBF" w:sz="4"/>
-              <w:bottom w:val="single" w:color="BFBFBF" w:sz="4"/>
-              <w:right w:val="single" w:color="BFBFBF" w:sz="4"/>
-            </w:tcBorders>
-            <w:tcMar>
-              <w:top w:type="dxa" w:w="60"/>
-              <w:left w:type="dxa" w:w="100"/>
-              <w:bottom w:type="dxa" w:w="60"/>
-              <w:right w:type="dxa" w:w="100"/>
-            </w:tcMar>
-          </w:tcPr>
-          <w:p>
-            <w:pPr>
-              <w:spacing w:after="0" w:before="0"/>
-            </w:pPr>
-            <w:r>
-              <w:rPr>
-                <w:sz w:val="19"/>
-                <w:szCs w:val="19"/>
-              </w:rPr>
-              <w:t xml:space="preserve">−75%</w:t>
-            </w:r>
-          </w:p>
-        </w:tc>
-        <w:tc>
-          <w:tcPr>
-            <w:tcW w:type="dxa" w:w="899"/>
-            <w:tcBorders>
-              <w:top w:val="single" w:color="BFBFBF" w:sz="4"/>
-              <w:left w:val="single" w:color="BFBFBF" w:sz="4"/>
-              <w:bottom w:val="single" w:color="BFBFBF" w:sz="4"/>
-              <w:right w:val="single" w:color="BFBFBF" w:sz="4"/>
-            </w:tcBorders>
-            <w:tcMar>
-              <w:top w:type="dxa" w:w="60"/>
-              <w:left w:type="dxa" w:w="100"/>
-              <w:bottom w:type="dxa" w:w="60"/>
-              <w:right w:type="dxa" w:w="100"/>
-            </w:tcMar>
-          </w:tcPr>
-          <w:p>
-            <w:pPr>
-              <w:spacing w:after="0" w:before="0"/>
-            </w:pPr>
-            <w:r>
-              <w:rPr>
-                <w:sz w:val="19"/>
-                <w:szCs w:val="19"/>
-              </w:rPr>
-              <w:t xml:space="preserve">52.1%</w:t>
-            </w:r>
-          </w:p>
-        </w:tc>
-        <w:tc>
-          <w:tcPr>
-            <w:tcW w:type="dxa" w:w="1680"/>
-            <w:tcBorders>
-              <w:top w:val="single" w:color="BFBFBF" w:sz="4"/>
-              <w:left w:val="single" w:color="BFBFBF" w:sz="4"/>
-              <w:bottom w:val="single" w:color="BFBFBF" w:sz="4"/>
-              <w:right w:val="single" w:color="BFBFBF" w:sz="4"/>
-            </w:tcBorders>
-            <w:tcMar>
-              <w:top w:type="dxa" w:w="60"/>
-              <w:left w:type="dxa" w:w="100"/>
-              <w:bottom w:type="dxa" w:w="60"/>
-              <w:right w:type="dxa" w:w="100"/>
-            </w:tcMar>
-          </w:tcPr>
-          <w:p>
-            <w:pPr>
-              <w:spacing w:after="0" w:before="0"/>
-            </w:pPr>
-            <w:r>
-              <w:rPr>
-                <w:sz w:val="19"/>
-                <w:szCs w:val="19"/>
-              </w:rPr>
-              <w:t xml:space="preserve">100% / 0%</w:t>
+            <w:tcW w:type="dxa" w:w="1162"/>
+            <w:tcBorders>
+              <w:top w:val="single" w:color="BFBFBF" w:sz="4"/>
+              <w:left w:val="single" w:color="BFBFBF" w:sz="4"/>
+              <w:bottom w:val="single" w:color="BFBFBF" w:sz="4"/>
+              <w:right w:val="single" w:color="BFBFBF" w:sz="4"/>
+            </w:tcBorders>
+            <w:tcMar>
+              <w:top w:type="dxa" w:w="60"/>
+              <w:left w:type="dxa" w:w="100"/>
+              <w:bottom w:type="dxa" w:w="60"/>
+              <w:right w:type="dxa" w:w="100"/>
+            </w:tcMar>
+          </w:tcPr>
+          <w:p>
+            <w:pPr>
+              <w:spacing w:after="0" w:before="0"/>
+            </w:pPr>
+            <w:r>
+              <w:rPr>
+                <w:b/>
+                <w:bCs/>
+                <w:sz w:val="19"/>
+                <w:szCs w:val="19"/>
+              </w:rPr>
+              <w:t xml:space="preserve">−41%</w:t>
+            </w:r>
+          </w:p>
+        </w:tc>
+        <w:tc>
+          <w:tcPr>
+            <w:tcW w:type="dxa" w:w="869"/>
+            <w:tcBorders>
+              <w:top w:val="single" w:color="BFBFBF" w:sz="4"/>
+              <w:left w:val="single" w:color="BFBFBF" w:sz="4"/>
+              <w:bottom w:val="single" w:color="BFBFBF" w:sz="4"/>
+              <w:right w:val="single" w:color="BFBFBF" w:sz="4"/>
+            </w:tcBorders>
+            <w:tcMar>
+              <w:top w:type="dxa" w:w="60"/>
+              <w:left w:type="dxa" w:w="100"/>
+              <w:bottom w:type="dxa" w:w="60"/>
+              <w:right w:type="dxa" w:w="100"/>
+            </w:tcMar>
+          </w:tcPr>
+          <w:p>
+            <w:pPr>
+              <w:spacing w:after="0" w:before="0"/>
+            </w:pPr>
+            <w:r>
+              <w:rPr>
+                <w:b/>
+                <w:bCs/>
+                <w:sz w:val="19"/>
+                <w:szCs w:val="19"/>
+              </w:rPr>
+              <w:t xml:space="preserve">57.6%</w:t>
+            </w:r>
+          </w:p>
+        </w:tc>
+        <w:tc>
+          <w:tcPr>
+            <w:tcW w:type="dxa" w:w="1615"/>
+            <w:tcBorders>
+              <w:top w:val="single" w:color="BFBFBF" w:sz="4"/>
+              <w:left w:val="single" w:color="BFBFBF" w:sz="4"/>
+              <w:bottom w:val="single" w:color="BFBFBF" w:sz="4"/>
+              <w:right w:val="single" w:color="BFBFBF" w:sz="4"/>
+            </w:tcBorders>
+            <w:tcMar>
+              <w:top w:type="dxa" w:w="60"/>
+              <w:left w:type="dxa" w:w="100"/>
+              <w:bottom w:type="dxa" w:w="60"/>
+              <w:right w:type="dxa" w:w="100"/>
+            </w:tcMar>
+          </w:tcPr>
+          <w:p>
+            <w:pPr>
+              <w:spacing w:after="0" w:before="0"/>
+            </w:pPr>
+            <w:r>
+              <w:rPr>
+                <w:sz w:val="19"/>
+                <w:szCs w:val="19"/>
+              </w:rPr>
+              <w:t xml:space="preserve">45% / 14%</w:t>
             </w:r>
           </w:p>
         </w:tc>
@@ -4357,88 +5148,88 @@
         </w:trPr>
         <w:tc>
           <w:tcPr>
-            <w:tcW w:type="dxa" w:w="2381"/>
-            <w:tcBorders>
-              <w:top w:val="single" w:color="BFBFBF" w:sz="4"/>
-              <w:left w:val="single" w:color="BFBFBF" w:sz="4"/>
-              <w:bottom w:val="single" w:color="BFBFBF" w:sz="4"/>
-              <w:right w:val="single" w:color="BFBFBF" w:sz="4"/>
-            </w:tcBorders>
-            <w:tcMar>
-              <w:top w:type="dxa" w:w="60"/>
-              <w:left w:type="dxa" w:w="100"/>
-              <w:bottom w:type="dxa" w:w="60"/>
-              <w:right w:type="dxa" w:w="100"/>
-            </w:tcMar>
-          </w:tcPr>
-          <w:p>
-            <w:pPr>
-              <w:spacing w:after="0" w:before="0"/>
-            </w:pPr>
-            <w:r>
-              <w:rPr>
-                <w:sz w:val="19"/>
-                <w:szCs w:val="19"/>
-              </w:rPr>
-              <w:t xml:space="preserve">Mini LLM</w:t>
-            </w:r>
-          </w:p>
-        </w:tc>
-        <w:tc>
-          <w:tcPr>
-            <w:tcW w:type="dxa" w:w="1196"/>
-            <w:tcBorders>
-              <w:top w:val="single" w:color="BFBFBF" w:sz="4"/>
-              <w:left w:val="single" w:color="BFBFBF" w:sz="4"/>
-              <w:bottom w:val="single" w:color="BFBFBF" w:sz="4"/>
-              <w:right w:val="single" w:color="BFBFBF" w:sz="4"/>
-            </w:tcBorders>
-            <w:tcMar>
-              <w:top w:type="dxa" w:w="60"/>
-              <w:left w:type="dxa" w:w="100"/>
-              <w:bottom w:type="dxa" w:w="60"/>
-              <w:right w:type="dxa" w:w="100"/>
-            </w:tcMar>
-          </w:tcPr>
-          <w:p>
-            <w:pPr>
-              <w:spacing w:after="0" w:before="0"/>
-            </w:pPr>
-            <w:r>
-              <w:rPr>
-                <w:sz w:val="19"/>
-                <w:szCs w:val="19"/>
-              </w:rPr>
-              <w:t xml:space="preserve">+171%</w:t>
-            </w:r>
-          </w:p>
-        </w:tc>
-        <w:tc>
-          <w:tcPr>
-            <w:tcW w:type="dxa" w:w="801"/>
-            <w:tcBorders>
-              <w:top w:val="single" w:color="BFBFBF" w:sz="4"/>
-              <w:left w:val="single" w:color="BFBFBF" w:sz="4"/>
-              <w:bottom w:val="single" w:color="BFBFBF" w:sz="4"/>
-              <w:right w:val="single" w:color="BFBFBF" w:sz="4"/>
-            </w:tcBorders>
-            <w:tcMar>
-              <w:top w:type="dxa" w:w="60"/>
-              <w:left w:type="dxa" w:w="100"/>
-              <w:bottom w:type="dxa" w:w="60"/>
-              <w:right w:type="dxa" w:w="100"/>
-            </w:tcMar>
-          </w:tcPr>
-          <w:p>
-            <w:pPr>
-              <w:spacing w:after="0" w:before="0"/>
-            </w:pPr>
-            <w:r>
-              <w:rPr>
-                <w:sz w:val="19"/>
-                <w:szCs w:val="19"/>
-              </w:rPr>
-              <w:t xml:space="preserve">16.9%</w:t>
+            <w:tcW w:type="dxa" w:w="2576"/>
+            <w:tcBorders>
+              <w:top w:val="single" w:color="BFBFBF" w:sz="4"/>
+              <w:left w:val="single" w:color="BFBFBF" w:sz="4"/>
+              <w:bottom w:val="single" w:color="BFBFBF" w:sz="4"/>
+              <w:right w:val="single" w:color="BFBFBF" w:sz="4"/>
+            </w:tcBorders>
+            <w:tcMar>
+              <w:top w:type="dxa" w:w="60"/>
+              <w:left w:type="dxa" w:w="100"/>
+              <w:bottom w:type="dxa" w:w="60"/>
+              <w:right w:type="dxa" w:w="100"/>
+            </w:tcMar>
+          </w:tcPr>
+          <w:p>
+            <w:pPr>
+              <w:spacing w:after="0" w:before="0"/>
+            </w:pPr>
+            <w:r>
+              <w:rPr>
+                <w:sz w:val="19"/>
+                <w:szCs w:val="19"/>
+              </w:rPr>
+              <w:t xml:space="preserve">Buy &amp; hold</w:t>
+            </w:r>
+          </w:p>
+        </w:tc>
+        <w:tc>
+          <w:tcPr>
+            <w:tcW w:type="dxa" w:w="1158"/>
+            <w:tcBorders>
+              <w:top w:val="single" w:color="BFBFBF" w:sz="4"/>
+              <w:left w:val="single" w:color="BFBFBF" w:sz="4"/>
+              <w:bottom w:val="single" w:color="BFBFBF" w:sz="4"/>
+              <w:right w:val="single" w:color="BFBFBF" w:sz="4"/>
+            </w:tcBorders>
+            <w:tcMar>
+              <w:top w:type="dxa" w:w="60"/>
+              <w:left w:type="dxa" w:w="100"/>
+              <w:bottom w:type="dxa" w:w="60"/>
+              <w:right w:type="dxa" w:w="100"/>
+            </w:tcMar>
+          </w:tcPr>
+          <w:p>
+            <w:pPr>
+              <w:spacing w:after="0" w:before="0"/>
+            </w:pPr>
+            <w:r>
+              <w:rPr>
+                <w:sz w:val="19"/>
+                <w:szCs w:val="19"/>
+              </w:rPr>
+              <w:t xml:space="preserve">+954%</w:t>
+            </w:r>
+          </w:p>
+        </w:tc>
+        <w:tc>
+          <w:tcPr>
+            <w:tcW w:type="dxa" w:w="776"/>
+            <w:tcBorders>
+              <w:top w:val="single" w:color="BFBFBF" w:sz="4"/>
+              <w:left w:val="single" w:color="BFBFBF" w:sz="4"/>
+              <w:bottom w:val="single" w:color="BFBFBF" w:sz="4"/>
+              <w:right w:val="single" w:color="BFBFBF" w:sz="4"/>
+            </w:tcBorders>
+            <w:tcMar>
+              <w:top w:type="dxa" w:w="60"/>
+              <w:left w:type="dxa" w:w="100"/>
+              <w:bottom w:type="dxa" w:w="60"/>
+              <w:right w:type="dxa" w:w="100"/>
+            </w:tcMar>
+          </w:tcPr>
+          <w:p>
+            <w:pPr>
+              <w:spacing w:after="0" w:before="0"/>
+            </w:pPr>
+            <w:r>
+              <w:rPr>
+                <w:sz w:val="19"/>
+                <w:szCs w:val="19"/>
+              </w:rPr>
+              <w:t xml:space="preserve">44.6%</w:t>
             </w:r>
           </w:p>
         </w:tc>
@@ -4467,94 +5258,94 @@
                 <w:sz w:val="19"/>
                 <w:szCs w:val="19"/>
               </w:rPr>
-              <w:t xml:space="preserve">0.56</w:t>
-            </w:r>
-          </w:p>
-        </w:tc>
-        <w:tc>
-          <w:tcPr>
-            <w:tcW w:type="dxa" w:w="1199"/>
-            <w:tcBorders>
-              <w:top w:val="single" w:color="BFBFBF" w:sz="4"/>
-              <w:left w:val="single" w:color="BFBFBF" w:sz="4"/>
-              <w:bottom w:val="single" w:color="BFBFBF" w:sz="4"/>
-              <w:right w:val="single" w:color="BFBFBF" w:sz="4"/>
-            </w:tcBorders>
-            <w:tcMar>
-              <w:top w:type="dxa" w:w="60"/>
-              <w:left w:type="dxa" w:w="100"/>
-              <w:bottom w:type="dxa" w:w="60"/>
-              <w:right w:type="dxa" w:w="100"/>
-            </w:tcMar>
-          </w:tcPr>
-          <w:p>
-            <w:pPr>
-              <w:spacing w:after="0" w:before="0"/>
-            </w:pPr>
-            <w:r>
-              <w:rPr>
-                <w:sz w:val="19"/>
-                <w:szCs w:val="19"/>
-              </w:rPr>
-              <w:t xml:space="preserve">−77%</w:t>
-            </w:r>
-          </w:p>
-        </w:tc>
-        <w:tc>
-          <w:tcPr>
-            <w:tcW w:type="dxa" w:w="899"/>
-            <w:tcBorders>
-              <w:top w:val="single" w:color="BFBFBF" w:sz="4"/>
-              <w:left w:val="single" w:color="BFBFBF" w:sz="4"/>
-              <w:bottom w:val="single" w:color="BFBFBF" w:sz="4"/>
-              <w:right w:val="single" w:color="BFBFBF" w:sz="4"/>
-            </w:tcBorders>
-            <w:tcMar>
-              <w:top w:type="dxa" w:w="60"/>
-              <w:left w:type="dxa" w:w="100"/>
-              <w:bottom w:type="dxa" w:w="60"/>
-              <w:right w:type="dxa" w:w="100"/>
-            </w:tcMar>
-          </w:tcPr>
-          <w:p>
-            <w:pPr>
-              <w:spacing w:after="0" w:before="0"/>
-            </w:pPr>
-            <w:r>
-              <w:rPr>
-                <w:sz w:val="19"/>
-                <w:szCs w:val="19"/>
-              </w:rPr>
-              <w:t xml:space="preserve">54.8%</w:t>
-            </w:r>
-          </w:p>
-        </w:tc>
-        <w:tc>
-          <w:tcPr>
-            <w:tcW w:type="dxa" w:w="1680"/>
-            <w:tcBorders>
-              <w:top w:val="single" w:color="BFBFBF" w:sz="4"/>
-              <w:left w:val="single" w:color="BFBFBF" w:sz="4"/>
-              <w:bottom w:val="single" w:color="BFBFBF" w:sz="4"/>
-              <w:right w:val="single" w:color="BFBFBF" w:sz="4"/>
-            </w:tcBorders>
-            <w:tcMar>
-              <w:top w:type="dxa" w:w="60"/>
-              <w:left w:type="dxa" w:w="100"/>
-              <w:bottom w:type="dxa" w:w="60"/>
-              <w:right w:type="dxa" w:w="100"/>
-            </w:tcMar>
-          </w:tcPr>
-          <w:p>
-            <w:pPr>
-              <w:spacing w:after="0" w:before="0"/>
-            </w:pPr>
-            <w:r>
-              <w:rPr>
-                <w:sz w:val="19"/>
-                <w:szCs w:val="19"/>
-              </w:rPr>
-              <w:t xml:space="preserve">46% / 39%</w:t>
+              <w:t xml:space="preserve">0.93</w:t>
+            </w:r>
+          </w:p>
+        </w:tc>
+        <w:tc>
+          <w:tcPr>
+            <w:tcW w:type="dxa" w:w="1162"/>
+            <w:tcBorders>
+              <w:top w:val="single" w:color="BFBFBF" w:sz="4"/>
+              <w:left w:val="single" w:color="BFBFBF" w:sz="4"/>
+              <w:bottom w:val="single" w:color="BFBFBF" w:sz="4"/>
+              <w:right w:val="single" w:color="BFBFBF" w:sz="4"/>
+            </w:tcBorders>
+            <w:tcMar>
+              <w:top w:type="dxa" w:w="60"/>
+              <w:left w:type="dxa" w:w="100"/>
+              <w:bottom w:type="dxa" w:w="60"/>
+              <w:right w:type="dxa" w:w="100"/>
+            </w:tcMar>
+          </w:tcPr>
+          <w:p>
+            <w:pPr>
+              <w:spacing w:after="0" w:before="0"/>
+            </w:pPr>
+            <w:r>
+              <w:rPr>
+                <w:sz w:val="19"/>
+                <w:szCs w:val="19"/>
+              </w:rPr>
+              <w:t xml:space="preserve">−75%</w:t>
+            </w:r>
+          </w:p>
+        </w:tc>
+        <w:tc>
+          <w:tcPr>
+            <w:tcW w:type="dxa" w:w="869"/>
+            <w:tcBorders>
+              <w:top w:val="single" w:color="BFBFBF" w:sz="4"/>
+              <w:left w:val="single" w:color="BFBFBF" w:sz="4"/>
+              <w:bottom w:val="single" w:color="BFBFBF" w:sz="4"/>
+              <w:right w:val="single" w:color="BFBFBF" w:sz="4"/>
+            </w:tcBorders>
+            <w:tcMar>
+              <w:top w:type="dxa" w:w="60"/>
+              <w:left w:type="dxa" w:w="100"/>
+              <w:bottom w:type="dxa" w:w="60"/>
+              <w:right w:type="dxa" w:w="100"/>
+            </w:tcMar>
+          </w:tcPr>
+          <w:p>
+            <w:pPr>
+              <w:spacing w:after="0" w:before="0"/>
+            </w:pPr>
+            <w:r>
+              <w:rPr>
+                <w:sz w:val="19"/>
+                <w:szCs w:val="19"/>
+              </w:rPr>
+              <w:t xml:space="preserve">52.1%</w:t>
+            </w:r>
+          </w:p>
+        </w:tc>
+        <w:tc>
+          <w:tcPr>
+            <w:tcW w:type="dxa" w:w="1615"/>
+            <w:tcBorders>
+              <w:top w:val="single" w:color="BFBFBF" w:sz="4"/>
+              <w:left w:val="single" w:color="BFBFBF" w:sz="4"/>
+              <w:bottom w:val="single" w:color="BFBFBF" w:sz="4"/>
+              <w:right w:val="single" w:color="BFBFBF" w:sz="4"/>
+            </w:tcBorders>
+            <w:tcMar>
+              <w:top w:type="dxa" w:w="60"/>
+              <w:left w:type="dxa" w:w="100"/>
+              <w:bottom w:type="dxa" w:w="60"/>
+              <w:right w:type="dxa" w:w="100"/>
+            </w:tcMar>
+          </w:tcPr>
+          <w:p>
+            <w:pPr>
+              <w:spacing w:after="0" w:before="0"/>
+            </w:pPr>
+            <w:r>
+              <w:rPr>
+                <w:sz w:val="19"/>
+                <w:szCs w:val="19"/>
+              </w:rPr>
+              <w:t xml:space="preserve">100% / 0%</w:t>
             </w:r>
           </w:p>
         </w:tc>
@@ -4565,88 +5356,88 @@
         </w:trPr>
         <w:tc>
           <w:tcPr>
-            <w:tcW w:type="dxa" w:w="2381"/>
-            <w:tcBorders>
-              <w:top w:val="single" w:color="BFBFBF" w:sz="4"/>
-              <w:left w:val="single" w:color="BFBFBF" w:sz="4"/>
-              <w:bottom w:val="single" w:color="BFBFBF" w:sz="4"/>
-              <w:right w:val="single" w:color="BFBFBF" w:sz="4"/>
-            </w:tcBorders>
-            <w:tcMar>
-              <w:top w:type="dxa" w:w="60"/>
-              <w:left w:type="dxa" w:w="100"/>
-              <w:bottom w:type="dxa" w:w="60"/>
-              <w:right w:type="dxa" w:w="100"/>
-            </w:tcMar>
-          </w:tcPr>
-          <w:p>
-            <w:pPr>
-              <w:spacing w:after="0" w:before="0"/>
-            </w:pPr>
-            <w:r>
-              <w:rPr>
-                <w:sz w:val="19"/>
-                <w:szCs w:val="19"/>
-              </w:rPr>
-              <w:t xml:space="preserve">Random Forest</w:t>
-            </w:r>
-          </w:p>
-        </w:tc>
-        <w:tc>
-          <w:tcPr>
-            <w:tcW w:type="dxa" w:w="1196"/>
-            <w:tcBorders>
-              <w:top w:val="single" w:color="BFBFBF" w:sz="4"/>
-              <w:left w:val="single" w:color="BFBFBF" w:sz="4"/>
-              <w:bottom w:val="single" w:color="BFBFBF" w:sz="4"/>
-              <w:right w:val="single" w:color="BFBFBF" w:sz="4"/>
-            </w:tcBorders>
-            <w:tcMar>
-              <w:top w:type="dxa" w:w="60"/>
-              <w:left w:type="dxa" w:w="100"/>
-              <w:bottom w:type="dxa" w:w="60"/>
-              <w:right w:type="dxa" w:w="100"/>
-            </w:tcMar>
-          </w:tcPr>
-          <w:p>
-            <w:pPr>
-              <w:spacing w:after="0" w:before="0"/>
-            </w:pPr>
-            <w:r>
-              <w:rPr>
-                <w:sz w:val="19"/>
-                <w:szCs w:val="19"/>
-              </w:rPr>
-              <w:t xml:space="preserve">+122%</w:t>
-            </w:r>
-          </w:p>
-        </w:tc>
-        <w:tc>
-          <w:tcPr>
-            <w:tcW w:type="dxa" w:w="801"/>
-            <w:tcBorders>
-              <w:top w:val="single" w:color="BFBFBF" w:sz="4"/>
-              <w:left w:val="single" w:color="BFBFBF" w:sz="4"/>
-              <w:bottom w:val="single" w:color="BFBFBF" w:sz="4"/>
-              <w:right w:val="single" w:color="BFBFBF" w:sz="4"/>
-            </w:tcBorders>
-            <w:tcMar>
-              <w:top w:type="dxa" w:w="60"/>
-              <w:left w:type="dxa" w:w="100"/>
-              <w:bottom w:type="dxa" w:w="60"/>
-              <w:right w:type="dxa" w:w="100"/>
-            </w:tcMar>
-          </w:tcPr>
-          <w:p>
-            <w:pPr>
-              <w:spacing w:after="0" w:before="0"/>
-            </w:pPr>
-            <w:r>
-              <w:rPr>
-                <w:sz w:val="19"/>
-                <w:szCs w:val="19"/>
-              </w:rPr>
-              <w:t xml:space="preserve">13.3%</w:t>
+            <w:tcW w:type="dxa" w:w="2576"/>
+            <w:tcBorders>
+              <w:top w:val="single" w:color="BFBFBF" w:sz="4"/>
+              <w:left w:val="single" w:color="BFBFBF" w:sz="4"/>
+              <w:bottom w:val="single" w:color="BFBFBF" w:sz="4"/>
+              <w:right w:val="single" w:color="BFBFBF" w:sz="4"/>
+            </w:tcBorders>
+            <w:tcMar>
+              <w:top w:type="dxa" w:w="60"/>
+              <w:left w:type="dxa" w:w="100"/>
+              <w:bottom w:type="dxa" w:w="60"/>
+              <w:right w:type="dxa" w:w="100"/>
+            </w:tcMar>
+          </w:tcPr>
+          <w:p>
+            <w:pPr>
+              <w:spacing w:after="0" w:before="0"/>
+            </w:pPr>
+            <w:r>
+              <w:rPr>
+                <w:sz w:val="19"/>
+                <w:szCs w:val="19"/>
+              </w:rPr>
+              <w:t xml:space="preserve">Phantom Flow</w:t>
+            </w:r>
+          </w:p>
+        </w:tc>
+        <w:tc>
+          <w:tcPr>
+            <w:tcW w:type="dxa" w:w="1158"/>
+            <w:tcBorders>
+              <w:top w:val="single" w:color="BFBFBF" w:sz="4"/>
+              <w:left w:val="single" w:color="BFBFBF" w:sz="4"/>
+              <w:bottom w:val="single" w:color="BFBFBF" w:sz="4"/>
+              <w:right w:val="single" w:color="BFBFBF" w:sz="4"/>
+            </w:tcBorders>
+            <w:tcMar>
+              <w:top w:type="dxa" w:w="60"/>
+              <w:left w:type="dxa" w:w="100"/>
+              <w:bottom w:type="dxa" w:w="60"/>
+              <w:right w:type="dxa" w:w="100"/>
+            </w:tcMar>
+          </w:tcPr>
+          <w:p>
+            <w:pPr>
+              <w:spacing w:after="0" w:before="0"/>
+            </w:pPr>
+            <w:r>
+              <w:rPr>
+                <w:sz w:val="19"/>
+                <w:szCs w:val="19"/>
+              </w:rPr>
+              <w:t xml:space="preserve">+191%</w:t>
+            </w:r>
+          </w:p>
+        </w:tc>
+        <w:tc>
+          <w:tcPr>
+            <w:tcW w:type="dxa" w:w="776"/>
+            <w:tcBorders>
+              <w:top w:val="single" w:color="BFBFBF" w:sz="4"/>
+              <w:left w:val="single" w:color="BFBFBF" w:sz="4"/>
+              <w:bottom w:val="single" w:color="BFBFBF" w:sz="4"/>
+              <w:right w:val="single" w:color="BFBFBF" w:sz="4"/>
+            </w:tcBorders>
+            <w:tcMar>
+              <w:top w:type="dxa" w:w="60"/>
+              <w:left w:type="dxa" w:w="100"/>
+              <w:bottom w:type="dxa" w:w="60"/>
+              <w:right w:type="dxa" w:w="100"/>
+            </w:tcMar>
+          </w:tcPr>
+          <w:p>
+            <w:pPr>
+              <w:spacing w:after="0" w:before="0"/>
+            </w:pPr>
+            <w:r>
+              <w:rPr>
+                <w:sz w:val="19"/>
+                <w:szCs w:val="19"/>
+              </w:rPr>
+              <w:t xml:space="preserve">18.2%</w:t>
             </w:r>
           </w:p>
         </w:tc>
@@ -4675,94 +5466,94 @@
                 <w:sz w:val="19"/>
                 <w:szCs w:val="19"/>
               </w:rPr>
-              <w:t xml:space="preserve">0.50</w:t>
-            </w:r>
-          </w:p>
-        </w:tc>
-        <w:tc>
-          <w:tcPr>
-            <w:tcW w:type="dxa" w:w="1199"/>
-            <w:tcBorders>
-              <w:top w:val="single" w:color="BFBFBF" w:sz="4"/>
-              <w:left w:val="single" w:color="BFBFBF" w:sz="4"/>
-              <w:bottom w:val="single" w:color="BFBFBF" w:sz="4"/>
-              <w:right w:val="single" w:color="BFBFBF" w:sz="4"/>
-            </w:tcBorders>
-            <w:tcMar>
-              <w:top w:type="dxa" w:w="60"/>
-              <w:left w:type="dxa" w:w="100"/>
-              <w:bottom w:type="dxa" w:w="60"/>
-              <w:right w:type="dxa" w:w="100"/>
-            </w:tcMar>
-          </w:tcPr>
-          <w:p>
-            <w:pPr>
-              <w:spacing w:after="0" w:before="0"/>
-            </w:pPr>
-            <w:r>
-              <w:rPr>
-                <w:sz w:val="19"/>
-                <w:szCs w:val="19"/>
-              </w:rPr>
-              <w:t xml:space="preserve">−51%</w:t>
-            </w:r>
-          </w:p>
-        </w:tc>
-        <w:tc>
-          <w:tcPr>
-            <w:tcW w:type="dxa" w:w="899"/>
-            <w:tcBorders>
-              <w:top w:val="single" w:color="BFBFBF" w:sz="4"/>
-              <w:left w:val="single" w:color="BFBFBF" w:sz="4"/>
-              <w:bottom w:val="single" w:color="BFBFBF" w:sz="4"/>
-              <w:right w:val="single" w:color="BFBFBF" w:sz="4"/>
-            </w:tcBorders>
-            <w:tcMar>
-              <w:top w:type="dxa" w:w="60"/>
-              <w:left w:type="dxa" w:w="100"/>
-              <w:bottom w:type="dxa" w:w="60"/>
-              <w:right w:type="dxa" w:w="100"/>
-            </w:tcMar>
-          </w:tcPr>
-          <w:p>
-            <w:pPr>
-              <w:spacing w:after="0" w:before="0"/>
-            </w:pPr>
-            <w:r>
-              <w:rPr>
-                <w:sz w:val="19"/>
-                <w:szCs w:val="19"/>
-              </w:rPr>
-              <w:t xml:space="preserve">53.7%</w:t>
-            </w:r>
-          </w:p>
-        </w:tc>
-        <w:tc>
-          <w:tcPr>
-            <w:tcW w:type="dxa" w:w="1680"/>
-            <w:tcBorders>
-              <w:top w:val="single" w:color="BFBFBF" w:sz="4"/>
-              <w:left w:val="single" w:color="BFBFBF" w:sz="4"/>
-              <w:bottom w:val="single" w:color="BFBFBF" w:sz="4"/>
-              <w:right w:val="single" w:color="BFBFBF" w:sz="4"/>
-            </w:tcBorders>
-            <w:tcMar>
-              <w:top w:type="dxa" w:w="60"/>
-              <w:left w:type="dxa" w:w="100"/>
-              <w:bottom w:type="dxa" w:w="60"/>
-              <w:right w:type="dxa" w:w="100"/>
-            </w:tcMar>
-          </w:tcPr>
-          <w:p>
-            <w:pPr>
-              <w:spacing w:after="0" w:before="0"/>
-            </w:pPr>
-            <w:r>
-              <w:rPr>
-                <w:sz w:val="19"/>
-                <w:szCs w:val="19"/>
-              </w:rPr>
-              <w:t xml:space="preserve">47% / 14%</w:t>
+              <w:t xml:space="preserve">0.58</w:t>
+            </w:r>
+          </w:p>
+        </w:tc>
+        <w:tc>
+          <w:tcPr>
+            <w:tcW w:type="dxa" w:w="1162"/>
+            <w:tcBorders>
+              <w:top w:val="single" w:color="BFBFBF" w:sz="4"/>
+              <w:left w:val="single" w:color="BFBFBF" w:sz="4"/>
+              <w:bottom w:val="single" w:color="BFBFBF" w:sz="4"/>
+              <w:right w:val="single" w:color="BFBFBF" w:sz="4"/>
+            </w:tcBorders>
+            <w:tcMar>
+              <w:top w:type="dxa" w:w="60"/>
+              <w:left w:type="dxa" w:w="100"/>
+              <w:bottom w:type="dxa" w:w="60"/>
+              <w:right w:type="dxa" w:w="100"/>
+            </w:tcMar>
+          </w:tcPr>
+          <w:p>
+            <w:pPr>
+              <w:spacing w:after="0" w:before="0"/>
+            </w:pPr>
+            <w:r>
+              <w:rPr>
+                <w:sz w:val="19"/>
+                <w:szCs w:val="19"/>
+              </w:rPr>
+              <w:t xml:space="preserve">−58%</w:t>
+            </w:r>
+          </w:p>
+        </w:tc>
+        <w:tc>
+          <w:tcPr>
+            <w:tcW w:type="dxa" w:w="869"/>
+            <w:tcBorders>
+              <w:top w:val="single" w:color="BFBFBF" w:sz="4"/>
+              <w:left w:val="single" w:color="BFBFBF" w:sz="4"/>
+              <w:bottom w:val="single" w:color="BFBFBF" w:sz="4"/>
+              <w:right w:val="single" w:color="BFBFBF" w:sz="4"/>
+            </w:tcBorders>
+            <w:tcMar>
+              <w:top w:type="dxa" w:w="60"/>
+              <w:left w:type="dxa" w:w="100"/>
+              <w:bottom w:type="dxa" w:w="60"/>
+              <w:right w:type="dxa" w:w="100"/>
+            </w:tcMar>
+          </w:tcPr>
+          <w:p>
+            <w:pPr>
+              <w:spacing w:after="0" w:before="0"/>
+            </w:pPr>
+            <w:r>
+              <w:rPr>
+                <w:sz w:val="19"/>
+                <w:szCs w:val="19"/>
+              </w:rPr>
+              <w:t xml:space="preserve">49.4%</w:t>
+            </w:r>
+          </w:p>
+        </w:tc>
+        <w:tc>
+          <w:tcPr>
+            <w:tcW w:type="dxa" w:w="1615"/>
+            <w:tcBorders>
+              <w:top w:val="single" w:color="BFBFBF" w:sz="4"/>
+              <w:left w:val="single" w:color="BFBFBF" w:sz="4"/>
+              <w:bottom w:val="single" w:color="BFBFBF" w:sz="4"/>
+              <w:right w:val="single" w:color="BFBFBF" w:sz="4"/>
+            </w:tcBorders>
+            <w:tcMar>
+              <w:top w:type="dxa" w:w="60"/>
+              <w:left w:type="dxa" w:w="100"/>
+              <w:bottom w:type="dxa" w:w="60"/>
+              <w:right w:type="dxa" w:w="100"/>
+            </w:tcMar>
+          </w:tcPr>
+          <w:p>
+            <w:pPr>
+              <w:spacing w:after="0" w:before="0"/>
+            </w:pPr>
+            <w:r>
+              <w:rPr>
+                <w:sz w:val="19"/>
+                <w:szCs w:val="19"/>
+              </w:rPr>
+              <w:t xml:space="preserve">38% / 33%</w:t>
             </w:r>
           </w:p>
         </w:tc>
@@ -4773,7 +5564,423 @@
         </w:trPr>
         <w:tc>
           <w:tcPr>
-            <w:tcW w:type="dxa" w:w="2381"/>
+            <w:tcW w:type="dxa" w:w="2576"/>
+            <w:tcBorders>
+              <w:top w:val="single" w:color="BFBFBF" w:sz="4"/>
+              <w:left w:val="single" w:color="BFBFBF" w:sz="4"/>
+              <w:bottom w:val="single" w:color="BFBFBF" w:sz="4"/>
+              <w:right w:val="single" w:color="BFBFBF" w:sz="4"/>
+            </w:tcBorders>
+            <w:tcMar>
+              <w:top w:type="dxa" w:w="60"/>
+              <w:left w:type="dxa" w:w="100"/>
+              <w:bottom w:type="dxa" w:w="60"/>
+              <w:right w:type="dxa" w:w="100"/>
+            </w:tcMar>
+          </w:tcPr>
+          <w:p>
+            <w:pPr>
+              <w:spacing w:after="0" w:before="0"/>
+            </w:pPr>
+            <w:r>
+              <w:rPr>
+                <w:sz w:val="19"/>
+                <w:szCs w:val="19"/>
+              </w:rPr>
+              <w:t xml:space="preserve">Mini LLM</w:t>
+            </w:r>
+          </w:p>
+        </w:tc>
+        <w:tc>
+          <w:tcPr>
+            <w:tcW w:type="dxa" w:w="1158"/>
+            <w:tcBorders>
+              <w:top w:val="single" w:color="BFBFBF" w:sz="4"/>
+              <w:left w:val="single" w:color="BFBFBF" w:sz="4"/>
+              <w:bottom w:val="single" w:color="BFBFBF" w:sz="4"/>
+              <w:right w:val="single" w:color="BFBFBF" w:sz="4"/>
+            </w:tcBorders>
+            <w:tcMar>
+              <w:top w:type="dxa" w:w="60"/>
+              <w:left w:type="dxa" w:w="100"/>
+              <w:bottom w:type="dxa" w:w="60"/>
+              <w:right w:type="dxa" w:w="100"/>
+            </w:tcMar>
+          </w:tcPr>
+          <w:p>
+            <w:pPr>
+              <w:spacing w:after="0" w:before="0"/>
+            </w:pPr>
+            <w:r>
+              <w:rPr>
+                <w:sz w:val="19"/>
+                <w:szCs w:val="19"/>
+              </w:rPr>
+              <w:t xml:space="preserve">+171%</w:t>
+            </w:r>
+          </w:p>
+        </w:tc>
+        <w:tc>
+          <w:tcPr>
+            <w:tcW w:type="dxa" w:w="776"/>
+            <w:tcBorders>
+              <w:top w:val="single" w:color="BFBFBF" w:sz="4"/>
+              <w:left w:val="single" w:color="BFBFBF" w:sz="4"/>
+              <w:bottom w:val="single" w:color="BFBFBF" w:sz="4"/>
+              <w:right w:val="single" w:color="BFBFBF" w:sz="4"/>
+            </w:tcBorders>
+            <w:tcMar>
+              <w:top w:type="dxa" w:w="60"/>
+              <w:left w:type="dxa" w:w="100"/>
+              <w:bottom w:type="dxa" w:w="60"/>
+              <w:right w:type="dxa" w:w="100"/>
+            </w:tcMar>
+          </w:tcPr>
+          <w:p>
+            <w:pPr>
+              <w:spacing w:after="0" w:before="0"/>
+            </w:pPr>
+            <w:r>
+              <w:rPr>
+                <w:sz w:val="19"/>
+                <w:szCs w:val="19"/>
+              </w:rPr>
+              <w:t xml:space="preserve">16.9%</w:t>
+            </w:r>
+          </w:p>
+        </w:tc>
+        <w:tc>
+          <w:tcPr>
+            <w:tcW w:type="dxa" w:w="870"/>
+            <w:tcBorders>
+              <w:top w:val="single" w:color="BFBFBF" w:sz="4"/>
+              <w:left w:val="single" w:color="BFBFBF" w:sz="4"/>
+              <w:bottom w:val="single" w:color="BFBFBF" w:sz="4"/>
+              <w:right w:val="single" w:color="BFBFBF" w:sz="4"/>
+            </w:tcBorders>
+            <w:tcMar>
+              <w:top w:type="dxa" w:w="60"/>
+              <w:left w:type="dxa" w:w="100"/>
+              <w:bottom w:type="dxa" w:w="60"/>
+              <w:right w:type="dxa" w:w="100"/>
+            </w:tcMar>
+          </w:tcPr>
+          <w:p>
+            <w:pPr>
+              <w:spacing w:after="0" w:before="0"/>
+            </w:pPr>
+            <w:r>
+              <w:rPr>
+                <w:sz w:val="19"/>
+                <w:szCs w:val="19"/>
+              </w:rPr>
+              <w:t xml:space="preserve">0.56</w:t>
+            </w:r>
+          </w:p>
+        </w:tc>
+        <w:tc>
+          <w:tcPr>
+            <w:tcW w:type="dxa" w:w="1162"/>
+            <w:tcBorders>
+              <w:top w:val="single" w:color="BFBFBF" w:sz="4"/>
+              <w:left w:val="single" w:color="BFBFBF" w:sz="4"/>
+              <w:bottom w:val="single" w:color="BFBFBF" w:sz="4"/>
+              <w:right w:val="single" w:color="BFBFBF" w:sz="4"/>
+            </w:tcBorders>
+            <w:tcMar>
+              <w:top w:type="dxa" w:w="60"/>
+              <w:left w:type="dxa" w:w="100"/>
+              <w:bottom w:type="dxa" w:w="60"/>
+              <w:right w:type="dxa" w:w="100"/>
+            </w:tcMar>
+          </w:tcPr>
+          <w:p>
+            <w:pPr>
+              <w:spacing w:after="0" w:before="0"/>
+            </w:pPr>
+            <w:r>
+              <w:rPr>
+                <w:sz w:val="19"/>
+                <w:szCs w:val="19"/>
+              </w:rPr>
+              <w:t xml:space="preserve">−77%</w:t>
+            </w:r>
+          </w:p>
+        </w:tc>
+        <w:tc>
+          <w:tcPr>
+            <w:tcW w:type="dxa" w:w="869"/>
+            <w:tcBorders>
+              <w:top w:val="single" w:color="BFBFBF" w:sz="4"/>
+              <w:left w:val="single" w:color="BFBFBF" w:sz="4"/>
+              <w:bottom w:val="single" w:color="BFBFBF" w:sz="4"/>
+              <w:right w:val="single" w:color="BFBFBF" w:sz="4"/>
+            </w:tcBorders>
+            <w:tcMar>
+              <w:top w:type="dxa" w:w="60"/>
+              <w:left w:type="dxa" w:w="100"/>
+              <w:bottom w:type="dxa" w:w="60"/>
+              <w:right w:type="dxa" w:w="100"/>
+            </w:tcMar>
+          </w:tcPr>
+          <w:p>
+            <w:pPr>
+              <w:spacing w:after="0" w:before="0"/>
+            </w:pPr>
+            <w:r>
+              <w:rPr>
+                <w:sz w:val="19"/>
+                <w:szCs w:val="19"/>
+              </w:rPr>
+              <w:t xml:space="preserve">54.8%</w:t>
+            </w:r>
+          </w:p>
+        </w:tc>
+        <w:tc>
+          <w:tcPr>
+            <w:tcW w:type="dxa" w:w="1615"/>
+            <w:tcBorders>
+              <w:top w:val="single" w:color="BFBFBF" w:sz="4"/>
+              <w:left w:val="single" w:color="BFBFBF" w:sz="4"/>
+              <w:bottom w:val="single" w:color="BFBFBF" w:sz="4"/>
+              <w:right w:val="single" w:color="BFBFBF" w:sz="4"/>
+            </w:tcBorders>
+            <w:tcMar>
+              <w:top w:type="dxa" w:w="60"/>
+              <w:left w:type="dxa" w:w="100"/>
+              <w:bottom w:type="dxa" w:w="60"/>
+              <w:right w:type="dxa" w:w="100"/>
+            </w:tcMar>
+          </w:tcPr>
+          <w:p>
+            <w:pPr>
+              <w:spacing w:after="0" w:before="0"/>
+            </w:pPr>
+            <w:r>
+              <w:rPr>
+                <w:sz w:val="19"/>
+                <w:szCs w:val="19"/>
+              </w:rPr>
+              <w:t xml:space="preserve">46% / 39%</w:t>
+            </w:r>
+          </w:p>
+        </w:tc>
+      </w:tr>
+      <w:tr>
+        <w:trPr>
+          <w:tblHeader w:val="false"/>
+        </w:trPr>
+        <w:tc>
+          <w:tcPr>
+            <w:tcW w:type="dxa" w:w="2576"/>
+            <w:tcBorders>
+              <w:top w:val="single" w:color="BFBFBF" w:sz="4"/>
+              <w:left w:val="single" w:color="BFBFBF" w:sz="4"/>
+              <w:bottom w:val="single" w:color="BFBFBF" w:sz="4"/>
+              <w:right w:val="single" w:color="BFBFBF" w:sz="4"/>
+            </w:tcBorders>
+            <w:tcMar>
+              <w:top w:type="dxa" w:w="60"/>
+              <w:left w:type="dxa" w:w="100"/>
+              <w:bottom w:type="dxa" w:w="60"/>
+              <w:right w:type="dxa" w:w="100"/>
+            </w:tcMar>
+          </w:tcPr>
+          <w:p>
+            <w:pPr>
+              <w:spacing w:after="0" w:before="0"/>
+            </w:pPr>
+            <w:r>
+              <w:rPr>
+                <w:sz w:val="19"/>
+                <w:szCs w:val="19"/>
+              </w:rPr>
+              <w:t xml:space="preserve">Random Forest</w:t>
+            </w:r>
+          </w:p>
+        </w:tc>
+        <w:tc>
+          <w:tcPr>
+            <w:tcW w:type="dxa" w:w="1158"/>
+            <w:tcBorders>
+              <w:top w:val="single" w:color="BFBFBF" w:sz="4"/>
+              <w:left w:val="single" w:color="BFBFBF" w:sz="4"/>
+              <w:bottom w:val="single" w:color="BFBFBF" w:sz="4"/>
+              <w:right w:val="single" w:color="BFBFBF" w:sz="4"/>
+            </w:tcBorders>
+            <w:tcMar>
+              <w:top w:type="dxa" w:w="60"/>
+              <w:left w:type="dxa" w:w="100"/>
+              <w:bottom w:type="dxa" w:w="60"/>
+              <w:right w:type="dxa" w:w="100"/>
+            </w:tcMar>
+          </w:tcPr>
+          <w:p>
+            <w:pPr>
+              <w:spacing w:after="0" w:before="0"/>
+            </w:pPr>
+            <w:r>
+              <w:rPr>
+                <w:sz w:val="19"/>
+                <w:szCs w:val="19"/>
+              </w:rPr>
+              <w:t xml:space="preserve">+122%</w:t>
+            </w:r>
+          </w:p>
+        </w:tc>
+        <w:tc>
+          <w:tcPr>
+            <w:tcW w:type="dxa" w:w="776"/>
+            <w:tcBorders>
+              <w:top w:val="single" w:color="BFBFBF" w:sz="4"/>
+              <w:left w:val="single" w:color="BFBFBF" w:sz="4"/>
+              <w:bottom w:val="single" w:color="BFBFBF" w:sz="4"/>
+              <w:right w:val="single" w:color="BFBFBF" w:sz="4"/>
+            </w:tcBorders>
+            <w:tcMar>
+              <w:top w:type="dxa" w:w="60"/>
+              <w:left w:type="dxa" w:w="100"/>
+              <w:bottom w:type="dxa" w:w="60"/>
+              <w:right w:type="dxa" w:w="100"/>
+            </w:tcMar>
+          </w:tcPr>
+          <w:p>
+            <w:pPr>
+              <w:spacing w:after="0" w:before="0"/>
+            </w:pPr>
+            <w:r>
+              <w:rPr>
+                <w:sz w:val="19"/>
+                <w:szCs w:val="19"/>
+              </w:rPr>
+              <w:t xml:space="preserve">13.3%</w:t>
+            </w:r>
+          </w:p>
+        </w:tc>
+        <w:tc>
+          <w:tcPr>
+            <w:tcW w:type="dxa" w:w="870"/>
+            <w:tcBorders>
+              <w:top w:val="single" w:color="BFBFBF" w:sz="4"/>
+              <w:left w:val="single" w:color="BFBFBF" w:sz="4"/>
+              <w:bottom w:val="single" w:color="BFBFBF" w:sz="4"/>
+              <w:right w:val="single" w:color="BFBFBF" w:sz="4"/>
+            </w:tcBorders>
+            <w:tcMar>
+              <w:top w:type="dxa" w:w="60"/>
+              <w:left w:type="dxa" w:w="100"/>
+              <w:bottom w:type="dxa" w:w="60"/>
+              <w:right w:type="dxa" w:w="100"/>
+            </w:tcMar>
+          </w:tcPr>
+          <w:p>
+            <w:pPr>
+              <w:spacing w:after="0" w:before="0"/>
+            </w:pPr>
+            <w:r>
+              <w:rPr>
+                <w:sz w:val="19"/>
+                <w:szCs w:val="19"/>
+              </w:rPr>
+              <w:t xml:space="preserve">0.50</w:t>
+            </w:r>
+          </w:p>
+        </w:tc>
+        <w:tc>
+          <w:tcPr>
+            <w:tcW w:type="dxa" w:w="1162"/>
+            <w:tcBorders>
+              <w:top w:val="single" w:color="BFBFBF" w:sz="4"/>
+              <w:left w:val="single" w:color="BFBFBF" w:sz="4"/>
+              <w:bottom w:val="single" w:color="BFBFBF" w:sz="4"/>
+              <w:right w:val="single" w:color="BFBFBF" w:sz="4"/>
+            </w:tcBorders>
+            <w:tcMar>
+              <w:top w:type="dxa" w:w="60"/>
+              <w:left w:type="dxa" w:w="100"/>
+              <w:bottom w:type="dxa" w:w="60"/>
+              <w:right w:type="dxa" w:w="100"/>
+            </w:tcMar>
+          </w:tcPr>
+          <w:p>
+            <w:pPr>
+              <w:spacing w:after="0" w:before="0"/>
+            </w:pPr>
+            <w:r>
+              <w:rPr>
+                <w:sz w:val="19"/>
+                <w:szCs w:val="19"/>
+              </w:rPr>
+              <w:t xml:space="preserve">−51%</w:t>
+            </w:r>
+          </w:p>
+        </w:tc>
+        <w:tc>
+          <w:tcPr>
+            <w:tcW w:type="dxa" w:w="869"/>
+            <w:tcBorders>
+              <w:top w:val="single" w:color="BFBFBF" w:sz="4"/>
+              <w:left w:val="single" w:color="BFBFBF" w:sz="4"/>
+              <w:bottom w:val="single" w:color="BFBFBF" w:sz="4"/>
+              <w:right w:val="single" w:color="BFBFBF" w:sz="4"/>
+            </w:tcBorders>
+            <w:tcMar>
+              <w:top w:type="dxa" w:w="60"/>
+              <w:left w:type="dxa" w:w="100"/>
+              <w:bottom w:type="dxa" w:w="60"/>
+              <w:right w:type="dxa" w:w="100"/>
+            </w:tcMar>
+          </w:tcPr>
+          <w:p>
+            <w:pPr>
+              <w:spacing w:after="0" w:before="0"/>
+            </w:pPr>
+            <w:r>
+              <w:rPr>
+                <w:sz w:val="19"/>
+                <w:szCs w:val="19"/>
+              </w:rPr>
+              <w:t xml:space="preserve">53.7%</w:t>
+            </w:r>
+          </w:p>
+        </w:tc>
+        <w:tc>
+          <w:tcPr>
+            <w:tcW w:type="dxa" w:w="1615"/>
+            <w:tcBorders>
+              <w:top w:val="single" w:color="BFBFBF" w:sz="4"/>
+              <w:left w:val="single" w:color="BFBFBF" w:sz="4"/>
+              <w:bottom w:val="single" w:color="BFBFBF" w:sz="4"/>
+              <w:right w:val="single" w:color="BFBFBF" w:sz="4"/>
+            </w:tcBorders>
+            <w:tcMar>
+              <w:top w:type="dxa" w:w="60"/>
+              <w:left w:type="dxa" w:w="100"/>
+              <w:bottom w:type="dxa" w:w="60"/>
+              <w:right w:type="dxa" w:w="100"/>
+            </w:tcMar>
+          </w:tcPr>
+          <w:p>
+            <w:pPr>
+              <w:spacing w:after="0" w:before="0"/>
+            </w:pPr>
+            <w:r>
+              <w:rPr>
+                <w:sz w:val="19"/>
+                <w:szCs w:val="19"/>
+              </w:rPr>
+              <w:t xml:space="preserve">47% / 14%</w:t>
+            </w:r>
+          </w:p>
+        </w:tc>
+      </w:tr>
+      <w:tr>
+        <w:trPr>
+          <w:tblHeader w:val="false"/>
+        </w:trPr>
+        <w:tc>
+          <w:tcPr>
+            <w:tcW w:type="dxa" w:w="2576"/>
             <w:tcBorders>
               <w:top w:val="single" w:color="BFBFBF" w:sz="4"/>
               <w:left w:val="single" w:color="BFBFBF" w:sz="4"/>
@@ -4802,7 +6009,7 @@
         </w:tc>
         <w:tc>
           <w:tcPr>
-            <w:tcW w:type="dxa" w:w="1196"/>
+            <w:tcW w:type="dxa" w:w="1158"/>
             <w:tcBorders>
               <w:top w:val="single" w:color="BFBFBF" w:sz="4"/>
               <w:left w:val="single" w:color="BFBFBF" w:sz="4"/>
@@ -4831,7 +6038,7 @@
         </w:tc>
         <w:tc>
           <w:tcPr>
-            <w:tcW w:type="dxa" w:w="801"/>
+            <w:tcW w:type="dxa" w:w="776"/>
             <w:tcBorders>
               <w:top w:val="single" w:color="BFBFBF" w:sz="4"/>
               <w:left w:val="single" w:color="BFBFBF" w:sz="4"/>
@@ -4889,7 +6096,7 @@
         </w:tc>
         <w:tc>
           <w:tcPr>
-            <w:tcW w:type="dxa" w:w="1199"/>
+            <w:tcW w:type="dxa" w:w="1162"/>
             <w:tcBorders>
               <w:top w:val="single" w:color="BFBFBF" w:sz="4"/>
               <w:left w:val="single" w:color="BFBFBF" w:sz="4"/>
@@ -4918,7 +6125,7 @@
         </w:tc>
         <w:tc>
           <w:tcPr>
-            <w:tcW w:type="dxa" w:w="899"/>
+            <w:tcW w:type="dxa" w:w="869"/>
             <w:tcBorders>
               <w:top w:val="single" w:color="BFBFBF" w:sz="4"/>
               <w:left w:val="single" w:color="BFBFBF" w:sz="4"/>
@@ -4947,7 +6154,7 @@
         </w:tc>
         <w:tc>
           <w:tcPr>
-            <w:tcW w:type="dxa" w:w="1680"/>
+            <w:tcW w:type="dxa" w:w="1615"/>
             <w:tcBorders>
               <w:top w:val="single" w:color="BFBFBF" w:sz="4"/>
               <w:left w:val="single" w:color="BFBFBF" w:sz="4"/>
@@ -5003,10 +6210,10 @@
           <w:b/>
           <w:bCs/>
         </w:rPr>
-        <w:t xml:space="preserve">The committee's value is protection, not extra return.</w:t>
-      </w:r>
-      <w:r>
-        <w:t xml:space="preserve"> The panel chair earned less than buy-and-hold, but with the same Sharpe ratio (0.93) and a worst loss of 41% instead of 75%. It also had the best hit rate.</w:t>
+        <w:t xml:space="preserve">The committee's value is protection.</w:t>
+      </w:r>
+      <w:r>
+        <w:t xml:space="preserve"> The original five-expert chair earned less than buy-and-hold, but with the same Sharpe ratio (0.93) and a worst loss of 41% instead of 75%. It also had the best hit rate.</w:t>
       </w:r>
     </w:p>
     <w:p>
@@ -5067,6 +6274,26 @@
       </w:r>
       <w:r>
         <w:t xml:space="preserve"> It had a spectacular 2020–2021 (+300% and +191%) and then lost money every year after.</w:t>
+      </w:r>
+    </w:p>
+    <w:p>
+      <w:pPr>
+        <w:pStyle w:val="ListParagraph"/>
+        <w:numPr>
+          <w:ilvl w:val="0"/>
+          <w:numId w:val="3"/>
+        </w:numPr>
+        <w:spacing w:after="60"/>
+      </w:pPr>
+      <w:r>
+        <w:rPr>
+          <w:b/>
+          <w:bCs/>
+        </w:rPr>
+        <w:t xml:space="preserve">Phantom Flow was weak alone but different.</w:t>
+      </w:r>
+      <w:r>
+        <w:t xml:space="preserve"> It made +191% with a Sharpe of 0.58, well below buy-and-hold, and was right on only 49% of its calls. But it agreed with the other experts in only 36–53% of weeks. That independence is what a committee needs, and adding it lifted the chair from a Sharpe of 0.93 to 1.05. The next section tests whether that is real.</w:t>
       </w:r>
     </w:p>
     <w:p>
@@ -5090,14 +6317,14 @@
         </w:tblBorders>
       </w:tblPr>
       <w:tblGrid>
-        <w:gridCol w:w="2708"/>
-        <w:gridCol w:w="903"/>
-        <w:gridCol w:w="903"/>
-        <w:gridCol w:w="903"/>
-        <w:gridCol w:w="903"/>
-        <w:gridCol w:w="903"/>
-        <w:gridCol w:w="903"/>
-        <w:gridCol w:w="900"/>
+        <w:gridCol w:w="2862"/>
+        <w:gridCol w:w="881"/>
+        <w:gridCol w:w="881"/>
+        <w:gridCol w:w="881"/>
+        <w:gridCol w:w="881"/>
+        <w:gridCol w:w="881"/>
+        <w:gridCol w:w="881"/>
+        <w:gridCol w:w="878"/>
       </w:tblGrid>
       <w:tr>
         <w:trPr>
@@ -5105,7 +6332,7 @@
         </w:trPr>
         <w:tc>
           <w:tcPr>
-            <w:tcW w:type="dxa" w:w="2708"/>
+            <w:tcW w:type="dxa" w:w="2862"/>
             <w:tcBorders>
               <w:top w:val="single" w:color="BFBFBF" w:sz="4"/>
               <w:left w:val="single" w:color="BFBFBF" w:sz="4"/>
@@ -5138,7 +6365,7 @@
         </w:tc>
         <w:tc>
           <w:tcPr>
-            <w:tcW w:type="dxa" w:w="903"/>
+            <w:tcW w:type="dxa" w:w="881"/>
             <w:tcBorders>
               <w:top w:val="single" w:color="BFBFBF" w:sz="4"/>
               <w:left w:val="single" w:color="BFBFBF" w:sz="4"/>
@@ -5171,7 +6398,7 @@
         </w:tc>
         <w:tc>
           <w:tcPr>
-            <w:tcW w:type="dxa" w:w="903"/>
+            <w:tcW w:type="dxa" w:w="881"/>
             <w:tcBorders>
               <w:top w:val="single" w:color="BFBFBF" w:sz="4"/>
               <w:left w:val="single" w:color="BFBFBF" w:sz="4"/>
@@ -5204,7 +6431,7 @@
         </w:tc>
         <w:tc>
           <w:tcPr>
-            <w:tcW w:type="dxa" w:w="903"/>
+            <w:tcW w:type="dxa" w:w="881"/>
             <w:tcBorders>
               <w:top w:val="single" w:color="BFBFBF" w:sz="4"/>
               <w:left w:val="single" w:color="BFBFBF" w:sz="4"/>
@@ -5237,7 +6464,7 @@
         </w:tc>
         <w:tc>
           <w:tcPr>
-            <w:tcW w:type="dxa" w:w="903"/>
+            <w:tcW w:type="dxa" w:w="881"/>
             <w:tcBorders>
               <w:top w:val="single" w:color="BFBFBF" w:sz="4"/>
               <w:left w:val="single" w:color="BFBFBF" w:sz="4"/>
@@ -5270,7 +6497,7 @@
         </w:tc>
         <w:tc>
           <w:tcPr>
-            <w:tcW w:type="dxa" w:w="903"/>
+            <w:tcW w:type="dxa" w:w="881"/>
             <w:tcBorders>
               <w:top w:val="single" w:color="BFBFBF" w:sz="4"/>
               <w:left w:val="single" w:color="BFBFBF" w:sz="4"/>
@@ -5303,7 +6530,7 @@
         </w:tc>
         <w:tc>
           <w:tcPr>
-            <w:tcW w:type="dxa" w:w="903"/>
+            <w:tcW w:type="dxa" w:w="881"/>
             <w:tcBorders>
               <w:top w:val="single" w:color="BFBFBF" w:sz="4"/>
               <w:left w:val="single" w:color="BFBFBF" w:sz="4"/>
@@ -5336,7 +6563,7 @@
         </w:tc>
         <w:tc>
           <w:tcPr>
-            <w:tcW w:type="dxa" w:w="900"/>
+            <w:tcW w:type="dxa" w:w="878"/>
             <w:tcBorders>
               <w:top w:val="single" w:color="BFBFBF" w:sz="4"/>
               <w:left w:val="single" w:color="BFBFBF" w:sz="4"/>
@@ -5374,7 +6601,7 @@
         </w:trPr>
         <w:tc>
           <w:tcPr>
-            <w:tcW w:type="dxa" w:w="2708"/>
+            <w:tcW w:type="dxa" w:w="2862"/>
             <w:tcBorders>
               <w:top w:val="single" w:color="BFBFBF" w:sz="4"/>
               <w:left w:val="single" w:color="BFBFBF" w:sz="4"/>
@@ -5403,7 +6630,7 @@
         </w:tc>
         <w:tc>
           <w:tcPr>
-            <w:tcW w:type="dxa" w:w="903"/>
+            <w:tcW w:type="dxa" w:w="881"/>
             <w:tcBorders>
               <w:top w:val="single" w:color="BFBFBF" w:sz="4"/>
               <w:left w:val="single" w:color="BFBFBF" w:sz="4"/>
@@ -5432,7 +6659,7 @@
         </w:tc>
         <w:tc>
           <w:tcPr>
-            <w:tcW w:type="dxa" w:w="903"/>
+            <w:tcW w:type="dxa" w:w="881"/>
             <w:tcBorders>
               <w:top w:val="single" w:color="BFBFBF" w:sz="4"/>
               <w:left w:val="single" w:color="BFBFBF" w:sz="4"/>
@@ -5461,7 +6688,7 @@
         </w:tc>
         <w:tc>
           <w:tcPr>
-            <w:tcW w:type="dxa" w:w="903"/>
+            <w:tcW w:type="dxa" w:w="881"/>
             <w:tcBorders>
               <w:top w:val="single" w:color="BFBFBF" w:sz="4"/>
               <w:left w:val="single" w:color="BFBFBF" w:sz="4"/>
@@ -5490,7 +6717,7 @@
         </w:tc>
         <w:tc>
           <w:tcPr>
-            <w:tcW w:type="dxa" w:w="903"/>
+            <w:tcW w:type="dxa" w:w="881"/>
             <w:tcBorders>
               <w:top w:val="single" w:color="BFBFBF" w:sz="4"/>
               <w:left w:val="single" w:color="BFBFBF" w:sz="4"/>
@@ -5519,7 +6746,7 @@
         </w:tc>
         <w:tc>
           <w:tcPr>
-            <w:tcW w:type="dxa" w:w="903"/>
+            <w:tcW w:type="dxa" w:w="881"/>
             <w:tcBorders>
               <w:top w:val="single" w:color="BFBFBF" w:sz="4"/>
               <w:left w:val="single" w:color="BFBFBF" w:sz="4"/>
@@ -5548,7 +6775,7 @@
         </w:tc>
         <w:tc>
           <w:tcPr>
-            <w:tcW w:type="dxa" w:w="903"/>
+            <w:tcW w:type="dxa" w:w="881"/>
             <w:tcBorders>
               <w:top w:val="single" w:color="BFBFBF" w:sz="4"/>
               <w:left w:val="single" w:color="BFBFBF" w:sz="4"/>
@@ -5577,7 +6804,7 @@
         </w:tc>
         <w:tc>
           <w:tcPr>
-            <w:tcW w:type="dxa" w:w="900"/>
+            <w:tcW w:type="dxa" w:w="878"/>
             <w:tcBorders>
               <w:top w:val="single" w:color="BFBFBF" w:sz="4"/>
               <w:left w:val="single" w:color="BFBFBF" w:sz="4"/>
@@ -5611,7 +6838,7 @@
         </w:trPr>
         <w:tc>
           <w:tcPr>
-            <w:tcW w:type="dxa" w:w="2708"/>
+            <w:tcW w:type="dxa" w:w="2862"/>
             <w:tcBorders>
               <w:top w:val="single" w:color="BFBFBF" w:sz="4"/>
               <w:left w:val="single" w:color="BFBFBF" w:sz="4"/>
@@ -5640,7 +6867,7 @@
         </w:tc>
         <w:tc>
           <w:tcPr>
-            <w:tcW w:type="dxa" w:w="903"/>
+            <w:tcW w:type="dxa" w:w="881"/>
             <w:tcBorders>
               <w:top w:val="single" w:color="BFBFBF" w:sz="4"/>
               <w:left w:val="single" w:color="BFBFBF" w:sz="4"/>
@@ -5669,7 +6896,7 @@
         </w:tc>
         <w:tc>
           <w:tcPr>
-            <w:tcW w:type="dxa" w:w="903"/>
+            <w:tcW w:type="dxa" w:w="881"/>
             <w:tcBorders>
               <w:top w:val="single" w:color="BFBFBF" w:sz="4"/>
               <w:left w:val="single" w:color="BFBFBF" w:sz="4"/>
@@ -5698,7 +6925,7 @@
         </w:tc>
         <w:tc>
           <w:tcPr>
-            <w:tcW w:type="dxa" w:w="903"/>
+            <w:tcW w:type="dxa" w:w="881"/>
             <w:tcBorders>
               <w:top w:val="single" w:color="BFBFBF" w:sz="4"/>
               <w:left w:val="single" w:color="BFBFBF" w:sz="4"/>
@@ -5727,7 +6954,7 @@
         </w:tc>
         <w:tc>
           <w:tcPr>
-            <w:tcW w:type="dxa" w:w="903"/>
+            <w:tcW w:type="dxa" w:w="881"/>
             <w:tcBorders>
               <w:top w:val="single" w:color="BFBFBF" w:sz="4"/>
               <w:left w:val="single" w:color="BFBFBF" w:sz="4"/>
@@ -5756,7 +6983,7 @@
         </w:tc>
         <w:tc>
           <w:tcPr>
-            <w:tcW w:type="dxa" w:w="903"/>
+            <w:tcW w:type="dxa" w:w="881"/>
             <w:tcBorders>
               <w:top w:val="single" w:color="BFBFBF" w:sz="4"/>
               <w:left w:val="single" w:color="BFBFBF" w:sz="4"/>
@@ -5785,7 +7012,7 @@
         </w:tc>
         <w:tc>
           <w:tcPr>
-            <w:tcW w:type="dxa" w:w="903"/>
+            <w:tcW w:type="dxa" w:w="881"/>
             <w:tcBorders>
               <w:top w:val="single" w:color="BFBFBF" w:sz="4"/>
               <w:left w:val="single" w:color="BFBFBF" w:sz="4"/>
@@ -5814,7 +7041,7 @@
         </w:tc>
         <w:tc>
           <w:tcPr>
-            <w:tcW w:type="dxa" w:w="900"/>
+            <w:tcW w:type="dxa" w:w="878"/>
             <w:tcBorders>
               <w:top w:val="single" w:color="BFBFBF" w:sz="4"/>
               <w:left w:val="single" w:color="BFBFBF" w:sz="4"/>
@@ -5848,7 +7075,7 @@
         </w:trPr>
         <w:tc>
           <w:tcPr>
-            <w:tcW w:type="dxa" w:w="2708"/>
+            <w:tcW w:type="dxa" w:w="2862"/>
             <w:tcBorders>
               <w:top w:val="single" w:color="BFBFBF" w:sz="4"/>
               <w:left w:val="single" w:color="BFBFBF" w:sz="4"/>
@@ -5877,7 +7104,7 @@
         </w:tc>
         <w:tc>
           <w:tcPr>
-            <w:tcW w:type="dxa" w:w="903"/>
+            <w:tcW w:type="dxa" w:w="881"/>
             <w:tcBorders>
               <w:top w:val="single" w:color="BFBFBF" w:sz="4"/>
               <w:left w:val="single" w:color="BFBFBF" w:sz="4"/>
@@ -5906,7 +7133,7 @@
         </w:tc>
         <w:tc>
           <w:tcPr>
-            <w:tcW w:type="dxa" w:w="903"/>
+            <w:tcW w:type="dxa" w:w="881"/>
             <w:tcBorders>
               <w:top w:val="single" w:color="BFBFBF" w:sz="4"/>
               <w:left w:val="single" w:color="BFBFBF" w:sz="4"/>
@@ -5935,7 +7162,7 @@
         </w:tc>
         <w:tc>
           <w:tcPr>
-            <w:tcW w:type="dxa" w:w="903"/>
+            <w:tcW w:type="dxa" w:w="881"/>
             <w:tcBorders>
               <w:top w:val="single" w:color="BFBFBF" w:sz="4"/>
               <w:left w:val="single" w:color="BFBFBF" w:sz="4"/>
@@ -5964,7 +7191,7 @@
         </w:tc>
         <w:tc>
           <w:tcPr>
-            <w:tcW w:type="dxa" w:w="903"/>
+            <w:tcW w:type="dxa" w:w="881"/>
             <w:tcBorders>
               <w:top w:val="single" w:color="BFBFBF" w:sz="4"/>
               <w:left w:val="single" w:color="BFBFBF" w:sz="4"/>
@@ -5993,7 +7220,7 @@
         </w:tc>
         <w:tc>
           <w:tcPr>
-            <w:tcW w:type="dxa" w:w="903"/>
+            <w:tcW w:type="dxa" w:w="881"/>
             <w:tcBorders>
               <w:top w:val="single" w:color="BFBFBF" w:sz="4"/>
               <w:left w:val="single" w:color="BFBFBF" w:sz="4"/>
@@ -6022,7 +7249,7 @@
         </w:tc>
         <w:tc>
           <w:tcPr>
-            <w:tcW w:type="dxa" w:w="903"/>
+            <w:tcW w:type="dxa" w:w="881"/>
             <w:tcBorders>
               <w:top w:val="single" w:color="BFBFBF" w:sz="4"/>
               <w:left w:val="single" w:color="BFBFBF" w:sz="4"/>
@@ -6051,7 +7278,7 @@
         </w:tc>
         <w:tc>
           <w:tcPr>
-            <w:tcW w:type="dxa" w:w="900"/>
+            <w:tcW w:type="dxa" w:w="878"/>
             <w:tcBorders>
               <w:top w:val="single" w:color="BFBFBF" w:sz="4"/>
               <w:left w:val="single" w:color="BFBFBF" w:sz="4"/>
@@ -6085,7 +7312,7 @@
         </w:trPr>
         <w:tc>
           <w:tcPr>
-            <w:tcW w:type="dxa" w:w="2708"/>
+            <w:tcW w:type="dxa" w:w="2862"/>
             <w:tcBorders>
               <w:top w:val="single" w:color="BFBFBF" w:sz="4"/>
               <w:left w:val="single" w:color="BFBFBF" w:sz="4"/>
@@ -6114,7 +7341,7 @@
         </w:tc>
         <w:tc>
           <w:tcPr>
-            <w:tcW w:type="dxa" w:w="903"/>
+            <w:tcW w:type="dxa" w:w="881"/>
             <w:tcBorders>
               <w:top w:val="single" w:color="BFBFBF" w:sz="4"/>
               <w:left w:val="single" w:color="BFBFBF" w:sz="4"/>
@@ -6143,7 +7370,7 @@
         </w:tc>
         <w:tc>
           <w:tcPr>
-            <w:tcW w:type="dxa" w:w="903"/>
+            <w:tcW w:type="dxa" w:w="881"/>
             <w:tcBorders>
               <w:top w:val="single" w:color="BFBFBF" w:sz="4"/>
               <w:left w:val="single" w:color="BFBFBF" w:sz="4"/>
@@ -6172,7 +7399,7 @@
         </w:tc>
         <w:tc>
           <w:tcPr>
-            <w:tcW w:type="dxa" w:w="903"/>
+            <w:tcW w:type="dxa" w:w="881"/>
             <w:tcBorders>
               <w:top w:val="single" w:color="BFBFBF" w:sz="4"/>
               <w:left w:val="single" w:color="BFBFBF" w:sz="4"/>
@@ -6201,7 +7428,7 @@
         </w:tc>
         <w:tc>
           <w:tcPr>
-            <w:tcW w:type="dxa" w:w="903"/>
+            <w:tcW w:type="dxa" w:w="881"/>
             <w:tcBorders>
               <w:top w:val="single" w:color="BFBFBF" w:sz="4"/>
               <w:left w:val="single" w:color="BFBFBF" w:sz="4"/>
@@ -6230,7 +7457,7 @@
         </w:tc>
         <w:tc>
           <w:tcPr>
-            <w:tcW w:type="dxa" w:w="903"/>
+            <w:tcW w:type="dxa" w:w="881"/>
             <w:tcBorders>
               <w:top w:val="single" w:color="BFBFBF" w:sz="4"/>
               <w:left w:val="single" w:color="BFBFBF" w:sz="4"/>
@@ -6259,7 +7486,7 @@
         </w:tc>
         <w:tc>
           <w:tcPr>
-            <w:tcW w:type="dxa" w:w="903"/>
+            <w:tcW w:type="dxa" w:w="881"/>
             <w:tcBorders>
               <w:top w:val="single" w:color="BFBFBF" w:sz="4"/>
               <w:left w:val="single" w:color="BFBFBF" w:sz="4"/>
@@ -6288,7 +7515,7 @@
         </w:tc>
         <w:tc>
           <w:tcPr>
-            <w:tcW w:type="dxa" w:w="900"/>
+            <w:tcW w:type="dxa" w:w="878"/>
             <w:tcBorders>
               <w:top w:val="single" w:color="BFBFBF" w:sz="4"/>
               <w:left w:val="single" w:color="BFBFBF" w:sz="4"/>
@@ -6322,7 +7549,7 @@
         </w:trPr>
         <w:tc>
           <w:tcPr>
-            <w:tcW w:type="dxa" w:w="2708"/>
+            <w:tcW w:type="dxa" w:w="2862"/>
             <w:tcBorders>
               <w:top w:val="single" w:color="BFBFBF" w:sz="4"/>
               <w:left w:val="single" w:color="BFBFBF" w:sz="4"/>
@@ -6351,7 +7578,7 @@
         </w:tc>
         <w:tc>
           <w:tcPr>
-            <w:tcW w:type="dxa" w:w="903"/>
+            <w:tcW w:type="dxa" w:w="881"/>
             <w:tcBorders>
               <w:top w:val="single" w:color="BFBFBF" w:sz="4"/>
               <w:left w:val="single" w:color="BFBFBF" w:sz="4"/>
@@ -6380,7 +7607,7 @@
         </w:tc>
         <w:tc>
           <w:tcPr>
-            <w:tcW w:type="dxa" w:w="903"/>
+            <w:tcW w:type="dxa" w:w="881"/>
             <w:tcBorders>
               <w:top w:val="single" w:color="BFBFBF" w:sz="4"/>
               <w:left w:val="single" w:color="BFBFBF" w:sz="4"/>
@@ -6409,7 +7636,7 @@
         </w:tc>
         <w:tc>
           <w:tcPr>
-            <w:tcW w:type="dxa" w:w="903"/>
+            <w:tcW w:type="dxa" w:w="881"/>
             <w:tcBorders>
               <w:top w:val="single" w:color="BFBFBF" w:sz="4"/>
               <w:left w:val="single" w:color="BFBFBF" w:sz="4"/>
@@ -6438,7 +7665,7 @@
         </w:tc>
         <w:tc>
           <w:tcPr>
-            <w:tcW w:type="dxa" w:w="903"/>
+            <w:tcW w:type="dxa" w:w="881"/>
             <w:tcBorders>
               <w:top w:val="single" w:color="BFBFBF" w:sz="4"/>
               <w:left w:val="single" w:color="BFBFBF" w:sz="4"/>
@@ -6467,7 +7694,7 @@
         </w:tc>
         <w:tc>
           <w:tcPr>
-            <w:tcW w:type="dxa" w:w="903"/>
+            <w:tcW w:type="dxa" w:w="881"/>
             <w:tcBorders>
               <w:top w:val="single" w:color="BFBFBF" w:sz="4"/>
               <w:left w:val="single" w:color="BFBFBF" w:sz="4"/>
@@ -6496,7 +7723,7 @@
         </w:tc>
         <w:tc>
           <w:tcPr>
-            <w:tcW w:type="dxa" w:w="903"/>
+            <w:tcW w:type="dxa" w:w="881"/>
             <w:tcBorders>
               <w:top w:val="single" w:color="BFBFBF" w:sz="4"/>
               <w:left w:val="single" w:color="BFBFBF" w:sz="4"/>
@@ -6525,7 +7752,7 @@
         </w:tc>
         <w:tc>
           <w:tcPr>
-            <w:tcW w:type="dxa" w:w="900"/>
+            <w:tcW w:type="dxa" w:w="878"/>
             <w:tcBorders>
               <w:top w:val="single" w:color="BFBFBF" w:sz="4"/>
               <w:left w:val="single" w:color="BFBFBF" w:sz="4"/>
@@ -6559,235 +7786,233 @@
         </w:trPr>
         <w:tc>
           <w:tcPr>
-            <w:tcW w:type="dxa" w:w="2708"/>
-            <w:tcBorders>
-              <w:top w:val="single" w:color="BFBFBF" w:sz="4"/>
-              <w:left w:val="single" w:color="BFBFBF" w:sz="4"/>
-              <w:bottom w:val="single" w:color="BFBFBF" w:sz="4"/>
-              <w:right w:val="single" w:color="BFBFBF" w:sz="4"/>
-            </w:tcBorders>
-            <w:tcMar>
-              <w:top w:type="dxa" w:w="60"/>
-              <w:left w:type="dxa" w:w="100"/>
-              <w:bottom w:type="dxa" w:w="60"/>
-              <w:right w:type="dxa" w:w="100"/>
-            </w:tcMar>
-          </w:tcPr>
-          <w:p>
-            <w:pPr>
-              <w:spacing w:after="0" w:before="0"/>
-            </w:pPr>
-            <w:r>
-              <w:rPr>
-                <w:b/>
-                <w:bCs/>
-                <w:sz w:val="19"/>
-                <w:szCs w:val="19"/>
-              </w:rPr>
-              <w:t xml:space="preserve">Panel chair</w:t>
-            </w:r>
-          </w:p>
-        </w:tc>
-        <w:tc>
-          <w:tcPr>
-            <w:tcW w:type="dxa" w:w="903"/>
-            <w:tcBorders>
-              <w:top w:val="single" w:color="BFBFBF" w:sz="4"/>
-              <w:left w:val="single" w:color="BFBFBF" w:sz="4"/>
-              <w:bottom w:val="single" w:color="BFBFBF" w:sz="4"/>
-              <w:right w:val="single" w:color="BFBFBF" w:sz="4"/>
-            </w:tcBorders>
-            <w:tcMar>
-              <w:top w:type="dxa" w:w="60"/>
-              <w:left w:type="dxa" w:w="100"/>
-              <w:bottom w:type="dxa" w:w="60"/>
-              <w:right w:type="dxa" w:w="100"/>
-            </w:tcMar>
-          </w:tcPr>
-          <w:p>
-            <w:pPr>
-              <w:spacing w:after="0" w:before="0"/>
-            </w:pPr>
-            <w:r>
-              <w:rPr>
-                <w:sz w:val="19"/>
-                <w:szCs w:val="19"/>
-              </w:rPr>
-              <w:t xml:space="preserve">+265%</w:t>
-            </w:r>
-          </w:p>
-        </w:tc>
-        <w:tc>
-          <w:tcPr>
-            <w:tcW w:type="dxa" w:w="903"/>
-            <w:tcBorders>
-              <w:top w:val="single" w:color="BFBFBF" w:sz="4"/>
-              <w:left w:val="single" w:color="BFBFBF" w:sz="4"/>
-              <w:bottom w:val="single" w:color="BFBFBF" w:sz="4"/>
-              <w:right w:val="single" w:color="BFBFBF" w:sz="4"/>
-            </w:tcBorders>
-            <w:tcMar>
-              <w:top w:type="dxa" w:w="60"/>
-              <w:left w:type="dxa" w:w="100"/>
-              <w:bottom w:type="dxa" w:w="60"/>
-              <w:right w:type="dxa" w:w="100"/>
-            </w:tcMar>
-          </w:tcPr>
-          <w:p>
-            <w:pPr>
-              <w:spacing w:after="0" w:before="0"/>
-            </w:pPr>
-            <w:r>
-              <w:rPr>
-                <w:sz w:val="19"/>
-                <w:szCs w:val="19"/>
-              </w:rPr>
-              <w:t xml:space="preserve">+14%</w:t>
-            </w:r>
-          </w:p>
-        </w:tc>
-        <w:tc>
-          <w:tcPr>
-            <w:tcW w:type="dxa" w:w="903"/>
-            <w:tcBorders>
-              <w:top w:val="single" w:color="BFBFBF" w:sz="4"/>
-              <w:left w:val="single" w:color="BFBFBF" w:sz="4"/>
-              <w:bottom w:val="single" w:color="BFBFBF" w:sz="4"/>
-              <w:right w:val="single" w:color="BFBFBF" w:sz="4"/>
-            </w:tcBorders>
-            <w:tcMar>
-              <w:top w:type="dxa" w:w="60"/>
-              <w:left w:type="dxa" w:w="100"/>
-              <w:bottom w:type="dxa" w:w="60"/>
-              <w:right w:type="dxa" w:w="100"/>
-            </w:tcMar>
-          </w:tcPr>
-          <w:p>
-            <w:pPr>
-              <w:spacing w:after="0" w:before="0"/>
-            </w:pPr>
-            <w:r>
-              <w:rPr>
-                <w:sz w:val="19"/>
-                <w:szCs w:val="19"/>
-              </w:rPr>
-              <w:t xml:space="preserve">−9%</w:t>
-            </w:r>
-          </w:p>
-        </w:tc>
-        <w:tc>
-          <w:tcPr>
-            <w:tcW w:type="dxa" w:w="903"/>
-            <w:tcBorders>
-              <w:top w:val="single" w:color="BFBFBF" w:sz="4"/>
-              <w:left w:val="single" w:color="BFBFBF" w:sz="4"/>
-              <w:bottom w:val="single" w:color="BFBFBF" w:sz="4"/>
-              <w:right w:val="single" w:color="BFBFBF" w:sz="4"/>
-            </w:tcBorders>
-            <w:tcMar>
-              <w:top w:type="dxa" w:w="60"/>
-              <w:left w:type="dxa" w:w="100"/>
-              <w:bottom w:type="dxa" w:w="60"/>
-              <w:right w:type="dxa" w:w="100"/>
-            </w:tcMar>
-          </w:tcPr>
-          <w:p>
-            <w:pPr>
-              <w:spacing w:after="0" w:before="0"/>
-            </w:pPr>
-            <w:r>
-              <w:rPr>
-                <w:sz w:val="19"/>
-                <w:szCs w:val="19"/>
-              </w:rPr>
-              <w:t xml:space="preserve">+57%</w:t>
-            </w:r>
-          </w:p>
-        </w:tc>
-        <w:tc>
-          <w:tcPr>
-            <w:tcW w:type="dxa" w:w="903"/>
-            <w:tcBorders>
-              <w:top w:val="single" w:color="BFBFBF" w:sz="4"/>
-              <w:left w:val="single" w:color="BFBFBF" w:sz="4"/>
-              <w:bottom w:val="single" w:color="BFBFBF" w:sz="4"/>
-              <w:right w:val="single" w:color="BFBFBF" w:sz="4"/>
-            </w:tcBorders>
-            <w:tcMar>
-              <w:top w:type="dxa" w:w="60"/>
-              <w:left w:type="dxa" w:w="100"/>
-              <w:bottom w:type="dxa" w:w="60"/>
-              <w:right w:type="dxa" w:w="100"/>
-            </w:tcMar>
-          </w:tcPr>
-          <w:p>
-            <w:pPr>
-              <w:spacing w:after="0" w:before="0"/>
-            </w:pPr>
-            <w:r>
-              <w:rPr>
-                <w:sz w:val="19"/>
-                <w:szCs w:val="19"/>
-              </w:rPr>
-              <w:t xml:space="preserve">0%</w:t>
-            </w:r>
-          </w:p>
-        </w:tc>
-        <w:tc>
-          <w:tcPr>
-            <w:tcW w:type="dxa" w:w="903"/>
-            <w:tcBorders>
-              <w:top w:val="single" w:color="BFBFBF" w:sz="4"/>
-              <w:left w:val="single" w:color="BFBFBF" w:sz="4"/>
-              <w:bottom w:val="single" w:color="BFBFBF" w:sz="4"/>
-              <w:right w:val="single" w:color="BFBFBF" w:sz="4"/>
-            </w:tcBorders>
-            <w:tcMar>
-              <w:top w:type="dxa" w:w="60"/>
-              <w:left w:type="dxa" w:w="100"/>
-              <w:bottom w:type="dxa" w:w="60"/>
-              <w:right w:type="dxa" w:w="100"/>
-            </w:tcMar>
-          </w:tcPr>
-          <w:p>
-            <w:pPr>
-              <w:spacing w:after="0" w:before="0"/>
-            </w:pPr>
-            <w:r>
-              <w:rPr>
-                <w:sz w:val="19"/>
-                <w:szCs w:val="19"/>
-              </w:rPr>
-              <w:t xml:space="preserve">+30%</w:t>
-            </w:r>
-          </w:p>
-        </w:tc>
-        <w:tc>
-          <w:tcPr>
-            <w:tcW w:type="dxa" w:w="900"/>
-            <w:tcBorders>
-              <w:top w:val="single" w:color="BFBFBF" w:sz="4"/>
-              <w:left w:val="single" w:color="BFBFBF" w:sz="4"/>
-              <w:bottom w:val="single" w:color="BFBFBF" w:sz="4"/>
-              <w:right w:val="single" w:color="BFBFBF" w:sz="4"/>
-            </w:tcBorders>
-            <w:tcMar>
-              <w:top w:type="dxa" w:w="60"/>
-              <w:left w:type="dxa" w:w="100"/>
-              <w:bottom w:type="dxa" w:w="60"/>
-              <w:right w:type="dxa" w:w="100"/>
-            </w:tcMar>
-          </w:tcPr>
-          <w:p>
-            <w:pPr>
-              <w:spacing w:after="0" w:before="0"/>
-            </w:pPr>
-            <w:r>
-              <w:rPr>
-                <w:sz w:val="19"/>
-                <w:szCs w:val="19"/>
-              </w:rPr>
-              <w:t xml:space="preserve">+1%</w:t>
+            <w:tcW w:type="dxa" w:w="2862"/>
+            <w:tcBorders>
+              <w:top w:val="single" w:color="BFBFBF" w:sz="4"/>
+              <w:left w:val="single" w:color="BFBFBF" w:sz="4"/>
+              <w:bottom w:val="single" w:color="BFBFBF" w:sz="4"/>
+              <w:right w:val="single" w:color="BFBFBF" w:sz="4"/>
+            </w:tcBorders>
+            <w:tcMar>
+              <w:top w:type="dxa" w:w="60"/>
+              <w:left w:type="dxa" w:w="100"/>
+              <w:bottom w:type="dxa" w:w="60"/>
+              <w:right w:type="dxa" w:w="100"/>
+            </w:tcMar>
+          </w:tcPr>
+          <w:p>
+            <w:pPr>
+              <w:spacing w:after="0" w:before="0"/>
+            </w:pPr>
+            <w:r>
+              <w:rPr>
+                <w:sz w:val="19"/>
+                <w:szCs w:val="19"/>
+              </w:rPr>
+              <w:t xml:space="preserve">Phantom Flow</w:t>
+            </w:r>
+          </w:p>
+        </w:tc>
+        <w:tc>
+          <w:tcPr>
+            <w:tcW w:type="dxa" w:w="881"/>
+            <w:tcBorders>
+              <w:top w:val="single" w:color="BFBFBF" w:sz="4"/>
+              <w:left w:val="single" w:color="BFBFBF" w:sz="4"/>
+              <w:bottom w:val="single" w:color="BFBFBF" w:sz="4"/>
+              <w:right w:val="single" w:color="BFBFBF" w:sz="4"/>
+            </w:tcBorders>
+            <w:tcMar>
+              <w:top w:type="dxa" w:w="60"/>
+              <w:left w:type="dxa" w:w="100"/>
+              <w:bottom w:type="dxa" w:w="60"/>
+              <w:right w:type="dxa" w:w="100"/>
+            </w:tcMar>
+          </w:tcPr>
+          <w:p>
+            <w:pPr>
+              <w:spacing w:after="0" w:before="0"/>
+            </w:pPr>
+            <w:r>
+              <w:rPr>
+                <w:sz w:val="19"/>
+                <w:szCs w:val="19"/>
+              </w:rPr>
+              <w:t xml:space="preserve">+346%</w:t>
+            </w:r>
+          </w:p>
+        </w:tc>
+        <w:tc>
+          <w:tcPr>
+            <w:tcW w:type="dxa" w:w="881"/>
+            <w:tcBorders>
+              <w:top w:val="single" w:color="BFBFBF" w:sz="4"/>
+              <w:left w:val="single" w:color="BFBFBF" w:sz="4"/>
+              <w:bottom w:val="single" w:color="BFBFBF" w:sz="4"/>
+              <w:right w:val="single" w:color="BFBFBF" w:sz="4"/>
+            </w:tcBorders>
+            <w:tcMar>
+              <w:top w:type="dxa" w:w="60"/>
+              <w:left w:type="dxa" w:w="100"/>
+              <w:bottom w:type="dxa" w:w="60"/>
+              <w:right w:type="dxa" w:w="100"/>
+            </w:tcMar>
+          </w:tcPr>
+          <w:p>
+            <w:pPr>
+              <w:spacing w:after="0" w:before="0"/>
+            </w:pPr>
+            <w:r>
+              <w:rPr>
+                <w:sz w:val="19"/>
+                <w:szCs w:val="19"/>
+              </w:rPr>
+              <w:t xml:space="preserve">−14%</w:t>
+            </w:r>
+          </w:p>
+        </w:tc>
+        <w:tc>
+          <w:tcPr>
+            <w:tcW w:type="dxa" w:w="881"/>
+            <w:tcBorders>
+              <w:top w:val="single" w:color="BFBFBF" w:sz="4"/>
+              <w:left w:val="single" w:color="BFBFBF" w:sz="4"/>
+              <w:bottom w:val="single" w:color="BFBFBF" w:sz="4"/>
+              <w:right w:val="single" w:color="BFBFBF" w:sz="4"/>
+            </w:tcBorders>
+            <w:tcMar>
+              <w:top w:type="dxa" w:w="60"/>
+              <w:left w:type="dxa" w:w="100"/>
+              <w:bottom w:type="dxa" w:w="60"/>
+              <w:right w:type="dxa" w:w="100"/>
+            </w:tcMar>
+          </w:tcPr>
+          <w:p>
+            <w:pPr>
+              <w:spacing w:after="0" w:before="0"/>
+            </w:pPr>
+            <w:r>
+              <w:rPr>
+                <w:sz w:val="19"/>
+                <w:szCs w:val="19"/>
+              </w:rPr>
+              <w:t xml:space="preserve">−20%</w:t>
+            </w:r>
+          </w:p>
+        </w:tc>
+        <w:tc>
+          <w:tcPr>
+            <w:tcW w:type="dxa" w:w="881"/>
+            <w:tcBorders>
+              <w:top w:val="single" w:color="BFBFBF" w:sz="4"/>
+              <w:left w:val="single" w:color="BFBFBF" w:sz="4"/>
+              <w:bottom w:val="single" w:color="BFBFBF" w:sz="4"/>
+              <w:right w:val="single" w:color="BFBFBF" w:sz="4"/>
+            </w:tcBorders>
+            <w:tcMar>
+              <w:top w:type="dxa" w:w="60"/>
+              <w:left w:type="dxa" w:w="100"/>
+              <w:bottom w:type="dxa" w:w="60"/>
+              <w:right w:type="dxa" w:w="100"/>
+            </w:tcMar>
+          </w:tcPr>
+          <w:p>
+            <w:pPr>
+              <w:spacing w:after="0" w:before="0"/>
+            </w:pPr>
+            <w:r>
+              <w:rPr>
+                <w:sz w:val="19"/>
+                <w:szCs w:val="19"/>
+              </w:rPr>
+              <w:t xml:space="preserve">+6%</w:t>
+            </w:r>
+          </w:p>
+        </w:tc>
+        <w:tc>
+          <w:tcPr>
+            <w:tcW w:type="dxa" w:w="881"/>
+            <w:tcBorders>
+              <w:top w:val="single" w:color="BFBFBF" w:sz="4"/>
+              <w:left w:val="single" w:color="BFBFBF" w:sz="4"/>
+              <w:bottom w:val="single" w:color="BFBFBF" w:sz="4"/>
+              <w:right w:val="single" w:color="BFBFBF" w:sz="4"/>
+            </w:tcBorders>
+            <w:tcMar>
+              <w:top w:type="dxa" w:w="60"/>
+              <w:left w:type="dxa" w:w="100"/>
+              <w:bottom w:type="dxa" w:w="60"/>
+              <w:right w:type="dxa" w:w="100"/>
+            </w:tcMar>
+          </w:tcPr>
+          <w:p>
+            <w:pPr>
+              <w:spacing w:after="0" w:before="0"/>
+            </w:pPr>
+            <w:r>
+              <w:rPr>
+                <w:sz w:val="19"/>
+                <w:szCs w:val="19"/>
+              </w:rPr>
+              <w:t xml:space="preserve">+19%</w:t>
+            </w:r>
+          </w:p>
+        </w:tc>
+        <w:tc>
+          <w:tcPr>
+            <w:tcW w:type="dxa" w:w="881"/>
+            <w:tcBorders>
+              <w:top w:val="single" w:color="BFBFBF" w:sz="4"/>
+              <w:left w:val="single" w:color="BFBFBF" w:sz="4"/>
+              <w:bottom w:val="single" w:color="BFBFBF" w:sz="4"/>
+              <w:right w:val="single" w:color="BFBFBF" w:sz="4"/>
+            </w:tcBorders>
+            <w:tcMar>
+              <w:top w:type="dxa" w:w="60"/>
+              <w:left w:type="dxa" w:w="100"/>
+              <w:bottom w:type="dxa" w:w="60"/>
+              <w:right w:type="dxa" w:w="100"/>
+            </w:tcMar>
+          </w:tcPr>
+          <w:p>
+            <w:pPr>
+              <w:spacing w:after="0" w:before="0"/>
+            </w:pPr>
+            <w:r>
+              <w:rPr>
+                <w:sz w:val="19"/>
+                <w:szCs w:val="19"/>
+              </w:rPr>
+              <w:t xml:space="preserve">−23%</w:t>
+            </w:r>
+          </w:p>
+        </w:tc>
+        <w:tc>
+          <w:tcPr>
+            <w:tcW w:type="dxa" w:w="878"/>
+            <w:tcBorders>
+              <w:top w:val="single" w:color="BFBFBF" w:sz="4"/>
+              <w:left w:val="single" w:color="BFBFBF" w:sz="4"/>
+              <w:bottom w:val="single" w:color="BFBFBF" w:sz="4"/>
+              <w:right w:val="single" w:color="BFBFBF" w:sz="4"/>
+            </w:tcBorders>
+            <w:tcMar>
+              <w:top w:type="dxa" w:w="60"/>
+              <w:left w:type="dxa" w:w="100"/>
+              <w:bottom w:type="dxa" w:w="60"/>
+              <w:right w:type="dxa" w:w="100"/>
+            </w:tcMar>
+          </w:tcPr>
+          <w:p>
+            <w:pPr>
+              <w:spacing w:after="0" w:before="0"/>
+            </w:pPr>
+            <w:r>
+              <w:rPr>
+                <w:sz w:val="19"/>
+                <w:szCs w:val="19"/>
+              </w:rPr>
+              <w:t xml:space="preserve">−1%</w:t>
             </w:r>
           </w:p>
         </w:tc>
@@ -6798,7 +8023,483 @@
         </w:trPr>
         <w:tc>
           <w:tcPr>
-            <w:tcW w:type="dxa" w:w="2708"/>
+            <w:tcW w:type="dxa" w:w="2862"/>
+            <w:tcBorders>
+              <w:top w:val="single" w:color="BFBFBF" w:sz="4"/>
+              <w:left w:val="single" w:color="BFBFBF" w:sz="4"/>
+              <w:bottom w:val="single" w:color="BFBFBF" w:sz="4"/>
+              <w:right w:val="single" w:color="BFBFBF" w:sz="4"/>
+            </w:tcBorders>
+            <w:tcMar>
+              <w:top w:type="dxa" w:w="60"/>
+              <w:left w:type="dxa" w:w="100"/>
+              <w:bottom w:type="dxa" w:w="60"/>
+              <w:right w:type="dxa" w:w="100"/>
+            </w:tcMar>
+          </w:tcPr>
+          <w:p>
+            <w:pPr>
+              <w:spacing w:after="0" w:before="0"/>
+            </w:pPr>
+            <w:r>
+              <w:rPr>
+                <w:b/>
+                <w:bCs/>
+                <w:sz w:val="19"/>
+                <w:szCs w:val="19"/>
+              </w:rPr>
+              <w:t xml:space="preserve">Panel chair (6)</w:t>
+            </w:r>
+          </w:p>
+        </w:tc>
+        <w:tc>
+          <w:tcPr>
+            <w:tcW w:type="dxa" w:w="881"/>
+            <w:tcBorders>
+              <w:top w:val="single" w:color="BFBFBF" w:sz="4"/>
+              <w:left w:val="single" w:color="BFBFBF" w:sz="4"/>
+              <w:bottom w:val="single" w:color="BFBFBF" w:sz="4"/>
+              <w:right w:val="single" w:color="BFBFBF" w:sz="4"/>
+            </w:tcBorders>
+            <w:tcMar>
+              <w:top w:type="dxa" w:w="60"/>
+              <w:left w:type="dxa" w:w="100"/>
+              <w:bottom w:type="dxa" w:w="60"/>
+              <w:right w:type="dxa" w:w="100"/>
+            </w:tcMar>
+          </w:tcPr>
+          <w:p>
+            <w:pPr>
+              <w:spacing w:after="0" w:before="0"/>
+            </w:pPr>
+            <w:r>
+              <w:rPr>
+                <w:sz w:val="19"/>
+                <w:szCs w:val="19"/>
+              </w:rPr>
+              <w:t xml:space="preserve">+453%</w:t>
+            </w:r>
+          </w:p>
+        </w:tc>
+        <w:tc>
+          <w:tcPr>
+            <w:tcW w:type="dxa" w:w="881"/>
+            <w:tcBorders>
+              <w:top w:val="single" w:color="BFBFBF" w:sz="4"/>
+              <w:left w:val="single" w:color="BFBFBF" w:sz="4"/>
+              <w:bottom w:val="single" w:color="BFBFBF" w:sz="4"/>
+              <w:right w:val="single" w:color="BFBFBF" w:sz="4"/>
+            </w:tcBorders>
+            <w:tcMar>
+              <w:top w:type="dxa" w:w="60"/>
+              <w:left w:type="dxa" w:w="100"/>
+              <w:bottom w:type="dxa" w:w="60"/>
+              <w:right w:type="dxa" w:w="100"/>
+            </w:tcMar>
+          </w:tcPr>
+          <w:p>
+            <w:pPr>
+              <w:spacing w:after="0" w:before="0"/>
+            </w:pPr>
+            <w:r>
+              <w:rPr>
+                <w:sz w:val="19"/>
+                <w:szCs w:val="19"/>
+              </w:rPr>
+              <w:t xml:space="preserve">−3%</w:t>
+            </w:r>
+          </w:p>
+        </w:tc>
+        <w:tc>
+          <w:tcPr>
+            <w:tcW w:type="dxa" w:w="881"/>
+            <w:tcBorders>
+              <w:top w:val="single" w:color="BFBFBF" w:sz="4"/>
+              <w:left w:val="single" w:color="BFBFBF" w:sz="4"/>
+              <w:bottom w:val="single" w:color="BFBFBF" w:sz="4"/>
+              <w:right w:val="single" w:color="BFBFBF" w:sz="4"/>
+            </w:tcBorders>
+            <w:tcMar>
+              <w:top w:type="dxa" w:w="60"/>
+              <w:left w:type="dxa" w:w="100"/>
+              <w:bottom w:type="dxa" w:w="60"/>
+              <w:right w:type="dxa" w:w="100"/>
+            </w:tcMar>
+          </w:tcPr>
+          <w:p>
+            <w:pPr>
+              <w:spacing w:after="0" w:before="0"/>
+            </w:pPr>
+            <w:r>
+              <w:rPr>
+                <w:sz w:val="19"/>
+                <w:szCs w:val="19"/>
+              </w:rPr>
+              <w:t xml:space="preserve">0%</w:t>
+            </w:r>
+          </w:p>
+        </w:tc>
+        <w:tc>
+          <w:tcPr>
+            <w:tcW w:type="dxa" w:w="881"/>
+            <w:tcBorders>
+              <w:top w:val="single" w:color="BFBFBF" w:sz="4"/>
+              <w:left w:val="single" w:color="BFBFBF" w:sz="4"/>
+              <w:bottom w:val="single" w:color="BFBFBF" w:sz="4"/>
+              <w:right w:val="single" w:color="BFBFBF" w:sz="4"/>
+            </w:tcBorders>
+            <w:tcMar>
+              <w:top w:type="dxa" w:w="60"/>
+              <w:left w:type="dxa" w:w="100"/>
+              <w:bottom w:type="dxa" w:w="60"/>
+              <w:right w:type="dxa" w:w="100"/>
+            </w:tcMar>
+          </w:tcPr>
+          <w:p>
+            <w:pPr>
+              <w:spacing w:after="0" w:before="0"/>
+            </w:pPr>
+            <w:r>
+              <w:rPr>
+                <w:sz w:val="19"/>
+                <w:szCs w:val="19"/>
+              </w:rPr>
+              <w:t xml:space="preserve">+50%</w:t>
+            </w:r>
+          </w:p>
+        </w:tc>
+        <w:tc>
+          <w:tcPr>
+            <w:tcW w:type="dxa" w:w="881"/>
+            <w:tcBorders>
+              <w:top w:val="single" w:color="BFBFBF" w:sz="4"/>
+              <w:left w:val="single" w:color="BFBFBF" w:sz="4"/>
+              <w:bottom w:val="single" w:color="BFBFBF" w:sz="4"/>
+              <w:right w:val="single" w:color="BFBFBF" w:sz="4"/>
+            </w:tcBorders>
+            <w:tcMar>
+              <w:top w:type="dxa" w:w="60"/>
+              <w:left w:type="dxa" w:w="100"/>
+              <w:bottom w:type="dxa" w:w="60"/>
+              <w:right w:type="dxa" w:w="100"/>
+            </w:tcMar>
+          </w:tcPr>
+          <w:p>
+            <w:pPr>
+              <w:spacing w:after="0" w:before="0"/>
+            </w:pPr>
+            <w:r>
+              <w:rPr>
+                <w:sz w:val="19"/>
+                <w:szCs w:val="19"/>
+              </w:rPr>
+              <w:t xml:space="preserve">+7%</w:t>
+            </w:r>
+          </w:p>
+        </w:tc>
+        <w:tc>
+          <w:tcPr>
+            <w:tcW w:type="dxa" w:w="881"/>
+            <w:tcBorders>
+              <w:top w:val="single" w:color="BFBFBF" w:sz="4"/>
+              <w:left w:val="single" w:color="BFBFBF" w:sz="4"/>
+              <w:bottom w:val="single" w:color="BFBFBF" w:sz="4"/>
+              <w:right w:val="single" w:color="BFBFBF" w:sz="4"/>
+            </w:tcBorders>
+            <w:tcMar>
+              <w:top w:type="dxa" w:w="60"/>
+              <w:left w:type="dxa" w:w="100"/>
+              <w:bottom w:type="dxa" w:w="60"/>
+              <w:right w:type="dxa" w:w="100"/>
+            </w:tcMar>
+          </w:tcPr>
+          <w:p>
+            <w:pPr>
+              <w:spacing w:after="0" w:before="0"/>
+            </w:pPr>
+            <w:r>
+              <w:rPr>
+                <w:sz w:val="19"/>
+                <w:szCs w:val="19"/>
+              </w:rPr>
+              <w:t xml:space="preserve">+34%</w:t>
+            </w:r>
+          </w:p>
+        </w:tc>
+        <w:tc>
+          <w:tcPr>
+            <w:tcW w:type="dxa" w:w="878"/>
+            <w:tcBorders>
+              <w:top w:val="single" w:color="BFBFBF" w:sz="4"/>
+              <w:left w:val="single" w:color="BFBFBF" w:sz="4"/>
+              <w:bottom w:val="single" w:color="BFBFBF" w:sz="4"/>
+              <w:right w:val="single" w:color="BFBFBF" w:sz="4"/>
+            </w:tcBorders>
+            <w:tcMar>
+              <w:top w:type="dxa" w:w="60"/>
+              <w:left w:type="dxa" w:w="100"/>
+              <w:bottom w:type="dxa" w:w="60"/>
+              <w:right w:type="dxa" w:w="100"/>
+            </w:tcMar>
+          </w:tcPr>
+          <w:p>
+            <w:pPr>
+              <w:spacing w:after="0" w:before="0"/>
+            </w:pPr>
+            <w:r>
+              <w:rPr>
+                <w:sz w:val="19"/>
+                <w:szCs w:val="19"/>
+              </w:rPr>
+              <w:t xml:space="preserve">+5%</w:t>
+            </w:r>
+          </w:p>
+        </w:tc>
+      </w:tr>
+      <w:tr>
+        <w:trPr>
+          <w:tblHeader w:val="false"/>
+        </w:trPr>
+        <w:tc>
+          <w:tcPr>
+            <w:tcW w:type="dxa" w:w="2862"/>
+            <w:tcBorders>
+              <w:top w:val="single" w:color="BFBFBF" w:sz="4"/>
+              <w:left w:val="single" w:color="BFBFBF" w:sz="4"/>
+              <w:bottom w:val="single" w:color="BFBFBF" w:sz="4"/>
+              <w:right w:val="single" w:color="BFBFBF" w:sz="4"/>
+            </w:tcBorders>
+            <w:tcMar>
+              <w:top w:type="dxa" w:w="60"/>
+              <w:left w:type="dxa" w:w="100"/>
+              <w:bottom w:type="dxa" w:w="60"/>
+              <w:right w:type="dxa" w:w="100"/>
+            </w:tcMar>
+          </w:tcPr>
+          <w:p>
+            <w:pPr>
+              <w:spacing w:after="0" w:before="0"/>
+            </w:pPr>
+            <w:r>
+              <w:rPr>
+                <w:sz w:val="19"/>
+                <w:szCs w:val="19"/>
+              </w:rPr>
+              <w:t xml:space="preserve">Chair without Phantom Flow</w:t>
+            </w:r>
+          </w:p>
+        </w:tc>
+        <w:tc>
+          <w:tcPr>
+            <w:tcW w:type="dxa" w:w="881"/>
+            <w:tcBorders>
+              <w:top w:val="single" w:color="BFBFBF" w:sz="4"/>
+              <w:left w:val="single" w:color="BFBFBF" w:sz="4"/>
+              <w:bottom w:val="single" w:color="BFBFBF" w:sz="4"/>
+              <w:right w:val="single" w:color="BFBFBF" w:sz="4"/>
+            </w:tcBorders>
+            <w:tcMar>
+              <w:top w:type="dxa" w:w="60"/>
+              <w:left w:type="dxa" w:w="100"/>
+              <w:bottom w:type="dxa" w:w="60"/>
+              <w:right w:type="dxa" w:w="100"/>
+            </w:tcMar>
+          </w:tcPr>
+          <w:p>
+            <w:pPr>
+              <w:spacing w:after="0" w:before="0"/>
+            </w:pPr>
+            <w:r>
+              <w:rPr>
+                <w:sz w:val="19"/>
+                <w:szCs w:val="19"/>
+              </w:rPr>
+              <w:t xml:space="preserve">+265%</w:t>
+            </w:r>
+          </w:p>
+        </w:tc>
+        <w:tc>
+          <w:tcPr>
+            <w:tcW w:type="dxa" w:w="881"/>
+            <w:tcBorders>
+              <w:top w:val="single" w:color="BFBFBF" w:sz="4"/>
+              <w:left w:val="single" w:color="BFBFBF" w:sz="4"/>
+              <w:bottom w:val="single" w:color="BFBFBF" w:sz="4"/>
+              <w:right w:val="single" w:color="BFBFBF" w:sz="4"/>
+            </w:tcBorders>
+            <w:tcMar>
+              <w:top w:type="dxa" w:w="60"/>
+              <w:left w:type="dxa" w:w="100"/>
+              <w:bottom w:type="dxa" w:w="60"/>
+              <w:right w:type="dxa" w:w="100"/>
+            </w:tcMar>
+          </w:tcPr>
+          <w:p>
+            <w:pPr>
+              <w:spacing w:after="0" w:before="0"/>
+            </w:pPr>
+            <w:r>
+              <w:rPr>
+                <w:sz w:val="19"/>
+                <w:szCs w:val="19"/>
+              </w:rPr>
+              <w:t xml:space="preserve">+14%</w:t>
+            </w:r>
+          </w:p>
+        </w:tc>
+        <w:tc>
+          <w:tcPr>
+            <w:tcW w:type="dxa" w:w="881"/>
+            <w:tcBorders>
+              <w:top w:val="single" w:color="BFBFBF" w:sz="4"/>
+              <w:left w:val="single" w:color="BFBFBF" w:sz="4"/>
+              <w:bottom w:val="single" w:color="BFBFBF" w:sz="4"/>
+              <w:right w:val="single" w:color="BFBFBF" w:sz="4"/>
+            </w:tcBorders>
+            <w:tcMar>
+              <w:top w:type="dxa" w:w="60"/>
+              <w:left w:type="dxa" w:w="100"/>
+              <w:bottom w:type="dxa" w:w="60"/>
+              <w:right w:type="dxa" w:w="100"/>
+            </w:tcMar>
+          </w:tcPr>
+          <w:p>
+            <w:pPr>
+              <w:spacing w:after="0" w:before="0"/>
+            </w:pPr>
+            <w:r>
+              <w:rPr>
+                <w:sz w:val="19"/>
+                <w:szCs w:val="19"/>
+              </w:rPr>
+              <w:t xml:space="preserve">−9%</w:t>
+            </w:r>
+          </w:p>
+        </w:tc>
+        <w:tc>
+          <w:tcPr>
+            <w:tcW w:type="dxa" w:w="881"/>
+            <w:tcBorders>
+              <w:top w:val="single" w:color="BFBFBF" w:sz="4"/>
+              <w:left w:val="single" w:color="BFBFBF" w:sz="4"/>
+              <w:bottom w:val="single" w:color="BFBFBF" w:sz="4"/>
+              <w:right w:val="single" w:color="BFBFBF" w:sz="4"/>
+            </w:tcBorders>
+            <w:tcMar>
+              <w:top w:type="dxa" w:w="60"/>
+              <w:left w:type="dxa" w:w="100"/>
+              <w:bottom w:type="dxa" w:w="60"/>
+              <w:right w:type="dxa" w:w="100"/>
+            </w:tcMar>
+          </w:tcPr>
+          <w:p>
+            <w:pPr>
+              <w:spacing w:after="0" w:before="0"/>
+            </w:pPr>
+            <w:r>
+              <w:rPr>
+                <w:sz w:val="19"/>
+                <w:szCs w:val="19"/>
+              </w:rPr>
+              <w:t xml:space="preserve">+57%</w:t>
+            </w:r>
+          </w:p>
+        </w:tc>
+        <w:tc>
+          <w:tcPr>
+            <w:tcW w:type="dxa" w:w="881"/>
+            <w:tcBorders>
+              <w:top w:val="single" w:color="BFBFBF" w:sz="4"/>
+              <w:left w:val="single" w:color="BFBFBF" w:sz="4"/>
+              <w:bottom w:val="single" w:color="BFBFBF" w:sz="4"/>
+              <w:right w:val="single" w:color="BFBFBF" w:sz="4"/>
+            </w:tcBorders>
+            <w:tcMar>
+              <w:top w:type="dxa" w:w="60"/>
+              <w:left w:type="dxa" w:w="100"/>
+              <w:bottom w:type="dxa" w:w="60"/>
+              <w:right w:type="dxa" w:w="100"/>
+            </w:tcMar>
+          </w:tcPr>
+          <w:p>
+            <w:pPr>
+              <w:spacing w:after="0" w:before="0"/>
+            </w:pPr>
+            <w:r>
+              <w:rPr>
+                <w:sz w:val="19"/>
+                <w:szCs w:val="19"/>
+              </w:rPr>
+              <w:t xml:space="preserve">0%</w:t>
+            </w:r>
+          </w:p>
+        </w:tc>
+        <w:tc>
+          <w:tcPr>
+            <w:tcW w:type="dxa" w:w="881"/>
+            <w:tcBorders>
+              <w:top w:val="single" w:color="BFBFBF" w:sz="4"/>
+              <w:left w:val="single" w:color="BFBFBF" w:sz="4"/>
+              <w:bottom w:val="single" w:color="BFBFBF" w:sz="4"/>
+              <w:right w:val="single" w:color="BFBFBF" w:sz="4"/>
+            </w:tcBorders>
+            <w:tcMar>
+              <w:top w:type="dxa" w:w="60"/>
+              <w:left w:type="dxa" w:w="100"/>
+              <w:bottom w:type="dxa" w:w="60"/>
+              <w:right w:type="dxa" w:w="100"/>
+            </w:tcMar>
+          </w:tcPr>
+          <w:p>
+            <w:pPr>
+              <w:spacing w:after="0" w:before="0"/>
+            </w:pPr>
+            <w:r>
+              <w:rPr>
+                <w:sz w:val="19"/>
+                <w:szCs w:val="19"/>
+              </w:rPr>
+              <w:t xml:space="preserve">+30%</w:t>
+            </w:r>
+          </w:p>
+        </w:tc>
+        <w:tc>
+          <w:tcPr>
+            <w:tcW w:type="dxa" w:w="878"/>
+            <w:tcBorders>
+              <w:top w:val="single" w:color="BFBFBF" w:sz="4"/>
+              <w:left w:val="single" w:color="BFBFBF" w:sz="4"/>
+              <w:bottom w:val="single" w:color="BFBFBF" w:sz="4"/>
+              <w:right w:val="single" w:color="BFBFBF" w:sz="4"/>
+            </w:tcBorders>
+            <w:tcMar>
+              <w:top w:type="dxa" w:w="60"/>
+              <w:left w:type="dxa" w:w="100"/>
+              <w:bottom w:type="dxa" w:w="60"/>
+              <w:right w:type="dxa" w:w="100"/>
+            </w:tcMar>
+          </w:tcPr>
+          <w:p>
+            <w:pPr>
+              <w:spacing w:after="0" w:before="0"/>
+            </w:pPr>
+            <w:r>
+              <w:rPr>
+                <w:sz w:val="19"/>
+                <w:szCs w:val="19"/>
+              </w:rPr>
+              <w:t xml:space="preserve">+1%</w:t>
+            </w:r>
+          </w:p>
+        </w:tc>
+      </w:tr>
+      <w:tr>
+        <w:trPr>
+          <w:tblHeader w:val="false"/>
+        </w:trPr>
+        <w:tc>
+          <w:tcPr>
+            <w:tcW w:type="dxa" w:w="2862"/>
             <w:tcBorders>
               <w:top w:val="single" w:color="BFBFBF" w:sz="4"/>
               <w:left w:val="single" w:color="BFBFBF" w:sz="4"/>
@@ -6827,7 +8528,7 @@
         </w:tc>
         <w:tc>
           <w:tcPr>
-            <w:tcW w:type="dxa" w:w="903"/>
+            <w:tcW w:type="dxa" w:w="881"/>
             <w:tcBorders>
               <w:top w:val="single" w:color="BFBFBF" w:sz="4"/>
               <w:left w:val="single" w:color="BFBFBF" w:sz="4"/>
@@ -6856,7 +8557,7 @@
         </w:tc>
         <w:tc>
           <w:tcPr>
-            <w:tcW w:type="dxa" w:w="903"/>
+            <w:tcW w:type="dxa" w:w="881"/>
             <w:tcBorders>
               <w:top w:val="single" w:color="BFBFBF" w:sz="4"/>
               <w:left w:val="single" w:color="BFBFBF" w:sz="4"/>
@@ -6885,7 +8586,7 @@
         </w:tc>
         <w:tc>
           <w:tcPr>
-            <w:tcW w:type="dxa" w:w="903"/>
+            <w:tcW w:type="dxa" w:w="881"/>
             <w:tcBorders>
               <w:top w:val="single" w:color="BFBFBF" w:sz="4"/>
               <w:left w:val="single" w:color="BFBFBF" w:sz="4"/>
@@ -6914,7 +8615,7 @@
         </w:tc>
         <w:tc>
           <w:tcPr>
-            <w:tcW w:type="dxa" w:w="903"/>
+            <w:tcW w:type="dxa" w:w="881"/>
             <w:tcBorders>
               <w:top w:val="single" w:color="BFBFBF" w:sz="4"/>
               <w:left w:val="single" w:color="BFBFBF" w:sz="4"/>
@@ -6943,7 +8644,7 @@
         </w:tc>
         <w:tc>
           <w:tcPr>
-            <w:tcW w:type="dxa" w:w="903"/>
+            <w:tcW w:type="dxa" w:w="881"/>
             <w:tcBorders>
               <w:top w:val="single" w:color="BFBFBF" w:sz="4"/>
               <w:left w:val="single" w:color="BFBFBF" w:sz="4"/>
@@ -6972,7 +8673,7 @@
         </w:tc>
         <w:tc>
           <w:tcPr>
-            <w:tcW w:type="dxa" w:w="903"/>
+            <w:tcW w:type="dxa" w:w="881"/>
             <w:tcBorders>
               <w:top w:val="single" w:color="BFBFBF" w:sz="4"/>
               <w:left w:val="single" w:color="BFBFBF" w:sz="4"/>
@@ -7001,7 +8702,7 @@
         </w:tc>
         <w:tc>
           <w:tcPr>
-            <w:tcW w:type="dxa" w:w="900"/>
+            <w:tcW w:type="dxa" w:w="878"/>
             <w:tcBorders>
               <w:top w:val="single" w:color="BFBFBF" w:sz="4"/>
               <w:left w:val="single" w:color="BFBFBF" w:sz="4"/>
@@ -7055,7 +8756,7 @@
         <w:t xml:space="preserve">The 2022 crash is the clearest example.</w:t>
       </w:r>
       <w:r>
-        <w:t xml:space="preserve"> Bitcoin fell 65%; the panel chair lost 9%. In 2025, when Bitcoin fell 7%, the chair gained 30%.</w:t>
+        <w:t xml:space="preserve"> Bitcoin fell 65%. The five-expert chair lost 9%, and the six-expert chair broke even. In 2025, when Bitcoin fell 7%, the chairs gained 30% and 34%.</w:t>
       </w:r>
     </w:p>
     <w:p>
@@ -7063,7 +8764,1019 @@
         <w:pStyle w:val="Heading2"/>
       </w:pPr>
       <w:r>
-        <w:t xml:space="preserve">The signal board</w:t>
+        <w:t xml:space="preserve">Did adding Phantom Flow really help?</w:t>
+      </w:r>
+    </w:p>
+    <w:p>
+      <w:pPr>
+        <w:spacing w:after="120"/>
+      </w:pPr>
+      <w:r>
+        <w:t xml:space="preserve">A better number is not the same as a real improvement, so three checks were run.</w:t>
+      </w:r>
+    </w:p>
+    <w:p>
+      <w:pPr>
+        <w:pStyle w:val="ListParagraph"/>
+        <w:numPr>
+          <w:ilvl w:val="0"/>
+          <w:numId w:val="4"/>
+        </w:numPr>
+        <w:spacing w:after="60"/>
+      </w:pPr>
+      <w:r>
+        <w:rPr>
+          <w:b/>
+          <w:bCs/>
+        </w:rPr>
+        <w:t xml:space="preserve">Could it be luck?</w:t>
+      </w:r>
+      <w:r>
+        <w:t xml:space="preserve"> The weeks were resampled 4,000 times in 8-week blocks. The chair's Sharpe gain of +0.12 has a 95% range of </w:t>
+      </w:r>
+      <w:r>
+        <w:rPr>
+          <w:b/>
+          <w:bCs/>
+        </w:rPr>
+        <w:t xml:space="preserve">−0.20 to +0.49</w:t>
+      </w:r>
+      <w:r>
+        <w:t xml:space="preserve">, and the new chair did no better in about </w:t>
+      </w:r>
+      <w:r>
+        <w:rPr>
+          <w:b/>
+          <w:bCs/>
+        </w:rPr>
+        <w:t xml:space="preserve">1 in 4</w:t>
+      </w:r>
+      <w:r>
+        <w:t xml:space="preserve"> resamples. That is not strong evidence.</w:t>
+      </w:r>
+    </w:p>
+    <w:p>
+      <w:pPr>
+        <w:pStyle w:val="ListParagraph"/>
+        <w:numPr>
+          <w:ilvl w:val="0"/>
+          <w:numId w:val="4"/>
+        </w:numPr>
+        <w:spacing w:after="60"/>
+      </w:pPr>
+      <w:r>
+        <w:rPr>
+          <w:b/>
+          <w:bCs/>
+        </w:rPr>
+        <w:t xml:space="preserve">Is it one lucky year?</w:t>
+      </w:r>
+      <w:r>
+        <w:t xml:space="preserve"> Mostly, yes. The new chair beat the old one in 5 of 7 calendar years, but most of the gain came in 2020 (+453% against +265%). </w:t>
+      </w:r>
+      <w:r>
+        <w:rPr>
+          <w:b/>
+          <w:bCs/>
+        </w:rPr>
+        <w:t xml:space="preserve">Excluding 2020, the Sharpe ratios are 0.55 and 0.53</w:t>
+      </w:r>
+      <w:r>
+        <w:t xml:space="preserve">, almost the same, and buy-and-hold scores 0.56.</w:t>
+      </w:r>
+    </w:p>
+    <w:p>
+      <w:pPr>
+        <w:pStyle w:val="ListParagraph"/>
+        <w:numPr>
+          <w:ilvl w:val="0"/>
+          <w:numId w:val="4"/>
+        </w:numPr>
+        <w:spacing w:after="60"/>
+      </w:pPr>
+      <w:r>
+        <w:rPr>
+          <w:b/>
+          <w:bCs/>
+        </w:rPr>
+        <w:t xml:space="preserve">Does it depend on the settings?</w:t>
+      </w:r>
+      <w:r>
+        <w:t xml:space="preserve"> Much less than you might fear. See the table below.</w:t>
+      </w:r>
+    </w:p>
+    <w:tbl>
+      <w:tblPr>
+        <w:tblW w:type="dxa" w:w="9026"/>
+        <w:tblBorders>
+          <w:top w:val="single" w:color="auto" w:sz="4"/>
+          <w:left w:val="single" w:color="auto" w:sz="4"/>
+          <w:bottom w:val="single" w:color="auto" w:sz="4"/>
+          <w:right w:val="single" w:color="auto" w:sz="4"/>
+          <w:insideH w:val="single" w:color="auto" w:sz="4"/>
+          <w:insideV w:val="single" w:color="auto" w:sz="4"/>
+        </w:tblBorders>
+      </w:tblPr>
+      <w:tblGrid>
+        <w:gridCol w:w="1290"/>
+        <w:gridCol w:w="1260"/>
+        <w:gridCol w:w="1260"/>
+        <w:gridCol w:w="1349"/>
+        <w:gridCol w:w="1260"/>
+        <w:gridCol w:w="1260"/>
+        <w:gridCol w:w="1347"/>
+      </w:tblGrid>
+      <w:tr>
+        <w:trPr>
+          <w:tblHeader/>
+        </w:trPr>
+        <w:tc>
+          <w:tcPr>
+            <w:tcW w:type="dxa" w:w="1290"/>
+            <w:tcBorders>
+              <w:top w:val="single" w:color="BFBFBF" w:sz="4"/>
+              <w:left w:val="single" w:color="BFBFBF" w:sz="4"/>
+              <w:bottom w:val="single" w:color="BFBFBF" w:sz="4"/>
+              <w:right w:val="single" w:color="BFBFBF" w:sz="4"/>
+            </w:tcBorders>
+            <w:shd w:fill="1F4E79" w:color="auto" w:val="clear"/>
+            <w:tcMar>
+              <w:top w:type="dxa" w:w="60"/>
+              <w:left w:type="dxa" w:w="100"/>
+              <w:bottom w:type="dxa" w:w="60"/>
+              <w:right w:type="dxa" w:w="100"/>
+            </w:tcMar>
+          </w:tcPr>
+          <w:p>
+            <w:pPr>
+              <w:spacing w:after="0" w:before="0"/>
+            </w:pPr>
+            <w:r>
+              <w:rPr>
+                <w:b/>
+                <w:bCs/>
+                <w:color w:val="FFFFFF"/>
+                <w:sz w:val="19"/>
+                <w:szCs w:val="19"/>
+              </w:rPr>
+              <w:t xml:space="preserve">ATR multiplier</w:t>
+            </w:r>
+          </w:p>
+        </w:tc>
+        <w:tc>
+          <w:tcPr>
+            <w:tcW w:type="dxa" w:w="1260"/>
+            <w:tcBorders>
+              <w:top w:val="single" w:color="BFBFBF" w:sz="4"/>
+              <w:left w:val="single" w:color="BFBFBF" w:sz="4"/>
+              <w:bottom w:val="single" w:color="BFBFBF" w:sz="4"/>
+              <w:right w:val="single" w:color="BFBFBF" w:sz="4"/>
+            </w:tcBorders>
+            <w:shd w:fill="1F4E79" w:color="auto" w:val="clear"/>
+            <w:tcMar>
+              <w:top w:type="dxa" w:w="60"/>
+              <w:left w:type="dxa" w:w="100"/>
+              <w:bottom w:type="dxa" w:w="60"/>
+              <w:right w:type="dxa" w:w="100"/>
+            </w:tcMar>
+          </w:tcPr>
+          <w:p>
+            <w:pPr>
+              <w:spacing w:after="0" w:before="0"/>
+            </w:pPr>
+            <w:r>
+              <w:rPr>
+                <w:b/>
+                <w:bCs/>
+                <w:color w:val="FFFFFF"/>
+                <w:sz w:val="19"/>
+                <w:szCs w:val="19"/>
+              </w:rPr>
+              <w:t xml:space="preserve">Alone: pivot 3</w:t>
+            </w:r>
+          </w:p>
+        </w:tc>
+        <w:tc>
+          <w:tcPr>
+            <w:tcW w:type="dxa" w:w="1260"/>
+            <w:tcBorders>
+              <w:top w:val="single" w:color="BFBFBF" w:sz="4"/>
+              <w:left w:val="single" w:color="BFBFBF" w:sz="4"/>
+              <w:bottom w:val="single" w:color="BFBFBF" w:sz="4"/>
+              <w:right w:val="single" w:color="BFBFBF" w:sz="4"/>
+            </w:tcBorders>
+            <w:shd w:fill="1F4E79" w:color="auto" w:val="clear"/>
+            <w:tcMar>
+              <w:top w:type="dxa" w:w="60"/>
+              <w:left w:type="dxa" w:w="100"/>
+              <w:bottom w:type="dxa" w:w="60"/>
+              <w:right w:type="dxa" w:w="100"/>
+            </w:tcMar>
+          </w:tcPr>
+          <w:p>
+            <w:pPr>
+              <w:spacing w:after="0" w:before="0"/>
+            </w:pPr>
+            <w:r>
+              <w:rPr>
+                <w:b/>
+                <w:bCs/>
+                <w:color w:val="FFFFFF"/>
+                <w:sz w:val="19"/>
+                <w:szCs w:val="19"/>
+              </w:rPr>
+              <w:t xml:space="preserve">Alone: pivot 5</w:t>
+            </w:r>
+          </w:p>
+        </w:tc>
+        <w:tc>
+          <w:tcPr>
+            <w:tcW w:type="dxa" w:w="1349"/>
+            <w:tcBorders>
+              <w:top w:val="single" w:color="BFBFBF" w:sz="4"/>
+              <w:left w:val="single" w:color="BFBFBF" w:sz="4"/>
+              <w:bottom w:val="single" w:color="BFBFBF" w:sz="4"/>
+              <w:right w:val="single" w:color="BFBFBF" w:sz="4"/>
+            </w:tcBorders>
+            <w:shd w:fill="1F4E79" w:color="auto" w:val="clear"/>
+            <w:tcMar>
+              <w:top w:type="dxa" w:w="60"/>
+              <w:left w:type="dxa" w:w="100"/>
+              <w:bottom w:type="dxa" w:w="60"/>
+              <w:right w:type="dxa" w:w="100"/>
+            </w:tcMar>
+          </w:tcPr>
+          <w:p>
+            <w:pPr>
+              <w:spacing w:after="0" w:before="0"/>
+            </w:pPr>
+            <w:r>
+              <w:rPr>
+                <w:b/>
+                <w:bCs/>
+                <w:color w:val="FFFFFF"/>
+                <w:sz w:val="19"/>
+                <w:szCs w:val="19"/>
+              </w:rPr>
+              <w:t xml:space="preserve">Alone: pivot 10</w:t>
+            </w:r>
+          </w:p>
+        </w:tc>
+        <w:tc>
+          <w:tcPr>
+            <w:tcW w:type="dxa" w:w="1260"/>
+            <w:tcBorders>
+              <w:top w:val="single" w:color="BFBFBF" w:sz="4"/>
+              <w:left w:val="single" w:color="BFBFBF" w:sz="4"/>
+              <w:bottom w:val="single" w:color="BFBFBF" w:sz="4"/>
+              <w:right w:val="single" w:color="BFBFBF" w:sz="4"/>
+            </w:tcBorders>
+            <w:shd w:fill="1F4E79" w:color="auto" w:val="clear"/>
+            <w:tcMar>
+              <w:top w:type="dxa" w:w="60"/>
+              <w:left w:type="dxa" w:w="100"/>
+              <w:bottom w:type="dxa" w:w="60"/>
+              <w:right w:type="dxa" w:w="100"/>
+            </w:tcMar>
+          </w:tcPr>
+          <w:p>
+            <w:pPr>
+              <w:spacing w:after="0" w:before="0"/>
+            </w:pPr>
+            <w:r>
+              <w:rPr>
+                <w:b/>
+                <w:bCs/>
+                <w:color w:val="FFFFFF"/>
+                <w:sz w:val="19"/>
+                <w:szCs w:val="19"/>
+              </w:rPr>
+              <w:t xml:space="preserve">Chair: pivot 3</w:t>
+            </w:r>
+          </w:p>
+        </w:tc>
+        <w:tc>
+          <w:tcPr>
+            <w:tcW w:type="dxa" w:w="1260"/>
+            <w:tcBorders>
+              <w:top w:val="single" w:color="BFBFBF" w:sz="4"/>
+              <w:left w:val="single" w:color="BFBFBF" w:sz="4"/>
+              <w:bottom w:val="single" w:color="BFBFBF" w:sz="4"/>
+              <w:right w:val="single" w:color="BFBFBF" w:sz="4"/>
+            </w:tcBorders>
+            <w:shd w:fill="1F4E79" w:color="auto" w:val="clear"/>
+            <w:tcMar>
+              <w:top w:type="dxa" w:w="60"/>
+              <w:left w:type="dxa" w:w="100"/>
+              <w:bottom w:type="dxa" w:w="60"/>
+              <w:right w:type="dxa" w:w="100"/>
+            </w:tcMar>
+          </w:tcPr>
+          <w:p>
+            <w:pPr>
+              <w:spacing w:after="0" w:before="0"/>
+            </w:pPr>
+            <w:r>
+              <w:rPr>
+                <w:b/>
+                <w:bCs/>
+                <w:color w:val="FFFFFF"/>
+                <w:sz w:val="19"/>
+                <w:szCs w:val="19"/>
+              </w:rPr>
+              <w:t xml:space="preserve">Chair: pivot 5</w:t>
+            </w:r>
+          </w:p>
+        </w:tc>
+        <w:tc>
+          <w:tcPr>
+            <w:tcW w:type="dxa" w:w="1347"/>
+            <w:tcBorders>
+              <w:top w:val="single" w:color="BFBFBF" w:sz="4"/>
+              <w:left w:val="single" w:color="BFBFBF" w:sz="4"/>
+              <w:bottom w:val="single" w:color="BFBFBF" w:sz="4"/>
+              <w:right w:val="single" w:color="BFBFBF" w:sz="4"/>
+            </w:tcBorders>
+            <w:shd w:fill="1F4E79" w:color="auto" w:val="clear"/>
+            <w:tcMar>
+              <w:top w:type="dxa" w:w="60"/>
+              <w:left w:type="dxa" w:w="100"/>
+              <w:bottom w:type="dxa" w:w="60"/>
+              <w:right w:type="dxa" w:w="100"/>
+            </w:tcMar>
+          </w:tcPr>
+          <w:p>
+            <w:pPr>
+              <w:spacing w:after="0" w:before="0"/>
+            </w:pPr>
+            <w:r>
+              <w:rPr>
+                <w:b/>
+                <w:bCs/>
+                <w:color w:val="FFFFFF"/>
+                <w:sz w:val="19"/>
+                <w:szCs w:val="19"/>
+              </w:rPr>
+              <w:t xml:space="preserve">Chair: pivot 10</w:t>
+            </w:r>
+          </w:p>
+        </w:tc>
+      </w:tr>
+      <w:tr>
+        <w:trPr>
+          <w:tblHeader w:val="false"/>
+        </w:trPr>
+        <w:tc>
+          <w:tcPr>
+            <w:tcW w:type="dxa" w:w="1290"/>
+            <w:tcBorders>
+              <w:top w:val="single" w:color="BFBFBF" w:sz="4"/>
+              <w:left w:val="single" w:color="BFBFBF" w:sz="4"/>
+              <w:bottom w:val="single" w:color="BFBFBF" w:sz="4"/>
+              <w:right w:val="single" w:color="BFBFBF" w:sz="4"/>
+            </w:tcBorders>
+            <w:tcMar>
+              <w:top w:type="dxa" w:w="60"/>
+              <w:left w:type="dxa" w:w="100"/>
+              <w:bottom w:type="dxa" w:w="60"/>
+              <w:right w:type="dxa" w:w="100"/>
+            </w:tcMar>
+          </w:tcPr>
+          <w:p>
+            <w:pPr>
+              <w:spacing w:after="0" w:before="0"/>
+            </w:pPr>
+            <w:r>
+              <w:rPr>
+                <w:sz w:val="19"/>
+                <w:szCs w:val="19"/>
+              </w:rPr>
+              <w:t xml:space="preserve">× 2</w:t>
+            </w:r>
+          </w:p>
+        </w:tc>
+        <w:tc>
+          <w:tcPr>
+            <w:tcW w:type="dxa" w:w="1260"/>
+            <w:tcBorders>
+              <w:top w:val="single" w:color="BFBFBF" w:sz="4"/>
+              <w:left w:val="single" w:color="BFBFBF" w:sz="4"/>
+              <w:bottom w:val="single" w:color="BFBFBF" w:sz="4"/>
+              <w:right w:val="single" w:color="BFBFBF" w:sz="4"/>
+            </w:tcBorders>
+            <w:tcMar>
+              <w:top w:type="dxa" w:w="60"/>
+              <w:left w:type="dxa" w:w="100"/>
+              <w:bottom w:type="dxa" w:w="60"/>
+              <w:right w:type="dxa" w:w="100"/>
+            </w:tcMar>
+          </w:tcPr>
+          <w:p>
+            <w:pPr>
+              <w:spacing w:after="0" w:before="0"/>
+            </w:pPr>
+            <w:r>
+              <w:rPr>
+                <w:sz w:val="19"/>
+                <w:szCs w:val="19"/>
+              </w:rPr>
+              <w:t xml:space="preserve">0.62</w:t>
+            </w:r>
+          </w:p>
+        </w:tc>
+        <w:tc>
+          <w:tcPr>
+            <w:tcW w:type="dxa" w:w="1260"/>
+            <w:tcBorders>
+              <w:top w:val="single" w:color="BFBFBF" w:sz="4"/>
+              <w:left w:val="single" w:color="BFBFBF" w:sz="4"/>
+              <w:bottom w:val="single" w:color="BFBFBF" w:sz="4"/>
+              <w:right w:val="single" w:color="BFBFBF" w:sz="4"/>
+            </w:tcBorders>
+            <w:tcMar>
+              <w:top w:type="dxa" w:w="60"/>
+              <w:left w:type="dxa" w:w="100"/>
+              <w:bottom w:type="dxa" w:w="60"/>
+              <w:right w:type="dxa" w:w="100"/>
+            </w:tcMar>
+          </w:tcPr>
+          <w:p>
+            <w:pPr>
+              <w:spacing w:after="0" w:before="0"/>
+            </w:pPr>
+            <w:r>
+              <w:rPr>
+                <w:sz w:val="19"/>
+                <w:szCs w:val="19"/>
+              </w:rPr>
+              <w:t xml:space="preserve">0.48</w:t>
+            </w:r>
+          </w:p>
+        </w:tc>
+        <w:tc>
+          <w:tcPr>
+            <w:tcW w:type="dxa" w:w="1349"/>
+            <w:tcBorders>
+              <w:top w:val="single" w:color="BFBFBF" w:sz="4"/>
+              <w:left w:val="single" w:color="BFBFBF" w:sz="4"/>
+              <w:bottom w:val="single" w:color="BFBFBF" w:sz="4"/>
+              <w:right w:val="single" w:color="BFBFBF" w:sz="4"/>
+            </w:tcBorders>
+            <w:tcMar>
+              <w:top w:type="dxa" w:w="60"/>
+              <w:left w:type="dxa" w:w="100"/>
+              <w:bottom w:type="dxa" w:w="60"/>
+              <w:right w:type="dxa" w:w="100"/>
+            </w:tcMar>
+          </w:tcPr>
+          <w:p>
+            <w:pPr>
+              <w:spacing w:after="0" w:before="0"/>
+            </w:pPr>
+            <w:r>
+              <w:rPr>
+                <w:sz w:val="19"/>
+                <w:szCs w:val="19"/>
+              </w:rPr>
+              <w:t xml:space="preserve">0.88</w:t>
+            </w:r>
+          </w:p>
+        </w:tc>
+        <w:tc>
+          <w:tcPr>
+            <w:tcW w:type="dxa" w:w="1260"/>
+            <w:tcBorders>
+              <w:top w:val="single" w:color="BFBFBF" w:sz="4"/>
+              <w:left w:val="single" w:color="BFBFBF" w:sz="4"/>
+              <w:bottom w:val="single" w:color="BFBFBF" w:sz="4"/>
+              <w:right w:val="single" w:color="BFBFBF" w:sz="4"/>
+            </w:tcBorders>
+            <w:tcMar>
+              <w:top w:type="dxa" w:w="60"/>
+              <w:left w:type="dxa" w:w="100"/>
+              <w:bottom w:type="dxa" w:w="60"/>
+              <w:right w:type="dxa" w:w="100"/>
+            </w:tcMar>
+          </w:tcPr>
+          <w:p>
+            <w:pPr>
+              <w:spacing w:after="0" w:before="0"/>
+            </w:pPr>
+            <w:r>
+              <w:rPr>
+                <w:sz w:val="19"/>
+                <w:szCs w:val="19"/>
+              </w:rPr>
+              <w:t xml:space="preserve">1.05</w:t>
+            </w:r>
+          </w:p>
+        </w:tc>
+        <w:tc>
+          <w:tcPr>
+            <w:tcW w:type="dxa" w:w="1260"/>
+            <w:tcBorders>
+              <w:top w:val="single" w:color="BFBFBF" w:sz="4"/>
+              <w:left w:val="single" w:color="BFBFBF" w:sz="4"/>
+              <w:bottom w:val="single" w:color="BFBFBF" w:sz="4"/>
+              <w:right w:val="single" w:color="BFBFBF" w:sz="4"/>
+            </w:tcBorders>
+            <w:tcMar>
+              <w:top w:type="dxa" w:w="60"/>
+              <w:left w:type="dxa" w:w="100"/>
+              <w:bottom w:type="dxa" w:w="60"/>
+              <w:right w:type="dxa" w:w="100"/>
+            </w:tcMar>
+          </w:tcPr>
+          <w:p>
+            <w:pPr>
+              <w:spacing w:after="0" w:before="0"/>
+            </w:pPr>
+            <w:r>
+              <w:rPr>
+                <w:sz w:val="19"/>
+                <w:szCs w:val="19"/>
+              </w:rPr>
+              <w:t xml:space="preserve">0.99</w:t>
+            </w:r>
+          </w:p>
+        </w:tc>
+        <w:tc>
+          <w:tcPr>
+            <w:tcW w:type="dxa" w:w="1347"/>
+            <w:tcBorders>
+              <w:top w:val="single" w:color="BFBFBF" w:sz="4"/>
+              <w:left w:val="single" w:color="BFBFBF" w:sz="4"/>
+              <w:bottom w:val="single" w:color="BFBFBF" w:sz="4"/>
+              <w:right w:val="single" w:color="BFBFBF" w:sz="4"/>
+            </w:tcBorders>
+            <w:tcMar>
+              <w:top w:type="dxa" w:w="60"/>
+              <w:left w:type="dxa" w:w="100"/>
+              <w:bottom w:type="dxa" w:w="60"/>
+              <w:right w:type="dxa" w:w="100"/>
+            </w:tcMar>
+          </w:tcPr>
+          <w:p>
+            <w:pPr>
+              <w:spacing w:after="0" w:before="0"/>
+            </w:pPr>
+            <w:r>
+              <w:rPr>
+                <w:sz w:val="19"/>
+                <w:szCs w:val="19"/>
+              </w:rPr>
+              <w:t xml:space="preserve">1.09</w:t>
+            </w:r>
+          </w:p>
+        </w:tc>
+      </w:tr>
+      <w:tr>
+        <w:trPr>
+          <w:tblHeader w:val="false"/>
+        </w:trPr>
+        <w:tc>
+          <w:tcPr>
+            <w:tcW w:type="dxa" w:w="1290"/>
+            <w:tcBorders>
+              <w:top w:val="single" w:color="BFBFBF" w:sz="4"/>
+              <w:left w:val="single" w:color="BFBFBF" w:sz="4"/>
+              <w:bottom w:val="single" w:color="BFBFBF" w:sz="4"/>
+              <w:right w:val="single" w:color="BFBFBF" w:sz="4"/>
+            </w:tcBorders>
+            <w:tcMar>
+              <w:top w:type="dxa" w:w="60"/>
+              <w:left w:type="dxa" w:w="100"/>
+              <w:bottom w:type="dxa" w:w="60"/>
+              <w:right w:type="dxa" w:w="100"/>
+            </w:tcMar>
+          </w:tcPr>
+          <w:p>
+            <w:pPr>
+              <w:spacing w:after="0" w:before="0"/>
+            </w:pPr>
+            <w:r>
+              <w:rPr>
+                <w:sz w:val="19"/>
+                <w:szCs w:val="19"/>
+              </w:rPr>
+              <w:t xml:space="preserve">× 3</w:t>
+            </w:r>
+          </w:p>
+        </w:tc>
+        <w:tc>
+          <w:tcPr>
+            <w:tcW w:type="dxa" w:w="1260"/>
+            <w:tcBorders>
+              <w:top w:val="single" w:color="BFBFBF" w:sz="4"/>
+              <w:left w:val="single" w:color="BFBFBF" w:sz="4"/>
+              <w:bottom w:val="single" w:color="BFBFBF" w:sz="4"/>
+              <w:right w:val="single" w:color="BFBFBF" w:sz="4"/>
+            </w:tcBorders>
+            <w:tcMar>
+              <w:top w:type="dxa" w:w="60"/>
+              <w:left w:type="dxa" w:w="100"/>
+              <w:bottom w:type="dxa" w:w="60"/>
+              <w:right w:type="dxa" w:w="100"/>
+            </w:tcMar>
+          </w:tcPr>
+          <w:p>
+            <w:pPr>
+              <w:spacing w:after="0" w:before="0"/>
+            </w:pPr>
+            <w:r>
+              <w:rPr>
+                <w:sz w:val="19"/>
+                <w:szCs w:val="19"/>
+              </w:rPr>
+              <w:t xml:space="preserve">0.55</w:t>
+            </w:r>
+          </w:p>
+        </w:tc>
+        <w:tc>
+          <w:tcPr>
+            <w:tcW w:type="dxa" w:w="1260"/>
+            <w:tcBorders>
+              <w:top w:val="single" w:color="BFBFBF" w:sz="4"/>
+              <w:left w:val="single" w:color="BFBFBF" w:sz="4"/>
+              <w:bottom w:val="single" w:color="BFBFBF" w:sz="4"/>
+              <w:right w:val="single" w:color="BFBFBF" w:sz="4"/>
+            </w:tcBorders>
+            <w:tcMar>
+              <w:top w:type="dxa" w:w="60"/>
+              <w:left w:type="dxa" w:w="100"/>
+              <w:bottom w:type="dxa" w:w="60"/>
+              <w:right w:type="dxa" w:w="100"/>
+            </w:tcMar>
+          </w:tcPr>
+          <w:p>
+            <w:pPr>
+              <w:spacing w:after="0" w:before="0"/>
+            </w:pPr>
+            <w:r>
+              <w:rPr>
+                <w:b/>
+                <w:bCs/>
+                <w:sz w:val="19"/>
+                <w:szCs w:val="19"/>
+              </w:rPr>
+              <w:t xml:space="preserve">0.58</w:t>
+            </w:r>
+          </w:p>
+        </w:tc>
+        <w:tc>
+          <w:tcPr>
+            <w:tcW w:type="dxa" w:w="1349"/>
+            <w:tcBorders>
+              <w:top w:val="single" w:color="BFBFBF" w:sz="4"/>
+              <w:left w:val="single" w:color="BFBFBF" w:sz="4"/>
+              <w:bottom w:val="single" w:color="BFBFBF" w:sz="4"/>
+              <w:right w:val="single" w:color="BFBFBF" w:sz="4"/>
+            </w:tcBorders>
+            <w:tcMar>
+              <w:top w:type="dxa" w:w="60"/>
+              <w:left w:type="dxa" w:w="100"/>
+              <w:bottom w:type="dxa" w:w="60"/>
+              <w:right w:type="dxa" w:w="100"/>
+            </w:tcMar>
+          </w:tcPr>
+          <w:p>
+            <w:pPr>
+              <w:spacing w:after="0" w:before="0"/>
+            </w:pPr>
+            <w:r>
+              <w:rPr>
+                <w:sz w:val="19"/>
+                <w:szCs w:val="19"/>
+              </w:rPr>
+              <w:t xml:space="preserve">0.98</w:t>
+            </w:r>
+          </w:p>
+        </w:tc>
+        <w:tc>
+          <w:tcPr>
+            <w:tcW w:type="dxa" w:w="1260"/>
+            <w:tcBorders>
+              <w:top w:val="single" w:color="BFBFBF" w:sz="4"/>
+              <w:left w:val="single" w:color="BFBFBF" w:sz="4"/>
+              <w:bottom w:val="single" w:color="BFBFBF" w:sz="4"/>
+              <w:right w:val="single" w:color="BFBFBF" w:sz="4"/>
+            </w:tcBorders>
+            <w:tcMar>
+              <w:top w:type="dxa" w:w="60"/>
+              <w:left w:type="dxa" w:w="100"/>
+              <w:bottom w:type="dxa" w:w="60"/>
+              <w:right w:type="dxa" w:w="100"/>
+            </w:tcMar>
+          </w:tcPr>
+          <w:p>
+            <w:pPr>
+              <w:spacing w:after="0" w:before="0"/>
+            </w:pPr>
+            <w:r>
+              <w:rPr>
+                <w:sz w:val="19"/>
+                <w:szCs w:val="19"/>
+              </w:rPr>
+              <w:t xml:space="preserve">1.10</w:t>
+            </w:r>
+          </w:p>
+        </w:tc>
+        <w:tc>
+          <w:tcPr>
+            <w:tcW w:type="dxa" w:w="1260"/>
+            <w:tcBorders>
+              <w:top w:val="single" w:color="BFBFBF" w:sz="4"/>
+              <w:left w:val="single" w:color="BFBFBF" w:sz="4"/>
+              <w:bottom w:val="single" w:color="BFBFBF" w:sz="4"/>
+              <w:right w:val="single" w:color="BFBFBF" w:sz="4"/>
+            </w:tcBorders>
+            <w:tcMar>
+              <w:top w:type="dxa" w:w="60"/>
+              <w:left w:type="dxa" w:w="100"/>
+              <w:bottom w:type="dxa" w:w="60"/>
+              <w:right w:type="dxa" w:w="100"/>
+            </w:tcMar>
+          </w:tcPr>
+          <w:p>
+            <w:pPr>
+              <w:spacing w:after="0" w:before="0"/>
+            </w:pPr>
+            <w:r>
+              <w:rPr>
+                <w:b/>
+                <w:bCs/>
+                <w:sz w:val="19"/>
+                <w:szCs w:val="19"/>
+              </w:rPr>
+              <w:t xml:space="preserve">1.05</w:t>
+            </w:r>
+          </w:p>
+        </w:tc>
+        <w:tc>
+          <w:tcPr>
+            <w:tcW w:type="dxa" w:w="1347"/>
+            <w:tcBorders>
+              <w:top w:val="single" w:color="BFBFBF" w:sz="4"/>
+              <w:left w:val="single" w:color="BFBFBF" w:sz="4"/>
+              <w:bottom w:val="single" w:color="BFBFBF" w:sz="4"/>
+              <w:right w:val="single" w:color="BFBFBF" w:sz="4"/>
+            </w:tcBorders>
+            <w:tcMar>
+              <w:top w:type="dxa" w:w="60"/>
+              <w:left w:type="dxa" w:w="100"/>
+              <w:bottom w:type="dxa" w:w="60"/>
+              <w:right w:type="dxa" w:w="100"/>
+            </w:tcMar>
+          </w:tcPr>
+          <w:p>
+            <w:pPr>
+              <w:spacing w:after="0" w:before="0"/>
+            </w:pPr>
+            <w:r>
+              <w:rPr>
+                <w:sz w:val="19"/>
+                <w:szCs w:val="19"/>
+              </w:rPr>
+              <w:t xml:space="preserve">1.14</w:t>
+            </w:r>
+          </w:p>
+        </w:tc>
+      </w:tr>
+      <w:tr>
+        <w:trPr>
+          <w:tblHeader w:val="false"/>
+        </w:trPr>
+        <w:tc>
+          <w:tcPr>
+            <w:tcW w:type="dxa" w:w="1290"/>
+            <w:tcBorders>
+              <w:top w:val="single" w:color="BFBFBF" w:sz="4"/>
+              <w:left w:val="single" w:color="BFBFBF" w:sz="4"/>
+              <w:bottom w:val="single" w:color="BFBFBF" w:sz="4"/>
+              <w:right w:val="single" w:color="BFBFBF" w:sz="4"/>
+            </w:tcBorders>
+            <w:tcMar>
+              <w:top w:type="dxa" w:w="60"/>
+              <w:left w:type="dxa" w:w="100"/>
+              <w:bottom w:type="dxa" w:w="60"/>
+              <w:right w:type="dxa" w:w="100"/>
+            </w:tcMar>
+          </w:tcPr>
+          <w:p>
+            <w:pPr>
+              <w:spacing w:after="0" w:before="0"/>
+            </w:pPr>
+            <w:r>
+              <w:rPr>
+                <w:sz w:val="19"/>
+                <w:szCs w:val="19"/>
+              </w:rPr>
+              <w:t xml:space="preserve">× 4</w:t>
+            </w:r>
+          </w:p>
+        </w:tc>
+        <w:tc>
+          <w:tcPr>
+            <w:tcW w:type="dxa" w:w="1260"/>
+            <w:tcBorders>
+              <w:top w:val="single" w:color="BFBFBF" w:sz="4"/>
+              <w:left w:val="single" w:color="BFBFBF" w:sz="4"/>
+              <w:bottom w:val="single" w:color="BFBFBF" w:sz="4"/>
+              <w:right w:val="single" w:color="BFBFBF" w:sz="4"/>
+            </w:tcBorders>
+            <w:tcMar>
+              <w:top w:type="dxa" w:w="60"/>
+              <w:left w:type="dxa" w:w="100"/>
+              <w:bottom w:type="dxa" w:w="60"/>
+              <w:right w:type="dxa" w:w="100"/>
+            </w:tcMar>
+          </w:tcPr>
+          <w:p>
+            <w:pPr>
+              <w:spacing w:after="0" w:before="0"/>
+            </w:pPr>
+            <w:r>
+              <w:rPr>
+                <w:sz w:val="19"/>
+                <w:szCs w:val="19"/>
+              </w:rPr>
+              <w:t xml:space="preserve">0.45</w:t>
+            </w:r>
+          </w:p>
+        </w:tc>
+        <w:tc>
+          <w:tcPr>
+            <w:tcW w:type="dxa" w:w="1260"/>
+            <w:tcBorders>
+              <w:top w:val="single" w:color="BFBFBF" w:sz="4"/>
+              <w:left w:val="single" w:color="BFBFBF" w:sz="4"/>
+              <w:bottom w:val="single" w:color="BFBFBF" w:sz="4"/>
+              <w:right w:val="single" w:color="BFBFBF" w:sz="4"/>
+            </w:tcBorders>
+            <w:tcMar>
+              <w:top w:type="dxa" w:w="60"/>
+              <w:left w:type="dxa" w:w="100"/>
+              <w:bottom w:type="dxa" w:w="60"/>
+              <w:right w:type="dxa" w:w="100"/>
+            </w:tcMar>
+          </w:tcPr>
+          <w:p>
+            <w:pPr>
+              <w:spacing w:after="0" w:before="0"/>
+            </w:pPr>
+            <w:r>
+              <w:rPr>
+                <w:sz w:val="19"/>
+                <w:szCs w:val="19"/>
+              </w:rPr>
+              <w:t xml:space="preserve">0.41</w:t>
+            </w:r>
+          </w:p>
+        </w:tc>
+        <w:tc>
+          <w:tcPr>
+            <w:tcW w:type="dxa" w:w="1349"/>
+            <w:tcBorders>
+              <w:top w:val="single" w:color="BFBFBF" w:sz="4"/>
+              <w:left w:val="single" w:color="BFBFBF" w:sz="4"/>
+              <w:bottom w:val="single" w:color="BFBFBF" w:sz="4"/>
+              <w:right w:val="single" w:color="BFBFBF" w:sz="4"/>
+            </w:tcBorders>
+            <w:tcMar>
+              <w:top w:type="dxa" w:w="60"/>
+              <w:left w:type="dxa" w:w="100"/>
+              <w:bottom w:type="dxa" w:w="60"/>
+              <w:right w:type="dxa" w:w="100"/>
+            </w:tcMar>
+          </w:tcPr>
+          <w:p>
+            <w:pPr>
+              <w:spacing w:after="0" w:before="0"/>
+            </w:pPr>
+            <w:r>
+              <w:rPr>
+                <w:sz w:val="19"/>
+                <w:szCs w:val="19"/>
+              </w:rPr>
+              <w:t xml:space="preserve">0.90</w:t>
+            </w:r>
+          </w:p>
+        </w:tc>
+        <w:tc>
+          <w:tcPr>
+            <w:tcW w:type="dxa" w:w="1260"/>
+            <w:tcBorders>
+              <w:top w:val="single" w:color="BFBFBF" w:sz="4"/>
+              <w:left w:val="single" w:color="BFBFBF" w:sz="4"/>
+              <w:bottom w:val="single" w:color="BFBFBF" w:sz="4"/>
+              <w:right w:val="single" w:color="BFBFBF" w:sz="4"/>
+            </w:tcBorders>
+            <w:tcMar>
+              <w:top w:type="dxa" w:w="60"/>
+              <w:left w:type="dxa" w:w="100"/>
+              <w:bottom w:type="dxa" w:w="60"/>
+              <w:right w:type="dxa" w:w="100"/>
+            </w:tcMar>
+          </w:tcPr>
+          <w:p>
+            <w:pPr>
+              <w:spacing w:after="0" w:before="0"/>
+            </w:pPr>
+            <w:r>
+              <w:rPr>
+                <w:sz w:val="19"/>
+                <w:szCs w:val="19"/>
+              </w:rPr>
+              <w:t xml:space="preserve">1.10</w:t>
+            </w:r>
+          </w:p>
+        </w:tc>
+        <w:tc>
+          <w:tcPr>
+            <w:tcW w:type="dxa" w:w="1260"/>
+            <w:tcBorders>
+              <w:top w:val="single" w:color="BFBFBF" w:sz="4"/>
+              <w:left w:val="single" w:color="BFBFBF" w:sz="4"/>
+              <w:bottom w:val="single" w:color="BFBFBF" w:sz="4"/>
+              <w:right w:val="single" w:color="BFBFBF" w:sz="4"/>
+            </w:tcBorders>
+            <w:tcMar>
+              <w:top w:type="dxa" w:w="60"/>
+              <w:left w:type="dxa" w:w="100"/>
+              <w:bottom w:type="dxa" w:w="60"/>
+              <w:right w:type="dxa" w:w="100"/>
+            </w:tcMar>
+          </w:tcPr>
+          <w:p>
+            <w:pPr>
+              <w:spacing w:after="0" w:before="0"/>
+            </w:pPr>
+            <w:r>
+              <w:rPr>
+                <w:sz w:val="19"/>
+                <w:szCs w:val="19"/>
+              </w:rPr>
+              <w:t xml:space="preserve">1.05</w:t>
+            </w:r>
+          </w:p>
+        </w:tc>
+        <w:tc>
+          <w:tcPr>
+            <w:tcW w:type="dxa" w:w="1347"/>
+            <w:tcBorders>
+              <w:top w:val="single" w:color="BFBFBF" w:sz="4"/>
+              <w:left w:val="single" w:color="BFBFBF" w:sz="4"/>
+              <w:bottom w:val="single" w:color="BFBFBF" w:sz="4"/>
+              <w:right w:val="single" w:color="BFBFBF" w:sz="4"/>
+            </w:tcBorders>
+            <w:tcMar>
+              <w:top w:type="dxa" w:w="60"/>
+              <w:left w:type="dxa" w:w="100"/>
+              <w:bottom w:type="dxa" w:w="60"/>
+              <w:right w:type="dxa" w:w="100"/>
+            </w:tcMar>
+          </w:tcPr>
+          <w:p>
+            <w:pPr>
+              <w:spacing w:after="0" w:before="0"/>
+            </w:pPr>
+            <w:r>
+              <w:rPr>
+                <w:sz w:val="19"/>
+                <w:szCs w:val="19"/>
+              </w:rPr>
+              <w:t xml:space="preserve">1.12</w:t>
+            </w:r>
+          </w:p>
+        </w:tc>
+      </w:tr>
+    </w:tbl>
+    <w:p>
+      <w:pPr>
+        <w:spacing w:after="120"/>
+      </w:pPr>
+    </w:p>
+    <w:p>
+      <w:pPr>
+        <w:spacing w:after="120"/>
+      </w:pPr>
+      <w:r>
+        <w:t xml:space="preserve">Sharpe ratios over the whole test. Bold is the setting used, fixed in advance. For comparison, the chair without Phantom Flow scores 0.93, and so does buy-and-hold.</w:t>
+      </w:r>
+    </w:p>
+    <w:p>
+      <w:pPr>
+        <w:spacing w:after="120"/>
+      </w:pPr>
+      <w:r>
+        <w:rPr>
+          <w:b/>
+          <w:bCs/>
+        </w:rPr>
+        <w:t xml:space="preserve">Every setting leaves the chair between 0.99 and 1.14, above 0.93.</w:t>
+      </w:r>
+      <w:r>
+        <w:t xml:space="preserve"> Phantom Flow alone varies much more, from 0.41 to 0.98. Longer pivots (10 days) did best, but choosing them now would be tuning on the test, so the fixed setting stays.</w:t>
       </w:r>
     </w:p>
     <w:p>
@@ -7075,9 +9788,9 @@
       <w:r>
         <w:drawing>
           <wp:inline distT="0" distB="0" distL="0" distR="0">
-            <wp:extent cx="5334000" cy="1333500"/>
+            <wp:extent cx="5334000" cy="4314825"/>
             <wp:effectExtent t="0" r="0" b="0" l="0"/>
-            <wp:docPr id="1" name="docs_img_board.png" descr="Figure 3 — Each expert's weekly call (blue long, red short, grey flat) above what the market actually did" title="Figure 3 — Each expert's weekly call (blue long, red short, grey flat) above what the market actually did"/>
+            <wp:docPr id="1" name="docs_img_phantom.png" descr="Figure 4 — Phantom Flow on the dashboard: trailing stop, structure breaks and oscillator (2025 shown)" title="Figure 4 — Phantom Flow on the dashboard: trailing stop, structure breaks and oscillator (2025 shown)"/>
             <wp:cNvGraphicFramePr>
               <a:graphicFrameLocks xmlns:a="http://schemas.openxmlformats.org/drawingml/2006/main" noChangeAspect="1"/>
             </wp:cNvGraphicFramePr>
@@ -7100,7 +9813,7 @@
                   <pic:spPr bwMode="auto">
                     <a:xfrm>
                       <a:off x="0" y="0"/>
-                      <a:ext cx="5334000" cy="1333500"/>
+                      <a:ext cx="5334000" cy="4314825"/>
                     </a:xfrm>
                     <a:prstGeom prst="rect">
                       <a:avLst/>
@@ -7126,6 +9839,102 @@
           <w:sz w:val="18"/>
           <w:szCs w:val="18"/>
         </w:rPr>
+        <w:t xml:space="preserve">Figure 4 — Phantom Flow on the dashboard: trailing stop, structure breaks and oscillator (2025 shown)</w:t>
+      </w:r>
+    </w:p>
+    <w:p>
+      <w:pPr>
+        <w:spacing w:after="120"/>
+      </w:pPr>
+      <w:r>
+        <w:rPr>
+          <w:b/>
+          <w:bCs/>
+        </w:rPr>
+        <w:t xml:space="preserve">Verdict:</w:t>
+      </w:r>
+      <w:r>
+        <w:t xml:space="preserve"> Phantom Flow earns its seat as an independent voice. It changed the chair's call in 57 of 332 weeks, and the committee did at least as well with it. But the evidence that it </w:t>
+      </w:r>
+      <w:r>
+        <w:rPr>
+          <w:i/>
+          <w:iCs/>
+        </w:rPr>
+        <w:t xml:space="preserve">improves</w:t>
+      </w:r>
+      <w:r>
+        <w:t xml:space="preserve"> the committee is weak and depends mainly on 2020. The honest claim is "it didn't hurt, and it may help".</w:t>
+      </w:r>
+    </w:p>
+    <w:p>
+      <w:pPr>
+        <w:pStyle w:val="Heading2"/>
+      </w:pPr>
+      <w:r>
+        <w:t xml:space="preserve">The signal board</w:t>
+      </w:r>
+    </w:p>
+    <w:p>
+      <w:pPr>
+        <w:keepNext/>
+        <w:spacing w:after="60" w:before="120" w:line="240" w:lineRule="auto"/>
+        <w:jc w:val="center"/>
+      </w:pPr>
+      <w:r>
+        <w:drawing>
+          <wp:inline distT="0" distB="0" distL="0" distR="0">
+            <wp:extent cx="5334000" cy="1438275"/>
+            <wp:effectExtent t="0" r="0" b="0" l="0"/>
+            <wp:docPr id="1" name="docs_img_board.png" descr="Figure 3 — Each expert's weekly call (blue long, red short, grey flat) above what the market actually did" title="Figure 3 — Each expert's weekly call (blue long, red short, grey flat) above what the market actually did"/>
+            <wp:cNvGraphicFramePr>
+              <a:graphicFrameLocks xmlns:a="http://schemas.openxmlformats.org/drawingml/2006/main" noChangeAspect="1"/>
+            </wp:cNvGraphicFramePr>
+            <a:graphic xmlns:a="http://schemas.openxmlformats.org/drawingml/2006/main">
+              <a:graphicData uri="http://schemas.openxmlformats.org/drawingml/2006/picture">
+                <pic:pic xmlns:pic="http://schemas.openxmlformats.org/drawingml/2006/picture">
+                  <pic:nvPicPr>
+                    <pic:cNvPr id="0" name="" descr=""/>
+                    <pic:cNvPicPr>
+                      <a:picLocks noChangeAspect="1" noChangeArrowheads="1"/>
+                    </pic:cNvPicPr>
+                  </pic:nvPicPr>
+                  <pic:blipFill>
+                    <a:blip r:embed="rId12" cstate="none"/>
+                    <a:srcRect/>
+                    <a:stretch>
+                      <a:fillRect/>
+                    </a:stretch>
+                  </pic:blipFill>
+                  <pic:spPr bwMode="auto">
+                    <a:xfrm>
+                      <a:off x="0" y="0"/>
+                      <a:ext cx="5334000" cy="1438275"/>
+                    </a:xfrm>
+                    <a:prstGeom prst="rect">
+                      <a:avLst/>
+                    </a:prstGeom>
+                  </pic:spPr>
+                </pic:pic>
+              </a:graphicData>
+            </a:graphic>
+          </wp:inline>
+        </w:drawing>
+      </w:r>
+    </w:p>
+    <w:p>
+      <w:pPr>
+        <w:spacing w:after="200"/>
+        <w:jc w:val="center"/>
+      </w:pPr>
+      <w:r>
+        <w:rPr>
+          <w:i/>
+          <w:iCs/>
+          <w:color w:val="595959"/>
+          <w:sz w:val="18"/>
+          <w:szCs w:val="18"/>
+        </w:rPr>
         <w:t xml:space="preserve">Figure 3 — Each expert's weekly call (blue long, red short, grey flat) above what the market actually did</w:t>
       </w:r>
     </w:p>
@@ -7254,10 +10063,10 @@
           <w:b/>
           <w:bCs/>
         </w:rPr>
-        <w:t xml:space="preserve">Reproducible:</w:t>
-      </w:r>
-      <w:r>
-        <w:t xml:space="preserve"> all random seeds are fixed. A second full run gave identical results, apart from rounding at the 16th decimal place.</w:t>
+        <w:t xml:space="preserve">Fixed indicator settings:</w:t>
+      </w:r>
+      <w:r>
+        <w:t xml:space="preserve"> Phantom Flow's settings were chosen before the test and never tuned. Other settings are shown only as a check.</w:t>
       </w:r>
     </w:p>
     <w:p>
@@ -7274,18 +10083,10 @@
           <w:b/>
           <w:bCs/>
         </w:rPr>
-        <w:t xml:space="preserve">Latest week excluded from scoring:</w:t>
-      </w:r>
-      <w:r>
-        <w:t xml:space="preserve"> its outcome is not in the data yet.</w:t>
-      </w:r>
-    </w:p>
-    <w:p>
-      <w:pPr>
-        <w:pStyle w:val="Heading1"/>
-      </w:pPr>
-      <w:r>
-        <w:t xml:space="preserve">7. Read this before trusting the numbers</w:t>
+        <w:t xml:space="preserve">No repainting:</w:t>
+      </w:r>
+      <w:r>
+        <w:t xml:space="preserve"> swing points count only after they are confirmed, and a test proves no indicator value uses later data.</w:t>
       </w:r>
     </w:p>
     <w:p>
@@ -7302,10 +10103,10 @@
           <w:b/>
           <w:bCs/>
         </w:rPr>
-        <w:t xml:space="preserve">One historical path.</w:t>
-      </w:r>
-      <w:r>
-        <w:t xml:space="preserve"> 332 weeks is one run of history. A different period could rank the experts differently.</w:t>
+        <w:t xml:space="preserve">Reproducible:</w:t>
+      </w:r>
+      <w:r>
+        <w:t xml:space="preserve"> all random seeds are fixed. A second full run gave identical results, apart from rounding at the 16th decimal place.</w:t>
       </w:r>
     </w:p>
     <w:p>
@@ -7322,10 +10123,18 @@
           <w:b/>
           <w:bCs/>
         </w:rPr>
-        <w:t xml:space="preserve">A friendly period for holding Bitcoin.</w:t>
-      </w:r>
-      <w:r>
-        <w:t xml:space="preserve"> 2020–2021 was a strong bull market, so buy-and-hold is hard to beat on raw return.</w:t>
+        <w:t xml:space="preserve">Latest week excluded from scoring:</w:t>
+      </w:r>
+      <w:r>
+        <w:t xml:space="preserve"> its outcome is not in the data yet.</w:t>
+      </w:r>
+    </w:p>
+    <w:p>
+      <w:pPr>
+        <w:pStyle w:val="Heading1"/>
+      </w:pPr>
+      <w:r>
+        <w:t xml:space="preserve">7. Read this before trusting the numbers</w:t>
       </w:r>
     </w:p>
     <w:p>
@@ -7342,10 +10151,10 @@
           <w:b/>
           <w:bCs/>
         </w:rPr>
-        <w:t xml:space="preserve">The Jev results are not Jev.</w:t>
-      </w:r>
-      <w:r>
-        <w:t xml:space="preserve"> They come from a hand-written trend-and-valuation rule. Re-run with an API key to test the real model.</w:t>
+        <w:t xml:space="preserve">One historical path.</w:t>
+      </w:r>
+      <w:r>
+        <w:t xml:space="preserve"> 332 weeks is one run of history. A different period could rank the experts differently.</w:t>
       </w:r>
     </w:p>
     <w:p>
@@ -7362,10 +10171,10 @@
           <w:b/>
           <w:bCs/>
         </w:rPr>
-        <w:t xml:space="preserve">Weekly shorting assumes it is possible and cheap.</w:t>
-      </w:r>
-      <w:r>
-        <w:t xml:space="preserve"> Real short positions cost funding and borrowing fees that are not included.</w:t>
+        <w:t xml:space="preserve">A friendly period for holding Bitcoin.</w:t>
+      </w:r>
+      <w:r>
+        <w:t xml:space="preserve"> 2020–2021 was a strong bull market, so buy-and-hold is hard to beat on raw return.</w:t>
       </w:r>
     </w:p>
     <w:p>
@@ -7382,10 +10191,10 @@
           <w:b/>
           <w:bCs/>
         </w:rPr>
-        <w:t xml:space="preserve">The data ends in May 2026</w:t>
-      </w:r>
-      <w:r>
-        <w:t xml:space="preserve">, because Coin Metrics' public GitHub files stop there. The "latest call" is therefore four months old.</w:t>
+        <w:t xml:space="preserve">Phantom Flow here is not the paid indicator.</w:t>
+      </w:r>
+      <w:r>
+        <w:t xml:space="preserve"> It follows the published description with standard formulas, on daily closes only. Its gain for the committee may be luck (section 5).</w:t>
       </w:r>
     </w:p>
     <w:p>
@@ -7402,6 +10211,66 @@
           <w:b/>
           <w:bCs/>
         </w:rPr>
+        <w:t xml:space="preserve">The Jev results are not Jev.</w:t>
+      </w:r>
+      <w:r>
+        <w:t xml:space="preserve"> They come from a hand-written trend-and-valuation rule. Re-run with an API key to test the real model.</w:t>
+      </w:r>
+    </w:p>
+    <w:p>
+      <w:pPr>
+        <w:pStyle w:val="ListParagraph"/>
+        <w:numPr>
+          <w:ilvl w:val="0"/>
+          <w:numId w:val="2"/>
+        </w:numPr>
+        <w:spacing w:after="60"/>
+      </w:pPr>
+      <w:r>
+        <w:rPr>
+          <w:b/>
+          <w:bCs/>
+        </w:rPr>
+        <w:t xml:space="preserve">Weekly shorting assumes it is possible and cheap.</w:t>
+      </w:r>
+      <w:r>
+        <w:t xml:space="preserve"> Real short positions cost funding and borrowing fees that are not included.</w:t>
+      </w:r>
+    </w:p>
+    <w:p>
+      <w:pPr>
+        <w:pStyle w:val="ListParagraph"/>
+        <w:numPr>
+          <w:ilvl w:val="0"/>
+          <w:numId w:val="2"/>
+        </w:numPr>
+        <w:spacing w:after="60"/>
+      </w:pPr>
+      <w:r>
+        <w:rPr>
+          <w:b/>
+          <w:bCs/>
+        </w:rPr>
+        <w:t xml:space="preserve">The data ends in May 2026</w:t>
+      </w:r>
+      <w:r>
+        <w:t xml:space="preserve">, because Coin Metrics' public GitHub files stop there. The "latest call" is therefore four months old.</w:t>
+      </w:r>
+    </w:p>
+    <w:p>
+      <w:pPr>
+        <w:pStyle w:val="ListParagraph"/>
+        <w:numPr>
+          <w:ilvl w:val="0"/>
+          <w:numId w:val="2"/>
+        </w:numPr>
+        <w:spacing w:after="60"/>
+      </w:pPr>
+      <w:r>
+        <w:rPr>
+          <w:b/>
+          <w:bCs/>
+        </w:rPr>
         <w:t xml:space="preserve">Research, not advice.</w:t>
       </w:r>
       <w:r>
@@ -7473,7 +10342,37 @@
           <w:sz w:val="16"/>
           <w:szCs w:val="16"/>
         </w:rPr>
+        <w:t xml:space="preserve">python pf_effect.py           # did Phantom Flow help? (bootstrap, ex-2020)</w:t>
+      </w:r>
+    </w:p>
+    <w:p>
+      <w:pPr>
+        <w:shd w:fill="F4F4F4" w:color="auto" w:val="clear"/>
+        <w:spacing w:after="0" w:before="0" w:line="240"/>
+        <w:ind w:left="120" w:right="120"/>
+      </w:pPr>
+      <w:r>
+        <w:rPr>
+          <w:rFonts w:ascii="Consolas" w:cs="Consolas" w:eastAsia="Consolas" w:hAnsi="Consolas"/>
+          <w:sz w:val="16"/>
+          <w:szCs w:val="16"/>
+        </w:rPr>
         <w:t xml:space="preserve">python make_dashboard.py      # rebuilds ../dashboard/index.html</w:t>
+      </w:r>
+    </w:p>
+    <w:p>
+      <w:pPr>
+        <w:shd w:fill="F4F4F4" w:color="auto" w:val="clear"/>
+        <w:spacing w:after="0" w:before="0" w:line="240"/>
+        <w:ind w:left="120" w:right="120"/>
+      </w:pPr>
+      <w:r>
+        <w:rPr>
+          <w:rFonts w:ascii="Consolas" w:cs="Consolas" w:eastAsia="Consolas" w:hAnsi="Consolas"/>
+          <w:sz w:val="16"/>
+          <w:szCs w:val="16"/>
+        </w:rPr>
+        <w:t xml:space="preserve">pytest -q ../tests            # Phantom Flow tests, including the no-hindsight check</w:t>
       </w:r>
     </w:p>
     <w:p>
@@ -7504,7 +10403,7 @@
         <w:pStyle w:val="Quote"/>
       </w:pPr>
       <w:r>
-        <w:t xml:space="preserve">"I put models from three of my projects on one committee for Bitcoin and tested them honestly: annual walk-forward retraining, costs included, no look-ahead. I even fixed a test-set leak in my own earlier code. The finding I'd highlight isn't the best single model; it's that a simple 3-of-5 vote kept buy-and-hold's risk-adjusted return while cutting the worst loss from 75% to 41%. I'd also point out the mini LLM's failure: it memorised the past, and its surprise score on new data was a warning sign I could have used to switch it off."</w:t>
+        <w:t xml:space="preserve">"I put models from three of my projects on one committee for Bitcoin and tested them honestly: annual walk-forward retraining, costs included, no look-ahead. I even fixed a test-set leak in my own earlier code. The finding I'd highlight isn't the best single model; it's that a simple committee vote kept buy-and-hold's risk-adjusted return while cutting the worst loss from 75% to 41%. When I added a popular trading indicator, Phantom Flow, it was weak on its own but lifted the committee's Sharpe from 0.93 to 1.05. I then showed that gain is statistically weak and mostly from one year, so I report it as 'didn't hurt, may help'. I'd also point out the mini LLM's failure: it memorised the past, and its surprise score on new data was a warning sign I could have used to switch it off."</w:t>
       </w:r>
     </w:p>
     <w:p>
@@ -7528,8 +10427,8 @@
         </w:tblBorders>
       </w:tblPr>
       <w:tblGrid>
-        <w:gridCol w:w="2171"/>
-        <w:gridCol w:w="6855"/>
+        <w:gridCol w:w="2801"/>
+        <w:gridCol w:w="6225"/>
       </w:tblGrid>
       <w:tr>
         <w:trPr>
@@ -7537,7 +10436,7 @@
         </w:trPr>
         <w:tc>
           <w:tcPr>
-            <w:tcW w:type="dxa" w:w="2171"/>
+            <w:tcW w:type="dxa" w:w="2801"/>
             <w:tcBorders>
               <w:top w:val="single" w:color="BFBFBF" w:sz="4"/>
               <w:left w:val="single" w:color="BFBFBF" w:sz="4"/>
@@ -7570,7 +10469,7 @@
         </w:tc>
         <w:tc>
           <w:tcPr>
-            <w:tcW w:type="dxa" w:w="6855"/>
+            <w:tcW w:type="dxa" w:w="6225"/>
             <w:tcBorders>
               <w:top w:val="single" w:color="BFBFBF" w:sz="4"/>
               <w:left w:val="single" w:color="BFBFBF" w:sz="4"/>
@@ -7608,7 +10507,7 @@
         </w:trPr>
         <w:tc>
           <w:tcPr>
-            <w:tcW w:type="dxa" w:w="2171"/>
+            <w:tcW w:type="dxa" w:w="2801"/>
             <w:tcBorders>
               <w:top w:val="single" w:color="BFBFBF" w:sz="4"/>
               <w:left w:val="single" w:color="BFBFBF" w:sz="4"/>
@@ -7637,7 +10536,7 @@
         </w:tc>
         <w:tc>
           <w:tcPr>
-            <w:tcW w:type="dxa" w:w="6855"/>
+            <w:tcW w:type="dxa" w:w="6225"/>
             <w:tcBorders>
               <w:top w:val="single" w:color="BFBFBF" w:sz="4"/>
               <w:left w:val="single" w:color="BFBFBF" w:sz="4"/>
@@ -7671,7 +10570,7 @@
         </w:trPr>
         <w:tc>
           <w:tcPr>
-            <w:tcW w:type="dxa" w:w="2171"/>
+            <w:tcW w:type="dxa" w:w="2801"/>
             <w:tcBorders>
               <w:top w:val="single" w:color="BFBFBF" w:sz="4"/>
               <w:left w:val="single" w:color="BFBFBF" w:sz="4"/>
@@ -7700,7 +10599,7 @@
         </w:tc>
         <w:tc>
           <w:tcPr>
-            <w:tcW w:type="dxa" w:w="6855"/>
+            <w:tcW w:type="dxa" w:w="6225"/>
             <w:tcBorders>
               <w:top w:val="single" w:color="BFBFBF" w:sz="4"/>
               <w:left w:val="single" w:color="BFBFBF" w:sz="4"/>
@@ -7734,7 +10633,7 @@
         </w:trPr>
         <w:tc>
           <w:tcPr>
-            <w:tcW w:type="dxa" w:w="2171"/>
+            <w:tcW w:type="dxa" w:w="2801"/>
             <w:tcBorders>
               <w:top w:val="single" w:color="BFBFBF" w:sz="4"/>
               <w:left w:val="single" w:color="BFBFBF" w:sz="4"/>
@@ -7763,7 +10662,7 @@
         </w:tc>
         <w:tc>
           <w:tcPr>
-            <w:tcW w:type="dxa" w:w="6855"/>
+            <w:tcW w:type="dxa" w:w="6225"/>
             <w:tcBorders>
               <w:top w:val="single" w:color="BFBFBF" w:sz="4"/>
               <w:left w:val="single" w:color="BFBFBF" w:sz="4"/>
@@ -7797,7 +10696,7 @@
         </w:trPr>
         <w:tc>
           <w:tcPr>
-            <w:tcW w:type="dxa" w:w="2171"/>
+            <w:tcW w:type="dxa" w:w="2801"/>
             <w:tcBorders>
               <w:top w:val="single" w:color="BFBFBF" w:sz="4"/>
               <w:left w:val="single" w:color="BFBFBF" w:sz="4"/>
@@ -7826,7 +10725,7 @@
         </w:tc>
         <w:tc>
           <w:tcPr>
-            <w:tcW w:type="dxa" w:w="6855"/>
+            <w:tcW w:type="dxa" w:w="6225"/>
             <w:tcBorders>
               <w:top w:val="single" w:color="BFBFBF" w:sz="4"/>
               <w:left w:val="single" w:color="BFBFBF" w:sz="4"/>
@@ -7860,7 +10759,7 @@
         </w:trPr>
         <w:tc>
           <w:tcPr>
-            <w:tcW w:type="dxa" w:w="2171"/>
+            <w:tcW w:type="dxa" w:w="2801"/>
             <w:tcBorders>
               <w:top w:val="single" w:color="BFBFBF" w:sz="4"/>
               <w:left w:val="single" w:color="BFBFBF" w:sz="4"/>
@@ -7889,7 +10788,7 @@
         </w:tc>
         <w:tc>
           <w:tcPr>
-            <w:tcW w:type="dxa" w:w="6855"/>
+            <w:tcW w:type="dxa" w:w="6225"/>
             <w:tcBorders>
               <w:top w:val="single" w:color="BFBFBF" w:sz="4"/>
               <w:left w:val="single" w:color="BFBFBF" w:sz="4"/>
@@ -7923,7 +10822,7 @@
         </w:trPr>
         <w:tc>
           <w:tcPr>
-            <w:tcW w:type="dxa" w:w="2171"/>
+            <w:tcW w:type="dxa" w:w="2801"/>
             <w:tcBorders>
               <w:top w:val="single" w:color="BFBFBF" w:sz="4"/>
               <w:left w:val="single" w:color="BFBFBF" w:sz="4"/>
@@ -7952,7 +10851,7 @@
         </w:tc>
         <w:tc>
           <w:tcPr>
-            <w:tcW w:type="dxa" w:w="6855"/>
+            <w:tcW w:type="dxa" w:w="6225"/>
             <w:tcBorders>
               <w:top w:val="single" w:color="BFBFBF" w:sz="4"/>
               <w:left w:val="single" w:color="BFBFBF" w:sz="4"/>
@@ -7986,7 +10885,7 @@
         </w:trPr>
         <w:tc>
           <w:tcPr>
-            <w:tcW w:type="dxa" w:w="2171"/>
+            <w:tcW w:type="dxa" w:w="2801"/>
             <w:tcBorders>
               <w:top w:val="single" w:color="BFBFBF" w:sz="4"/>
               <w:left w:val="single" w:color="BFBFBF" w:sz="4"/>
@@ -8015,7 +10914,7 @@
         </w:tc>
         <w:tc>
           <w:tcPr>
-            <w:tcW w:type="dxa" w:w="6855"/>
+            <w:tcW w:type="dxa" w:w="6225"/>
             <w:tcBorders>
               <w:top w:val="single" w:color="BFBFBF" w:sz="4"/>
               <w:left w:val="single" w:color="BFBFBF" w:sz="4"/>
@@ -8049,7 +10948,7 @@
         </w:trPr>
         <w:tc>
           <w:tcPr>
-            <w:tcW w:type="dxa" w:w="2171"/>
+            <w:tcW w:type="dxa" w:w="2801"/>
             <w:tcBorders>
               <w:top w:val="single" w:color="BFBFBF" w:sz="4"/>
               <w:left w:val="single" w:color="BFBFBF" w:sz="4"/>
@@ -8078,7 +10977,7 @@
         </w:tc>
         <w:tc>
           <w:tcPr>
-            <w:tcW w:type="dxa" w:w="6855"/>
+            <w:tcW w:type="dxa" w:w="6225"/>
             <w:tcBorders>
               <w:top w:val="single" w:color="BFBFBF" w:sz="4"/>
               <w:left w:val="single" w:color="BFBFBF" w:sz="4"/>
@@ -8112,7 +11011,7 @@
         </w:trPr>
         <w:tc>
           <w:tcPr>
-            <w:tcW w:type="dxa" w:w="2171"/>
+            <w:tcW w:type="dxa" w:w="2801"/>
             <w:tcBorders>
               <w:top w:val="single" w:color="BFBFBF" w:sz="4"/>
               <w:left w:val="single" w:color="BFBFBF" w:sz="4"/>
@@ -8141,7 +11040,7 @@
         </w:tc>
         <w:tc>
           <w:tcPr>
-            <w:tcW w:type="dxa" w:w="6855"/>
+            <w:tcW w:type="dxa" w:w="6225"/>
             <w:tcBorders>
               <w:top w:val="single" w:color="BFBFBF" w:sz="4"/>
               <w:left w:val="single" w:color="BFBFBF" w:sz="4"/>
@@ -8175,7 +11074,7 @@
         </w:trPr>
         <w:tc>
           <w:tcPr>
-            <w:tcW w:type="dxa" w:w="2171"/>
+            <w:tcW w:type="dxa" w:w="2801"/>
             <w:tcBorders>
               <w:top w:val="single" w:color="BFBFBF" w:sz="4"/>
               <w:left w:val="single" w:color="BFBFBF" w:sz="4"/>
@@ -8204,7 +11103,7 @@
         </w:tc>
         <w:tc>
           <w:tcPr>
-            <w:tcW w:type="dxa" w:w="6855"/>
+            <w:tcW w:type="dxa" w:w="6225"/>
             <w:tcBorders>
               <w:top w:val="single" w:color="BFBFBF" w:sz="4"/>
               <w:left w:val="single" w:color="BFBFBF" w:sz="4"/>
@@ -8238,7 +11137,7 @@
         </w:trPr>
         <w:tc>
           <w:tcPr>
-            <w:tcW w:type="dxa" w:w="2171"/>
+            <w:tcW w:type="dxa" w:w="2801"/>
             <w:tcBorders>
               <w:top w:val="single" w:color="BFBFBF" w:sz="4"/>
               <w:left w:val="single" w:color="BFBFBF" w:sz="4"/>
@@ -8267,7 +11166,7 @@
         </w:tc>
         <w:tc>
           <w:tcPr>
-            <w:tcW w:type="dxa" w:w="6855"/>
+            <w:tcW w:type="dxa" w:w="6225"/>
             <w:tcBorders>
               <w:top w:val="single" w:color="BFBFBF" w:sz="4"/>
               <w:left w:val="single" w:color="BFBFBF" w:sz="4"/>
@@ -8301,7 +11200,7 @@
         </w:trPr>
         <w:tc>
           <w:tcPr>
-            <w:tcW w:type="dxa" w:w="2171"/>
+            <w:tcW w:type="dxa" w:w="2801"/>
             <w:tcBorders>
               <w:top w:val="single" w:color="BFBFBF" w:sz="4"/>
               <w:left w:val="single" w:color="BFBFBF" w:sz="4"/>
@@ -8330,7 +11229,7 @@
         </w:tc>
         <w:tc>
           <w:tcPr>
-            <w:tcW w:type="dxa" w:w="6855"/>
+            <w:tcW w:type="dxa" w:w="6225"/>
             <w:tcBorders>
               <w:top w:val="single" w:color="BFBFBF" w:sz="4"/>
               <w:left w:val="single" w:color="BFBFBF" w:sz="4"/>
@@ -8354,6 +11253,384 @@
                 <w:szCs w:val="19"/>
               </w:rPr>
               <w:t xml:space="preserve">A model that learns how the whole environment changes, not just one target</w:t>
+            </w:r>
+          </w:p>
+        </w:tc>
+      </w:tr>
+      <w:tr>
+        <w:trPr>
+          <w:tblHeader w:val="false"/>
+        </w:trPr>
+        <w:tc>
+          <w:tcPr>
+            <w:tcW w:type="dxa" w:w="2801"/>
+            <w:tcBorders>
+              <w:top w:val="single" w:color="BFBFBF" w:sz="4"/>
+              <w:left w:val="single" w:color="BFBFBF" w:sz="4"/>
+              <w:bottom w:val="single" w:color="BFBFBF" w:sz="4"/>
+              <w:right w:val="single" w:color="BFBFBF" w:sz="4"/>
+            </w:tcBorders>
+            <w:tcMar>
+              <w:top w:type="dxa" w:w="60"/>
+              <w:left w:type="dxa" w:w="100"/>
+              <w:bottom w:type="dxa" w:w="60"/>
+              <w:right w:type="dxa" w:w="100"/>
+            </w:tcMar>
+          </w:tcPr>
+          <w:p>
+            <w:pPr>
+              <w:spacing w:after="0" w:before="0"/>
+            </w:pPr>
+            <w:r>
+              <w:rPr>
+                <w:sz w:val="19"/>
+                <w:szCs w:val="19"/>
+              </w:rPr>
+              <w:t xml:space="preserve">ATR (average true range)</w:t>
+            </w:r>
+          </w:p>
+        </w:tc>
+        <w:tc>
+          <w:tcPr>
+            <w:tcW w:type="dxa" w:w="6225"/>
+            <w:tcBorders>
+              <w:top w:val="single" w:color="BFBFBF" w:sz="4"/>
+              <w:left w:val="single" w:color="BFBFBF" w:sz="4"/>
+              <w:bottom w:val="single" w:color="BFBFBF" w:sz="4"/>
+              <w:right w:val="single" w:color="BFBFBF" w:sz="4"/>
+            </w:tcBorders>
+            <w:tcMar>
+              <w:top w:type="dxa" w:w="60"/>
+              <w:left w:type="dxa" w:w="100"/>
+              <w:bottom w:type="dxa" w:w="60"/>
+              <w:right w:type="dxa" w:w="100"/>
+            </w:tcMar>
+          </w:tcPr>
+          <w:p>
+            <w:pPr>
+              <w:spacing w:after="0" w:before="0"/>
+            </w:pPr>
+            <w:r>
+              <w:rPr>
+                <w:sz w:val="19"/>
+                <w:szCs w:val="19"/>
+              </w:rPr>
+              <w:t xml:space="preserve">The average size of a daily move; used to size stops and scale the oscillator</w:t>
+            </w:r>
+          </w:p>
+        </w:tc>
+      </w:tr>
+      <w:tr>
+        <w:trPr>
+          <w:tblHeader w:val="false"/>
+        </w:trPr>
+        <w:tc>
+          <w:tcPr>
+            <w:tcW w:type="dxa" w:w="2801"/>
+            <w:tcBorders>
+              <w:top w:val="single" w:color="BFBFBF" w:sz="4"/>
+              <w:left w:val="single" w:color="BFBFBF" w:sz="4"/>
+              <w:bottom w:val="single" w:color="BFBFBF" w:sz="4"/>
+              <w:right w:val="single" w:color="BFBFBF" w:sz="4"/>
+            </w:tcBorders>
+            <w:tcMar>
+              <w:top w:type="dxa" w:w="60"/>
+              <w:left w:type="dxa" w:w="100"/>
+              <w:bottom w:type="dxa" w:w="60"/>
+              <w:right w:type="dxa" w:w="100"/>
+            </w:tcMar>
+          </w:tcPr>
+          <w:p>
+            <w:pPr>
+              <w:spacing w:after="0" w:before="0"/>
+            </w:pPr>
+            <w:r>
+              <w:rPr>
+                <w:sz w:val="19"/>
+                <w:szCs w:val="19"/>
+              </w:rPr>
+              <w:t xml:space="preserve">Trailing stop</w:t>
+            </w:r>
+          </w:p>
+        </w:tc>
+        <w:tc>
+          <w:tcPr>
+            <w:tcW w:type="dxa" w:w="6225"/>
+            <w:tcBorders>
+              <w:top w:val="single" w:color="BFBFBF" w:sz="4"/>
+              <w:left w:val="single" w:color="BFBFBF" w:sz="4"/>
+              <w:bottom w:val="single" w:color="BFBFBF" w:sz="4"/>
+              <w:right w:val="single" w:color="BFBFBF" w:sz="4"/>
+            </w:tcBorders>
+            <w:tcMar>
+              <w:top w:type="dxa" w:w="60"/>
+              <w:left w:type="dxa" w:w="100"/>
+              <w:bottom w:type="dxa" w:w="60"/>
+              <w:right w:type="dxa" w:w="100"/>
+            </w:tcMar>
+          </w:tcPr>
+          <w:p>
+            <w:pPr>
+              <w:spacing w:after="0" w:before="0"/>
+            </w:pPr>
+            <w:r>
+              <w:rPr>
+                <w:sz w:val="19"/>
+                <w:szCs w:val="19"/>
+              </w:rPr>
+              <w:t xml:space="preserve">A level that follows the price in one direction only; crossing it ends the trend</w:t>
+            </w:r>
+          </w:p>
+        </w:tc>
+      </w:tr>
+      <w:tr>
+        <w:trPr>
+          <w:tblHeader w:val="false"/>
+        </w:trPr>
+        <w:tc>
+          <w:tcPr>
+            <w:tcW w:type="dxa" w:w="2801"/>
+            <w:tcBorders>
+              <w:top w:val="single" w:color="BFBFBF" w:sz="4"/>
+              <w:left w:val="single" w:color="BFBFBF" w:sz="4"/>
+              <w:bottom w:val="single" w:color="BFBFBF" w:sz="4"/>
+              <w:right w:val="single" w:color="BFBFBF" w:sz="4"/>
+            </w:tcBorders>
+            <w:tcMar>
+              <w:top w:type="dxa" w:w="60"/>
+              <w:left w:type="dxa" w:w="100"/>
+              <w:bottom w:type="dxa" w:w="60"/>
+              <w:right w:type="dxa" w:w="100"/>
+            </w:tcMar>
+          </w:tcPr>
+          <w:p>
+            <w:pPr>
+              <w:spacing w:after="0" w:before="0"/>
+            </w:pPr>
+            <w:r>
+              <w:rPr>
+                <w:sz w:val="19"/>
+                <w:szCs w:val="19"/>
+              </w:rPr>
+              <w:t xml:space="preserve">Break of structure (BOS)</w:t>
+            </w:r>
+          </w:p>
+        </w:tc>
+        <w:tc>
+          <w:tcPr>
+            <w:tcW w:type="dxa" w:w="6225"/>
+            <w:tcBorders>
+              <w:top w:val="single" w:color="BFBFBF" w:sz="4"/>
+              <w:left w:val="single" w:color="BFBFBF" w:sz="4"/>
+              <w:bottom w:val="single" w:color="BFBFBF" w:sz="4"/>
+              <w:right w:val="single" w:color="BFBFBF" w:sz="4"/>
+            </w:tcBorders>
+            <w:tcMar>
+              <w:top w:type="dxa" w:w="60"/>
+              <w:left w:type="dxa" w:w="100"/>
+              <w:bottom w:type="dxa" w:w="60"/>
+              <w:right w:type="dxa" w:w="100"/>
+            </w:tcMar>
+          </w:tcPr>
+          <w:p>
+            <w:pPr>
+              <w:spacing w:after="0" w:before="0"/>
+            </w:pPr>
+            <w:r>
+              <w:rPr>
+                <w:sz w:val="19"/>
+                <w:szCs w:val="19"/>
+              </w:rPr>
+              <w:t xml:space="preserve">Price closes beyond the last swing point in the direction of the trend: continuation</w:t>
+            </w:r>
+          </w:p>
+        </w:tc>
+      </w:tr>
+      <w:tr>
+        <w:trPr>
+          <w:tblHeader w:val="false"/>
+        </w:trPr>
+        <w:tc>
+          <w:tcPr>
+            <w:tcW w:type="dxa" w:w="2801"/>
+            <w:tcBorders>
+              <w:top w:val="single" w:color="BFBFBF" w:sz="4"/>
+              <w:left w:val="single" w:color="BFBFBF" w:sz="4"/>
+              <w:bottom w:val="single" w:color="BFBFBF" w:sz="4"/>
+              <w:right w:val="single" w:color="BFBFBF" w:sz="4"/>
+            </w:tcBorders>
+            <w:tcMar>
+              <w:top w:type="dxa" w:w="60"/>
+              <w:left w:type="dxa" w:w="100"/>
+              <w:bottom w:type="dxa" w:w="60"/>
+              <w:right w:type="dxa" w:w="100"/>
+            </w:tcMar>
+          </w:tcPr>
+          <w:p>
+            <w:pPr>
+              <w:spacing w:after="0" w:before="0"/>
+            </w:pPr>
+            <w:r>
+              <w:rPr>
+                <w:sz w:val="19"/>
+                <w:szCs w:val="19"/>
+              </w:rPr>
+              <w:t xml:space="preserve">Change of character (CHoCH)</w:t>
+            </w:r>
+          </w:p>
+        </w:tc>
+        <w:tc>
+          <w:tcPr>
+            <w:tcW w:type="dxa" w:w="6225"/>
+            <w:tcBorders>
+              <w:top w:val="single" w:color="BFBFBF" w:sz="4"/>
+              <w:left w:val="single" w:color="BFBFBF" w:sz="4"/>
+              <w:bottom w:val="single" w:color="BFBFBF" w:sz="4"/>
+              <w:right w:val="single" w:color="BFBFBF" w:sz="4"/>
+            </w:tcBorders>
+            <w:tcMar>
+              <w:top w:type="dxa" w:w="60"/>
+              <w:left w:type="dxa" w:w="100"/>
+              <w:bottom w:type="dxa" w:w="60"/>
+              <w:right w:type="dxa" w:w="100"/>
+            </w:tcMar>
+          </w:tcPr>
+          <w:p>
+            <w:pPr>
+              <w:spacing w:after="0" w:before="0"/>
+            </w:pPr>
+            <w:r>
+              <w:rPr>
+                <w:sz w:val="19"/>
+                <w:szCs w:val="19"/>
+              </w:rPr>
+              <w:t xml:space="preserve">Price closes beyond the last swing point against the trend: a possible reversal</w:t>
+            </w:r>
+          </w:p>
+        </w:tc>
+      </w:tr>
+      <w:tr>
+        <w:trPr>
+          <w:tblHeader w:val="false"/>
+        </w:trPr>
+        <w:tc>
+          <w:tcPr>
+            <w:tcW w:type="dxa" w:w="2801"/>
+            <w:tcBorders>
+              <w:top w:val="single" w:color="BFBFBF" w:sz="4"/>
+              <w:left w:val="single" w:color="BFBFBF" w:sz="4"/>
+              <w:bottom w:val="single" w:color="BFBFBF" w:sz="4"/>
+              <w:right w:val="single" w:color="BFBFBF" w:sz="4"/>
+            </w:tcBorders>
+            <w:tcMar>
+              <w:top w:type="dxa" w:w="60"/>
+              <w:left w:type="dxa" w:w="100"/>
+              <w:bottom w:type="dxa" w:w="60"/>
+              <w:right w:type="dxa" w:w="100"/>
+            </w:tcMar>
+          </w:tcPr>
+          <w:p>
+            <w:pPr>
+              <w:spacing w:after="0" w:before="0"/>
+            </w:pPr>
+            <w:r>
+              <w:rPr>
+                <w:sz w:val="19"/>
+                <w:szCs w:val="19"/>
+              </w:rPr>
+              <w:t xml:space="preserve">Repainting</w:t>
+            </w:r>
+          </w:p>
+        </w:tc>
+        <w:tc>
+          <w:tcPr>
+            <w:tcW w:type="dxa" w:w="6225"/>
+            <w:tcBorders>
+              <w:top w:val="single" w:color="BFBFBF" w:sz="4"/>
+              <w:left w:val="single" w:color="BFBFBF" w:sz="4"/>
+              <w:bottom w:val="single" w:color="BFBFBF" w:sz="4"/>
+              <w:right w:val="single" w:color="BFBFBF" w:sz="4"/>
+            </w:tcBorders>
+            <w:tcMar>
+              <w:top w:type="dxa" w:w="60"/>
+              <w:left w:type="dxa" w:w="100"/>
+              <w:bottom w:type="dxa" w:w="60"/>
+              <w:right w:type="dxa" w:w="100"/>
+            </w:tcMar>
+          </w:tcPr>
+          <w:p>
+            <w:pPr>
+              <w:spacing w:after="0" w:before="0"/>
+            </w:pPr>
+            <w:r>
+              <w:rPr>
+                <w:sz w:val="19"/>
+                <w:szCs w:val="19"/>
+              </w:rPr>
+              <w:t xml:space="preserve">An indicator redrawing its past signals with information that was not available at the time</w:t>
+            </w:r>
+          </w:p>
+        </w:tc>
+      </w:tr>
+      <w:tr>
+        <w:trPr>
+          <w:tblHeader w:val="false"/>
+        </w:trPr>
+        <w:tc>
+          <w:tcPr>
+            <w:tcW w:type="dxa" w:w="2801"/>
+            <w:tcBorders>
+              <w:top w:val="single" w:color="BFBFBF" w:sz="4"/>
+              <w:left w:val="single" w:color="BFBFBF" w:sz="4"/>
+              <w:bottom w:val="single" w:color="BFBFBF" w:sz="4"/>
+              <w:right w:val="single" w:color="BFBFBF" w:sz="4"/>
+            </w:tcBorders>
+            <w:tcMar>
+              <w:top w:type="dxa" w:w="60"/>
+              <w:left w:type="dxa" w:w="100"/>
+              <w:bottom w:type="dxa" w:w="60"/>
+              <w:right w:type="dxa" w:w="100"/>
+            </w:tcMar>
+          </w:tcPr>
+          <w:p>
+            <w:pPr>
+              <w:spacing w:after="0" w:before="0"/>
+            </w:pPr>
+            <w:r>
+              <w:rPr>
+                <w:sz w:val="19"/>
+                <w:szCs w:val="19"/>
+              </w:rPr>
+              <w:t xml:space="preserve">Block bootstrap</w:t>
+            </w:r>
+          </w:p>
+        </w:tc>
+        <w:tc>
+          <w:tcPr>
+            <w:tcW w:type="dxa" w:w="6225"/>
+            <w:tcBorders>
+              <w:top w:val="single" w:color="BFBFBF" w:sz="4"/>
+              <w:left w:val="single" w:color="BFBFBF" w:sz="4"/>
+              <w:bottom w:val="single" w:color="BFBFBF" w:sz="4"/>
+              <w:right w:val="single" w:color="BFBFBF" w:sz="4"/>
+            </w:tcBorders>
+            <w:tcMar>
+              <w:top w:type="dxa" w:w="60"/>
+              <w:left w:type="dxa" w:w="100"/>
+              <w:bottom w:type="dxa" w:w="60"/>
+              <w:right w:type="dxa" w:w="100"/>
+            </w:tcMar>
+          </w:tcPr>
+          <w:p>
+            <w:pPr>
+              <w:spacing w:after="0" w:before="0"/>
+            </w:pPr>
+            <w:r>
+              <w:rPr>
+                <w:sz w:val="19"/>
+                <w:szCs w:val="19"/>
+              </w:rPr>
+              <w:t xml:space="preserve">Re-drawing the history in chunks many times to see how much a result could vary by luck</w:t>
             </w:r>
           </w:p>
         </w:tc>
@@ -8493,7 +11770,7 @@
         <w:sz w:val="16"/>
         <w:szCs w:val="16"/>
       </w:rPr>
-      <w:t xml:space="preserve">BTC Expert Panel — Plain-English Guide</w:t>
+      <w:t xml:space="preserve">BTC Expert Panel</w:t>
     </w:r>
   </w:p>
 </w:hdr>
@@ -8649,6 +11926,12 @@
     </w:lvlOverride>
   </w:num>
   <w:num w:numId="3">
+    <w:abstractNumId w:val="3"/>
+    <w:lvlOverride w:ilvl="0">
+      <w:startOverride w:val="1"/>
+    </w:lvlOverride>
+  </w:num>
+  <w:num w:numId="4">
     <w:abstractNumId w:val="3"/>
     <w:lvlOverride w:ilvl="0">
       <w:startOverride w:val="1"/>

--- a/btc-expert-panel/docs/BTC_Expert_Panel_Guide.docx
+++ b/btc-expert-panel/docs/BTC_Expert_Panel_Guide.docx
@@ -31,7 +31,7 @@
           <w:sz w:val="28"/>
           <w:szCs w:val="28"/>
         </w:rPr>
-        <w:t xml:space="preserve">A plain-English guide to six experts, including the Phantom Flow indicator, calling Bitcoin's next week</w:t>
+        <w:t xml:space="preserve">A plain-English guide to seven experts — six models, one market — calling Bitcoin's next week</w:t>
       </w:r>
     </w:p>
     <w:p>
@@ -226,6 +226,26 @@
     </w:p>
     <w:p>
       <w:pPr>
+        <w:pStyle w:val="ListParagraph"/>
+        <w:numPr>
+          <w:ilvl w:val="0"/>
+          <w:numId w:val="2"/>
+        </w:numPr>
+        <w:spacing w:after="60"/>
+      </w:pPr>
+      <w:r>
+        <w:rPr>
+          <w:b/>
+          <w:bCs/>
+        </w:rPr>
+        <w:t xml:space="preserve">The market itself:</w:t>
+      </w:r>
+      <w:r>
+        <w:t xml:space="preserve"> not a model at all, but the price of Bitcoin prediction-market contracts — what thousands of people are actually paying (see section 3.7).</w:t>
+      </w:r>
+    </w:p>
+    <w:p>
+      <w:pPr>
         <w:spacing w:after="120"/>
       </w:pPr>
       <w:r>
@@ -249,7 +269,7 @@
         <w:t xml:space="preserve">panel chair</w:t>
       </w:r>
       <w:r>
-        <w:t xml:space="preserve"> then acts only if at least 3 of the 6 agree and they outnumber those on the other side.</w:t>
+        <w:t xml:space="preserve"> then acts only if at least 3 agree and they outnumber those on the other side.</w:t>
       </w:r>
     </w:p>
     <w:p>
@@ -282,7 +302,7 @@
         <w:t xml:space="preserve">In one sentence:</w:t>
       </w:r>
       <w:r>
-        <w:t xml:space="preserve"> six different experts vote on Bitcoin each week. On its own none beats simply holding Bitcoin by much. The five-expert committee matched buy-and-hold's risk-adjusted return with roughly half the worst loss, and adding Phantom Flow lifted it further, though that gain may be luck (section 5).</w:t>
+        <w:t xml:space="preserve"> seven different experts vote on Bitcoin each week. On its own none beats simply holding Bitcoin by much. The five-expert committee matched buy-and-hold's risk-adjusted return with roughly half the worst loss, and adding Phantom Flow lifted it further, though that gain may be luck (section 5).</w:t>
       </w:r>
     </w:p>
     <w:p>
@@ -2756,7 +2776,7 @@
         <w:pStyle w:val="Heading2"/>
       </w:pPr>
       <w:r>
-        <w:t xml:space="preserve">3.7 The panel chair</w:t>
+        <w:t xml:space="preserve">3.7 Market consensus (prediction markets)</w:t>
       </w:r>
     </w:p>
     <w:p>
@@ -2771,66 +2791,57 @@
         <w:t xml:space="preserve">What it is:</w:t>
       </w:r>
       <w:r>
-        <w:t xml:space="preserve"> a simple rule. LONG if at least 3 of the 6 experts say LONG and they outnumber those saying SHORT. SHORT is the mirror image; otherwise FLAT.</w:t>
-      </w:r>
-    </w:p>
-    <w:p>
-      <w:pPr>
-        <w:spacing w:after="120"/>
-      </w:pPr>
-      <w:r>
-        <w:t xml:space="preserve">When Phantom Flow is FLAT, this is exactly the old 3-of-5 rule. So any difference in results comes from Phantom Flow's vote. The old chair is kept on the dashboard as "Chair without Phantom Flow".</w:t>
-      </w:r>
-    </w:p>
-    <w:p>
-      <w:pPr>
-        <w:spacing w:after="120"/>
-      </w:pPr>
+        <w:t xml:space="preserve"> the only seat that is not a model. A </w:t>
+      </w:r>
       <w:r>
         <w:rPr>
           <w:b/>
           <w:bCs/>
         </w:rPr>
-        <w:t xml:space="preserve">Latest call:</w:t>
-      </w:r>
-      <w:r>
-        <w:t xml:space="preserve"> FLAT. Two experts said LONG (Jev and the mini LLM), four said FLAT, none said SHORT.</w:t>
-      </w:r>
-    </w:p>
-    <w:p>
-      <w:pPr>
-        <w:pStyle w:val="Heading1"/>
-      </w:pPr>
-      <w:r>
-        <w:t xml:space="preserve">4. A worked example: one week</w:t>
+        <w:t xml:space="preserve">prediction market</w:t>
+      </w:r>
+      <w:r>
+        <w:t xml:space="preserve"> is a market where you buy a contract that pays £1 if something happens and nothing if it doesn't, so its price is a probability: a contract trading at 31p means the crowd thinks there is about a 31% chance. Polymarket and Kalshi both run Bitcoin contracts, and by September 2026 the two together were trading tens of billions of dollars a month.</w:t>
       </w:r>
     </w:p>
     <w:p>
       <w:pPr>
         <w:spacing w:after="120"/>
       </w:pPr>
-      <w:r>
-        <w:t xml:space="preserve">The latest call was for the week after </w:t>
-      </w:r>
       <w:r>
         <w:rPr>
           <w:b/>
           <w:bCs/>
         </w:rPr>
-        <w:t xml:space="preserve">17 May 2026</w:t>
-      </w:r>
-      <w:r>
-        <w:t xml:space="preserve">, with Bitcoin at </w:t>
-      </w:r>
+        <w:t xml:space="preserve">Why a panel wants one.</w:t>
+      </w:r>
+      <w:r>
+        <w:t xml:space="preserve"> Six models can all be wrong in the same way, because they all learn from the same history. The market is a different kind of witness: it is thousands of people with their own money at stake, and whatever they collectively know is already in the price.</w:t>
+      </w:r>
+    </w:p>
+    <w:p>
+      <w:pPr>
+        <w:spacing w:after="120"/>
+      </w:pPr>
       <w:r>
         <w:rPr>
           <w:b/>
           <w:bCs/>
         </w:rPr>
-        <w:t xml:space="preserve">$77,498</w:t>
-      </w:r>
-      <w:r>
-        <w:t xml:space="preserve">. The public data ends on 23 May 2026, so this is the most recent week the system can call.</w:t>
+        <w:t xml:space="preserve">What the contracts look like.</w:t>
+      </w:r>
+      <w:r>
+        <w:t xml:space="preserve"> Polymarket runs Bitcoin as a </w:t>
+      </w:r>
+      <w:r>
+        <w:rPr>
+          <w:i/>
+          <w:iCs/>
+        </w:rPr>
+        <w:t xml:space="preserve">ladder</w:t>
+      </w:r>
+      <w:r>
+        <w:t xml:space="preserve"> of questions on the same expiry:</w:t>
       </w:r>
     </w:p>
     <w:tbl>
@@ -2846,10 +2857,9 @@
         </w:tblBorders>
       </w:tblPr>
       <w:tblGrid>
-        <w:gridCol w:w="2025"/>
-        <w:gridCol w:w="1603"/>
-        <w:gridCol w:w="675"/>
-        <w:gridCol w:w="4723"/>
+        <w:gridCol w:w="4638"/>
+        <w:gridCol w:w="1003"/>
+        <w:gridCol w:w="3385"/>
       </w:tblGrid>
       <w:tr>
         <w:trPr>
@@ -2857,7 +2867,7 @@
         </w:trPr>
         <w:tc>
           <w:tcPr>
-            <w:tcW w:type="dxa" w:w="2025"/>
+            <w:tcW w:type="dxa" w:w="4638"/>
             <w:tcBorders>
               <w:top w:val="single" w:color="BFBFBF" w:sz="4"/>
               <w:left w:val="single" w:color="BFBFBF" w:sz="4"/>
@@ -2884,13 +2894,13 @@
                 <w:sz w:val="19"/>
                 <w:szCs w:val="19"/>
               </w:rPr>
-              <w:t xml:space="preserve">Expert</w:t>
-            </w:r>
-          </w:p>
-        </w:tc>
-        <w:tc>
-          <w:tcPr>
-            <w:tcW w:type="dxa" w:w="1603"/>
+              <w:t xml:space="preserve">Contract</w:t>
+            </w:r>
+          </w:p>
+        </w:tc>
+        <w:tc>
+          <w:tcPr>
+            <w:tcW w:type="dxa" w:w="1003"/>
             <w:tcBorders>
               <w:top w:val="single" w:color="BFBFBF" w:sz="4"/>
               <w:left w:val="single" w:color="BFBFBF" w:sz="4"/>
@@ -2917,13 +2927,13 @@
                 <w:sz w:val="19"/>
                 <w:szCs w:val="19"/>
               </w:rPr>
-              <w:t xml:space="preserve">P(price higher)</w:t>
-            </w:r>
-          </w:p>
-        </w:tc>
-        <w:tc>
-          <w:tcPr>
-            <w:tcW w:type="dxa" w:w="675"/>
+              <w:t xml:space="preserve">Price</w:t>
+            </w:r>
+          </w:p>
+        </w:tc>
+        <w:tc>
+          <w:tcPr>
+            <w:tcW w:type="dxa" w:w="3385"/>
             <w:tcBorders>
               <w:top w:val="single" w:color="BFBFBF" w:sz="4"/>
               <w:left w:val="single" w:color="BFBFBF" w:sz="4"/>
@@ -2950,40 +2960,7 @@
                 <w:sz w:val="19"/>
                 <w:szCs w:val="19"/>
               </w:rPr>
-              <w:t xml:space="preserve">Call</w:t>
-            </w:r>
-          </w:p>
-        </w:tc>
-        <w:tc>
-          <w:tcPr>
-            <w:tcW w:type="dxa" w:w="4723"/>
-            <w:tcBorders>
-              <w:top w:val="single" w:color="BFBFBF" w:sz="4"/>
-              <w:left w:val="single" w:color="BFBFBF" w:sz="4"/>
-              <w:bottom w:val="single" w:color="BFBFBF" w:sz="4"/>
-              <w:right w:val="single" w:color="BFBFBF" w:sz="4"/>
-            </w:tcBorders>
-            <w:shd w:fill="1F4E79" w:color="auto" w:val="clear"/>
-            <w:tcMar>
-              <w:top w:type="dxa" w:w="60"/>
-              <w:left w:type="dxa" w:w="100"/>
-              <w:bottom w:type="dxa" w:w="60"/>
-              <w:right w:type="dxa" w:w="100"/>
-            </w:tcMar>
-          </w:tcPr>
-          <w:p>
-            <w:pPr>
-              <w:spacing w:after="0" w:before="0"/>
-            </w:pPr>
-            <w:r>
-              <w:rPr>
-                <w:b/>
-                <w:bCs/>
-                <w:color w:val="FFFFFF"/>
-                <w:sz w:val="19"/>
-                <w:szCs w:val="19"/>
-              </w:rPr>
-              <w:t xml:space="preserve">Reason</w:t>
+              <w:t xml:space="preserve">What the crowd is saying</w:t>
             </w:r>
           </w:p>
         </w:tc>
@@ -2994,117 +2971,88 @@
         </w:trPr>
         <w:tc>
           <w:tcPr>
-            <w:tcW w:type="dxa" w:w="2025"/>
-            <w:tcBorders>
-              <w:top w:val="single" w:color="BFBFBF" w:sz="4"/>
-              <w:left w:val="single" w:color="BFBFBF" w:sz="4"/>
-              <w:bottom w:val="single" w:color="BFBFBF" w:sz="4"/>
-              <w:right w:val="single" w:color="BFBFBF" w:sz="4"/>
-            </w:tcBorders>
-            <w:tcMar>
-              <w:top w:type="dxa" w:w="60"/>
-              <w:left w:type="dxa" w:w="100"/>
-              <w:bottom w:type="dxa" w:w="60"/>
-              <w:right w:type="dxa" w:w="100"/>
-            </w:tcMar>
-          </w:tcPr>
-          <w:p>
-            <w:pPr>
-              <w:spacing w:after="0" w:before="0"/>
-            </w:pPr>
-            <w:r>
-              <w:rPr>
-                <w:sz w:val="19"/>
-                <w:szCs w:val="19"/>
-              </w:rPr>
-              <w:t xml:space="preserve">Random Forest</w:t>
-            </w:r>
-          </w:p>
-        </w:tc>
-        <w:tc>
-          <w:tcPr>
-            <w:tcW w:type="dxa" w:w="1603"/>
-            <w:tcBorders>
-              <w:top w:val="single" w:color="BFBFBF" w:sz="4"/>
-              <w:left w:val="single" w:color="BFBFBF" w:sz="4"/>
-              <w:bottom w:val="single" w:color="BFBFBF" w:sz="4"/>
-              <w:right w:val="single" w:color="BFBFBF" w:sz="4"/>
-            </w:tcBorders>
-            <w:tcMar>
-              <w:top w:type="dxa" w:w="60"/>
-              <w:left w:type="dxa" w:w="100"/>
-              <w:bottom w:type="dxa" w:w="60"/>
-              <w:right w:type="dxa" w:w="100"/>
-            </w:tcMar>
-          </w:tcPr>
-          <w:p>
-            <w:pPr>
-              <w:spacing w:after="0" w:before="0"/>
-            </w:pPr>
-            <w:r>
-              <w:rPr>
-                <w:sz w:val="19"/>
-                <w:szCs w:val="19"/>
-              </w:rPr>
-              <w:t xml:space="preserve">49%</w:t>
-            </w:r>
-          </w:p>
-        </w:tc>
-        <w:tc>
-          <w:tcPr>
-            <w:tcW w:type="dxa" w:w="675"/>
-            <w:tcBorders>
-              <w:top w:val="single" w:color="BFBFBF" w:sz="4"/>
-              <w:left w:val="single" w:color="BFBFBF" w:sz="4"/>
-              <w:bottom w:val="single" w:color="BFBFBF" w:sz="4"/>
-              <w:right w:val="single" w:color="BFBFBF" w:sz="4"/>
-            </w:tcBorders>
-            <w:tcMar>
-              <w:top w:type="dxa" w:w="60"/>
-              <w:left w:type="dxa" w:w="100"/>
-              <w:bottom w:type="dxa" w:w="60"/>
-              <w:right w:type="dxa" w:w="100"/>
-            </w:tcMar>
-          </w:tcPr>
-          <w:p>
-            <w:pPr>
-              <w:spacing w:after="0" w:before="0"/>
-            </w:pPr>
-            <w:r>
-              <w:rPr>
-                <w:sz w:val="19"/>
-                <w:szCs w:val="19"/>
-              </w:rPr>
-              <w:t xml:space="preserve">FLAT</w:t>
-            </w:r>
-          </w:p>
-        </w:tc>
-        <w:tc>
-          <w:tcPr>
-            <w:tcW w:type="dxa" w:w="4723"/>
-            <w:tcBorders>
-              <w:top w:val="single" w:color="BFBFBF" w:sz="4"/>
-              <w:left w:val="single" w:color="BFBFBF" w:sz="4"/>
-              <w:bottom w:val="single" w:color="BFBFBF" w:sz="4"/>
-              <w:right w:val="single" w:color="BFBFBF" w:sz="4"/>
-            </w:tcBorders>
-            <w:tcMar>
-              <w:top w:type="dxa" w:w="60"/>
-              <w:left w:type="dxa" w:w="100"/>
-              <w:bottom w:type="dxa" w:w="60"/>
-              <w:right w:type="dxa" w:w="100"/>
-            </w:tcMar>
-          </w:tcPr>
-          <w:p>
-            <w:pPr>
-              <w:spacing w:after="0" w:before="0"/>
-            </w:pPr>
-            <w:r>
-              <w:rPr>
-                <w:sz w:val="19"/>
-                <w:szCs w:val="19"/>
-              </w:rPr>
-              <w:t xml:space="preserve">Between 45% and 55%</w:t>
+            <w:tcW w:type="dxa" w:w="4638"/>
+            <w:tcBorders>
+              <w:top w:val="single" w:color="BFBFBF" w:sz="4"/>
+              <w:left w:val="single" w:color="BFBFBF" w:sz="4"/>
+              <w:bottom w:val="single" w:color="BFBFBF" w:sz="4"/>
+              <w:right w:val="single" w:color="BFBFBF" w:sz="4"/>
+            </w:tcBorders>
+            <w:tcMar>
+              <w:top w:type="dxa" w:w="60"/>
+              <w:left w:type="dxa" w:w="100"/>
+              <w:bottom w:type="dxa" w:w="60"/>
+              <w:right w:type="dxa" w:w="100"/>
+            </w:tcMar>
+          </w:tcPr>
+          <w:p>
+            <w:pPr>
+              <w:spacing w:after="0" w:before="0"/>
+            </w:pPr>
+            <w:r>
+              <w:rPr>
+                <w:sz w:val="19"/>
+                <w:szCs w:val="19"/>
+              </w:rPr>
+              <w:t xml:space="preserve">Will Bitcoin reach $150,000 in March?</w:t>
+            </w:r>
+          </w:p>
+        </w:tc>
+        <w:tc>
+          <w:tcPr>
+            <w:tcW w:type="dxa" w:w="1003"/>
+            <w:tcBorders>
+              <w:top w:val="single" w:color="BFBFBF" w:sz="4"/>
+              <w:left w:val="single" w:color="BFBFBF" w:sz="4"/>
+              <w:bottom w:val="single" w:color="BFBFBF" w:sz="4"/>
+              <w:right w:val="single" w:color="BFBFBF" w:sz="4"/>
+            </w:tcBorders>
+            <w:tcMar>
+              <w:top w:type="dxa" w:w="60"/>
+              <w:left w:type="dxa" w:w="100"/>
+              <w:bottom w:type="dxa" w:w="60"/>
+              <w:right w:type="dxa" w:w="100"/>
+            </w:tcMar>
+          </w:tcPr>
+          <w:p>
+            <w:pPr>
+              <w:spacing w:after="0" w:before="0"/>
+            </w:pPr>
+            <w:r>
+              <w:rPr>
+                <w:sz w:val="19"/>
+                <w:szCs w:val="19"/>
+              </w:rPr>
+              <w:t xml:space="preserve">0.18</w:t>
+            </w:r>
+          </w:p>
+        </w:tc>
+        <w:tc>
+          <w:tcPr>
+            <w:tcW w:type="dxa" w:w="3385"/>
+            <w:tcBorders>
+              <w:top w:val="single" w:color="BFBFBF" w:sz="4"/>
+              <w:left w:val="single" w:color="BFBFBF" w:sz="4"/>
+              <w:bottom w:val="single" w:color="BFBFBF" w:sz="4"/>
+              <w:right w:val="single" w:color="BFBFBF" w:sz="4"/>
+            </w:tcBorders>
+            <w:tcMar>
+              <w:top w:type="dxa" w:w="60"/>
+              <w:left w:type="dxa" w:w="100"/>
+              <w:bottom w:type="dxa" w:w="60"/>
+              <w:right w:type="dxa" w:w="100"/>
+            </w:tcMar>
+          </w:tcPr>
+          <w:p>
+            <w:pPr>
+              <w:spacing w:after="0" w:before="0"/>
+            </w:pPr>
+            <w:r>
+              <w:rPr>
+                <w:sz w:val="19"/>
+                <w:szCs w:val="19"/>
+              </w:rPr>
+              <w:t xml:space="preserve">18% chance it touches $150k</w:t>
             </w:r>
           </w:p>
         </w:tc>
@@ -3115,117 +3063,88 @@
         </w:trPr>
         <w:tc>
           <w:tcPr>
-            <w:tcW w:type="dxa" w:w="2025"/>
-            <w:tcBorders>
-              <w:top w:val="single" w:color="BFBFBF" w:sz="4"/>
-              <w:left w:val="single" w:color="BFBFBF" w:sz="4"/>
-              <w:bottom w:val="single" w:color="BFBFBF" w:sz="4"/>
-              <w:right w:val="single" w:color="BFBFBF" w:sz="4"/>
-            </w:tcBorders>
-            <w:tcMar>
-              <w:top w:type="dxa" w:w="60"/>
-              <w:left w:type="dxa" w:w="100"/>
-              <w:bottom w:type="dxa" w:w="60"/>
-              <w:right w:type="dxa" w:w="100"/>
-            </w:tcMar>
-          </w:tcPr>
-          <w:p>
-            <w:pPr>
-              <w:spacing w:after="0" w:before="0"/>
-            </w:pPr>
-            <w:r>
-              <w:rPr>
-                <w:sz w:val="19"/>
-                <w:szCs w:val="19"/>
-              </w:rPr>
-              <w:t xml:space="preserve">Tabular Transformer</w:t>
-            </w:r>
-          </w:p>
-        </w:tc>
-        <w:tc>
-          <w:tcPr>
-            <w:tcW w:type="dxa" w:w="1603"/>
-            <w:tcBorders>
-              <w:top w:val="single" w:color="BFBFBF" w:sz="4"/>
-              <w:left w:val="single" w:color="BFBFBF" w:sz="4"/>
-              <w:bottom w:val="single" w:color="BFBFBF" w:sz="4"/>
-              <w:right w:val="single" w:color="BFBFBF" w:sz="4"/>
-            </w:tcBorders>
-            <w:tcMar>
-              <w:top w:type="dxa" w:w="60"/>
-              <w:left w:type="dxa" w:w="100"/>
-              <w:bottom w:type="dxa" w:w="60"/>
-              <w:right w:type="dxa" w:w="100"/>
-            </w:tcMar>
-          </w:tcPr>
-          <w:p>
-            <w:pPr>
-              <w:spacing w:after="0" w:before="0"/>
-            </w:pPr>
-            <w:r>
-              <w:rPr>
-                <w:sz w:val="19"/>
-                <w:szCs w:val="19"/>
-              </w:rPr>
-              <w:t xml:space="preserve">51%</w:t>
-            </w:r>
-          </w:p>
-        </w:tc>
-        <w:tc>
-          <w:tcPr>
-            <w:tcW w:type="dxa" w:w="675"/>
-            <w:tcBorders>
-              <w:top w:val="single" w:color="BFBFBF" w:sz="4"/>
-              <w:left w:val="single" w:color="BFBFBF" w:sz="4"/>
-              <w:bottom w:val="single" w:color="BFBFBF" w:sz="4"/>
-              <w:right w:val="single" w:color="BFBFBF" w:sz="4"/>
-            </w:tcBorders>
-            <w:tcMar>
-              <w:top w:type="dxa" w:w="60"/>
-              <w:left w:type="dxa" w:w="100"/>
-              <w:bottom w:type="dxa" w:w="60"/>
-              <w:right w:type="dxa" w:w="100"/>
-            </w:tcMar>
-          </w:tcPr>
-          <w:p>
-            <w:pPr>
-              <w:spacing w:after="0" w:before="0"/>
-            </w:pPr>
-            <w:r>
-              <w:rPr>
-                <w:sz w:val="19"/>
-                <w:szCs w:val="19"/>
-              </w:rPr>
-              <w:t xml:space="preserve">FLAT</w:t>
-            </w:r>
-          </w:p>
-        </w:tc>
-        <w:tc>
-          <w:tcPr>
-            <w:tcW w:type="dxa" w:w="4723"/>
-            <w:tcBorders>
-              <w:top w:val="single" w:color="BFBFBF" w:sz="4"/>
-              <w:left w:val="single" w:color="BFBFBF" w:sz="4"/>
-              <w:bottom w:val="single" w:color="BFBFBF" w:sz="4"/>
-              <w:right w:val="single" w:color="BFBFBF" w:sz="4"/>
-            </w:tcBorders>
-            <w:tcMar>
-              <w:top w:type="dxa" w:w="60"/>
-              <w:left w:type="dxa" w:w="100"/>
-              <w:bottom w:type="dxa" w:w="60"/>
-              <w:right w:type="dxa" w:w="100"/>
-            </w:tcMar>
-          </w:tcPr>
-          <w:p>
-            <w:pPr>
-              <w:spacing w:after="0" w:before="0"/>
-            </w:pPr>
-            <w:r>
-              <w:rPr>
-                <w:sz w:val="19"/>
-                <w:szCs w:val="19"/>
-              </w:rPr>
-              <w:t xml:space="preserve">Between 45% and 55%</w:t>
+            <w:tcW w:type="dxa" w:w="4638"/>
+            <w:tcBorders>
+              <w:top w:val="single" w:color="BFBFBF" w:sz="4"/>
+              <w:left w:val="single" w:color="BFBFBF" w:sz="4"/>
+              <w:bottom w:val="single" w:color="BFBFBF" w:sz="4"/>
+              <w:right w:val="single" w:color="BFBFBF" w:sz="4"/>
+            </w:tcBorders>
+            <w:tcMar>
+              <w:top w:type="dxa" w:w="60"/>
+              <w:left w:type="dxa" w:w="100"/>
+              <w:bottom w:type="dxa" w:w="60"/>
+              <w:right w:type="dxa" w:w="100"/>
+            </w:tcMar>
+          </w:tcPr>
+          <w:p>
+            <w:pPr>
+              <w:spacing w:after="0" w:before="0"/>
+            </w:pPr>
+            <w:r>
+              <w:rPr>
+                <w:sz w:val="19"/>
+                <w:szCs w:val="19"/>
+              </w:rPr>
+              <w:t xml:space="preserve">Will Bitcoin reach $120,000 in March?</w:t>
+            </w:r>
+          </w:p>
+        </w:tc>
+        <w:tc>
+          <w:tcPr>
+            <w:tcW w:type="dxa" w:w="1003"/>
+            <w:tcBorders>
+              <w:top w:val="single" w:color="BFBFBF" w:sz="4"/>
+              <w:left w:val="single" w:color="BFBFBF" w:sz="4"/>
+              <w:bottom w:val="single" w:color="BFBFBF" w:sz="4"/>
+              <w:right w:val="single" w:color="BFBFBF" w:sz="4"/>
+            </w:tcBorders>
+            <w:tcMar>
+              <w:top w:type="dxa" w:w="60"/>
+              <w:left w:type="dxa" w:w="100"/>
+              <w:bottom w:type="dxa" w:w="60"/>
+              <w:right w:type="dxa" w:w="100"/>
+            </w:tcMar>
+          </w:tcPr>
+          <w:p>
+            <w:pPr>
+              <w:spacing w:after="0" w:before="0"/>
+            </w:pPr>
+            <w:r>
+              <w:rPr>
+                <w:sz w:val="19"/>
+                <w:szCs w:val="19"/>
+              </w:rPr>
+              <w:t xml:space="preserve">0.44</w:t>
+            </w:r>
+          </w:p>
+        </w:tc>
+        <w:tc>
+          <w:tcPr>
+            <w:tcW w:type="dxa" w:w="3385"/>
+            <w:tcBorders>
+              <w:top w:val="single" w:color="BFBFBF" w:sz="4"/>
+              <w:left w:val="single" w:color="BFBFBF" w:sz="4"/>
+              <w:bottom w:val="single" w:color="BFBFBF" w:sz="4"/>
+              <w:right w:val="single" w:color="BFBFBF" w:sz="4"/>
+            </w:tcBorders>
+            <w:tcMar>
+              <w:top w:type="dxa" w:w="60"/>
+              <w:left w:type="dxa" w:w="100"/>
+              <w:bottom w:type="dxa" w:w="60"/>
+              <w:right w:type="dxa" w:w="100"/>
+            </w:tcMar>
+          </w:tcPr>
+          <w:p>
+            <w:pPr>
+              <w:spacing w:after="0" w:before="0"/>
+            </w:pPr>
+            <w:r>
+              <w:rPr>
+                <w:sz w:val="19"/>
+                <w:szCs w:val="19"/>
+              </w:rPr>
+              <w:t xml:space="preserve">44% chance it touches $120k</w:t>
             </w:r>
           </w:p>
         </w:tc>
@@ -3236,117 +3155,88 @@
         </w:trPr>
         <w:tc>
           <w:tcPr>
-            <w:tcW w:type="dxa" w:w="2025"/>
-            <w:tcBorders>
-              <w:top w:val="single" w:color="BFBFBF" w:sz="4"/>
-              <w:left w:val="single" w:color="BFBFBF" w:sz="4"/>
-              <w:bottom w:val="single" w:color="BFBFBF" w:sz="4"/>
-              <w:right w:val="single" w:color="BFBFBF" w:sz="4"/>
-            </w:tcBorders>
-            <w:tcMar>
-              <w:top w:type="dxa" w:w="60"/>
-              <w:left w:type="dxa" w:w="100"/>
-              <w:bottom w:type="dxa" w:w="60"/>
-              <w:right w:type="dxa" w:w="100"/>
-            </w:tcMar>
-          </w:tcPr>
-          <w:p>
-            <w:pPr>
-              <w:spacing w:after="0" w:before="0"/>
-            </w:pPr>
-            <w:r>
-              <w:rPr>
-                <w:sz w:val="19"/>
-                <w:szCs w:val="19"/>
-              </w:rPr>
-              <w:t xml:space="preserve">Neuroplastic World Model</w:t>
-            </w:r>
-          </w:p>
-        </w:tc>
-        <w:tc>
-          <w:tcPr>
-            <w:tcW w:type="dxa" w:w="1603"/>
-            <w:tcBorders>
-              <w:top w:val="single" w:color="BFBFBF" w:sz="4"/>
-              <w:left w:val="single" w:color="BFBFBF" w:sz="4"/>
-              <w:bottom w:val="single" w:color="BFBFBF" w:sz="4"/>
-              <w:right w:val="single" w:color="BFBFBF" w:sz="4"/>
-            </w:tcBorders>
-            <w:tcMar>
-              <w:top w:type="dxa" w:w="60"/>
-              <w:left w:type="dxa" w:w="100"/>
-              <w:bottom w:type="dxa" w:w="60"/>
-              <w:right w:type="dxa" w:w="100"/>
-            </w:tcMar>
-          </w:tcPr>
-          <w:p>
-            <w:pPr>
-              <w:spacing w:after="0" w:before="0"/>
-            </w:pPr>
-            <w:r>
-              <w:rPr>
-                <w:sz w:val="19"/>
-                <w:szCs w:val="19"/>
-              </w:rPr>
-              <w:t xml:space="preserve">vote 2 BUY / 4 HOLD</w:t>
-            </w:r>
-          </w:p>
-        </w:tc>
-        <w:tc>
-          <w:tcPr>
-            <w:tcW w:type="dxa" w:w="675"/>
-            <w:tcBorders>
-              <w:top w:val="single" w:color="BFBFBF" w:sz="4"/>
-              <w:left w:val="single" w:color="BFBFBF" w:sz="4"/>
-              <w:bottom w:val="single" w:color="BFBFBF" w:sz="4"/>
-              <w:right w:val="single" w:color="BFBFBF" w:sz="4"/>
-            </w:tcBorders>
-            <w:tcMar>
-              <w:top w:type="dxa" w:w="60"/>
-              <w:left w:type="dxa" w:w="100"/>
-              <w:bottom w:type="dxa" w:w="60"/>
-              <w:right w:type="dxa" w:w="100"/>
-            </w:tcMar>
-          </w:tcPr>
-          <w:p>
-            <w:pPr>
-              <w:spacing w:after="0" w:before="0"/>
-            </w:pPr>
-            <w:r>
-              <w:rPr>
-                <w:sz w:val="19"/>
-                <w:szCs w:val="19"/>
-              </w:rPr>
-              <w:t xml:space="preserve">FLAT</w:t>
-            </w:r>
-          </w:p>
-        </w:tc>
-        <w:tc>
-          <w:tcPr>
-            <w:tcW w:type="dxa" w:w="4723"/>
-            <w:tcBorders>
-              <w:top w:val="single" w:color="BFBFBF" w:sz="4"/>
-              <w:left w:val="single" w:color="BFBFBF" w:sz="4"/>
-              <w:bottom w:val="single" w:color="BFBFBF" w:sz="4"/>
-              <w:right w:val="single" w:color="BFBFBF" w:sz="4"/>
-            </w:tcBorders>
-            <w:tcMar>
-              <w:top w:type="dxa" w:w="60"/>
-              <w:left w:type="dxa" w:w="100"/>
-              <w:bottom w:type="dxa" w:w="60"/>
-              <w:right w:type="dxa" w:w="100"/>
-            </w:tcMar>
-          </w:tcPr>
-          <w:p>
-            <w:pPr>
-              <w:spacing w:after="0" w:before="0"/>
-            </w:pPr>
-            <w:r>
-              <w:rPr>
-                <w:sz w:val="19"/>
-                <w:szCs w:val="19"/>
-              </w:rPr>
-              <w:t xml:space="preserve">Needs 4 of 6 to agree</w:t>
+            <w:tcW w:type="dxa" w:w="4638"/>
+            <w:tcBorders>
+              <w:top w:val="single" w:color="BFBFBF" w:sz="4"/>
+              <w:left w:val="single" w:color="BFBFBF" w:sz="4"/>
+              <w:bottom w:val="single" w:color="BFBFBF" w:sz="4"/>
+              <w:right w:val="single" w:color="BFBFBF" w:sz="4"/>
+            </w:tcBorders>
+            <w:tcMar>
+              <w:top w:type="dxa" w:w="60"/>
+              <w:left w:type="dxa" w:w="100"/>
+              <w:bottom w:type="dxa" w:w="60"/>
+              <w:right w:type="dxa" w:w="100"/>
+            </w:tcMar>
+          </w:tcPr>
+          <w:p>
+            <w:pPr>
+              <w:spacing w:after="0" w:before="0"/>
+            </w:pPr>
+            <w:r>
+              <w:rPr>
+                <w:sz w:val="19"/>
+                <w:szCs w:val="19"/>
+              </w:rPr>
+              <w:t xml:space="preserve">Will Bitcoin dip to $80,000 in March?</w:t>
+            </w:r>
+          </w:p>
+        </w:tc>
+        <w:tc>
+          <w:tcPr>
+            <w:tcW w:type="dxa" w:w="1003"/>
+            <w:tcBorders>
+              <w:top w:val="single" w:color="BFBFBF" w:sz="4"/>
+              <w:left w:val="single" w:color="BFBFBF" w:sz="4"/>
+              <w:bottom w:val="single" w:color="BFBFBF" w:sz="4"/>
+              <w:right w:val="single" w:color="BFBFBF" w:sz="4"/>
+            </w:tcBorders>
+            <w:tcMar>
+              <w:top w:type="dxa" w:w="60"/>
+              <w:left w:type="dxa" w:w="100"/>
+              <w:bottom w:type="dxa" w:w="60"/>
+              <w:right w:type="dxa" w:w="100"/>
+            </w:tcMar>
+          </w:tcPr>
+          <w:p>
+            <w:pPr>
+              <w:spacing w:after="0" w:before="0"/>
+            </w:pPr>
+            <w:r>
+              <w:rPr>
+                <w:sz w:val="19"/>
+                <w:szCs w:val="19"/>
+              </w:rPr>
+              <w:t xml:space="preserve">0.37</w:t>
+            </w:r>
+          </w:p>
+        </w:tc>
+        <w:tc>
+          <w:tcPr>
+            <w:tcW w:type="dxa" w:w="3385"/>
+            <w:tcBorders>
+              <w:top w:val="single" w:color="BFBFBF" w:sz="4"/>
+              <w:left w:val="single" w:color="BFBFBF" w:sz="4"/>
+              <w:bottom w:val="single" w:color="BFBFBF" w:sz="4"/>
+              <w:right w:val="single" w:color="BFBFBF" w:sz="4"/>
+            </w:tcBorders>
+            <w:tcMar>
+              <w:top w:type="dxa" w:w="60"/>
+              <w:left w:type="dxa" w:w="100"/>
+              <w:bottom w:type="dxa" w:w="60"/>
+              <w:right w:type="dxa" w:w="100"/>
+            </w:tcMar>
+          </w:tcPr>
+          <w:p>
+            <w:pPr>
+              <w:spacing w:after="0" w:before="0"/>
+            </w:pPr>
+            <w:r>
+              <w:rPr>
+                <w:sz w:val="19"/>
+                <w:szCs w:val="19"/>
+              </w:rPr>
+              <w:t xml:space="preserve">37% chance it touches $80k</w:t>
             </w:r>
           </w:p>
         </w:tc>
@@ -3357,117 +3247,238 @@
         </w:trPr>
         <w:tc>
           <w:tcPr>
-            <w:tcW w:type="dxa" w:w="2025"/>
-            <w:tcBorders>
-              <w:top w:val="single" w:color="BFBFBF" w:sz="4"/>
-              <w:left w:val="single" w:color="BFBFBF" w:sz="4"/>
-              <w:bottom w:val="single" w:color="BFBFBF" w:sz="4"/>
-              <w:right w:val="single" w:color="BFBFBF" w:sz="4"/>
-            </w:tcBorders>
-            <w:tcMar>
-              <w:top w:type="dxa" w:w="60"/>
-              <w:left w:type="dxa" w:w="100"/>
-              <w:bottom w:type="dxa" w:w="60"/>
-              <w:right w:type="dxa" w:w="100"/>
-            </w:tcMar>
-          </w:tcPr>
-          <w:p>
-            <w:pPr>
-              <w:spacing w:after="0" w:before="0"/>
-            </w:pPr>
-            <w:r>
-              <w:rPr>
-                <w:sz w:val="19"/>
-                <w:szCs w:val="19"/>
-              </w:rPr>
-              <w:t xml:space="preserve">Jev (stand-in)</w:t>
-            </w:r>
-          </w:p>
-        </w:tc>
-        <w:tc>
-          <w:tcPr>
-            <w:tcW w:type="dxa" w:w="1603"/>
-            <w:tcBorders>
-              <w:top w:val="single" w:color="BFBFBF" w:sz="4"/>
-              <w:left w:val="single" w:color="BFBFBF" w:sz="4"/>
-              <w:bottom w:val="single" w:color="BFBFBF" w:sz="4"/>
-              <w:right w:val="single" w:color="BFBFBF" w:sz="4"/>
-            </w:tcBorders>
-            <w:tcMar>
-              <w:top w:type="dxa" w:w="60"/>
-              <w:left w:type="dxa" w:w="100"/>
-              <w:bottom w:type="dxa" w:w="60"/>
-              <w:right w:type="dxa" w:w="100"/>
-            </w:tcMar>
-          </w:tcPr>
-          <w:p>
-            <w:pPr>
-              <w:spacing w:after="0" w:before="0"/>
-            </w:pPr>
-            <w:r>
-              <w:rPr>
-                <w:sz w:val="19"/>
-                <w:szCs w:val="19"/>
-              </w:rPr>
-              <w:t xml:space="preserve">62%</w:t>
-            </w:r>
-          </w:p>
-        </w:tc>
-        <w:tc>
-          <w:tcPr>
-            <w:tcW w:type="dxa" w:w="675"/>
-            <w:tcBorders>
-              <w:top w:val="single" w:color="BFBFBF" w:sz="4"/>
-              <w:left w:val="single" w:color="BFBFBF" w:sz="4"/>
-              <w:bottom w:val="single" w:color="BFBFBF" w:sz="4"/>
-              <w:right w:val="single" w:color="BFBFBF" w:sz="4"/>
-            </w:tcBorders>
-            <w:tcMar>
-              <w:top w:type="dxa" w:w="60"/>
-              <w:left w:type="dxa" w:w="100"/>
-              <w:bottom w:type="dxa" w:w="60"/>
-              <w:right w:type="dxa" w:w="100"/>
-            </w:tcMar>
-          </w:tcPr>
-          <w:p>
-            <w:pPr>
-              <w:spacing w:after="0" w:before="0"/>
-            </w:pPr>
-            <w:r>
-              <w:rPr>
-                <w:sz w:val="19"/>
-                <w:szCs w:val="19"/>
-              </w:rPr>
-              <w:t xml:space="preserve">LONG</w:t>
-            </w:r>
-          </w:p>
-        </w:tc>
-        <w:tc>
-          <w:tcPr>
-            <w:tcW w:type="dxa" w:w="4723"/>
-            <w:tcBorders>
-              <w:top w:val="single" w:color="BFBFBF" w:sz="4"/>
-              <w:left w:val="single" w:color="BFBFBF" w:sz="4"/>
-              <w:bottom w:val="single" w:color="BFBFBF" w:sz="4"/>
-              <w:right w:val="single" w:color="BFBFBF" w:sz="4"/>
-            </w:tcBorders>
-            <w:tcMar>
-              <w:top w:type="dxa" w:w="60"/>
-              <w:left w:type="dxa" w:w="100"/>
-              <w:bottom w:type="dxa" w:w="60"/>
-              <w:right w:type="dxa" w:w="100"/>
-            </w:tcMar>
-          </w:tcPr>
-          <w:p>
-            <w:pPr>
-              <w:spacing w:after="0" w:before="0"/>
-            </w:pPr>
-            <w:r>
-              <w:rPr>
-                <w:sz w:val="19"/>
-                <w:szCs w:val="19"/>
-              </w:rPr>
-              <w:t xml:space="preserve">Above 55%; regime range-bound</w:t>
+            <w:tcW w:type="dxa" w:w="4638"/>
+            <w:tcBorders>
+              <w:top w:val="single" w:color="BFBFBF" w:sz="4"/>
+              <w:left w:val="single" w:color="BFBFBF" w:sz="4"/>
+              <w:bottom w:val="single" w:color="BFBFBF" w:sz="4"/>
+              <w:right w:val="single" w:color="BFBFBF" w:sz="4"/>
+            </w:tcBorders>
+            <w:tcMar>
+              <w:top w:type="dxa" w:w="60"/>
+              <w:left w:type="dxa" w:w="100"/>
+              <w:bottom w:type="dxa" w:w="60"/>
+              <w:right w:type="dxa" w:w="100"/>
+            </w:tcMar>
+          </w:tcPr>
+          <w:p>
+            <w:pPr>
+              <w:spacing w:after="0" w:before="0"/>
+            </w:pPr>
+            <w:r>
+              <w:rPr>
+                <w:sz w:val="19"/>
+                <w:szCs w:val="19"/>
+              </w:rPr>
+              <w:t xml:space="preserve">Will Bitcoin dip to $65,000 in March?</w:t>
+            </w:r>
+          </w:p>
+        </w:tc>
+        <w:tc>
+          <w:tcPr>
+            <w:tcW w:type="dxa" w:w="1003"/>
+            <w:tcBorders>
+              <w:top w:val="single" w:color="BFBFBF" w:sz="4"/>
+              <w:left w:val="single" w:color="BFBFBF" w:sz="4"/>
+              <w:bottom w:val="single" w:color="BFBFBF" w:sz="4"/>
+              <w:right w:val="single" w:color="BFBFBF" w:sz="4"/>
+            </w:tcBorders>
+            <w:tcMar>
+              <w:top w:type="dxa" w:w="60"/>
+              <w:left w:type="dxa" w:w="100"/>
+              <w:bottom w:type="dxa" w:w="60"/>
+              <w:right w:type="dxa" w:w="100"/>
+            </w:tcMar>
+          </w:tcPr>
+          <w:p>
+            <w:pPr>
+              <w:spacing w:after="0" w:before="0"/>
+            </w:pPr>
+            <w:r>
+              <w:rPr>
+                <w:sz w:val="19"/>
+                <w:szCs w:val="19"/>
+              </w:rPr>
+              <w:t xml:space="preserve">0.11</w:t>
+            </w:r>
+          </w:p>
+        </w:tc>
+        <w:tc>
+          <w:tcPr>
+            <w:tcW w:type="dxa" w:w="3385"/>
+            <w:tcBorders>
+              <w:top w:val="single" w:color="BFBFBF" w:sz="4"/>
+              <w:left w:val="single" w:color="BFBFBF" w:sz="4"/>
+              <w:bottom w:val="single" w:color="BFBFBF" w:sz="4"/>
+              <w:right w:val="single" w:color="BFBFBF" w:sz="4"/>
+            </w:tcBorders>
+            <w:tcMar>
+              <w:top w:type="dxa" w:w="60"/>
+              <w:left w:type="dxa" w:w="100"/>
+              <w:bottom w:type="dxa" w:w="60"/>
+              <w:right w:type="dxa" w:w="100"/>
+            </w:tcMar>
+          </w:tcPr>
+          <w:p>
+            <w:pPr>
+              <w:spacing w:after="0" w:before="0"/>
+            </w:pPr>
+            <w:r>
+              <w:rPr>
+                <w:sz w:val="19"/>
+                <w:szCs w:val="19"/>
+              </w:rPr>
+              <w:t xml:space="preserve">11% chance it touches $65k</w:t>
+            </w:r>
+          </w:p>
+        </w:tc>
+      </w:tr>
+    </w:tbl>
+    <w:p>
+      <w:pPr>
+        <w:spacing w:after="120"/>
+      </w:pPr>
+    </w:p>
+    <w:p>
+      <w:pPr>
+        <w:spacing w:after="120"/>
+      </w:pPr>
+      <w:r>
+        <w:t xml:space="preserve">Read together, that ladder is a picture of the range the market expects.</w:t>
+      </w:r>
+    </w:p>
+    <w:p>
+      <w:pPr>
+        <w:spacing w:after="120"/>
+      </w:pPr>
+      <w:r>
+        <w:rPr>
+          <w:b/>
+          <w:bCs/>
+        </w:rPr>
+        <w:t xml:space="preserve">Three traps, and what this project does about each.</w:t>
+      </w:r>
+      <w:r>
+        <w:t xml:space="preserve"> These are the reason the seat took work rather than being a one-line lookup.</w:t>
+      </w:r>
+    </w:p>
+    <w:tbl>
+      <w:tblPr>
+        <w:tblW w:type="dxa" w:w="9026"/>
+        <w:tblBorders>
+          <w:top w:val="single" w:color="auto" w:sz="4"/>
+          <w:left w:val="single" w:color="auto" w:sz="4"/>
+          <w:bottom w:val="single" w:color="auto" w:sz="4"/>
+          <w:right w:val="single" w:color="auto" w:sz="4"/>
+          <w:insideH w:val="single" w:color="auto" w:sz="4"/>
+          <w:insideV w:val="single" w:color="auto" w:sz="4"/>
+        </w:tblBorders>
+      </w:tblPr>
+      <w:tblGrid>
+        <w:gridCol w:w="1993"/>
+        <w:gridCol w:w="3517"/>
+        <w:gridCol w:w="3516"/>
+      </w:tblGrid>
+      <w:tr>
+        <w:trPr>
+          <w:tblHeader/>
+        </w:trPr>
+        <w:tc>
+          <w:tcPr>
+            <w:tcW w:type="dxa" w:w="1993"/>
+            <w:tcBorders>
+              <w:top w:val="single" w:color="BFBFBF" w:sz="4"/>
+              <w:left w:val="single" w:color="BFBFBF" w:sz="4"/>
+              <w:bottom w:val="single" w:color="BFBFBF" w:sz="4"/>
+              <w:right w:val="single" w:color="BFBFBF" w:sz="4"/>
+            </w:tcBorders>
+            <w:shd w:fill="1F4E79" w:color="auto" w:val="clear"/>
+            <w:tcMar>
+              <w:top w:type="dxa" w:w="60"/>
+              <w:left w:type="dxa" w:w="100"/>
+              <w:bottom w:type="dxa" w:w="60"/>
+              <w:right w:type="dxa" w:w="100"/>
+            </w:tcMar>
+          </w:tcPr>
+          <w:p>
+            <w:pPr>
+              <w:spacing w:after="0" w:before="0"/>
+            </w:pPr>
+            <w:r>
+              <w:rPr>
+                <w:b/>
+                <w:bCs/>
+                <w:color w:val="FFFFFF"/>
+                <w:sz w:val="19"/>
+                <w:szCs w:val="19"/>
+              </w:rPr>
+              <w:t xml:space="preserve">Trap</w:t>
+            </w:r>
+          </w:p>
+        </w:tc>
+        <w:tc>
+          <w:tcPr>
+            <w:tcW w:type="dxa" w:w="3517"/>
+            <w:tcBorders>
+              <w:top w:val="single" w:color="BFBFBF" w:sz="4"/>
+              <w:left w:val="single" w:color="BFBFBF" w:sz="4"/>
+              <w:bottom w:val="single" w:color="BFBFBF" w:sz="4"/>
+              <w:right w:val="single" w:color="BFBFBF" w:sz="4"/>
+            </w:tcBorders>
+            <w:shd w:fill="1F4E79" w:color="auto" w:val="clear"/>
+            <w:tcMar>
+              <w:top w:type="dxa" w:w="60"/>
+              <w:left w:type="dxa" w:w="100"/>
+              <w:bottom w:type="dxa" w:w="60"/>
+              <w:right w:type="dxa" w:w="100"/>
+            </w:tcMar>
+          </w:tcPr>
+          <w:p>
+            <w:pPr>
+              <w:spacing w:after="0" w:before="0"/>
+            </w:pPr>
+            <w:r>
+              <w:rPr>
+                <w:b/>
+                <w:bCs/>
+                <w:color w:val="FFFFFF"/>
+                <w:sz w:val="19"/>
+                <w:szCs w:val="19"/>
+              </w:rPr>
+              <w:t xml:space="preserve">The problem</w:t>
+            </w:r>
+          </w:p>
+        </w:tc>
+        <w:tc>
+          <w:tcPr>
+            <w:tcW w:type="dxa" w:w="3516"/>
+            <w:tcBorders>
+              <w:top w:val="single" w:color="BFBFBF" w:sz="4"/>
+              <w:left w:val="single" w:color="BFBFBF" w:sz="4"/>
+              <w:bottom w:val="single" w:color="BFBFBF" w:sz="4"/>
+              <w:right w:val="single" w:color="BFBFBF" w:sz="4"/>
+            </w:tcBorders>
+            <w:shd w:fill="1F4E79" w:color="auto" w:val="clear"/>
+            <w:tcMar>
+              <w:top w:type="dxa" w:w="60"/>
+              <w:left w:type="dxa" w:w="100"/>
+              <w:bottom w:type="dxa" w:w="60"/>
+              <w:right w:type="dxa" w:w="100"/>
+            </w:tcMar>
+          </w:tcPr>
+          <w:p>
+            <w:pPr>
+              <w:spacing w:after="0" w:before="0"/>
+            </w:pPr>
+            <w:r>
+              <w:rPr>
+                <w:b/>
+                <w:bCs/>
+                <w:color w:val="FFFFFF"/>
+                <w:sz w:val="19"/>
+                <w:szCs w:val="19"/>
+              </w:rPr>
+              <w:t xml:space="preserve">The fix here</w:t>
             </w:r>
           </w:p>
         </w:tc>
@@ -3478,117 +3489,138 @@
         </w:trPr>
         <w:tc>
           <w:tcPr>
-            <w:tcW w:type="dxa" w:w="2025"/>
-            <w:tcBorders>
-              <w:top w:val="single" w:color="BFBFBF" w:sz="4"/>
-              <w:left w:val="single" w:color="BFBFBF" w:sz="4"/>
-              <w:bottom w:val="single" w:color="BFBFBF" w:sz="4"/>
-              <w:right w:val="single" w:color="BFBFBF" w:sz="4"/>
-            </w:tcBorders>
-            <w:tcMar>
-              <w:top w:type="dxa" w:w="60"/>
-              <w:left w:type="dxa" w:w="100"/>
-              <w:bottom w:type="dxa" w:w="60"/>
-              <w:right w:type="dxa" w:w="100"/>
-            </w:tcMar>
-          </w:tcPr>
-          <w:p>
-            <w:pPr>
-              <w:spacing w:after="0" w:before="0"/>
-            </w:pPr>
-            <w:r>
-              <w:rPr>
-                <w:sz w:val="19"/>
-                <w:szCs w:val="19"/>
-              </w:rPr>
-              <w:t xml:space="preserve">Mini LLM</w:t>
-            </w:r>
-          </w:p>
-        </w:tc>
-        <w:tc>
-          <w:tcPr>
-            <w:tcW w:type="dxa" w:w="1603"/>
-            <w:tcBorders>
-              <w:top w:val="single" w:color="BFBFBF" w:sz="4"/>
-              <w:left w:val="single" w:color="BFBFBF" w:sz="4"/>
-              <w:bottom w:val="single" w:color="BFBFBF" w:sz="4"/>
-              <w:right w:val="single" w:color="BFBFBF" w:sz="4"/>
-            </w:tcBorders>
-            <w:tcMar>
-              <w:top w:type="dxa" w:w="60"/>
-              <w:left w:type="dxa" w:w="100"/>
-              <w:bottom w:type="dxa" w:w="60"/>
-              <w:right w:type="dxa" w:w="100"/>
-            </w:tcMar>
-          </w:tcPr>
-          <w:p>
-            <w:pPr>
-              <w:spacing w:after="0" w:before="0"/>
-            </w:pPr>
-            <w:r>
-              <w:rPr>
-                <w:sz w:val="19"/>
-                <w:szCs w:val="19"/>
-              </w:rPr>
-              <w:t xml:space="preserve">79%</w:t>
-            </w:r>
-          </w:p>
-        </w:tc>
-        <w:tc>
-          <w:tcPr>
-            <w:tcW w:type="dxa" w:w="675"/>
-            <w:tcBorders>
-              <w:top w:val="single" w:color="BFBFBF" w:sz="4"/>
-              <w:left w:val="single" w:color="BFBFBF" w:sz="4"/>
-              <w:bottom w:val="single" w:color="BFBFBF" w:sz="4"/>
-              <w:right w:val="single" w:color="BFBFBF" w:sz="4"/>
-            </w:tcBorders>
-            <w:tcMar>
-              <w:top w:type="dxa" w:w="60"/>
-              <w:left w:type="dxa" w:w="100"/>
-              <w:bottom w:type="dxa" w:w="60"/>
-              <w:right w:type="dxa" w:w="100"/>
-            </w:tcMar>
-          </w:tcPr>
-          <w:p>
-            <w:pPr>
-              <w:spacing w:after="0" w:before="0"/>
-            </w:pPr>
-            <w:r>
-              <w:rPr>
-                <w:sz w:val="19"/>
-                <w:szCs w:val="19"/>
-              </w:rPr>
-              <w:t xml:space="preserve">LONG</w:t>
-            </w:r>
-          </w:p>
-        </w:tc>
-        <w:tc>
-          <w:tcPr>
-            <w:tcW w:type="dxa" w:w="4723"/>
-            <w:tcBorders>
-              <w:top w:val="single" w:color="BFBFBF" w:sz="4"/>
-              <w:left w:val="single" w:color="BFBFBF" w:sz="4"/>
-              <w:bottom w:val="single" w:color="BFBFBF" w:sz="4"/>
-              <w:right w:val="single" w:color="BFBFBF" w:sz="4"/>
-            </w:tcBorders>
-            <w:tcMar>
-              <w:top w:type="dxa" w:w="60"/>
-              <w:left w:type="dxa" w:w="100"/>
-              <w:bottom w:type="dxa" w:w="60"/>
-              <w:right w:type="dxa" w:w="100"/>
-            </w:tcMar>
-          </w:tcPr>
-          <w:p>
-            <w:pPr>
-              <w:spacing w:after="0" w:before="0"/>
-            </w:pPr>
-            <w:r>
-              <w:rPr>
-                <w:sz w:val="19"/>
-                <w:szCs w:val="19"/>
-              </w:rPr>
-              <w:t xml:space="preserve">203 of 256 imagined weeks ended higher</w:t>
+            <w:tcW w:type="dxa" w:w="1993"/>
+            <w:tcBorders>
+              <w:top w:val="single" w:color="BFBFBF" w:sz="4"/>
+              <w:left w:val="single" w:color="BFBFBF" w:sz="4"/>
+              <w:bottom w:val="single" w:color="BFBFBF" w:sz="4"/>
+              <w:right w:val="single" w:color="BFBFBF" w:sz="4"/>
+            </w:tcBorders>
+            <w:tcMar>
+              <w:top w:type="dxa" w:w="60"/>
+              <w:left w:type="dxa" w:w="100"/>
+              <w:bottom w:type="dxa" w:w="60"/>
+              <w:right w:type="dxa" w:w="100"/>
+            </w:tcMar>
+          </w:tcPr>
+          <w:p>
+            <w:pPr>
+              <w:spacing w:after="0" w:before="0"/>
+            </w:pPr>
+            <w:r>
+              <w:rPr>
+                <w:b/>
+                <w:bCs/>
+                <w:sz w:val="19"/>
+                <w:szCs w:val="19"/>
+              </w:rPr>
+              <w:t xml:space="preserve">"Reach" is not "close"</w:t>
+            </w:r>
+          </w:p>
+        </w:tc>
+        <w:tc>
+          <w:tcPr>
+            <w:tcW w:type="dxa" w:w="3517"/>
+            <w:tcBorders>
+              <w:top w:val="single" w:color="BFBFBF" w:sz="4"/>
+              <w:left w:val="single" w:color="BFBFBF" w:sz="4"/>
+              <w:bottom w:val="single" w:color="BFBFBF" w:sz="4"/>
+              <w:right w:val="single" w:color="BFBFBF" w:sz="4"/>
+            </w:tcBorders>
+            <w:tcMar>
+              <w:top w:type="dxa" w:w="60"/>
+              <w:left w:type="dxa" w:w="100"/>
+              <w:bottom w:type="dxa" w:w="60"/>
+              <w:right w:type="dxa" w:w="100"/>
+            </w:tcMar>
+          </w:tcPr>
+          <w:p>
+            <w:pPr>
+              <w:spacing w:after="0" w:before="0"/>
+            </w:pPr>
+            <w:r>
+              <w:rPr>
+                <w:sz w:val="19"/>
+                <w:szCs w:val="19"/>
+              </w:rPr>
+              <w:t xml:space="preserve">"Will Bitcoin reach $150k in March" asks whether it </w:t>
+            </w:r>
+            <w:r>
+              <w:rPr>
+                <w:i/>
+                <w:iCs/>
+                <w:sz w:val="19"/>
+                <w:szCs w:val="19"/>
+              </w:rPr>
+              <w:t xml:space="preserve">ever touches</w:t>
+            </w:r>
+            <w:r>
+              <w:rPr>
+                <w:sz w:val="19"/>
+                <w:szCs w:val="19"/>
+              </w:rPr>
+              <w:t xml:space="preserve"> that level, not where it ends the month. A price that spikes to $150k and falls back still pays out. Mathematically (the reflection principle, for a coin-flip random walk) touching is about </w:t>
+            </w:r>
+            <w:r>
+              <w:rPr>
+                <w:b/>
+                <w:bCs/>
+                <w:sz w:val="19"/>
+                <w:szCs w:val="19"/>
+              </w:rPr>
+              <w:t xml:space="preserve">twice</w:t>
+            </w:r>
+            <w:r>
+              <w:rPr>
+                <w:sz w:val="19"/>
+                <w:szCs w:val="19"/>
+              </w:rPr>
+              <w:t xml:space="preserve"> as likely as ending up past it, so reading the ladder as a forecast of the closing price makes every number roughly double</w:t>
+            </w:r>
+          </w:p>
+        </w:tc>
+        <w:tc>
+          <w:tcPr>
+            <w:tcW w:type="dxa" w:w="3516"/>
+            <w:tcBorders>
+              <w:top w:val="single" w:color="BFBFBF" w:sz="4"/>
+              <w:left w:val="single" w:color="BFBFBF" w:sz="4"/>
+              <w:bottom w:val="single" w:color="BFBFBF" w:sz="4"/>
+              <w:right w:val="single" w:color="BFBFBF" w:sz="4"/>
+            </w:tcBorders>
+            <w:tcMar>
+              <w:top w:type="dxa" w:w="60"/>
+              <w:left w:type="dxa" w:w="100"/>
+              <w:bottom w:type="dxa" w:w="60"/>
+              <w:right w:type="dxa" w:w="100"/>
+            </w:tcMar>
+          </w:tcPr>
+          <w:p>
+            <w:pPr>
+              <w:spacing w:after="0" w:before="0"/>
+            </w:pPr>
+            <w:r>
+              <w:rPr>
+                <w:sz w:val="19"/>
+                <w:szCs w:val="19"/>
+              </w:rPr>
+              <w:t xml:space="preserve">The vote never uses the ladder as a closing-price forecast. Where a closing probability really is needed, </w:t>
+            </w:r>
+            <w:r>
+              <w:rPr>
+                <w:rFonts w:ascii="Consolas" w:cs="Consolas" w:eastAsia="Consolas" w:hAnsi="Consolas"/>
+                <w:color w:val="7A2E0E"/>
+                <w:sz w:val="19"/>
+                <w:szCs w:val="19"/>
+              </w:rPr>
+              <w:t xml:space="preserve">touch_to_terminal()</w:t>
+            </w:r>
+            <w:r>
+              <w:rPr>
+                <w:sz w:val="19"/>
+                <w:szCs w:val="19"/>
+              </w:rPr>
+              <w:t xml:space="preserve"> halves it and says out loud that it assumes no drift</w:t>
             </w:r>
           </w:p>
         </w:tc>
@@ -3599,117 +3631,122 @@
         </w:trPr>
         <w:tc>
           <w:tcPr>
-            <w:tcW w:type="dxa" w:w="2025"/>
-            <w:tcBorders>
-              <w:top w:val="single" w:color="BFBFBF" w:sz="4"/>
-              <w:left w:val="single" w:color="BFBFBF" w:sz="4"/>
-              <w:bottom w:val="single" w:color="BFBFBF" w:sz="4"/>
-              <w:right w:val="single" w:color="BFBFBF" w:sz="4"/>
-            </w:tcBorders>
-            <w:tcMar>
-              <w:top w:type="dxa" w:w="60"/>
-              <w:left w:type="dxa" w:w="100"/>
-              <w:bottom w:type="dxa" w:w="60"/>
-              <w:right w:type="dxa" w:w="100"/>
-            </w:tcMar>
-          </w:tcPr>
-          <w:p>
-            <w:pPr>
-              <w:spacing w:after="0" w:before="0"/>
-            </w:pPr>
-            <w:r>
-              <w:rPr>
-                <w:sz w:val="19"/>
-                <w:szCs w:val="19"/>
-              </w:rPr>
-              <w:t xml:space="preserve">Phantom Flow</w:t>
-            </w:r>
-          </w:p>
-        </w:tc>
-        <w:tc>
-          <w:tcPr>
-            <w:tcW w:type="dxa" w:w="1603"/>
-            <w:tcBorders>
-              <w:top w:val="single" w:color="BFBFBF" w:sz="4"/>
-              <w:left w:val="single" w:color="BFBFBF" w:sz="4"/>
-              <w:bottom w:val="single" w:color="BFBFBF" w:sz="4"/>
-              <w:right w:val="single" w:color="BFBFBF" w:sz="4"/>
-            </w:tcBorders>
-            <w:tcMar>
-              <w:top w:type="dxa" w:w="60"/>
-              <w:left w:type="dxa" w:w="100"/>
-              <w:bottom w:type="dxa" w:w="60"/>
-              <w:right w:type="dxa" w:w="100"/>
-            </w:tcMar>
-          </w:tcPr>
-          <w:p>
-            <w:pPr>
-              <w:spacing w:after="0" w:before="0"/>
-            </w:pPr>
-            <w:r>
-              <w:rPr>
-                <w:sz w:val="19"/>
-                <w:szCs w:val="19"/>
-              </w:rPr>
-              <w:t xml:space="preserve">score −1</w:t>
-            </w:r>
-          </w:p>
-        </w:tc>
-        <w:tc>
-          <w:tcPr>
-            <w:tcW w:type="dxa" w:w="675"/>
-            <w:tcBorders>
-              <w:top w:val="single" w:color="BFBFBF" w:sz="4"/>
-              <w:left w:val="single" w:color="BFBFBF" w:sz="4"/>
-              <w:bottom w:val="single" w:color="BFBFBF" w:sz="4"/>
-              <w:right w:val="single" w:color="BFBFBF" w:sz="4"/>
-            </w:tcBorders>
-            <w:tcMar>
-              <w:top w:type="dxa" w:w="60"/>
-              <w:left w:type="dxa" w:w="100"/>
-              <w:bottom w:type="dxa" w:w="60"/>
-              <w:right w:type="dxa" w:w="100"/>
-            </w:tcMar>
-          </w:tcPr>
-          <w:p>
-            <w:pPr>
-              <w:spacing w:after="0" w:before="0"/>
-            </w:pPr>
-            <w:r>
-              <w:rPr>
-                <w:sz w:val="19"/>
-                <w:szCs w:val="19"/>
-              </w:rPr>
-              <w:t xml:space="preserve">FLAT</w:t>
-            </w:r>
-          </w:p>
-        </w:tc>
-        <w:tc>
-          <w:tcPr>
-            <w:tcW w:type="dxa" w:w="4723"/>
-            <w:tcBorders>
-              <w:top w:val="single" w:color="BFBFBF" w:sz="4"/>
-              <w:left w:val="single" w:color="BFBFBF" w:sz="4"/>
-              <w:bottom w:val="single" w:color="BFBFBF" w:sz="4"/>
-              <w:right w:val="single" w:color="BFBFBF" w:sz="4"/>
-            </w:tcBorders>
-            <w:tcMar>
-              <w:top w:type="dxa" w:w="60"/>
-              <w:left w:type="dxa" w:w="100"/>
-              <w:bottom w:type="dxa" w:w="60"/>
-              <w:right w:type="dxa" w:w="100"/>
-            </w:tcMar>
-          </w:tcPr>
-          <w:p>
-            <w:pPr>
-              <w:spacing w:after="0" w:before="0"/>
-            </w:pPr>
-            <w:r>
-              <w:rPr>
-                <w:sz w:val="19"/>
-                <w:szCs w:val="19"/>
-              </w:rPr>
-              <w:t xml:space="preserve">Trend down, oscillator negative, structure still bullish</w:t>
+            <w:tcW w:type="dxa" w:w="1993"/>
+            <w:tcBorders>
+              <w:top w:val="single" w:color="BFBFBF" w:sz="4"/>
+              <w:left w:val="single" w:color="BFBFBF" w:sz="4"/>
+              <w:bottom w:val="single" w:color="BFBFBF" w:sz="4"/>
+              <w:right w:val="single" w:color="BFBFBF" w:sz="4"/>
+            </w:tcBorders>
+            <w:tcMar>
+              <w:top w:type="dxa" w:w="60"/>
+              <w:left w:type="dxa" w:w="100"/>
+              <w:bottom w:type="dxa" w:w="60"/>
+              <w:right w:type="dxa" w:w="100"/>
+            </w:tcMar>
+          </w:tcPr>
+          <w:p>
+            <w:pPr>
+              <w:spacing w:after="0" w:before="0"/>
+            </w:pPr>
+            <w:r>
+              <w:rPr>
+                <w:b/>
+                <w:bCs/>
+                <w:sz w:val="19"/>
+                <w:szCs w:val="19"/>
+              </w:rPr>
+              <w:t xml:space="preserve">Wrong clock</w:t>
+            </w:r>
+          </w:p>
+        </w:tc>
+        <w:tc>
+          <w:tcPr>
+            <w:tcW w:type="dxa" w:w="3517"/>
+            <w:tcBorders>
+              <w:top w:val="single" w:color="BFBFBF" w:sz="4"/>
+              <w:left w:val="single" w:color="BFBFBF" w:sz="4"/>
+              <w:bottom w:val="single" w:color="BFBFBF" w:sz="4"/>
+              <w:right w:val="single" w:color="BFBFBF" w:sz="4"/>
+            </w:tcBorders>
+            <w:tcMar>
+              <w:top w:type="dxa" w:w="60"/>
+              <w:left w:type="dxa" w:w="100"/>
+              <w:bottom w:type="dxa" w:w="60"/>
+              <w:right w:type="dxa" w:w="100"/>
+            </w:tcMar>
+          </w:tcPr>
+          <w:p>
+            <w:pPr>
+              <w:spacing w:after="0" w:before="0"/>
+            </w:pPr>
+            <w:r>
+              <w:rPr>
+                <w:sz w:val="19"/>
+                <w:szCs w:val="19"/>
+              </w:rPr>
+              <w:t xml:space="preserve">These contracts run to a fixed month end. Sitting on 1 March, the question covers 31 days; sitting on 28 March, 3 days. The panel is asking about 7 days</w:t>
+            </w:r>
+          </w:p>
+        </w:tc>
+        <w:tc>
+          <w:tcPr>
+            <w:tcW w:type="dxa" w:w="3516"/>
+            <w:tcBorders>
+              <w:top w:val="single" w:color="BFBFBF" w:sz="4"/>
+              <w:left w:val="single" w:color="BFBFBF" w:sz="4"/>
+              <w:bottom w:val="single" w:color="BFBFBF" w:sz="4"/>
+              <w:right w:val="single" w:color="BFBFBF" w:sz="4"/>
+            </w:tcBorders>
+            <w:tcMar>
+              <w:top w:type="dxa" w:w="60"/>
+              <w:left w:type="dxa" w:w="100"/>
+              <w:bottom w:type="dxa" w:w="60"/>
+              <w:right w:type="dxa" w:w="100"/>
+            </w:tcMar>
+          </w:tcPr>
+          <w:p>
+            <w:pPr>
+              <w:spacing w:after="0" w:before="0"/>
+            </w:pPr>
+            <w:r>
+              <w:rPr>
+                <w:sz w:val="19"/>
+                <w:szCs w:val="19"/>
+              </w:rPr>
+              <w:t xml:space="preserve">The </w:t>
+            </w:r>
+            <w:r>
+              <w:rPr>
+                <w:i/>
+                <w:iCs/>
+                <w:sz w:val="19"/>
+                <w:szCs w:val="19"/>
+              </w:rPr>
+              <w:t xml:space="preserve">direction</w:t>
+            </w:r>
+            <w:r>
+              <w:rPr>
+                <w:sz w:val="19"/>
+                <w:szCs w:val="19"/>
+              </w:rPr>
+              <w:t xml:space="preserve"> of the tilt survives a change of horizon; its </w:t>
+            </w:r>
+            <w:r>
+              <w:rPr>
+                <w:i/>
+                <w:iCs/>
+                <w:sz w:val="19"/>
+                <w:szCs w:val="19"/>
+              </w:rPr>
+              <w:t xml:space="preserve">size</w:t>
+            </w:r>
+            <w:r>
+              <w:rPr>
+                <w:sz w:val="19"/>
+                <w:szCs w:val="19"/>
+              </w:rPr>
+              <w:t xml:space="preserve"> does not. So the tilt decides LONG, FLAT or SHORT, and nothing else is read from its magnitude</w:t>
             </w:r>
           </w:p>
         </w:tc>
@@ -3720,7 +3757,7 @@
         </w:trPr>
         <w:tc>
           <w:tcPr>
-            <w:tcW w:type="dxa" w:w="2025"/>
+            <w:tcW w:type="dxa" w:w="1993"/>
             <w:tcBorders>
               <w:top w:val="single" w:color="BFBFBF" w:sz="4"/>
               <w:left w:val="single" w:color="BFBFBF" w:sz="4"/>
@@ -3745,59 +3782,66 @@
                 <w:sz w:val="19"/>
                 <w:szCs w:val="19"/>
               </w:rPr>
-              <w:t xml:space="preserve">Panel chair</w:t>
-            </w:r>
-          </w:p>
-        </w:tc>
-        <w:tc>
-          <w:tcPr>
-            <w:tcW w:type="dxa" w:w="1603"/>
-            <w:tcBorders>
-              <w:top w:val="single" w:color="BFBFBF" w:sz="4"/>
-              <w:left w:val="single" w:color="BFBFBF" w:sz="4"/>
-              <w:bottom w:val="single" w:color="BFBFBF" w:sz="4"/>
-              <w:right w:val="single" w:color="BFBFBF" w:sz="4"/>
-            </w:tcBorders>
-            <w:tcMar>
-              <w:top w:type="dxa" w:w="60"/>
-              <w:left w:type="dxa" w:w="100"/>
-              <w:bottom w:type="dxa" w:w="60"/>
-              <w:right w:type="dxa" w:w="100"/>
-            </w:tcMar>
-          </w:tcPr>
-          <w:p>
-            <w:pPr>
-              <w:spacing w:after="0" w:before="0"/>
-            </w:pPr>
-            <w:r>
-              <w:rPr>
-                <w:sz w:val="19"/>
-                <w:szCs w:val="19"/>
-              </w:rPr>
-              <w:t xml:space="preserve">—</w:t>
-            </w:r>
-          </w:p>
-        </w:tc>
-        <w:tc>
-          <w:tcPr>
-            <w:tcW w:type="dxa" w:w="675"/>
-            <w:tcBorders>
-              <w:top w:val="single" w:color="BFBFBF" w:sz="4"/>
-              <w:left w:val="single" w:color="BFBFBF" w:sz="4"/>
-              <w:bottom w:val="single" w:color="BFBFBF" w:sz="4"/>
-              <w:right w:val="single" w:color="BFBFBF" w:sz="4"/>
-            </w:tcBorders>
-            <w:tcMar>
-              <w:top w:type="dxa" w:w="60"/>
-              <w:left w:type="dxa" w:w="100"/>
-              <w:bottom w:type="dxa" w:w="60"/>
-              <w:right w:type="dxa" w:w="100"/>
-            </w:tcMar>
-          </w:tcPr>
-          <w:p>
-            <w:pPr>
-              <w:spacing w:after="0" w:before="0"/>
-            </w:pPr>
+              <w:t xml:space="preserve">A price is not a pure forecast</w:t>
+            </w:r>
+          </w:p>
+        </w:tc>
+        <w:tc>
+          <w:tcPr>
+            <w:tcW w:type="dxa" w:w="3517"/>
+            <w:tcBorders>
+              <w:top w:val="single" w:color="BFBFBF" w:sz="4"/>
+              <w:left w:val="single" w:color="BFBFBF" w:sz="4"/>
+              <w:bottom w:val="single" w:color="BFBFBF" w:sz="4"/>
+              <w:right w:val="single" w:color="BFBFBF" w:sz="4"/>
+            </w:tcBorders>
+            <w:tcMar>
+              <w:top w:type="dxa" w:w="60"/>
+              <w:left w:type="dxa" w:w="100"/>
+              <w:bottom w:type="dxa" w:w="60"/>
+              <w:right w:type="dxa" w:w="100"/>
+            </w:tcMar>
+          </w:tcPr>
+          <w:p>
+            <w:pPr>
+              <w:spacing w:after="0" w:before="0"/>
+            </w:pPr>
+            <w:r>
+              <w:rPr>
+                <w:sz w:val="19"/>
+                <w:szCs w:val="19"/>
+              </w:rPr>
+              <w:t xml:space="preserve">Buying a contract ties up money for months and carries risk, so the price includes a premium. It is a price, not an opinion poll</w:t>
+            </w:r>
+          </w:p>
+        </w:tc>
+        <w:tc>
+          <w:tcPr>
+            <w:tcW w:type="dxa" w:w="3516"/>
+            <w:tcBorders>
+              <w:top w:val="single" w:color="BFBFBF" w:sz="4"/>
+              <w:left w:val="single" w:color="BFBFBF" w:sz="4"/>
+              <w:bottom w:val="single" w:color="BFBFBF" w:sz="4"/>
+              <w:right w:val="single" w:color="BFBFBF" w:sz="4"/>
+            </w:tcBorders>
+            <w:tcMar>
+              <w:top w:type="dxa" w:w="60"/>
+              <w:left w:type="dxa" w:w="100"/>
+              <w:bottom w:type="dxa" w:w="60"/>
+              <w:right w:type="dxa" w:w="100"/>
+            </w:tcMar>
+          </w:tcPr>
+          <w:p>
+            <w:pPr>
+              <w:spacing w:after="0" w:before="0"/>
+            </w:pPr>
+            <w:r>
+              <w:rPr>
+                <w:sz w:val="19"/>
+                <w:szCs w:val="19"/>
+              </w:rPr>
+              <w:t xml:space="preserve">The signal is a </w:t>
+            </w:r>
             <w:r>
               <w:rPr>
                 <w:b/>
@@ -3805,36 +3849,1345 @@
                 <w:sz w:val="19"/>
                 <w:szCs w:val="19"/>
               </w:rPr>
+              <w:t xml:space="preserve">difference</w:t>
+            </w:r>
+            <w:r>
+              <w:rPr>
+                <w:sz w:val="19"/>
+                <w:szCs w:val="19"/>
+              </w:rPr>
+              <w:t xml:space="preserve"> between two contracts the same distance either side of today's price. A premium sitting on both legs cancels out</w:t>
+            </w:r>
+          </w:p>
+        </w:tc>
+      </w:tr>
+    </w:tbl>
+    <w:p>
+      <w:pPr>
+        <w:spacing w:after="120"/>
+      </w:pPr>
+    </w:p>
+    <w:p>
+      <w:pPr>
+        <w:spacing w:after="120"/>
+      </w:pPr>
+      <w:r>
+        <w:rPr>
+          <w:b/>
+          <w:bCs/>
+        </w:rPr>
+        <w:t xml:space="preserve">The signal, in one line:</w:t>
+      </w:r>
+    </w:p>
+    <w:p>
+      <w:pPr>
+        <w:pStyle w:val="Quote"/>
+      </w:pPr>
+      <w:r>
+        <w:rPr>
+          <w:b/>
+          <w:bCs/>
+        </w:rPr>
+        <w:t xml:space="preserve">lean = (price of a +10% move) − (price of a −10% move)</w:t>
+      </w:r>
+    </w:p>
+    <w:p>
+      <w:pPr>
+        <w:spacing w:after="120"/>
+      </w:pPr>
+      <w:r>
+        <w:t xml:space="preserve">Both legs are the same distance from today's price, on the same expiry, in the same market. A positive lean means the crowd pays more for the upside. Above +0.06 the expert votes LONG, below −0.06 SHORT, and in between FLAT.</w:t>
+      </w:r>
+    </w:p>
+    <w:p>
+      <w:pPr>
+        <w:spacing w:after="120"/>
+      </w:pPr>
+      <w:r>
+        <w:rPr>
+          <w:b/>
+          <w:bCs/>
+        </w:rPr>
+        <w:t xml:space="preserve">A worked example.</w:t>
+      </w:r>
+      <w:r>
+        <w:t xml:space="preserve"> Bitcoin is at $100,000. The ladder gives a 45% chance of touching $110,000 and a 25% chance of touching $90,000. The lean is 0.45 − 0.25 = </w:t>
+      </w:r>
+      <w:r>
+        <w:rPr>
+          <w:b/>
+          <w:bCs/>
+        </w:rPr>
+        <w:t xml:space="preserve">+0.20</w:t>
+      </w:r>
+      <w:r>
+        <w:t xml:space="preserve">, comfortably past the threshold, so the seat votes LONG. Note what we did </w:t>
+      </w:r>
+      <w:r>
+        <w:rPr>
+          <w:i/>
+          <w:iCs/>
+        </w:rPr>
+        <w:t xml:space="preserve">not</w:t>
+      </w:r>
+      <w:r>
+        <w:t xml:space="preserve"> do: we did not claim a 45% chance of ending the week above $110,000.</w:t>
+      </w:r>
+    </w:p>
+    <w:p>
+      <w:pPr>
+        <w:spacing w:after="120"/>
+      </w:pPr>
+      <w:r>
+        <w:rPr>
+          <w:b/>
+          <w:bCs/>
+        </w:rPr>
+        <w:t xml:space="preserve">When it says nothing.</w:t>
+      </w:r>
+      <w:r>
+        <w:t xml:space="preserve"> If the ladder has fewer than two strikes on either side, or if a ±10% move falls outside the quoted strikes, the code returns nothing and the seat </w:t>
+      </w:r>
+      <w:r>
+        <w:rPr>
+          <w:b/>
+          <w:bCs/>
+        </w:rPr>
+        <w:t xml:space="preserve">abstains</w:t>
+      </w:r>
+      <w:r>
+        <w:t xml:space="preserve"> (FLAT). It never extrapolates, because extrapolating a probability means inventing one.</w:t>
+      </w:r>
+    </w:p>
+    <w:p>
+      <w:pPr>
+        <w:spacing w:after="120"/>
+      </w:pPr>
+      <w:r>
+        <w:rPr>
+          <w:b/>
+          <w:bCs/>
+        </w:rPr>
+        <w:t xml:space="preserve">The honest limitation, and it is a big one.</w:t>
+      </w:r>
+      <w:r>
+        <w:t xml:space="preserve"> Liquid Bitcoin prediction markets are recent. The panel's history starts in January 2020; these markets barely existed before 2024. So this seat abstains for most of the backtest, and it is judged only on the weeks it actually covered (section 5). Any claim about its record over the full 332 weeks would be meaningless.</w:t>
+      </w:r>
+    </w:p>
+    <w:p>
+      <w:pPr>
+        <w:pStyle w:val="Heading2"/>
+      </w:pPr>
+      <w:r>
+        <w:t xml:space="preserve">3.8 The panel chair</w:t>
+      </w:r>
+    </w:p>
+    <w:p>
+      <w:pPr>
+        <w:spacing w:after="120"/>
+      </w:pPr>
+      <w:r>
+        <w:rPr>
+          <w:b/>
+          <w:bCs/>
+        </w:rPr>
+        <w:t xml:space="preserve">What it is:</w:t>
+      </w:r>
+      <w:r>
+        <w:t xml:space="preserve"> a simple rule. LONG if at least 3 experts say LONG and they outnumber those saying SHORT. SHORT is the mirror image; otherwise FLAT.</w:t>
+      </w:r>
+    </w:p>
+    <w:p>
+      <w:pPr>
+        <w:spacing w:after="120"/>
+      </w:pPr>
+      <w:r>
+        <w:t xml:space="preserve">Because an abstaining expert changes neither count, a week where the market seat is silent gives exactly the answer the six-expert panel would have given. That makes the comparison clean, and the dashboard keeps both earlier chairs — "Chair without Phantom Flow" (3 of 5) and "Chair without the market" (3 of 6) — so you can see what each new seat added.</w:t>
+      </w:r>
+    </w:p>
+    <w:p>
+      <w:pPr>
+        <w:spacing w:after="120"/>
+      </w:pPr>
+      <w:r>
+        <w:rPr>
+          <w:b/>
+          <w:bCs/>
+        </w:rPr>
+        <w:t xml:space="preserve">Latest call:</w:t>
+      </w:r>
+      <w:r>
+        <w:t xml:space="preserve"> FLAT. Two experts said LONG (Jev and the mini LLM), four said FLAT, none said SHORT.</w:t>
+      </w:r>
+    </w:p>
+    <w:p>
+      <w:pPr>
+        <w:pStyle w:val="Heading1"/>
+      </w:pPr>
+      <w:r>
+        <w:t xml:space="preserve">4. A worked example: one week</w:t>
+      </w:r>
+    </w:p>
+    <w:p>
+      <w:pPr>
+        <w:spacing w:after="120"/>
+      </w:pPr>
+      <w:r>
+        <w:t xml:space="preserve">The latest call was for the week after </w:t>
+      </w:r>
+      <w:r>
+        <w:rPr>
+          <w:b/>
+          <w:bCs/>
+        </w:rPr>
+        <w:t xml:space="preserve">17 May 2026</w:t>
+      </w:r>
+      <w:r>
+        <w:t xml:space="preserve">, with Bitcoin at </w:t>
+      </w:r>
+      <w:r>
+        <w:rPr>
+          <w:b/>
+          <w:bCs/>
+        </w:rPr>
+        <w:t xml:space="preserve">$77,498</w:t>
+      </w:r>
+      <w:r>
+        <w:t xml:space="preserve">. The public data ends on 23 May 2026, so this is the most recent week the system can call.</w:t>
+      </w:r>
+    </w:p>
+    <w:tbl>
+      <w:tblPr>
+        <w:tblW w:type="dxa" w:w="9026"/>
+        <w:tblBorders>
+          <w:top w:val="single" w:color="auto" w:sz="4"/>
+          <w:left w:val="single" w:color="auto" w:sz="4"/>
+          <w:bottom w:val="single" w:color="auto" w:sz="4"/>
+          <w:right w:val="single" w:color="auto" w:sz="4"/>
+          <w:insideH w:val="single" w:color="auto" w:sz="4"/>
+          <w:insideV w:val="single" w:color="auto" w:sz="4"/>
+        </w:tblBorders>
+      </w:tblPr>
+      <w:tblGrid>
+        <w:gridCol w:w="1951"/>
+        <w:gridCol w:w="1544"/>
+        <w:gridCol w:w="660"/>
+        <w:gridCol w:w="4871"/>
+      </w:tblGrid>
+      <w:tr>
+        <w:trPr>
+          <w:tblHeader/>
+        </w:trPr>
+        <w:tc>
+          <w:tcPr>
+            <w:tcW w:type="dxa" w:w="1951"/>
+            <w:tcBorders>
+              <w:top w:val="single" w:color="BFBFBF" w:sz="4"/>
+              <w:left w:val="single" w:color="BFBFBF" w:sz="4"/>
+              <w:bottom w:val="single" w:color="BFBFBF" w:sz="4"/>
+              <w:right w:val="single" w:color="BFBFBF" w:sz="4"/>
+            </w:tcBorders>
+            <w:shd w:fill="1F4E79" w:color="auto" w:val="clear"/>
+            <w:tcMar>
+              <w:top w:type="dxa" w:w="60"/>
+              <w:left w:type="dxa" w:w="100"/>
+              <w:bottom w:type="dxa" w:w="60"/>
+              <w:right w:type="dxa" w:w="100"/>
+            </w:tcMar>
+          </w:tcPr>
+          <w:p>
+            <w:pPr>
+              <w:spacing w:after="0" w:before="0"/>
+            </w:pPr>
+            <w:r>
+              <w:rPr>
+                <w:b/>
+                <w:bCs/>
+                <w:color w:val="FFFFFF"/>
+                <w:sz w:val="19"/>
+                <w:szCs w:val="19"/>
+              </w:rPr>
+              <w:t xml:space="preserve">Expert</w:t>
+            </w:r>
+          </w:p>
+        </w:tc>
+        <w:tc>
+          <w:tcPr>
+            <w:tcW w:type="dxa" w:w="1544"/>
+            <w:tcBorders>
+              <w:top w:val="single" w:color="BFBFBF" w:sz="4"/>
+              <w:left w:val="single" w:color="BFBFBF" w:sz="4"/>
+              <w:bottom w:val="single" w:color="BFBFBF" w:sz="4"/>
+              <w:right w:val="single" w:color="BFBFBF" w:sz="4"/>
+            </w:tcBorders>
+            <w:shd w:fill="1F4E79" w:color="auto" w:val="clear"/>
+            <w:tcMar>
+              <w:top w:type="dxa" w:w="60"/>
+              <w:left w:type="dxa" w:w="100"/>
+              <w:bottom w:type="dxa" w:w="60"/>
+              <w:right w:type="dxa" w:w="100"/>
+            </w:tcMar>
+          </w:tcPr>
+          <w:p>
+            <w:pPr>
+              <w:spacing w:after="0" w:before="0"/>
+            </w:pPr>
+            <w:r>
+              <w:rPr>
+                <w:b/>
+                <w:bCs/>
+                <w:color w:val="FFFFFF"/>
+                <w:sz w:val="19"/>
+                <w:szCs w:val="19"/>
+              </w:rPr>
+              <w:t xml:space="preserve">P(price higher)</w:t>
+            </w:r>
+          </w:p>
+        </w:tc>
+        <w:tc>
+          <w:tcPr>
+            <w:tcW w:type="dxa" w:w="660"/>
+            <w:tcBorders>
+              <w:top w:val="single" w:color="BFBFBF" w:sz="4"/>
+              <w:left w:val="single" w:color="BFBFBF" w:sz="4"/>
+              <w:bottom w:val="single" w:color="BFBFBF" w:sz="4"/>
+              <w:right w:val="single" w:color="BFBFBF" w:sz="4"/>
+            </w:tcBorders>
+            <w:shd w:fill="1F4E79" w:color="auto" w:val="clear"/>
+            <w:tcMar>
+              <w:top w:type="dxa" w:w="60"/>
+              <w:left w:type="dxa" w:w="100"/>
+              <w:bottom w:type="dxa" w:w="60"/>
+              <w:right w:type="dxa" w:w="100"/>
+            </w:tcMar>
+          </w:tcPr>
+          <w:p>
+            <w:pPr>
+              <w:spacing w:after="0" w:before="0"/>
+            </w:pPr>
+            <w:r>
+              <w:rPr>
+                <w:b/>
+                <w:bCs/>
+                <w:color w:val="FFFFFF"/>
+                <w:sz w:val="19"/>
+                <w:szCs w:val="19"/>
+              </w:rPr>
+              <w:t xml:space="preserve">Call</w:t>
+            </w:r>
+          </w:p>
+        </w:tc>
+        <w:tc>
+          <w:tcPr>
+            <w:tcW w:type="dxa" w:w="4871"/>
+            <w:tcBorders>
+              <w:top w:val="single" w:color="BFBFBF" w:sz="4"/>
+              <w:left w:val="single" w:color="BFBFBF" w:sz="4"/>
+              <w:bottom w:val="single" w:color="BFBFBF" w:sz="4"/>
+              <w:right w:val="single" w:color="BFBFBF" w:sz="4"/>
+            </w:tcBorders>
+            <w:shd w:fill="1F4E79" w:color="auto" w:val="clear"/>
+            <w:tcMar>
+              <w:top w:type="dxa" w:w="60"/>
+              <w:left w:type="dxa" w:w="100"/>
+              <w:bottom w:type="dxa" w:w="60"/>
+              <w:right w:type="dxa" w:w="100"/>
+            </w:tcMar>
+          </w:tcPr>
+          <w:p>
+            <w:pPr>
+              <w:spacing w:after="0" w:before="0"/>
+            </w:pPr>
+            <w:r>
+              <w:rPr>
+                <w:b/>
+                <w:bCs/>
+                <w:color w:val="FFFFFF"/>
+                <w:sz w:val="19"/>
+                <w:szCs w:val="19"/>
+              </w:rPr>
+              <w:t xml:space="preserve">Reason</w:t>
+            </w:r>
+          </w:p>
+        </w:tc>
+      </w:tr>
+      <w:tr>
+        <w:trPr>
+          <w:tblHeader w:val="false"/>
+        </w:trPr>
+        <w:tc>
+          <w:tcPr>
+            <w:tcW w:type="dxa" w:w="1951"/>
+            <w:tcBorders>
+              <w:top w:val="single" w:color="BFBFBF" w:sz="4"/>
+              <w:left w:val="single" w:color="BFBFBF" w:sz="4"/>
+              <w:bottom w:val="single" w:color="BFBFBF" w:sz="4"/>
+              <w:right w:val="single" w:color="BFBFBF" w:sz="4"/>
+            </w:tcBorders>
+            <w:tcMar>
+              <w:top w:type="dxa" w:w="60"/>
+              <w:left w:type="dxa" w:w="100"/>
+              <w:bottom w:type="dxa" w:w="60"/>
+              <w:right w:type="dxa" w:w="100"/>
+            </w:tcMar>
+          </w:tcPr>
+          <w:p>
+            <w:pPr>
+              <w:spacing w:after="0" w:before="0"/>
+            </w:pPr>
+            <w:r>
+              <w:rPr>
+                <w:sz w:val="19"/>
+                <w:szCs w:val="19"/>
+              </w:rPr>
+              <w:t xml:space="preserve">Random Forest</w:t>
+            </w:r>
+          </w:p>
+        </w:tc>
+        <w:tc>
+          <w:tcPr>
+            <w:tcW w:type="dxa" w:w="1544"/>
+            <w:tcBorders>
+              <w:top w:val="single" w:color="BFBFBF" w:sz="4"/>
+              <w:left w:val="single" w:color="BFBFBF" w:sz="4"/>
+              <w:bottom w:val="single" w:color="BFBFBF" w:sz="4"/>
+              <w:right w:val="single" w:color="BFBFBF" w:sz="4"/>
+            </w:tcBorders>
+            <w:tcMar>
+              <w:top w:type="dxa" w:w="60"/>
+              <w:left w:type="dxa" w:w="100"/>
+              <w:bottom w:type="dxa" w:w="60"/>
+              <w:right w:type="dxa" w:w="100"/>
+            </w:tcMar>
+          </w:tcPr>
+          <w:p>
+            <w:pPr>
+              <w:spacing w:after="0" w:before="0"/>
+            </w:pPr>
+            <w:r>
+              <w:rPr>
+                <w:sz w:val="19"/>
+                <w:szCs w:val="19"/>
+              </w:rPr>
+              <w:t xml:space="preserve">49%</w:t>
+            </w:r>
+          </w:p>
+        </w:tc>
+        <w:tc>
+          <w:tcPr>
+            <w:tcW w:type="dxa" w:w="660"/>
+            <w:tcBorders>
+              <w:top w:val="single" w:color="BFBFBF" w:sz="4"/>
+              <w:left w:val="single" w:color="BFBFBF" w:sz="4"/>
+              <w:bottom w:val="single" w:color="BFBFBF" w:sz="4"/>
+              <w:right w:val="single" w:color="BFBFBF" w:sz="4"/>
+            </w:tcBorders>
+            <w:tcMar>
+              <w:top w:type="dxa" w:w="60"/>
+              <w:left w:type="dxa" w:w="100"/>
+              <w:bottom w:type="dxa" w:w="60"/>
+              <w:right w:type="dxa" w:w="100"/>
+            </w:tcMar>
+          </w:tcPr>
+          <w:p>
+            <w:pPr>
+              <w:spacing w:after="0" w:before="0"/>
+            </w:pPr>
+            <w:r>
+              <w:rPr>
+                <w:sz w:val="19"/>
+                <w:szCs w:val="19"/>
+              </w:rPr>
               <w:t xml:space="preserve">FLAT</w:t>
             </w:r>
           </w:p>
         </w:tc>
         <w:tc>
           <w:tcPr>
-            <w:tcW w:type="dxa" w:w="4723"/>
-            <w:tcBorders>
-              <w:top w:val="single" w:color="BFBFBF" w:sz="4"/>
-              <w:left w:val="single" w:color="BFBFBF" w:sz="4"/>
-              <w:bottom w:val="single" w:color="BFBFBF" w:sz="4"/>
-              <w:right w:val="single" w:color="BFBFBF" w:sz="4"/>
-            </w:tcBorders>
-            <w:tcMar>
-              <w:top w:type="dxa" w:w="60"/>
-              <w:left w:type="dxa" w:w="100"/>
-              <w:bottom w:type="dxa" w:w="60"/>
-              <w:right w:type="dxa" w:w="100"/>
-            </w:tcMar>
-          </w:tcPr>
-          <w:p>
-            <w:pPr>
-              <w:spacing w:after="0" w:before="0"/>
-            </w:pPr>
-            <w:r>
-              <w:rPr>
-                <w:sz w:val="19"/>
-                <w:szCs w:val="19"/>
-              </w:rPr>
-              <w:t xml:space="preserve">Only 2 of 6 LONG; needs 3</w:t>
+            <w:tcW w:type="dxa" w:w="4871"/>
+            <w:tcBorders>
+              <w:top w:val="single" w:color="BFBFBF" w:sz="4"/>
+              <w:left w:val="single" w:color="BFBFBF" w:sz="4"/>
+              <w:bottom w:val="single" w:color="BFBFBF" w:sz="4"/>
+              <w:right w:val="single" w:color="BFBFBF" w:sz="4"/>
+            </w:tcBorders>
+            <w:tcMar>
+              <w:top w:type="dxa" w:w="60"/>
+              <w:left w:type="dxa" w:w="100"/>
+              <w:bottom w:type="dxa" w:w="60"/>
+              <w:right w:type="dxa" w:w="100"/>
+            </w:tcMar>
+          </w:tcPr>
+          <w:p>
+            <w:pPr>
+              <w:spacing w:after="0" w:before="0"/>
+            </w:pPr>
+            <w:r>
+              <w:rPr>
+                <w:sz w:val="19"/>
+                <w:szCs w:val="19"/>
+              </w:rPr>
+              <w:t xml:space="preserve">Between 45% and 55%</w:t>
+            </w:r>
+          </w:p>
+        </w:tc>
+      </w:tr>
+      <w:tr>
+        <w:trPr>
+          <w:tblHeader w:val="false"/>
+        </w:trPr>
+        <w:tc>
+          <w:tcPr>
+            <w:tcW w:type="dxa" w:w="1951"/>
+            <w:tcBorders>
+              <w:top w:val="single" w:color="BFBFBF" w:sz="4"/>
+              <w:left w:val="single" w:color="BFBFBF" w:sz="4"/>
+              <w:bottom w:val="single" w:color="BFBFBF" w:sz="4"/>
+              <w:right w:val="single" w:color="BFBFBF" w:sz="4"/>
+            </w:tcBorders>
+            <w:tcMar>
+              <w:top w:type="dxa" w:w="60"/>
+              <w:left w:type="dxa" w:w="100"/>
+              <w:bottom w:type="dxa" w:w="60"/>
+              <w:right w:type="dxa" w:w="100"/>
+            </w:tcMar>
+          </w:tcPr>
+          <w:p>
+            <w:pPr>
+              <w:spacing w:after="0" w:before="0"/>
+            </w:pPr>
+            <w:r>
+              <w:rPr>
+                <w:sz w:val="19"/>
+                <w:szCs w:val="19"/>
+              </w:rPr>
+              <w:t xml:space="preserve">Tabular Transformer</w:t>
+            </w:r>
+          </w:p>
+        </w:tc>
+        <w:tc>
+          <w:tcPr>
+            <w:tcW w:type="dxa" w:w="1544"/>
+            <w:tcBorders>
+              <w:top w:val="single" w:color="BFBFBF" w:sz="4"/>
+              <w:left w:val="single" w:color="BFBFBF" w:sz="4"/>
+              <w:bottom w:val="single" w:color="BFBFBF" w:sz="4"/>
+              <w:right w:val="single" w:color="BFBFBF" w:sz="4"/>
+            </w:tcBorders>
+            <w:tcMar>
+              <w:top w:type="dxa" w:w="60"/>
+              <w:left w:type="dxa" w:w="100"/>
+              <w:bottom w:type="dxa" w:w="60"/>
+              <w:right w:type="dxa" w:w="100"/>
+            </w:tcMar>
+          </w:tcPr>
+          <w:p>
+            <w:pPr>
+              <w:spacing w:after="0" w:before="0"/>
+            </w:pPr>
+            <w:r>
+              <w:rPr>
+                <w:sz w:val="19"/>
+                <w:szCs w:val="19"/>
+              </w:rPr>
+              <w:t xml:space="preserve">51%</w:t>
+            </w:r>
+          </w:p>
+        </w:tc>
+        <w:tc>
+          <w:tcPr>
+            <w:tcW w:type="dxa" w:w="660"/>
+            <w:tcBorders>
+              <w:top w:val="single" w:color="BFBFBF" w:sz="4"/>
+              <w:left w:val="single" w:color="BFBFBF" w:sz="4"/>
+              <w:bottom w:val="single" w:color="BFBFBF" w:sz="4"/>
+              <w:right w:val="single" w:color="BFBFBF" w:sz="4"/>
+            </w:tcBorders>
+            <w:tcMar>
+              <w:top w:type="dxa" w:w="60"/>
+              <w:left w:type="dxa" w:w="100"/>
+              <w:bottom w:type="dxa" w:w="60"/>
+              <w:right w:type="dxa" w:w="100"/>
+            </w:tcMar>
+          </w:tcPr>
+          <w:p>
+            <w:pPr>
+              <w:spacing w:after="0" w:before="0"/>
+            </w:pPr>
+            <w:r>
+              <w:rPr>
+                <w:sz w:val="19"/>
+                <w:szCs w:val="19"/>
+              </w:rPr>
+              <w:t xml:space="preserve">FLAT</w:t>
+            </w:r>
+          </w:p>
+        </w:tc>
+        <w:tc>
+          <w:tcPr>
+            <w:tcW w:type="dxa" w:w="4871"/>
+            <w:tcBorders>
+              <w:top w:val="single" w:color="BFBFBF" w:sz="4"/>
+              <w:left w:val="single" w:color="BFBFBF" w:sz="4"/>
+              <w:bottom w:val="single" w:color="BFBFBF" w:sz="4"/>
+              <w:right w:val="single" w:color="BFBFBF" w:sz="4"/>
+            </w:tcBorders>
+            <w:tcMar>
+              <w:top w:type="dxa" w:w="60"/>
+              <w:left w:type="dxa" w:w="100"/>
+              <w:bottom w:type="dxa" w:w="60"/>
+              <w:right w:type="dxa" w:w="100"/>
+            </w:tcMar>
+          </w:tcPr>
+          <w:p>
+            <w:pPr>
+              <w:spacing w:after="0" w:before="0"/>
+            </w:pPr>
+            <w:r>
+              <w:rPr>
+                <w:sz w:val="19"/>
+                <w:szCs w:val="19"/>
+              </w:rPr>
+              <w:t xml:space="preserve">Between 45% and 55%</w:t>
+            </w:r>
+          </w:p>
+        </w:tc>
+      </w:tr>
+      <w:tr>
+        <w:trPr>
+          <w:tblHeader w:val="false"/>
+        </w:trPr>
+        <w:tc>
+          <w:tcPr>
+            <w:tcW w:type="dxa" w:w="1951"/>
+            <w:tcBorders>
+              <w:top w:val="single" w:color="BFBFBF" w:sz="4"/>
+              <w:left w:val="single" w:color="BFBFBF" w:sz="4"/>
+              <w:bottom w:val="single" w:color="BFBFBF" w:sz="4"/>
+              <w:right w:val="single" w:color="BFBFBF" w:sz="4"/>
+            </w:tcBorders>
+            <w:tcMar>
+              <w:top w:type="dxa" w:w="60"/>
+              <w:left w:type="dxa" w:w="100"/>
+              <w:bottom w:type="dxa" w:w="60"/>
+              <w:right w:type="dxa" w:w="100"/>
+            </w:tcMar>
+          </w:tcPr>
+          <w:p>
+            <w:pPr>
+              <w:spacing w:after="0" w:before="0"/>
+            </w:pPr>
+            <w:r>
+              <w:rPr>
+                <w:sz w:val="19"/>
+                <w:szCs w:val="19"/>
+              </w:rPr>
+              <w:t xml:space="preserve">Neuroplastic World Model</w:t>
+            </w:r>
+          </w:p>
+        </w:tc>
+        <w:tc>
+          <w:tcPr>
+            <w:tcW w:type="dxa" w:w="1544"/>
+            <w:tcBorders>
+              <w:top w:val="single" w:color="BFBFBF" w:sz="4"/>
+              <w:left w:val="single" w:color="BFBFBF" w:sz="4"/>
+              <w:bottom w:val="single" w:color="BFBFBF" w:sz="4"/>
+              <w:right w:val="single" w:color="BFBFBF" w:sz="4"/>
+            </w:tcBorders>
+            <w:tcMar>
+              <w:top w:type="dxa" w:w="60"/>
+              <w:left w:type="dxa" w:w="100"/>
+              <w:bottom w:type="dxa" w:w="60"/>
+              <w:right w:type="dxa" w:w="100"/>
+            </w:tcMar>
+          </w:tcPr>
+          <w:p>
+            <w:pPr>
+              <w:spacing w:after="0" w:before="0"/>
+            </w:pPr>
+            <w:r>
+              <w:rPr>
+                <w:sz w:val="19"/>
+                <w:szCs w:val="19"/>
+              </w:rPr>
+              <w:t xml:space="preserve">vote 2 BUY / 4 HOLD</w:t>
+            </w:r>
+          </w:p>
+        </w:tc>
+        <w:tc>
+          <w:tcPr>
+            <w:tcW w:type="dxa" w:w="660"/>
+            <w:tcBorders>
+              <w:top w:val="single" w:color="BFBFBF" w:sz="4"/>
+              <w:left w:val="single" w:color="BFBFBF" w:sz="4"/>
+              <w:bottom w:val="single" w:color="BFBFBF" w:sz="4"/>
+              <w:right w:val="single" w:color="BFBFBF" w:sz="4"/>
+            </w:tcBorders>
+            <w:tcMar>
+              <w:top w:type="dxa" w:w="60"/>
+              <w:left w:type="dxa" w:w="100"/>
+              <w:bottom w:type="dxa" w:w="60"/>
+              <w:right w:type="dxa" w:w="100"/>
+            </w:tcMar>
+          </w:tcPr>
+          <w:p>
+            <w:pPr>
+              <w:spacing w:after="0" w:before="0"/>
+            </w:pPr>
+            <w:r>
+              <w:rPr>
+                <w:sz w:val="19"/>
+                <w:szCs w:val="19"/>
+              </w:rPr>
+              <w:t xml:space="preserve">FLAT</w:t>
+            </w:r>
+          </w:p>
+        </w:tc>
+        <w:tc>
+          <w:tcPr>
+            <w:tcW w:type="dxa" w:w="4871"/>
+            <w:tcBorders>
+              <w:top w:val="single" w:color="BFBFBF" w:sz="4"/>
+              <w:left w:val="single" w:color="BFBFBF" w:sz="4"/>
+              <w:bottom w:val="single" w:color="BFBFBF" w:sz="4"/>
+              <w:right w:val="single" w:color="BFBFBF" w:sz="4"/>
+            </w:tcBorders>
+            <w:tcMar>
+              <w:top w:type="dxa" w:w="60"/>
+              <w:left w:type="dxa" w:w="100"/>
+              <w:bottom w:type="dxa" w:w="60"/>
+              <w:right w:type="dxa" w:w="100"/>
+            </w:tcMar>
+          </w:tcPr>
+          <w:p>
+            <w:pPr>
+              <w:spacing w:after="0" w:before="0"/>
+            </w:pPr>
+            <w:r>
+              <w:rPr>
+                <w:sz w:val="19"/>
+                <w:szCs w:val="19"/>
+              </w:rPr>
+              <w:t xml:space="preserve">Needs 4 of 6 to agree</w:t>
+            </w:r>
+          </w:p>
+        </w:tc>
+      </w:tr>
+      <w:tr>
+        <w:trPr>
+          <w:tblHeader w:val="false"/>
+        </w:trPr>
+        <w:tc>
+          <w:tcPr>
+            <w:tcW w:type="dxa" w:w="1951"/>
+            <w:tcBorders>
+              <w:top w:val="single" w:color="BFBFBF" w:sz="4"/>
+              <w:left w:val="single" w:color="BFBFBF" w:sz="4"/>
+              <w:bottom w:val="single" w:color="BFBFBF" w:sz="4"/>
+              <w:right w:val="single" w:color="BFBFBF" w:sz="4"/>
+            </w:tcBorders>
+            <w:tcMar>
+              <w:top w:type="dxa" w:w="60"/>
+              <w:left w:type="dxa" w:w="100"/>
+              <w:bottom w:type="dxa" w:w="60"/>
+              <w:right w:type="dxa" w:w="100"/>
+            </w:tcMar>
+          </w:tcPr>
+          <w:p>
+            <w:pPr>
+              <w:spacing w:after="0" w:before="0"/>
+            </w:pPr>
+            <w:r>
+              <w:rPr>
+                <w:sz w:val="19"/>
+                <w:szCs w:val="19"/>
+              </w:rPr>
+              <w:t xml:space="preserve">Jev (stand-in)</w:t>
+            </w:r>
+          </w:p>
+        </w:tc>
+        <w:tc>
+          <w:tcPr>
+            <w:tcW w:type="dxa" w:w="1544"/>
+            <w:tcBorders>
+              <w:top w:val="single" w:color="BFBFBF" w:sz="4"/>
+              <w:left w:val="single" w:color="BFBFBF" w:sz="4"/>
+              <w:bottom w:val="single" w:color="BFBFBF" w:sz="4"/>
+              <w:right w:val="single" w:color="BFBFBF" w:sz="4"/>
+            </w:tcBorders>
+            <w:tcMar>
+              <w:top w:type="dxa" w:w="60"/>
+              <w:left w:type="dxa" w:w="100"/>
+              <w:bottom w:type="dxa" w:w="60"/>
+              <w:right w:type="dxa" w:w="100"/>
+            </w:tcMar>
+          </w:tcPr>
+          <w:p>
+            <w:pPr>
+              <w:spacing w:after="0" w:before="0"/>
+            </w:pPr>
+            <w:r>
+              <w:rPr>
+                <w:sz w:val="19"/>
+                <w:szCs w:val="19"/>
+              </w:rPr>
+              <w:t xml:space="preserve">62%</w:t>
+            </w:r>
+          </w:p>
+        </w:tc>
+        <w:tc>
+          <w:tcPr>
+            <w:tcW w:type="dxa" w:w="660"/>
+            <w:tcBorders>
+              <w:top w:val="single" w:color="BFBFBF" w:sz="4"/>
+              <w:left w:val="single" w:color="BFBFBF" w:sz="4"/>
+              <w:bottom w:val="single" w:color="BFBFBF" w:sz="4"/>
+              <w:right w:val="single" w:color="BFBFBF" w:sz="4"/>
+            </w:tcBorders>
+            <w:tcMar>
+              <w:top w:type="dxa" w:w="60"/>
+              <w:left w:type="dxa" w:w="100"/>
+              <w:bottom w:type="dxa" w:w="60"/>
+              <w:right w:type="dxa" w:w="100"/>
+            </w:tcMar>
+          </w:tcPr>
+          <w:p>
+            <w:pPr>
+              <w:spacing w:after="0" w:before="0"/>
+            </w:pPr>
+            <w:r>
+              <w:rPr>
+                <w:sz w:val="19"/>
+                <w:szCs w:val="19"/>
+              </w:rPr>
+              <w:t xml:space="preserve">LONG</w:t>
+            </w:r>
+          </w:p>
+        </w:tc>
+        <w:tc>
+          <w:tcPr>
+            <w:tcW w:type="dxa" w:w="4871"/>
+            <w:tcBorders>
+              <w:top w:val="single" w:color="BFBFBF" w:sz="4"/>
+              <w:left w:val="single" w:color="BFBFBF" w:sz="4"/>
+              <w:bottom w:val="single" w:color="BFBFBF" w:sz="4"/>
+              <w:right w:val="single" w:color="BFBFBF" w:sz="4"/>
+            </w:tcBorders>
+            <w:tcMar>
+              <w:top w:type="dxa" w:w="60"/>
+              <w:left w:type="dxa" w:w="100"/>
+              <w:bottom w:type="dxa" w:w="60"/>
+              <w:right w:type="dxa" w:w="100"/>
+            </w:tcMar>
+          </w:tcPr>
+          <w:p>
+            <w:pPr>
+              <w:spacing w:after="0" w:before="0"/>
+            </w:pPr>
+            <w:r>
+              <w:rPr>
+                <w:sz w:val="19"/>
+                <w:szCs w:val="19"/>
+              </w:rPr>
+              <w:t xml:space="preserve">Above 55%; regime range-bound</w:t>
+            </w:r>
+          </w:p>
+        </w:tc>
+      </w:tr>
+      <w:tr>
+        <w:trPr>
+          <w:tblHeader w:val="false"/>
+        </w:trPr>
+        <w:tc>
+          <w:tcPr>
+            <w:tcW w:type="dxa" w:w="1951"/>
+            <w:tcBorders>
+              <w:top w:val="single" w:color="BFBFBF" w:sz="4"/>
+              <w:left w:val="single" w:color="BFBFBF" w:sz="4"/>
+              <w:bottom w:val="single" w:color="BFBFBF" w:sz="4"/>
+              <w:right w:val="single" w:color="BFBFBF" w:sz="4"/>
+            </w:tcBorders>
+            <w:tcMar>
+              <w:top w:type="dxa" w:w="60"/>
+              <w:left w:type="dxa" w:w="100"/>
+              <w:bottom w:type="dxa" w:w="60"/>
+              <w:right w:type="dxa" w:w="100"/>
+            </w:tcMar>
+          </w:tcPr>
+          <w:p>
+            <w:pPr>
+              <w:spacing w:after="0" w:before="0"/>
+            </w:pPr>
+            <w:r>
+              <w:rPr>
+                <w:sz w:val="19"/>
+                <w:szCs w:val="19"/>
+              </w:rPr>
+              <w:t xml:space="preserve">Mini LLM</w:t>
+            </w:r>
+          </w:p>
+        </w:tc>
+        <w:tc>
+          <w:tcPr>
+            <w:tcW w:type="dxa" w:w="1544"/>
+            <w:tcBorders>
+              <w:top w:val="single" w:color="BFBFBF" w:sz="4"/>
+              <w:left w:val="single" w:color="BFBFBF" w:sz="4"/>
+              <w:bottom w:val="single" w:color="BFBFBF" w:sz="4"/>
+              <w:right w:val="single" w:color="BFBFBF" w:sz="4"/>
+            </w:tcBorders>
+            <w:tcMar>
+              <w:top w:type="dxa" w:w="60"/>
+              <w:left w:type="dxa" w:w="100"/>
+              <w:bottom w:type="dxa" w:w="60"/>
+              <w:right w:type="dxa" w:w="100"/>
+            </w:tcMar>
+          </w:tcPr>
+          <w:p>
+            <w:pPr>
+              <w:spacing w:after="0" w:before="0"/>
+            </w:pPr>
+            <w:r>
+              <w:rPr>
+                <w:sz w:val="19"/>
+                <w:szCs w:val="19"/>
+              </w:rPr>
+              <w:t xml:space="preserve">79%</w:t>
+            </w:r>
+          </w:p>
+        </w:tc>
+        <w:tc>
+          <w:tcPr>
+            <w:tcW w:type="dxa" w:w="660"/>
+            <w:tcBorders>
+              <w:top w:val="single" w:color="BFBFBF" w:sz="4"/>
+              <w:left w:val="single" w:color="BFBFBF" w:sz="4"/>
+              <w:bottom w:val="single" w:color="BFBFBF" w:sz="4"/>
+              <w:right w:val="single" w:color="BFBFBF" w:sz="4"/>
+            </w:tcBorders>
+            <w:tcMar>
+              <w:top w:type="dxa" w:w="60"/>
+              <w:left w:type="dxa" w:w="100"/>
+              <w:bottom w:type="dxa" w:w="60"/>
+              <w:right w:type="dxa" w:w="100"/>
+            </w:tcMar>
+          </w:tcPr>
+          <w:p>
+            <w:pPr>
+              <w:spacing w:after="0" w:before="0"/>
+            </w:pPr>
+            <w:r>
+              <w:rPr>
+                <w:sz w:val="19"/>
+                <w:szCs w:val="19"/>
+              </w:rPr>
+              <w:t xml:space="preserve">LONG</w:t>
+            </w:r>
+          </w:p>
+        </w:tc>
+        <w:tc>
+          <w:tcPr>
+            <w:tcW w:type="dxa" w:w="4871"/>
+            <w:tcBorders>
+              <w:top w:val="single" w:color="BFBFBF" w:sz="4"/>
+              <w:left w:val="single" w:color="BFBFBF" w:sz="4"/>
+              <w:bottom w:val="single" w:color="BFBFBF" w:sz="4"/>
+              <w:right w:val="single" w:color="BFBFBF" w:sz="4"/>
+            </w:tcBorders>
+            <w:tcMar>
+              <w:top w:type="dxa" w:w="60"/>
+              <w:left w:type="dxa" w:w="100"/>
+              <w:bottom w:type="dxa" w:w="60"/>
+              <w:right w:type="dxa" w:w="100"/>
+            </w:tcMar>
+          </w:tcPr>
+          <w:p>
+            <w:pPr>
+              <w:spacing w:after="0" w:before="0"/>
+            </w:pPr>
+            <w:r>
+              <w:rPr>
+                <w:sz w:val="19"/>
+                <w:szCs w:val="19"/>
+              </w:rPr>
+              <w:t xml:space="preserve">203 of 256 imagined weeks ended higher</w:t>
+            </w:r>
+          </w:p>
+        </w:tc>
+      </w:tr>
+      <w:tr>
+        <w:trPr>
+          <w:tblHeader w:val="false"/>
+        </w:trPr>
+        <w:tc>
+          <w:tcPr>
+            <w:tcW w:type="dxa" w:w="1951"/>
+            <w:tcBorders>
+              <w:top w:val="single" w:color="BFBFBF" w:sz="4"/>
+              <w:left w:val="single" w:color="BFBFBF" w:sz="4"/>
+              <w:bottom w:val="single" w:color="BFBFBF" w:sz="4"/>
+              <w:right w:val="single" w:color="BFBFBF" w:sz="4"/>
+            </w:tcBorders>
+            <w:tcMar>
+              <w:top w:type="dxa" w:w="60"/>
+              <w:left w:type="dxa" w:w="100"/>
+              <w:bottom w:type="dxa" w:w="60"/>
+              <w:right w:type="dxa" w:w="100"/>
+            </w:tcMar>
+          </w:tcPr>
+          <w:p>
+            <w:pPr>
+              <w:spacing w:after="0" w:before="0"/>
+            </w:pPr>
+            <w:r>
+              <w:rPr>
+                <w:sz w:val="19"/>
+                <w:szCs w:val="19"/>
+              </w:rPr>
+              <w:t xml:space="preserve">Phantom Flow</w:t>
+            </w:r>
+          </w:p>
+        </w:tc>
+        <w:tc>
+          <w:tcPr>
+            <w:tcW w:type="dxa" w:w="1544"/>
+            <w:tcBorders>
+              <w:top w:val="single" w:color="BFBFBF" w:sz="4"/>
+              <w:left w:val="single" w:color="BFBFBF" w:sz="4"/>
+              <w:bottom w:val="single" w:color="BFBFBF" w:sz="4"/>
+              <w:right w:val="single" w:color="BFBFBF" w:sz="4"/>
+            </w:tcBorders>
+            <w:tcMar>
+              <w:top w:type="dxa" w:w="60"/>
+              <w:left w:type="dxa" w:w="100"/>
+              <w:bottom w:type="dxa" w:w="60"/>
+              <w:right w:type="dxa" w:w="100"/>
+            </w:tcMar>
+          </w:tcPr>
+          <w:p>
+            <w:pPr>
+              <w:spacing w:after="0" w:before="0"/>
+            </w:pPr>
+            <w:r>
+              <w:rPr>
+                <w:sz w:val="19"/>
+                <w:szCs w:val="19"/>
+              </w:rPr>
+              <w:t xml:space="preserve">score −1</w:t>
+            </w:r>
+          </w:p>
+        </w:tc>
+        <w:tc>
+          <w:tcPr>
+            <w:tcW w:type="dxa" w:w="660"/>
+            <w:tcBorders>
+              <w:top w:val="single" w:color="BFBFBF" w:sz="4"/>
+              <w:left w:val="single" w:color="BFBFBF" w:sz="4"/>
+              <w:bottom w:val="single" w:color="BFBFBF" w:sz="4"/>
+              <w:right w:val="single" w:color="BFBFBF" w:sz="4"/>
+            </w:tcBorders>
+            <w:tcMar>
+              <w:top w:type="dxa" w:w="60"/>
+              <w:left w:type="dxa" w:w="100"/>
+              <w:bottom w:type="dxa" w:w="60"/>
+              <w:right w:type="dxa" w:w="100"/>
+            </w:tcMar>
+          </w:tcPr>
+          <w:p>
+            <w:pPr>
+              <w:spacing w:after="0" w:before="0"/>
+            </w:pPr>
+            <w:r>
+              <w:rPr>
+                <w:sz w:val="19"/>
+                <w:szCs w:val="19"/>
+              </w:rPr>
+              <w:t xml:space="preserve">FLAT</w:t>
+            </w:r>
+          </w:p>
+        </w:tc>
+        <w:tc>
+          <w:tcPr>
+            <w:tcW w:type="dxa" w:w="4871"/>
+            <w:tcBorders>
+              <w:top w:val="single" w:color="BFBFBF" w:sz="4"/>
+              <w:left w:val="single" w:color="BFBFBF" w:sz="4"/>
+              <w:bottom w:val="single" w:color="BFBFBF" w:sz="4"/>
+              <w:right w:val="single" w:color="BFBFBF" w:sz="4"/>
+            </w:tcBorders>
+            <w:tcMar>
+              <w:top w:type="dxa" w:w="60"/>
+              <w:left w:type="dxa" w:w="100"/>
+              <w:bottom w:type="dxa" w:w="60"/>
+              <w:right w:type="dxa" w:w="100"/>
+            </w:tcMar>
+          </w:tcPr>
+          <w:p>
+            <w:pPr>
+              <w:spacing w:after="0" w:before="0"/>
+            </w:pPr>
+            <w:r>
+              <w:rPr>
+                <w:sz w:val="19"/>
+                <w:szCs w:val="19"/>
+              </w:rPr>
+              <w:t xml:space="preserve">Trend down, oscillator negative, structure still bullish</w:t>
+            </w:r>
+          </w:p>
+        </w:tc>
+      </w:tr>
+      <w:tr>
+        <w:trPr>
+          <w:tblHeader w:val="false"/>
+        </w:trPr>
+        <w:tc>
+          <w:tcPr>
+            <w:tcW w:type="dxa" w:w="1951"/>
+            <w:tcBorders>
+              <w:top w:val="single" w:color="BFBFBF" w:sz="4"/>
+              <w:left w:val="single" w:color="BFBFBF" w:sz="4"/>
+              <w:bottom w:val="single" w:color="BFBFBF" w:sz="4"/>
+              <w:right w:val="single" w:color="BFBFBF" w:sz="4"/>
+            </w:tcBorders>
+            <w:tcMar>
+              <w:top w:type="dxa" w:w="60"/>
+              <w:left w:type="dxa" w:w="100"/>
+              <w:bottom w:type="dxa" w:w="60"/>
+              <w:right w:type="dxa" w:w="100"/>
+            </w:tcMar>
+          </w:tcPr>
+          <w:p>
+            <w:pPr>
+              <w:spacing w:after="0" w:before="0"/>
+            </w:pPr>
+            <w:r>
+              <w:rPr>
+                <w:sz w:val="19"/>
+                <w:szCs w:val="19"/>
+              </w:rPr>
+              <w:t xml:space="preserve">Market consensus</w:t>
+            </w:r>
+          </w:p>
+        </w:tc>
+        <w:tc>
+          <w:tcPr>
+            <w:tcW w:type="dxa" w:w="1544"/>
+            <w:tcBorders>
+              <w:top w:val="single" w:color="BFBFBF" w:sz="4"/>
+              <w:left w:val="single" w:color="BFBFBF" w:sz="4"/>
+              <w:bottom w:val="single" w:color="BFBFBF" w:sz="4"/>
+              <w:right w:val="single" w:color="BFBFBF" w:sz="4"/>
+            </w:tcBorders>
+            <w:tcMar>
+              <w:top w:type="dxa" w:w="60"/>
+              <w:left w:type="dxa" w:w="100"/>
+              <w:bottom w:type="dxa" w:w="60"/>
+              <w:right w:type="dxa" w:w="100"/>
+            </w:tcMar>
+          </w:tcPr>
+          <w:p>
+            <w:pPr>
+              <w:spacing w:after="0" w:before="0"/>
+            </w:pPr>
+            <w:r>
+              <w:rPr>
+                <w:sz w:val="19"/>
+                <w:szCs w:val="19"/>
+              </w:rPr>
+              <w:t xml:space="preserve">—</w:t>
+            </w:r>
+          </w:p>
+        </w:tc>
+        <w:tc>
+          <w:tcPr>
+            <w:tcW w:type="dxa" w:w="660"/>
+            <w:tcBorders>
+              <w:top w:val="single" w:color="BFBFBF" w:sz="4"/>
+              <w:left w:val="single" w:color="BFBFBF" w:sz="4"/>
+              <w:bottom w:val="single" w:color="BFBFBF" w:sz="4"/>
+              <w:right w:val="single" w:color="BFBFBF" w:sz="4"/>
+            </w:tcBorders>
+            <w:tcMar>
+              <w:top w:type="dxa" w:w="60"/>
+              <w:left w:type="dxa" w:w="100"/>
+              <w:bottom w:type="dxa" w:w="60"/>
+              <w:right w:type="dxa" w:w="100"/>
+            </w:tcMar>
+          </w:tcPr>
+          <w:p>
+            <w:pPr>
+              <w:spacing w:after="0" w:before="0"/>
+            </w:pPr>
+            <w:r>
+              <w:rPr>
+                <w:sz w:val="19"/>
+                <w:szCs w:val="19"/>
+              </w:rPr>
+              <w:t xml:space="preserve">FLAT</w:t>
+            </w:r>
+          </w:p>
+        </w:tc>
+        <w:tc>
+          <w:tcPr>
+            <w:tcW w:type="dxa" w:w="4871"/>
+            <w:tcBorders>
+              <w:top w:val="single" w:color="BFBFBF" w:sz="4"/>
+              <w:left w:val="single" w:color="BFBFBF" w:sz="4"/>
+              <w:bottom w:val="single" w:color="BFBFBF" w:sz="4"/>
+              <w:right w:val="single" w:color="BFBFBF" w:sz="4"/>
+            </w:tcBorders>
+            <w:tcMar>
+              <w:top w:type="dxa" w:w="60"/>
+              <w:left w:type="dxa" w:w="100"/>
+              <w:bottom w:type="dxa" w:w="60"/>
+              <w:right w:type="dxa" w:w="100"/>
+            </w:tcMar>
+          </w:tcPr>
+          <w:p>
+            <w:pPr>
+              <w:spacing w:after="0" w:before="0"/>
+            </w:pPr>
+            <w:r>
+              <w:rPr>
+                <w:b/>
+                <w:bCs/>
+                <w:sz w:val="19"/>
+                <w:szCs w:val="19"/>
+              </w:rPr>
+              <w:t xml:space="preserve">Abstained:</w:t>
+            </w:r>
+            <w:r>
+              <w:rPr>
+                <w:sz w:val="19"/>
+                <w:szCs w:val="19"/>
+              </w:rPr>
+              <w:t xml:space="preserve"> no prediction-market data was fetched for this run (section 5)</w:t>
+            </w:r>
+          </w:p>
+        </w:tc>
+      </w:tr>
+      <w:tr>
+        <w:trPr>
+          <w:tblHeader w:val="false"/>
+        </w:trPr>
+        <w:tc>
+          <w:tcPr>
+            <w:tcW w:type="dxa" w:w="1951"/>
+            <w:tcBorders>
+              <w:top w:val="single" w:color="BFBFBF" w:sz="4"/>
+              <w:left w:val="single" w:color="BFBFBF" w:sz="4"/>
+              <w:bottom w:val="single" w:color="BFBFBF" w:sz="4"/>
+              <w:right w:val="single" w:color="BFBFBF" w:sz="4"/>
+            </w:tcBorders>
+            <w:tcMar>
+              <w:top w:type="dxa" w:w="60"/>
+              <w:left w:type="dxa" w:w="100"/>
+              <w:bottom w:type="dxa" w:w="60"/>
+              <w:right w:type="dxa" w:w="100"/>
+            </w:tcMar>
+          </w:tcPr>
+          <w:p>
+            <w:pPr>
+              <w:spacing w:after="0" w:before="0"/>
+            </w:pPr>
+            <w:r>
+              <w:rPr>
+                <w:b/>
+                <w:bCs/>
+                <w:sz w:val="19"/>
+                <w:szCs w:val="19"/>
+              </w:rPr>
+              <w:t xml:space="preserve">Panel chair</w:t>
+            </w:r>
+          </w:p>
+        </w:tc>
+        <w:tc>
+          <w:tcPr>
+            <w:tcW w:type="dxa" w:w="1544"/>
+            <w:tcBorders>
+              <w:top w:val="single" w:color="BFBFBF" w:sz="4"/>
+              <w:left w:val="single" w:color="BFBFBF" w:sz="4"/>
+              <w:bottom w:val="single" w:color="BFBFBF" w:sz="4"/>
+              <w:right w:val="single" w:color="BFBFBF" w:sz="4"/>
+            </w:tcBorders>
+            <w:tcMar>
+              <w:top w:type="dxa" w:w="60"/>
+              <w:left w:type="dxa" w:w="100"/>
+              <w:bottom w:type="dxa" w:w="60"/>
+              <w:right w:type="dxa" w:w="100"/>
+            </w:tcMar>
+          </w:tcPr>
+          <w:p>
+            <w:pPr>
+              <w:spacing w:after="0" w:before="0"/>
+            </w:pPr>
+            <w:r>
+              <w:rPr>
+                <w:sz w:val="19"/>
+                <w:szCs w:val="19"/>
+              </w:rPr>
+              <w:t xml:space="preserve">—</w:t>
+            </w:r>
+          </w:p>
+        </w:tc>
+        <w:tc>
+          <w:tcPr>
+            <w:tcW w:type="dxa" w:w="660"/>
+            <w:tcBorders>
+              <w:top w:val="single" w:color="BFBFBF" w:sz="4"/>
+              <w:left w:val="single" w:color="BFBFBF" w:sz="4"/>
+              <w:bottom w:val="single" w:color="BFBFBF" w:sz="4"/>
+              <w:right w:val="single" w:color="BFBFBF" w:sz="4"/>
+            </w:tcBorders>
+            <w:tcMar>
+              <w:top w:type="dxa" w:w="60"/>
+              <w:left w:type="dxa" w:w="100"/>
+              <w:bottom w:type="dxa" w:w="60"/>
+              <w:right w:type="dxa" w:w="100"/>
+            </w:tcMar>
+          </w:tcPr>
+          <w:p>
+            <w:pPr>
+              <w:spacing w:after="0" w:before="0"/>
+            </w:pPr>
+            <w:r>
+              <w:rPr>
+                <w:b/>
+                <w:bCs/>
+                <w:sz w:val="19"/>
+                <w:szCs w:val="19"/>
+              </w:rPr>
+              <w:t xml:space="preserve">FLAT</w:t>
+            </w:r>
+          </w:p>
+        </w:tc>
+        <w:tc>
+          <w:tcPr>
+            <w:tcW w:type="dxa" w:w="4871"/>
+            <w:tcBorders>
+              <w:top w:val="single" w:color="BFBFBF" w:sz="4"/>
+              <w:left w:val="single" w:color="BFBFBF" w:sz="4"/>
+              <w:bottom w:val="single" w:color="BFBFBF" w:sz="4"/>
+              <w:right w:val="single" w:color="BFBFBF" w:sz="4"/>
+            </w:tcBorders>
+            <w:tcMar>
+              <w:top w:type="dxa" w:w="60"/>
+              <w:left w:type="dxa" w:w="100"/>
+              <w:bottom w:type="dxa" w:w="60"/>
+              <w:right w:type="dxa" w:w="100"/>
+            </w:tcMar>
+          </w:tcPr>
+          <w:p>
+            <w:pPr>
+              <w:spacing w:after="0" w:before="0"/>
+            </w:pPr>
+            <w:r>
+              <w:rPr>
+                <w:sz w:val="19"/>
+                <w:szCs w:val="19"/>
+              </w:rPr>
+              <w:t xml:space="preserve">Only 2 LONG; needs 3</w:t>
             </w:r>
           </w:p>
         </w:tc>
@@ -8764,7 +10117,7 @@
         <w:pStyle w:val="Heading2"/>
       </w:pPr>
       <w:r>
-        <w:t xml:space="preserve">Did adding Phantom Flow really help?</w:t>
+        <w:t xml:space="preserve">What the market expert did</w:t>
       </w:r>
     </w:p>
     <w:p>
@@ -8772,7 +10125,52 @@
         <w:spacing w:after="120"/>
       </w:pPr>
       <w:r>
-        <w:t xml:space="preserve">A better number is not the same as a real improvement, so three checks were run.</w:t>
+        <w:rPr>
+          <w:b/>
+          <w:bCs/>
+        </w:rPr>
+        <w:t xml:space="preserve">Nothing, in this run — and that is reported rather than hidden.</w:t>
+      </w:r>
+      <w:r>
+        <w:t xml:space="preserve"> The Polymarket and Kalshi APIs are free and public, but neither was reachable from the machine that built this guide, so the seat abstained on all 332 weeks. Because an abstaining expert changes neither the LONG count nor the SHORT count, </w:t>
+      </w:r>
+      <w:r>
+        <w:rPr>
+          <w:b/>
+          <w:bCs/>
+        </w:rPr>
+        <w:t xml:space="preserve">every number in this section is exactly what the six-expert panel produced.</w:t>
+      </w:r>
+      <w:r>
+        <w:t xml:space="preserve"> No result here depends on the new seat.</w:t>
+      </w:r>
+    </w:p>
+    <w:p>
+      <w:pPr>
+        <w:spacing w:after="120"/>
+      </w:pPr>
+      <w:r>
+        <w:t xml:space="preserve">To fill it in, run </w:t>
+      </w:r>
+      <w:r>
+        <w:rPr>
+          <w:rFonts w:ascii="Consolas" w:cs="Consolas" w:eastAsia="Consolas" w:hAnsi="Consolas"/>
+          <w:color w:val="7A2E0E"/>
+          <w:sz w:val="19"/>
+          <w:szCs w:val="19"/>
+        </w:rPr>
+        <w:t xml:space="preserve">python code/fetch_markets.py</w:t>
+      </w:r>
+      <w:r>
+        <w:t xml:space="preserve"> on a machine with internet access and re-run the panel. Expect roughly the last one to two years to be covered and nothing before that.</w:t>
+      </w:r>
+    </w:p>
+    <w:p>
+      <w:pPr>
+        <w:spacing w:after="120"/>
+      </w:pPr>
+      <w:r>
+        <w:t xml:space="preserve">Once there is data, two things appear automatically:</w:t>
       </w:r>
     </w:p>
     <w:p>
@@ -8789,30 +10187,10 @@
           <w:b/>
           <w:bCs/>
         </w:rPr>
-        <w:t xml:space="preserve">Could it be luck?</w:t>
-      </w:r>
-      <w:r>
-        <w:t xml:space="preserve"> The weeks were resampled 4,000 times in 8-week blocks. The chair's Sharpe gain of +0.12 has a 95% range of </w:t>
-      </w:r>
-      <w:r>
-        <w:rPr>
-          <w:b/>
-          <w:bCs/>
-        </w:rPr>
-        <w:t xml:space="preserve">−0.20 to +0.49</w:t>
-      </w:r>
-      <w:r>
-        <w:t xml:space="preserve">, and the new chair did no better in about </w:t>
-      </w:r>
-      <w:r>
-        <w:rPr>
-          <w:b/>
-          <w:bCs/>
-        </w:rPr>
-        <w:t xml:space="preserve">1 in 4</w:t>
-      </w:r>
-      <w:r>
-        <w:t xml:space="preserve"> resamples. That is not strong evidence.</w:t>
+        <w:t xml:space="preserve">A fair sub-period table.</w:t>
+      </w:r>
+      <w:r>
+        <w:t xml:space="preserve"> Every expert is re-scored on the weeks the market seat actually covered, because comparing a seat that was present for 60 weeks with one present for 332 is not a comparison.</w:t>
       </w:r>
     </w:p>
     <w:p>
@@ -8829,6 +10207,522 @@
           <w:b/>
           <w:bCs/>
         </w:rPr>
+        <w:t xml:space="preserve">The benchmark test</w:t>
+      </w:r>
+      <w:r>
+        <w:t xml:space="preserve">, below.</w:t>
+      </w:r>
+    </w:p>
+    <w:p>
+      <w:pPr>
+        <w:keepNext/>
+        <w:spacing w:after="60" w:before="120" w:line="240" w:lineRule="auto"/>
+        <w:jc w:val="center"/>
+      </w:pPr>
+      <w:r>
+        <w:drawing>
+          <wp:inline distT="0" distB="0" distL="0" distR="0">
+            <wp:extent cx="5334000" cy="1228725"/>
+            <wp:effectExtent t="0" r="0" b="0" l="0"/>
+            <wp:docPr id="1" name="docs_img_market.png" descr="Figure 4 — The market's own view on the dashboard, waiting for data" title="Figure 4 — The market's own view on the dashboard, waiting for data"/>
+            <wp:cNvGraphicFramePr>
+              <a:graphicFrameLocks xmlns:a="http://schemas.openxmlformats.org/drawingml/2006/main" noChangeAspect="1"/>
+            </wp:cNvGraphicFramePr>
+            <a:graphic xmlns:a="http://schemas.openxmlformats.org/drawingml/2006/main">
+              <a:graphicData uri="http://schemas.openxmlformats.org/drawingml/2006/picture">
+                <pic:pic xmlns:pic="http://schemas.openxmlformats.org/drawingml/2006/picture">
+                  <pic:nvPicPr>
+                    <pic:cNvPr id="0" name="" descr=""/>
+                    <pic:cNvPicPr>
+                      <a:picLocks noChangeAspect="1" noChangeArrowheads="1"/>
+                    </pic:cNvPicPr>
+                  </pic:nvPicPr>
+                  <pic:blipFill>
+                    <a:blip r:embed="rId11" cstate="none"/>
+                    <a:srcRect/>
+                    <a:stretch>
+                      <a:fillRect/>
+                    </a:stretch>
+                  </pic:blipFill>
+                  <pic:spPr bwMode="auto">
+                    <a:xfrm>
+                      <a:off x="0" y="0"/>
+                      <a:ext cx="5334000" cy="1228725"/>
+                    </a:xfrm>
+                    <a:prstGeom prst="rect">
+                      <a:avLst/>
+                    </a:prstGeom>
+                  </pic:spPr>
+                </pic:pic>
+              </a:graphicData>
+            </a:graphic>
+          </wp:inline>
+        </w:drawing>
+      </w:r>
+    </w:p>
+    <w:p>
+      <w:pPr>
+        <w:spacing w:after="200"/>
+        <w:jc w:val="center"/>
+      </w:pPr>
+      <w:r>
+        <w:rPr>
+          <w:i/>
+          <w:iCs/>
+          <w:color w:val="595959"/>
+          <w:sz w:val="18"/>
+          <w:szCs w:val="18"/>
+        </w:rPr>
+        <w:t xml:space="preserve">Figure 4 — The market's own view on the dashboard, waiting for data</w:t>
+      </w:r>
+    </w:p>
+    <w:p>
+      <w:pPr>
+        <w:pStyle w:val="Heading2"/>
+      </w:pPr>
+      <w:r>
+        <w:t xml:space="preserve">The benchmark: can the panel beat the traded price?</w:t>
+      </w:r>
+    </w:p>
+    <w:p>
+      <w:pPr>
+        <w:spacing w:after="120"/>
+      </w:pPr>
+      <w:r>
+        <w:t xml:space="preserve">This is the sharpest question in the whole project, and worth more than beating buy-and-hold.</w:t>
+      </w:r>
+    </w:p>
+    <w:p>
+      <w:pPr>
+        <w:spacing w:after="120"/>
+      </w:pPr>
+      <w:r>
+        <w:t xml:space="preserve">A prediction-market price is a forecast that people are paid to get right and lose money for getting wrong. If the panel's probabilities are no better than that price, then whatever the panel knows is already public. That is the </w:t>
+      </w:r>
+      <w:r>
+        <w:rPr>
+          <w:b/>
+          <w:bCs/>
+        </w:rPr>
+        <w:t xml:space="preserve">efficient-market null hypothesis</w:t>
+      </w:r>
+      <w:r>
+        <w:t xml:space="preserve">, and the honest thing is to test it rather than avoid it.</w:t>
+      </w:r>
+    </w:p>
+    <w:p>
+      <w:pPr>
+        <w:spacing w:after="120"/>
+      </w:pPr>
+      <w:r>
+        <w:rPr>
+          <w:b/>
+          <w:bCs/>
+        </w:rPr>
+        <w:t xml:space="preserve">How it is scored.</w:t>
+      </w:r>
+      <w:r>
+        <w:t xml:space="preserve"> Both the panel and the market give a probability each week; then the week happens. The </w:t>
+      </w:r>
+      <w:r>
+        <w:rPr>
+          <w:b/>
+          <w:bCs/>
+        </w:rPr>
+        <w:t xml:space="preserve">Brier score</w:t>
+      </w:r>
+      <w:r>
+        <w:t xml:space="preserve"> measures how far a probability was from what occurred — square the error and average it, so lower is better. Saying "50%" every week scores 0.25. The test resamples the weeks 4,000 times to put a 95% interval around the gap, exactly as was done for Phantom Flow.</w:t>
+      </w:r>
+    </w:p>
+    <w:p>
+      <w:pPr>
+        <w:spacing w:after="120"/>
+      </w:pPr>
+      <w:r>
+        <w:rPr>
+          <w:b/>
+          <w:bCs/>
+        </w:rPr>
+        <w:t xml:space="preserve">The rule is fixed before the answer is known:</w:t>
+      </w:r>
+    </w:p>
+    <w:tbl>
+      <w:tblPr>
+        <w:tblW w:type="dxa" w:w="9026"/>
+        <w:tblBorders>
+          <w:top w:val="single" w:color="auto" w:sz="4"/>
+          <w:left w:val="single" w:color="auto" w:sz="4"/>
+          <w:bottom w:val="single" w:color="auto" w:sz="4"/>
+          <w:right w:val="single" w:color="auto" w:sz="4"/>
+          <w:insideH w:val="single" w:color="auto" w:sz="4"/>
+          <w:insideV w:val="single" w:color="auto" w:sz="4"/>
+        </w:tblBorders>
+      </w:tblPr>
+      <w:tblGrid>
+        <w:gridCol w:w="3610"/>
+        <w:gridCol w:w="5416"/>
+      </w:tblGrid>
+      <w:tr>
+        <w:trPr>
+          <w:tblHeader/>
+        </w:trPr>
+        <w:tc>
+          <w:tcPr>
+            <w:tcW w:type="dxa" w:w="3610"/>
+            <w:tcBorders>
+              <w:top w:val="single" w:color="BFBFBF" w:sz="4"/>
+              <w:left w:val="single" w:color="BFBFBF" w:sz="4"/>
+              <w:bottom w:val="single" w:color="BFBFBF" w:sz="4"/>
+              <w:right w:val="single" w:color="BFBFBF" w:sz="4"/>
+            </w:tcBorders>
+            <w:shd w:fill="1F4E79" w:color="auto" w:val="clear"/>
+            <w:tcMar>
+              <w:top w:type="dxa" w:w="60"/>
+              <w:left w:type="dxa" w:w="100"/>
+              <w:bottom w:type="dxa" w:w="60"/>
+              <w:right w:type="dxa" w:w="100"/>
+            </w:tcMar>
+          </w:tcPr>
+          <w:p>
+            <w:pPr>
+              <w:spacing w:after="0" w:before="0"/>
+            </w:pPr>
+            <w:r>
+              <w:rPr>
+                <w:b/>
+                <w:bCs/>
+                <w:color w:val="FFFFFF"/>
+                <w:sz w:val="19"/>
+                <w:szCs w:val="19"/>
+              </w:rPr>
+              <w:t xml:space="preserve">If the interval for (panel − market) is…</w:t>
+            </w:r>
+          </w:p>
+        </w:tc>
+        <w:tc>
+          <w:tcPr>
+            <w:tcW w:type="dxa" w:w="5416"/>
+            <w:tcBorders>
+              <w:top w:val="single" w:color="BFBFBF" w:sz="4"/>
+              <w:left w:val="single" w:color="BFBFBF" w:sz="4"/>
+              <w:bottom w:val="single" w:color="BFBFBF" w:sz="4"/>
+              <w:right w:val="single" w:color="BFBFBF" w:sz="4"/>
+            </w:tcBorders>
+            <w:shd w:fill="1F4E79" w:color="auto" w:val="clear"/>
+            <w:tcMar>
+              <w:top w:type="dxa" w:w="60"/>
+              <w:left w:type="dxa" w:w="100"/>
+              <w:bottom w:type="dxa" w:w="60"/>
+              <w:right w:type="dxa" w:w="100"/>
+            </w:tcMar>
+          </w:tcPr>
+          <w:p>
+            <w:pPr>
+              <w:spacing w:after="0" w:before="0"/>
+            </w:pPr>
+            <w:r>
+              <w:rPr>
+                <w:b/>
+                <w:bCs/>
+                <w:color w:val="FFFFFF"/>
+                <w:sz w:val="19"/>
+                <w:szCs w:val="19"/>
+              </w:rPr>
+              <w:t xml:space="preserve">Verdict</w:t>
+            </w:r>
+          </w:p>
+        </w:tc>
+      </w:tr>
+      <w:tr>
+        <w:trPr>
+          <w:tblHeader w:val="false"/>
+        </w:trPr>
+        <w:tc>
+          <w:tcPr>
+            <w:tcW w:type="dxa" w:w="3610"/>
+            <w:tcBorders>
+              <w:top w:val="single" w:color="BFBFBF" w:sz="4"/>
+              <w:left w:val="single" w:color="BFBFBF" w:sz="4"/>
+              <w:bottom w:val="single" w:color="BFBFBF" w:sz="4"/>
+              <w:right w:val="single" w:color="BFBFBF" w:sz="4"/>
+            </w:tcBorders>
+            <w:tcMar>
+              <w:top w:type="dxa" w:w="60"/>
+              <w:left w:type="dxa" w:w="100"/>
+              <w:bottom w:type="dxa" w:w="60"/>
+              <w:right w:type="dxa" w:w="100"/>
+            </w:tcMar>
+          </w:tcPr>
+          <w:p>
+            <w:pPr>
+              <w:spacing w:after="0" w:before="0"/>
+            </w:pPr>
+            <w:r>
+              <w:rPr>
+                <w:sz w:val="19"/>
+                <w:szCs w:val="19"/>
+              </w:rPr>
+              <w:t xml:space="preserve">Entirely below zero</w:t>
+            </w:r>
+          </w:p>
+        </w:tc>
+        <w:tc>
+          <w:tcPr>
+            <w:tcW w:type="dxa" w:w="5416"/>
+            <w:tcBorders>
+              <w:top w:val="single" w:color="BFBFBF" w:sz="4"/>
+              <w:left w:val="single" w:color="BFBFBF" w:sz="4"/>
+              <w:bottom w:val="single" w:color="BFBFBF" w:sz="4"/>
+              <w:right w:val="single" w:color="BFBFBF" w:sz="4"/>
+            </w:tcBorders>
+            <w:tcMar>
+              <w:top w:type="dxa" w:w="60"/>
+              <w:left w:type="dxa" w:w="100"/>
+              <w:bottom w:type="dxa" w:w="60"/>
+              <w:right w:type="dxa" w:w="100"/>
+            </w:tcMar>
+          </w:tcPr>
+          <w:p>
+            <w:pPr>
+              <w:spacing w:after="0" w:before="0"/>
+            </w:pPr>
+            <w:r>
+              <w:rPr>
+                <w:sz w:val="19"/>
+                <w:szCs w:val="19"/>
+              </w:rPr>
+              <w:t xml:space="preserve">The panel genuinely beats the traded price</w:t>
+            </w:r>
+          </w:p>
+        </w:tc>
+      </w:tr>
+      <w:tr>
+        <w:trPr>
+          <w:tblHeader w:val="false"/>
+        </w:trPr>
+        <w:tc>
+          <w:tcPr>
+            <w:tcW w:type="dxa" w:w="3610"/>
+            <w:tcBorders>
+              <w:top w:val="single" w:color="BFBFBF" w:sz="4"/>
+              <w:left w:val="single" w:color="BFBFBF" w:sz="4"/>
+              <w:bottom w:val="single" w:color="BFBFBF" w:sz="4"/>
+              <w:right w:val="single" w:color="BFBFBF" w:sz="4"/>
+            </w:tcBorders>
+            <w:tcMar>
+              <w:top w:type="dxa" w:w="60"/>
+              <w:left w:type="dxa" w:w="100"/>
+              <w:bottom w:type="dxa" w:w="60"/>
+              <w:right w:type="dxa" w:w="100"/>
+            </w:tcMar>
+          </w:tcPr>
+          <w:p>
+            <w:pPr>
+              <w:spacing w:after="0" w:before="0"/>
+            </w:pPr>
+            <w:r>
+              <w:rPr>
+                <w:sz w:val="19"/>
+                <w:szCs w:val="19"/>
+              </w:rPr>
+              <w:t xml:space="preserve">Entirely above zero</w:t>
+            </w:r>
+          </w:p>
+        </w:tc>
+        <w:tc>
+          <w:tcPr>
+            <w:tcW w:type="dxa" w:w="5416"/>
+            <w:tcBorders>
+              <w:top w:val="single" w:color="BFBFBF" w:sz="4"/>
+              <w:left w:val="single" w:color="BFBFBF" w:sz="4"/>
+              <w:bottom w:val="single" w:color="BFBFBF" w:sz="4"/>
+              <w:right w:val="single" w:color="BFBFBF" w:sz="4"/>
+            </w:tcBorders>
+            <w:tcMar>
+              <w:top w:type="dxa" w:w="60"/>
+              <w:left w:type="dxa" w:w="100"/>
+              <w:bottom w:type="dxa" w:w="60"/>
+              <w:right w:type="dxa" w:w="100"/>
+            </w:tcMar>
+          </w:tcPr>
+          <w:p>
+            <w:pPr>
+              <w:spacing w:after="0" w:before="0"/>
+            </w:pPr>
+            <w:r>
+              <w:rPr>
+                <w:sz w:val="19"/>
+                <w:szCs w:val="19"/>
+              </w:rPr>
+              <w:t xml:space="preserve">The market beats the panel</w:t>
+            </w:r>
+          </w:p>
+        </w:tc>
+      </w:tr>
+      <w:tr>
+        <w:trPr>
+          <w:tblHeader w:val="false"/>
+        </w:trPr>
+        <w:tc>
+          <w:tcPr>
+            <w:tcW w:type="dxa" w:w="3610"/>
+            <w:tcBorders>
+              <w:top w:val="single" w:color="BFBFBF" w:sz="4"/>
+              <w:left w:val="single" w:color="BFBFBF" w:sz="4"/>
+              <w:bottom w:val="single" w:color="BFBFBF" w:sz="4"/>
+              <w:right w:val="single" w:color="BFBFBF" w:sz="4"/>
+            </w:tcBorders>
+            <w:tcMar>
+              <w:top w:type="dxa" w:w="60"/>
+              <w:left w:type="dxa" w:w="100"/>
+              <w:bottom w:type="dxa" w:w="60"/>
+              <w:right w:type="dxa" w:w="100"/>
+            </w:tcMar>
+          </w:tcPr>
+          <w:p>
+            <w:pPr>
+              <w:spacing w:after="0" w:before="0"/>
+            </w:pPr>
+            <w:r>
+              <w:rPr>
+                <w:sz w:val="19"/>
+                <w:szCs w:val="19"/>
+              </w:rPr>
+              <w:t xml:space="preserve">Straddling zero</w:t>
+            </w:r>
+          </w:p>
+        </w:tc>
+        <w:tc>
+          <w:tcPr>
+            <w:tcW w:type="dxa" w:w="5416"/>
+            <w:tcBorders>
+              <w:top w:val="single" w:color="BFBFBF" w:sz="4"/>
+              <w:left w:val="single" w:color="BFBFBF" w:sz="4"/>
+              <w:bottom w:val="single" w:color="BFBFBF" w:sz="4"/>
+              <w:right w:val="single" w:color="BFBFBF" w:sz="4"/>
+            </w:tcBorders>
+            <w:tcMar>
+              <w:top w:type="dxa" w:w="60"/>
+              <w:left w:type="dxa" w:w="100"/>
+              <w:bottom w:type="dxa" w:w="60"/>
+              <w:right w:type="dxa" w:w="100"/>
+            </w:tcMar>
+          </w:tcPr>
+          <w:p>
+            <w:pPr>
+              <w:spacing w:after="0" w:before="0"/>
+            </w:pPr>
+            <w:r>
+              <w:rPr>
+                <w:b/>
+                <w:bCs/>
+                <w:sz w:val="19"/>
+                <w:szCs w:val="19"/>
+              </w:rPr>
+              <w:t xml:space="preserve">No measurable difference: the panel does not beat the traded price.</w:t>
+            </w:r>
+            <w:r>
+              <w:rPr>
+                <w:sz w:val="19"/>
+                <w:szCs w:val="19"/>
+              </w:rPr>
+              <w:t xml:space="preserve"> The panel may still be useful for sizing risk and cutting drawdowns, but it has no informational edge</w:t>
+            </w:r>
+          </w:p>
+        </w:tc>
+      </w:tr>
+    </w:tbl>
+    <w:p>
+      <w:pPr>
+        <w:spacing w:after="120"/>
+      </w:pPr>
+    </w:p>
+    <w:p>
+      <w:pPr>
+        <w:spacing w:after="120"/>
+      </w:pPr>
+      <w:r>
+        <w:rPr>
+          <w:b/>
+          <w:bCs/>
+        </w:rPr>
+        <w:t xml:space="preserve">One caveat built into the output.</w:t>
+      </w:r>
+      <w:r>
+        <w:t xml:space="preserve"> Polymarket's contracts are "will it touch" bets over a month, not "where will it close in 7 days", so a probability derived from them is indicative rather than like-for-like. Kalshi's short-dated contracts quote a genuine closing-price distribution, and when those are the source the dashboard says so.</w:t>
+      </w:r>
+    </w:p>
+    <w:p>
+      <w:pPr>
+        <w:pStyle w:val="Heading2"/>
+      </w:pPr>
+      <w:r>
+        <w:t xml:space="preserve">Did adding Phantom Flow really help?</w:t>
+      </w:r>
+    </w:p>
+    <w:p>
+      <w:pPr>
+        <w:spacing w:after="120"/>
+      </w:pPr>
+      <w:r>
+        <w:t xml:space="preserve">A better number is not the same as a real improvement, so three checks were run.</w:t>
+      </w:r>
+    </w:p>
+    <w:p>
+      <w:pPr>
+        <w:pStyle w:val="ListParagraph"/>
+        <w:numPr>
+          <w:ilvl w:val="0"/>
+          <w:numId w:val="5"/>
+        </w:numPr>
+        <w:spacing w:after="60"/>
+      </w:pPr>
+      <w:r>
+        <w:rPr>
+          <w:b/>
+          <w:bCs/>
+        </w:rPr>
+        <w:t xml:space="preserve">Could it be luck?</w:t>
+      </w:r>
+      <w:r>
+        <w:t xml:space="preserve"> The weeks were resampled 4,000 times in 8-week blocks. The chair's Sharpe gain of +0.12 has a 95% range of </w:t>
+      </w:r>
+      <w:r>
+        <w:rPr>
+          <w:b/>
+          <w:bCs/>
+        </w:rPr>
+        <w:t xml:space="preserve">−0.20 to +0.49</w:t>
+      </w:r>
+      <w:r>
+        <w:t xml:space="preserve">, and the new chair did no better in about </w:t>
+      </w:r>
+      <w:r>
+        <w:rPr>
+          <w:b/>
+          <w:bCs/>
+        </w:rPr>
+        <w:t xml:space="preserve">1 in 4</w:t>
+      </w:r>
+      <w:r>
+        <w:t xml:space="preserve"> resamples. That is not strong evidence.</w:t>
+      </w:r>
+    </w:p>
+    <w:p>
+      <w:pPr>
+        <w:pStyle w:val="ListParagraph"/>
+        <w:numPr>
+          <w:ilvl w:val="0"/>
+          <w:numId w:val="5"/>
+        </w:numPr>
+        <w:spacing w:after="60"/>
+      </w:pPr>
+      <w:r>
+        <w:rPr>
+          <w:b/>
+          <w:bCs/>
+        </w:rPr>
         <w:t xml:space="preserve">Is it one lucky year?</w:t>
       </w:r>
       <w:r>
@@ -8850,7 +10744,7 @@
         <w:pStyle w:val="ListParagraph"/>
         <w:numPr>
           <w:ilvl w:val="0"/>
-          <w:numId w:val="4"/>
+          <w:numId w:val="5"/>
         </w:numPr>
         <w:spacing w:after="60"/>
       </w:pPr>
@@ -9790,103 +11684,7 @@
           <wp:inline distT="0" distB="0" distL="0" distR="0">
             <wp:extent cx="5334000" cy="4314825"/>
             <wp:effectExtent t="0" r="0" b="0" l="0"/>
-            <wp:docPr id="1" name="docs_img_phantom.png" descr="Figure 4 — Phantom Flow on the dashboard: trailing stop, structure breaks and oscillator (2025 shown)" title="Figure 4 — Phantom Flow on the dashboard: trailing stop, structure breaks and oscillator (2025 shown)"/>
-            <wp:cNvGraphicFramePr>
-              <a:graphicFrameLocks xmlns:a="http://schemas.openxmlformats.org/drawingml/2006/main" noChangeAspect="1"/>
-            </wp:cNvGraphicFramePr>
-            <a:graphic xmlns:a="http://schemas.openxmlformats.org/drawingml/2006/main">
-              <a:graphicData uri="http://schemas.openxmlformats.org/drawingml/2006/picture">
-                <pic:pic xmlns:pic="http://schemas.openxmlformats.org/drawingml/2006/picture">
-                  <pic:nvPicPr>
-                    <pic:cNvPr id="0" name="" descr=""/>
-                    <pic:cNvPicPr>
-                      <a:picLocks noChangeAspect="1" noChangeArrowheads="1"/>
-                    </pic:cNvPicPr>
-                  </pic:nvPicPr>
-                  <pic:blipFill>
-                    <a:blip r:embed="rId11" cstate="none"/>
-                    <a:srcRect/>
-                    <a:stretch>
-                      <a:fillRect/>
-                    </a:stretch>
-                  </pic:blipFill>
-                  <pic:spPr bwMode="auto">
-                    <a:xfrm>
-                      <a:off x="0" y="0"/>
-                      <a:ext cx="5334000" cy="4314825"/>
-                    </a:xfrm>
-                    <a:prstGeom prst="rect">
-                      <a:avLst/>
-                    </a:prstGeom>
-                  </pic:spPr>
-                </pic:pic>
-              </a:graphicData>
-            </a:graphic>
-          </wp:inline>
-        </w:drawing>
-      </w:r>
-    </w:p>
-    <w:p>
-      <w:pPr>
-        <w:spacing w:after="200"/>
-        <w:jc w:val="center"/>
-      </w:pPr>
-      <w:r>
-        <w:rPr>
-          <w:i/>
-          <w:iCs/>
-          <w:color w:val="595959"/>
-          <w:sz w:val="18"/>
-          <w:szCs w:val="18"/>
-        </w:rPr>
-        <w:t xml:space="preserve">Figure 4 — Phantom Flow on the dashboard: trailing stop, structure breaks and oscillator (2025 shown)</w:t>
-      </w:r>
-    </w:p>
-    <w:p>
-      <w:pPr>
-        <w:spacing w:after="120"/>
-      </w:pPr>
-      <w:r>
-        <w:rPr>
-          <w:b/>
-          <w:bCs/>
-        </w:rPr>
-        <w:t xml:space="preserve">Verdict:</w:t>
-      </w:r>
-      <w:r>
-        <w:t xml:space="preserve"> Phantom Flow earns its seat as an independent voice. It changed the chair's call in 57 of 332 weeks, and the committee did at least as well with it. But the evidence that it </w:t>
-      </w:r>
-      <w:r>
-        <w:rPr>
-          <w:i/>
-          <w:iCs/>
-        </w:rPr>
-        <w:t xml:space="preserve">improves</w:t>
-      </w:r>
-      <w:r>
-        <w:t xml:space="preserve"> the committee is weak and depends mainly on 2020. The honest claim is "it didn't hurt, and it may help".</w:t>
-      </w:r>
-    </w:p>
-    <w:p>
-      <w:pPr>
-        <w:pStyle w:val="Heading2"/>
-      </w:pPr>
-      <w:r>
-        <w:t xml:space="preserve">The signal board</w:t>
-      </w:r>
-    </w:p>
-    <w:p>
-      <w:pPr>
-        <w:keepNext/>
-        <w:spacing w:after="60" w:before="120" w:line="240" w:lineRule="auto"/>
-        <w:jc w:val="center"/>
-      </w:pPr>
-      <w:r>
-        <w:drawing>
-          <wp:inline distT="0" distB="0" distL="0" distR="0">
-            <wp:extent cx="5334000" cy="1438275"/>
-            <wp:effectExtent t="0" r="0" b="0" l="0"/>
-            <wp:docPr id="1" name="docs_img_board.png" descr="Figure 3 — Each expert's weekly call (blue long, red short, grey flat) above what the market actually did" title="Figure 3 — Each expert's weekly call (blue long, red short, grey flat) above what the market actually did"/>
+            <wp:docPr id="1" name="docs_img_phantom.png" descr="Figure 5 — Phantom Flow on the dashboard: trailing stop, structure breaks and oscillator (2025 shown)" title="Figure 5 — Phantom Flow on the dashboard: trailing stop, structure breaks and oscillator (2025 shown)"/>
             <wp:cNvGraphicFramePr>
               <a:graphicFrameLocks xmlns:a="http://schemas.openxmlformats.org/drawingml/2006/main" noChangeAspect="1"/>
             </wp:cNvGraphicFramePr>
@@ -9909,7 +11707,7 @@
                   <pic:spPr bwMode="auto">
                     <a:xfrm>
                       <a:off x="0" y="0"/>
-                      <a:ext cx="5334000" cy="1438275"/>
+                      <a:ext cx="5334000" cy="4314825"/>
                     </a:xfrm>
                     <a:prstGeom prst="rect">
                       <a:avLst/>
@@ -9935,6 +11733,102 @@
           <w:sz w:val="18"/>
           <w:szCs w:val="18"/>
         </w:rPr>
+        <w:t xml:space="preserve">Figure 5 — Phantom Flow on the dashboard: trailing stop, structure breaks and oscillator (2025 shown)</w:t>
+      </w:r>
+    </w:p>
+    <w:p>
+      <w:pPr>
+        <w:spacing w:after="120"/>
+      </w:pPr>
+      <w:r>
+        <w:rPr>
+          <w:b/>
+          <w:bCs/>
+        </w:rPr>
+        <w:t xml:space="preserve">Verdict:</w:t>
+      </w:r>
+      <w:r>
+        <w:t xml:space="preserve"> Phantom Flow earns its seat as an independent voice. It changed the chair's call in 57 of 332 weeks, and the committee did at least as well with it. But the evidence that it </w:t>
+      </w:r>
+      <w:r>
+        <w:rPr>
+          <w:i/>
+          <w:iCs/>
+        </w:rPr>
+        <w:t xml:space="preserve">improves</w:t>
+      </w:r>
+      <w:r>
+        <w:t xml:space="preserve"> the committee is weak and depends mainly on 2020. The honest claim is "it didn't hurt, and it may help".</w:t>
+      </w:r>
+    </w:p>
+    <w:p>
+      <w:pPr>
+        <w:pStyle w:val="Heading2"/>
+      </w:pPr>
+      <w:r>
+        <w:t xml:space="preserve">The signal board</w:t>
+      </w:r>
+    </w:p>
+    <w:p>
+      <w:pPr>
+        <w:keepNext/>
+        <w:spacing w:after="60" w:before="120" w:line="240" w:lineRule="auto"/>
+        <w:jc w:val="center"/>
+      </w:pPr>
+      <w:r>
+        <w:drawing>
+          <wp:inline distT="0" distB="0" distL="0" distR="0">
+            <wp:extent cx="5334000" cy="1533525"/>
+            <wp:effectExtent t="0" r="0" b="0" l="0"/>
+            <wp:docPr id="1" name="docs_img_board.png" descr="Figure 3 — Each expert's weekly call (blue long, red short, grey flat) above what the market actually did" title="Figure 3 — Each expert's weekly call (blue long, red short, grey flat) above what the market actually did"/>
+            <wp:cNvGraphicFramePr>
+              <a:graphicFrameLocks xmlns:a="http://schemas.openxmlformats.org/drawingml/2006/main" noChangeAspect="1"/>
+            </wp:cNvGraphicFramePr>
+            <a:graphic xmlns:a="http://schemas.openxmlformats.org/drawingml/2006/main">
+              <a:graphicData uri="http://schemas.openxmlformats.org/drawingml/2006/picture">
+                <pic:pic xmlns:pic="http://schemas.openxmlformats.org/drawingml/2006/picture">
+                  <pic:nvPicPr>
+                    <pic:cNvPr id="0" name="" descr=""/>
+                    <pic:cNvPicPr>
+                      <a:picLocks noChangeAspect="1" noChangeArrowheads="1"/>
+                    </pic:cNvPicPr>
+                  </pic:nvPicPr>
+                  <pic:blipFill>
+                    <a:blip r:embed="rId13" cstate="none"/>
+                    <a:srcRect/>
+                    <a:stretch>
+                      <a:fillRect/>
+                    </a:stretch>
+                  </pic:blipFill>
+                  <pic:spPr bwMode="auto">
+                    <a:xfrm>
+                      <a:off x="0" y="0"/>
+                      <a:ext cx="5334000" cy="1533525"/>
+                    </a:xfrm>
+                    <a:prstGeom prst="rect">
+                      <a:avLst/>
+                    </a:prstGeom>
+                  </pic:spPr>
+                </pic:pic>
+              </a:graphicData>
+            </a:graphic>
+          </wp:inline>
+        </w:drawing>
+      </w:r>
+    </w:p>
+    <w:p>
+      <w:pPr>
+        <w:spacing w:after="200"/>
+        <w:jc w:val="center"/>
+      </w:pPr>
+      <w:r>
+        <w:rPr>
+          <w:i/>
+          <w:iCs/>
+          <w:color w:val="595959"/>
+          <w:sz w:val="18"/>
+          <w:szCs w:val="18"/>
+        </w:rPr>
         <w:t xml:space="preserve">Figure 3 — Each expert's weekly call (blue long, red short, grey flat) above what the market actually did</w:t>
       </w:r>
     </w:p>
@@ -10063,10 +11957,10 @@
           <w:b/>
           <w:bCs/>
         </w:rPr>
-        <w:t xml:space="preserve">Fixed indicator settings:</w:t>
-      </w:r>
-      <w:r>
-        <w:t xml:space="preserve"> Phantom Flow's settings were chosen before the test and never tuned. Other settings are shown only as a check.</w:t>
+        <w:t xml:space="preserve">Abstention, not guessing:</w:t>
+      </w:r>
+      <w:r>
+        <w:t xml:space="preserve"> the market expert returns nothing when the ladder does not bracket a ±10% move, and the panel treats that as FLAT. It never extrapolates a price it cannot see.</w:t>
       </w:r>
     </w:p>
     <w:p>
@@ -10083,10 +11977,10 @@
           <w:b/>
           <w:bCs/>
         </w:rPr>
-        <w:t xml:space="preserve">No repainting:</w:t>
-      </w:r>
-      <w:r>
-        <w:t xml:space="preserve"> swing points count only after they are confirmed, and a test proves no indicator value uses later data.</w:t>
+        <w:t xml:space="preserve">The rules were written down first:</w:t>
+      </w:r>
+      <w:r>
+        <w:t xml:space="preserve"> both the Phantom Flow check and the market benchmark had their pass/fail conditions fixed before the numbers existed.</w:t>
       </w:r>
     </w:p>
     <w:p>
@@ -10103,10 +11997,10 @@
           <w:b/>
           <w:bCs/>
         </w:rPr>
-        <w:t xml:space="preserve">Reproducible:</w:t>
-      </w:r>
-      <w:r>
-        <w:t xml:space="preserve"> all random seeds are fixed. A second full run gave identical results, apart from rounding at the 16th decimal place.</w:t>
+        <w:t xml:space="preserve">Fixed indicator settings:</w:t>
+      </w:r>
+      <w:r>
+        <w:t xml:space="preserve"> Phantom Flow's settings were chosen before the test and never tuned. Other settings are shown only as a check.</w:t>
       </w:r>
     </w:p>
     <w:p>
@@ -10123,18 +12017,10 @@
           <w:b/>
           <w:bCs/>
         </w:rPr>
-        <w:t xml:space="preserve">Latest week excluded from scoring:</w:t>
-      </w:r>
-      <w:r>
-        <w:t xml:space="preserve"> its outcome is not in the data yet.</w:t>
-      </w:r>
-    </w:p>
-    <w:p>
-      <w:pPr>
-        <w:pStyle w:val="Heading1"/>
-      </w:pPr>
-      <w:r>
-        <w:t xml:space="preserve">7. Read this before trusting the numbers</w:t>
+        <w:t xml:space="preserve">No repainting:</w:t>
+      </w:r>
+      <w:r>
+        <w:t xml:space="preserve"> swing points count only after they are confirmed, and a test proves no indicator value uses later data.</w:t>
       </w:r>
     </w:p>
     <w:p>
@@ -10151,10 +12037,10 @@
           <w:b/>
           <w:bCs/>
         </w:rPr>
-        <w:t xml:space="preserve">One historical path.</w:t>
-      </w:r>
-      <w:r>
-        <w:t xml:space="preserve"> 332 weeks is one run of history. A different period could rank the experts differently.</w:t>
+        <w:t xml:space="preserve">Reproducible:</w:t>
+      </w:r>
+      <w:r>
+        <w:t xml:space="preserve"> all random seeds are fixed. A second full run gave identical results, apart from rounding at the 16th decimal place.</w:t>
       </w:r>
     </w:p>
     <w:p>
@@ -10171,10 +12057,18 @@
           <w:b/>
           <w:bCs/>
         </w:rPr>
-        <w:t xml:space="preserve">A friendly period for holding Bitcoin.</w:t>
-      </w:r>
-      <w:r>
-        <w:t xml:space="preserve"> 2020–2021 was a strong bull market, so buy-and-hold is hard to beat on raw return.</w:t>
+        <w:t xml:space="preserve">Latest week excluded from scoring:</w:t>
+      </w:r>
+      <w:r>
+        <w:t xml:space="preserve"> its outcome is not in the data yet.</w:t>
+      </w:r>
+    </w:p>
+    <w:p>
+      <w:pPr>
+        <w:pStyle w:val="Heading1"/>
+      </w:pPr>
+      <w:r>
+        <w:t xml:space="preserve">7. Read this before trusting the numbers</w:t>
       </w:r>
     </w:p>
     <w:p>
@@ -10191,10 +12085,10 @@
           <w:b/>
           <w:bCs/>
         </w:rPr>
-        <w:t xml:space="preserve">Phantom Flow here is not the paid indicator.</w:t>
-      </w:r>
-      <w:r>
-        <w:t xml:space="preserve"> It follows the published description with standard formulas, on daily closes only. Its gain for the committee may be luck (section 5).</w:t>
+        <w:t xml:space="preserve">One historical path.</w:t>
+      </w:r>
+      <w:r>
+        <w:t xml:space="preserve"> 332 weeks is one run of history. A different period could rank the experts differently.</w:t>
       </w:r>
     </w:p>
     <w:p>
@@ -10211,10 +12105,10 @@
           <w:b/>
           <w:bCs/>
         </w:rPr>
-        <w:t xml:space="preserve">The Jev results are not Jev.</w:t>
-      </w:r>
-      <w:r>
-        <w:t xml:space="preserve"> They come from a hand-written trend-and-valuation rule. Re-run with an API key to test the real model.</w:t>
+        <w:t xml:space="preserve">A friendly period for holding Bitcoin.</w:t>
+      </w:r>
+      <w:r>
+        <w:t xml:space="preserve"> 2020–2021 was a strong bull market, so buy-and-hold is hard to beat on raw return.</w:t>
       </w:r>
     </w:p>
     <w:p>
@@ -10231,10 +12125,10 @@
           <w:b/>
           <w:bCs/>
         </w:rPr>
-        <w:t xml:space="preserve">Weekly shorting assumes it is possible and cheap.</w:t>
-      </w:r>
-      <w:r>
-        <w:t xml:space="preserve"> Real short positions cost funding and borrowing fees that are not included.</w:t>
+        <w:t xml:space="preserve">The market expert covers a short window at best.</w:t>
+      </w:r>
+      <w:r>
+        <w:t xml:space="preserve"> Liquid Bitcoin prediction markets are recent, so it can never be tested over the same 332 weeks as the models. Judge it only on its own sub-period.</w:t>
       </w:r>
     </w:p>
     <w:p>
@@ -10251,10 +12145,10 @@
           <w:b/>
           <w:bCs/>
         </w:rPr>
-        <w:t xml:space="preserve">The data ends in May 2026</w:t>
-      </w:r>
-      <w:r>
-        <w:t xml:space="preserve">, because Coin Metrics' public GitHub files stop there. The "latest call" is therefore four months old.</w:t>
+        <w:t xml:space="preserve">Prediction-market prices carry a risk premium</w:t>
+      </w:r>
+      <w:r>
+        <w:t xml:space="preserve"> and are not pure forecasts. Taking the difference between two symmetric contracts removes most of it, but not all.</w:t>
       </w:r>
     </w:p>
     <w:p>
@@ -10271,6 +12165,86 @@
           <w:b/>
           <w:bCs/>
         </w:rPr>
+        <w:t xml:space="preserve">Phantom Flow here is not the paid indicator.</w:t>
+      </w:r>
+      <w:r>
+        <w:t xml:space="preserve"> It follows the published description with standard formulas, on daily closes only. Its gain for the committee may be luck (section 5).</w:t>
+      </w:r>
+    </w:p>
+    <w:p>
+      <w:pPr>
+        <w:pStyle w:val="ListParagraph"/>
+        <w:numPr>
+          <w:ilvl w:val="0"/>
+          <w:numId w:val="2"/>
+        </w:numPr>
+        <w:spacing w:after="60"/>
+      </w:pPr>
+      <w:r>
+        <w:rPr>
+          <w:b/>
+          <w:bCs/>
+        </w:rPr>
+        <w:t xml:space="preserve">The Jev results are not Jev.</w:t>
+      </w:r>
+      <w:r>
+        <w:t xml:space="preserve"> They come from a hand-written trend-and-valuation rule. Re-run with an API key to test the real model.</w:t>
+      </w:r>
+    </w:p>
+    <w:p>
+      <w:pPr>
+        <w:pStyle w:val="ListParagraph"/>
+        <w:numPr>
+          <w:ilvl w:val="0"/>
+          <w:numId w:val="2"/>
+        </w:numPr>
+        <w:spacing w:after="60"/>
+      </w:pPr>
+      <w:r>
+        <w:rPr>
+          <w:b/>
+          <w:bCs/>
+        </w:rPr>
+        <w:t xml:space="preserve">Weekly shorting assumes it is possible and cheap.</w:t>
+      </w:r>
+      <w:r>
+        <w:t xml:space="preserve"> Real short positions cost funding and borrowing fees that are not included.</w:t>
+      </w:r>
+    </w:p>
+    <w:p>
+      <w:pPr>
+        <w:pStyle w:val="ListParagraph"/>
+        <w:numPr>
+          <w:ilvl w:val="0"/>
+          <w:numId w:val="2"/>
+        </w:numPr>
+        <w:spacing w:after="60"/>
+      </w:pPr>
+      <w:r>
+        <w:rPr>
+          <w:b/>
+          <w:bCs/>
+        </w:rPr>
+        <w:t xml:space="preserve">The data ends in May 2026</w:t>
+      </w:r>
+      <w:r>
+        <w:t xml:space="preserve">, because Coin Metrics' public GitHub files stop there. The "latest call" is therefore four months old.</w:t>
+      </w:r>
+    </w:p>
+    <w:p>
+      <w:pPr>
+        <w:pStyle w:val="ListParagraph"/>
+        <w:numPr>
+          <w:ilvl w:val="0"/>
+          <w:numId w:val="2"/>
+        </w:numPr>
+        <w:spacing w:after="60"/>
+      </w:pPr>
+      <w:r>
+        <w:rPr>
+          <w:b/>
+          <w:bCs/>
+        </w:rPr>
         <w:t xml:space="preserve">Research, not advice.</w:t>
       </w:r>
       <w:r>
@@ -10342,6 +12316,21 @@
           <w:sz w:val="16"/>
           <w:szCs w:val="16"/>
         </w:rPr>
+        <w:t xml:space="preserve">python fetch_markets.py       # optional: prediction-market data (needs internet; adds expert 7)</w:t>
+      </w:r>
+    </w:p>
+    <w:p>
+      <w:pPr>
+        <w:shd w:fill="F4F4F4" w:color="auto" w:val="clear"/>
+        <w:spacing w:after="0" w:before="0" w:line="240"/>
+        <w:ind w:left="120" w:right="120"/>
+      </w:pPr>
+      <w:r>
+        <w:rPr>
+          <w:rFonts w:ascii="Consolas" w:cs="Consolas" w:eastAsia="Consolas" w:hAnsi="Consolas"/>
+          <w:sz w:val="16"/>
+          <w:szCs w:val="16"/>
+        </w:rPr>
         <w:t xml:space="preserve">python pf_effect.py           # did Phantom Flow help? (bootstrap, ex-2020)</w:t>
       </w:r>
     </w:p>
@@ -10403,7 +12392,7 @@
         <w:pStyle w:val="Quote"/>
       </w:pPr>
       <w:r>
-        <w:t xml:space="preserve">"I put models from three of my projects on one committee for Bitcoin and tested them honestly: annual walk-forward retraining, costs included, no look-ahead. I even fixed a test-set leak in my own earlier code. The finding I'd highlight isn't the best single model; it's that a simple committee vote kept buy-and-hold's risk-adjusted return while cutting the worst loss from 75% to 41%. When I added a popular trading indicator, Phantom Flow, it was weak on its own but lifted the committee's Sharpe from 0.93 to 1.05. I then showed that gain is statistically weak and mostly from one year, so I report it as 'didn't hurt, may help'. I'd also point out the mini LLM's failure: it memorised the past, and its surprise score on new data was a warning sign I could have used to switch it off."</w:t>
+        <w:t xml:space="preserve">"I put models from three of my projects on one committee for Bitcoin and tested them honestly: annual walk-forward retraining, costs included, no look-ahead. I even fixed a test-set leak in my own earlier code. The finding I'd highlight isn't the best single model; it's that a simple committee vote kept buy-and-hold's risk-adjusted return while cutting the worst loss from 75% to 41%. When I added a popular trading indicator, Phantom Flow, it was weak on its own but lifted the committee's Sharpe from 0.93 to 1.05. I then showed that gain is statistically weak and mostly from one year, so I report it as 'didn't hurt, may help'. The seventh seat is a prediction market rather than a model, which lets me ask the question I actually care about: can the panel beat a price that people are paid to get right? I set the pass condition before seeing the answer, and I had to handle the fact that those contracts pay on touching a level rather than closing past it — about a factor of two if you read them naively. I'd also point out the mini LLM's failure: it memorised the past, and its surprise score on new data was a warning sign I could have used to switch it off."</w:t>
       </w:r>
     </w:p>
     <w:p>
@@ -11631,6 +13620,416 @@
                 <w:szCs w:val="19"/>
               </w:rPr>
               <w:t xml:space="preserve">Re-drawing the history in chunks many times to see how much a result could vary by luck</w:t>
+            </w:r>
+          </w:p>
+        </w:tc>
+      </w:tr>
+      <w:tr>
+        <w:trPr>
+          <w:tblHeader w:val="false"/>
+        </w:trPr>
+        <w:tc>
+          <w:tcPr>
+            <w:tcW w:type="dxa" w:w="2801"/>
+            <w:tcBorders>
+              <w:top w:val="single" w:color="BFBFBF" w:sz="4"/>
+              <w:left w:val="single" w:color="BFBFBF" w:sz="4"/>
+              <w:bottom w:val="single" w:color="BFBFBF" w:sz="4"/>
+              <w:right w:val="single" w:color="BFBFBF" w:sz="4"/>
+            </w:tcBorders>
+            <w:tcMar>
+              <w:top w:type="dxa" w:w="60"/>
+              <w:left w:type="dxa" w:w="100"/>
+              <w:bottom w:type="dxa" w:w="60"/>
+              <w:right w:type="dxa" w:w="100"/>
+            </w:tcMar>
+          </w:tcPr>
+          <w:p>
+            <w:pPr>
+              <w:spacing w:after="0" w:before="0"/>
+            </w:pPr>
+            <w:r>
+              <w:rPr>
+                <w:sz w:val="19"/>
+                <w:szCs w:val="19"/>
+              </w:rPr>
+              <w:t xml:space="preserve">Prediction market</w:t>
+            </w:r>
+          </w:p>
+        </w:tc>
+        <w:tc>
+          <w:tcPr>
+            <w:tcW w:type="dxa" w:w="6225"/>
+            <w:tcBorders>
+              <w:top w:val="single" w:color="BFBFBF" w:sz="4"/>
+              <w:left w:val="single" w:color="BFBFBF" w:sz="4"/>
+              <w:bottom w:val="single" w:color="BFBFBF" w:sz="4"/>
+              <w:right w:val="single" w:color="BFBFBF" w:sz="4"/>
+            </w:tcBorders>
+            <w:tcMar>
+              <w:top w:type="dxa" w:w="60"/>
+              <w:left w:type="dxa" w:w="100"/>
+              <w:bottom w:type="dxa" w:w="60"/>
+              <w:right w:type="dxa" w:w="100"/>
+            </w:tcMar>
+          </w:tcPr>
+          <w:p>
+            <w:pPr>
+              <w:spacing w:after="0" w:before="0"/>
+            </w:pPr>
+            <w:r>
+              <w:rPr>
+                <w:sz w:val="19"/>
+                <w:szCs w:val="19"/>
+              </w:rPr>
+              <w:t xml:space="preserve">A market in contracts that pay £1 if something happens, so the price reads as a probability</w:t>
+            </w:r>
+          </w:p>
+        </w:tc>
+      </w:tr>
+      <w:tr>
+        <w:trPr>
+          <w:tblHeader w:val="false"/>
+        </w:trPr>
+        <w:tc>
+          <w:tcPr>
+            <w:tcW w:type="dxa" w:w="2801"/>
+            <w:tcBorders>
+              <w:top w:val="single" w:color="BFBFBF" w:sz="4"/>
+              <w:left w:val="single" w:color="BFBFBF" w:sz="4"/>
+              <w:bottom w:val="single" w:color="BFBFBF" w:sz="4"/>
+              <w:right w:val="single" w:color="BFBFBF" w:sz="4"/>
+            </w:tcBorders>
+            <w:tcMar>
+              <w:top w:type="dxa" w:w="60"/>
+              <w:left w:type="dxa" w:w="100"/>
+              <w:bottom w:type="dxa" w:w="60"/>
+              <w:right w:type="dxa" w:w="100"/>
+            </w:tcMar>
+          </w:tcPr>
+          <w:p>
+            <w:pPr>
+              <w:spacing w:after="0" w:before="0"/>
+            </w:pPr>
+            <w:r>
+              <w:rPr>
+                <w:sz w:val="19"/>
+                <w:szCs w:val="19"/>
+              </w:rPr>
+              <w:t xml:space="preserve">Touch (barrier) contract</w:t>
+            </w:r>
+          </w:p>
+        </w:tc>
+        <w:tc>
+          <w:tcPr>
+            <w:tcW w:type="dxa" w:w="6225"/>
+            <w:tcBorders>
+              <w:top w:val="single" w:color="BFBFBF" w:sz="4"/>
+              <w:left w:val="single" w:color="BFBFBF" w:sz="4"/>
+              <w:bottom w:val="single" w:color="BFBFBF" w:sz="4"/>
+              <w:right w:val="single" w:color="BFBFBF" w:sz="4"/>
+            </w:tcBorders>
+            <w:tcMar>
+              <w:top w:type="dxa" w:w="60"/>
+              <w:left w:type="dxa" w:w="100"/>
+              <w:bottom w:type="dxa" w:w="60"/>
+              <w:right w:type="dxa" w:w="100"/>
+            </w:tcMar>
+          </w:tcPr>
+          <w:p>
+            <w:pPr>
+              <w:spacing w:after="0" w:before="0"/>
+            </w:pPr>
+            <w:r>
+              <w:rPr>
+                <w:sz w:val="19"/>
+                <w:szCs w:val="19"/>
+              </w:rPr>
+              <w:t xml:space="preserve">Pays out if the price </w:t>
+            </w:r>
+            <w:r>
+              <w:rPr>
+                <w:i/>
+                <w:iCs/>
+                <w:sz w:val="19"/>
+                <w:szCs w:val="19"/>
+              </w:rPr>
+              <w:t xml:space="preserve">ever</w:t>
+            </w:r>
+            <w:r>
+              <w:rPr>
+                <w:sz w:val="19"/>
+                <w:szCs w:val="19"/>
+              </w:rPr>
+              <w:t xml:space="preserve"> reaches a level, not just if it ends there — roughly twice as likely</w:t>
+            </w:r>
+          </w:p>
+        </w:tc>
+      </w:tr>
+      <w:tr>
+        <w:trPr>
+          <w:tblHeader w:val="false"/>
+        </w:trPr>
+        <w:tc>
+          <w:tcPr>
+            <w:tcW w:type="dxa" w:w="2801"/>
+            <w:tcBorders>
+              <w:top w:val="single" w:color="BFBFBF" w:sz="4"/>
+              <w:left w:val="single" w:color="BFBFBF" w:sz="4"/>
+              <w:bottom w:val="single" w:color="BFBFBF" w:sz="4"/>
+              <w:right w:val="single" w:color="BFBFBF" w:sz="4"/>
+            </w:tcBorders>
+            <w:tcMar>
+              <w:top w:type="dxa" w:w="60"/>
+              <w:left w:type="dxa" w:w="100"/>
+              <w:bottom w:type="dxa" w:w="60"/>
+              <w:right w:type="dxa" w:w="100"/>
+            </w:tcMar>
+          </w:tcPr>
+          <w:p>
+            <w:pPr>
+              <w:spacing w:after="0" w:before="0"/>
+            </w:pPr>
+            <w:r>
+              <w:rPr>
+                <w:sz w:val="19"/>
+                <w:szCs w:val="19"/>
+              </w:rPr>
+              <w:t xml:space="preserve">Terminal contract</w:t>
+            </w:r>
+          </w:p>
+        </w:tc>
+        <w:tc>
+          <w:tcPr>
+            <w:tcW w:type="dxa" w:w="6225"/>
+            <w:tcBorders>
+              <w:top w:val="single" w:color="BFBFBF" w:sz="4"/>
+              <w:left w:val="single" w:color="BFBFBF" w:sz="4"/>
+              <w:bottom w:val="single" w:color="BFBFBF" w:sz="4"/>
+              <w:right w:val="single" w:color="BFBFBF" w:sz="4"/>
+            </w:tcBorders>
+            <w:tcMar>
+              <w:top w:type="dxa" w:w="60"/>
+              <w:left w:type="dxa" w:w="100"/>
+              <w:bottom w:type="dxa" w:w="60"/>
+              <w:right w:type="dxa" w:w="100"/>
+            </w:tcMar>
+          </w:tcPr>
+          <w:p>
+            <w:pPr>
+              <w:spacing w:after="0" w:before="0"/>
+            </w:pPr>
+            <w:r>
+              <w:rPr>
+                <w:sz w:val="19"/>
+                <w:szCs w:val="19"/>
+              </w:rPr>
+              <w:t xml:space="preserve">Pays out on where the price </w:t>
+            </w:r>
+            <w:r>
+              <w:rPr>
+                <w:i/>
+                <w:iCs/>
+                <w:sz w:val="19"/>
+                <w:szCs w:val="19"/>
+              </w:rPr>
+              <w:t xml:space="preserve">closes</w:t>
+            </w:r>
+            <w:r>
+              <w:rPr>
+                <w:sz w:val="19"/>
+                <w:szCs w:val="19"/>
+              </w:rPr>
+              <w:t xml:space="preserve"> at a set moment; Kalshi's Bitcoin ranges are these</w:t>
+            </w:r>
+          </w:p>
+        </w:tc>
+      </w:tr>
+      <w:tr>
+        <w:trPr>
+          <w:tblHeader w:val="false"/>
+        </w:trPr>
+        <w:tc>
+          <w:tcPr>
+            <w:tcW w:type="dxa" w:w="2801"/>
+            <w:tcBorders>
+              <w:top w:val="single" w:color="BFBFBF" w:sz="4"/>
+              <w:left w:val="single" w:color="BFBFBF" w:sz="4"/>
+              <w:bottom w:val="single" w:color="BFBFBF" w:sz="4"/>
+              <w:right w:val="single" w:color="BFBFBF" w:sz="4"/>
+            </w:tcBorders>
+            <w:tcMar>
+              <w:top w:type="dxa" w:w="60"/>
+              <w:left w:type="dxa" w:w="100"/>
+              <w:bottom w:type="dxa" w:w="60"/>
+              <w:right w:type="dxa" w:w="100"/>
+            </w:tcMar>
+          </w:tcPr>
+          <w:p>
+            <w:pPr>
+              <w:spacing w:after="0" w:before="0"/>
+            </w:pPr>
+            <w:r>
+              <w:rPr>
+                <w:sz w:val="19"/>
+                <w:szCs w:val="19"/>
+              </w:rPr>
+              <w:t xml:space="preserve">Lean</w:t>
+            </w:r>
+          </w:p>
+        </w:tc>
+        <w:tc>
+          <w:tcPr>
+            <w:tcW w:type="dxa" w:w="6225"/>
+            <w:tcBorders>
+              <w:top w:val="single" w:color="BFBFBF" w:sz="4"/>
+              <w:left w:val="single" w:color="BFBFBF" w:sz="4"/>
+              <w:bottom w:val="single" w:color="BFBFBF" w:sz="4"/>
+              <w:right w:val="single" w:color="BFBFBF" w:sz="4"/>
+            </w:tcBorders>
+            <w:tcMar>
+              <w:top w:type="dxa" w:w="60"/>
+              <w:left w:type="dxa" w:w="100"/>
+              <w:bottom w:type="dxa" w:w="60"/>
+              <w:right w:type="dxa" w:w="100"/>
+            </w:tcMar>
+          </w:tcPr>
+          <w:p>
+            <w:pPr>
+              <w:spacing w:after="0" w:before="0"/>
+            </w:pPr>
+            <w:r>
+              <w:rPr>
+                <w:sz w:val="19"/>
+                <w:szCs w:val="19"/>
+              </w:rPr>
+              <w:t xml:space="preserve">The gap between what the crowd pays for an up move and for an equal-sized down move</w:t>
+            </w:r>
+          </w:p>
+        </w:tc>
+      </w:tr>
+      <w:tr>
+        <w:trPr>
+          <w:tblHeader w:val="false"/>
+        </w:trPr>
+        <w:tc>
+          <w:tcPr>
+            <w:tcW w:type="dxa" w:w="2801"/>
+            <w:tcBorders>
+              <w:top w:val="single" w:color="BFBFBF" w:sz="4"/>
+              <w:left w:val="single" w:color="BFBFBF" w:sz="4"/>
+              <w:bottom w:val="single" w:color="BFBFBF" w:sz="4"/>
+              <w:right w:val="single" w:color="BFBFBF" w:sz="4"/>
+            </w:tcBorders>
+            <w:tcMar>
+              <w:top w:type="dxa" w:w="60"/>
+              <w:left w:type="dxa" w:w="100"/>
+              <w:bottom w:type="dxa" w:w="60"/>
+              <w:right w:type="dxa" w:w="100"/>
+            </w:tcMar>
+          </w:tcPr>
+          <w:p>
+            <w:pPr>
+              <w:spacing w:after="0" w:before="0"/>
+            </w:pPr>
+            <w:r>
+              <w:rPr>
+                <w:sz w:val="19"/>
+                <w:szCs w:val="19"/>
+              </w:rPr>
+              <w:t xml:space="preserve">Brier score</w:t>
+            </w:r>
+          </w:p>
+        </w:tc>
+        <w:tc>
+          <w:tcPr>
+            <w:tcW w:type="dxa" w:w="6225"/>
+            <w:tcBorders>
+              <w:top w:val="single" w:color="BFBFBF" w:sz="4"/>
+              <w:left w:val="single" w:color="BFBFBF" w:sz="4"/>
+              <w:bottom w:val="single" w:color="BFBFBF" w:sz="4"/>
+              <w:right w:val="single" w:color="BFBFBF" w:sz="4"/>
+            </w:tcBorders>
+            <w:tcMar>
+              <w:top w:type="dxa" w:w="60"/>
+              <w:left w:type="dxa" w:w="100"/>
+              <w:bottom w:type="dxa" w:w="60"/>
+              <w:right w:type="dxa" w:w="100"/>
+            </w:tcMar>
+          </w:tcPr>
+          <w:p>
+            <w:pPr>
+              <w:spacing w:after="0" w:before="0"/>
+            </w:pPr>
+            <w:r>
+              <w:rPr>
+                <w:sz w:val="19"/>
+                <w:szCs w:val="19"/>
+              </w:rPr>
+              <w:t xml:space="preserve">How far a probability was from what happened: lower is better, and always saying 50% scores 0.25</w:t>
+            </w:r>
+          </w:p>
+        </w:tc>
+      </w:tr>
+      <w:tr>
+        <w:trPr>
+          <w:tblHeader w:val="false"/>
+        </w:trPr>
+        <w:tc>
+          <w:tcPr>
+            <w:tcW w:type="dxa" w:w="2801"/>
+            <w:tcBorders>
+              <w:top w:val="single" w:color="BFBFBF" w:sz="4"/>
+              <w:left w:val="single" w:color="BFBFBF" w:sz="4"/>
+              <w:bottom w:val="single" w:color="BFBFBF" w:sz="4"/>
+              <w:right w:val="single" w:color="BFBFBF" w:sz="4"/>
+            </w:tcBorders>
+            <w:tcMar>
+              <w:top w:type="dxa" w:w="60"/>
+              <w:left w:type="dxa" w:w="100"/>
+              <w:bottom w:type="dxa" w:w="60"/>
+              <w:right w:type="dxa" w:w="100"/>
+            </w:tcMar>
+          </w:tcPr>
+          <w:p>
+            <w:pPr>
+              <w:spacing w:after="0" w:before="0"/>
+            </w:pPr>
+            <w:r>
+              <w:rPr>
+                <w:sz w:val="19"/>
+                <w:szCs w:val="19"/>
+              </w:rPr>
+              <w:t xml:space="preserve">Efficient-market null</w:t>
+            </w:r>
+          </w:p>
+        </w:tc>
+        <w:tc>
+          <w:tcPr>
+            <w:tcW w:type="dxa" w:w="6225"/>
+            <w:tcBorders>
+              <w:top w:val="single" w:color="BFBFBF" w:sz="4"/>
+              <w:left w:val="single" w:color="BFBFBF" w:sz="4"/>
+              <w:bottom w:val="single" w:color="BFBFBF" w:sz="4"/>
+              <w:right w:val="single" w:color="BFBFBF" w:sz="4"/>
+            </w:tcBorders>
+            <w:tcMar>
+              <w:top w:type="dxa" w:w="60"/>
+              <w:left w:type="dxa" w:w="100"/>
+              <w:bottom w:type="dxa" w:w="60"/>
+              <w:right w:type="dxa" w:w="100"/>
+            </w:tcMar>
+          </w:tcPr>
+          <w:p>
+            <w:pPr>
+              <w:spacing w:after="0" w:before="0"/>
+            </w:pPr>
+            <w:r>
+              <w:rPr>
+                <w:sz w:val="19"/>
+                <w:szCs w:val="19"/>
+              </w:rPr>
+              <w:t xml:space="preserve">The assumption that a traded price already contains everything knowable, so no model should beat it</w:t>
             </w:r>
           </w:p>
         </w:tc>
@@ -11932,6 +14331,12 @@
     </w:lvlOverride>
   </w:num>
   <w:num w:numId="4">
+    <w:abstractNumId w:val="3"/>
+    <w:lvlOverride w:ilvl="0">
+      <w:startOverride w:val="1"/>
+    </w:lvlOverride>
+  </w:num>
+  <w:num w:numId="5">
     <w:abstractNumId w:val="3"/>
     <w:lvlOverride w:ilvl="0">
       <w:startOverride w:val="1"/>
